--- a/Inputs/Templates/MF Gasolinera.docx
+++ b/Inputs/Templates/MF Gasolinera.docx
@@ -1,6 +1,6 @@
 
 <file path=word/document.xml><?xml version="1.0" encoding="utf-8"?>
-<w:document xmlns:wpc="http://schemas.microsoft.com/office/word/2010/wordprocessingCanvas" xmlns:cx="http://schemas.microsoft.com/office/drawing/2014/chartex" xmlns:cx1="http://schemas.microsoft.com/office/drawing/2015/9/8/chartex" xmlns:cx2="http://schemas.microsoft.com/office/drawing/2015/10/21/chartex" xmlns:cx3="http://schemas.microsoft.com/office/drawing/2016/5/9/chartex" xmlns:cx4="http://schemas.microsoft.com/office/drawing/2016/5/10/chartex" xmlns:cx5="http://schemas.microsoft.com/office/drawing/2016/5/11/chartex" xmlns:cx6="http://schemas.microsoft.com/office/drawing/2016/5/12/chartex" xmlns:cx7="http://schemas.microsoft.com/office/drawing/2016/5/13/chartex" xmlns:cx8="http://schemas.microsoft.com/office/drawing/2016/5/14/chartex" xmlns:mc="http://schemas.openxmlformats.org/markup-compatibility/2006" xmlns:aink="http://schemas.microsoft.com/office/drawing/2016/ink" xmlns:am3d="http://schemas.microsoft.com/office/drawing/2017/model3d" xmlns:o="urn:schemas-microsoft-com:office:office" xmlns:oel="http://schemas.microsoft.com/office/2019/extlst" xmlns:r="http://schemas.openxmlformats.org/officeDocument/2006/relationships" xmlns:m="http://schemas.openxmlformats.org/officeDocument/2006/math" xmlns:v="urn:schemas-microsoft-com:vml" xmlns:wp14="http://schemas.microsoft.com/office/word/2010/wordprocessingDrawing" xmlns:wp="http://schemas.openxmlformats.org/drawingml/2006/wordprocessingDrawing" xmlns:w10="urn:schemas-microsoft-com:office:word" xmlns:w="http://schemas.openxmlformats.org/wordprocessingml/2006/main" xmlns:w14="http://schemas.microsoft.com/office/word/2010/wordml" xmlns:w15="http://schemas.microsoft.com/office/word/2012/wordml" xmlns:w16cex="http://schemas.microsoft.com/office/word/2018/wordml/cex" xmlns:w16cid="http://schemas.microsoft.com/office/word/2016/wordml/cid" xmlns:w16="http://schemas.microsoft.com/office/word/2018/wordml" xmlns:w16sdtdh="http://schemas.microsoft.com/office/word/2020/wordml/sdtdatahash" xmlns:w16se="http://schemas.microsoft.com/office/word/2015/wordml/symex" xmlns:wpg="http://schemas.microsoft.com/office/word/2010/wordprocessingGroup" xmlns:wpi="http://schemas.microsoft.com/office/word/2010/wordprocessingInk" xmlns:wne="http://schemas.microsoft.com/office/word/2006/wordml" xmlns:wps="http://schemas.microsoft.com/office/word/2010/wordprocessingShape" mc:Ignorable="w14 w15 w16se w16cid w16 w16cex w16sdtdh wp14">
+<w:document xmlns:wpc="http://schemas.microsoft.com/office/word/2010/wordprocessingCanvas" xmlns:cx="http://schemas.microsoft.com/office/drawing/2014/chartex" xmlns:cx1="http://schemas.microsoft.com/office/drawing/2015/9/8/chartex" xmlns:cx2="http://schemas.microsoft.com/office/drawing/2015/10/21/chartex" xmlns:cx3="http://schemas.microsoft.com/office/drawing/2016/5/9/chartex" xmlns:cx4="http://schemas.microsoft.com/office/drawing/2016/5/10/chartex" xmlns:cx5="http://schemas.microsoft.com/office/drawing/2016/5/11/chartex" xmlns:cx6="http://schemas.microsoft.com/office/drawing/2016/5/12/chartex" xmlns:cx7="http://schemas.microsoft.com/office/drawing/2016/5/13/chartex" xmlns:cx8="http://schemas.microsoft.com/office/drawing/2016/5/14/chartex" xmlns:mc="http://schemas.openxmlformats.org/markup-compatibility/2006" xmlns:aink="http://schemas.microsoft.com/office/drawing/2016/ink" xmlns:am3d="http://schemas.microsoft.com/office/drawing/2017/model3d" xmlns:o="urn:schemas-microsoft-com:office:office" xmlns:oel="http://schemas.microsoft.com/office/2019/extlst" xmlns:r="http://schemas.openxmlformats.org/officeDocument/2006/relationships" xmlns:m="http://schemas.openxmlformats.org/officeDocument/2006/math" xmlns:v="urn:schemas-microsoft-com:vml" xmlns:wp14="http://schemas.microsoft.com/office/word/2010/wordprocessingDrawing" xmlns:wp="http://schemas.openxmlformats.org/drawingml/2006/wordprocessingDrawing" xmlns:w10="urn:schemas-microsoft-com:office:word" xmlns:w="http://schemas.openxmlformats.org/wordprocessingml/2006/main" xmlns:w14="http://schemas.microsoft.com/office/word/2010/wordml" xmlns:w15="http://schemas.microsoft.com/office/word/2012/wordml" xmlns:w16cex="http://schemas.microsoft.com/office/word/2018/wordml/cex" xmlns:w16cid="http://schemas.microsoft.com/office/word/2016/wordml/cid" xmlns:w16="http://schemas.microsoft.com/office/word/2018/wordml" xmlns:w16du="http://schemas.microsoft.com/office/word/2023/wordml/word16du" xmlns:w16sdtdh="http://schemas.microsoft.com/office/word/2020/wordml/sdtdatahash" xmlns:w16se="http://schemas.microsoft.com/office/word/2015/wordml/symex" xmlns:wpg="http://schemas.microsoft.com/office/word/2010/wordprocessingGroup" xmlns:wpi="http://schemas.microsoft.com/office/word/2010/wordprocessingInk" xmlns:wne="http://schemas.microsoft.com/office/word/2006/wordml" xmlns:wps="http://schemas.microsoft.com/office/word/2010/wordprocessingShape" mc:Ignorable="w14 w15 w16se w16cid w16 w16cex w16sdtdh w16du wp14">
   <w:body>
     <w:p>
       <w:pPr>
@@ -84,234 +84,6 @@
             </w:r>
           </w:p>
         </w:tc>
-        <w:sdt>
-          <w:sdtPr>
-            <w:rPr>
-              <w:rFonts w:ascii="Arial" w:hAnsi="Arial" w:cs="Arial"/>
-              <w:b/>
-              <w:bCs/>
-            </w:rPr>
-            <w:id w:val="-1804766131"/>
-            <w:showingPlcHdr/>
-            <w:picture/>
-          </w:sdtPr>
-          <w:sdtContent>
-            <w:tc>
-              <w:tcPr>
-                <w:tcW w:w="3866" w:type="dxa"/>
-                <w:vAlign w:val="center"/>
-              </w:tcPr>
-              <w:p>
-                <w:pPr>
-                  <w:jc w:val="center"/>
-                  <w:rPr>
-                    <w:rFonts w:ascii="Arial" w:hAnsi="Arial" w:cs="Arial"/>
-                    <w:b/>
-                    <w:bCs/>
-                  </w:rPr>
-                </w:pPr>
-                <w:r>
-                  <w:rPr>
-                    <w:rFonts w:ascii="Arial" w:hAnsi="Arial" w:cs="Arial"/>
-                    <w:b/>
-                    <w:bCs/>
-                    <w:noProof/>
-                  </w:rPr>
-                  <w:drawing>
-                    <wp:inline distT="0" distB="0" distL="0" distR="0" wp14:anchorId="35637C7A" wp14:editId="44AB15CF">
-                      <wp:extent cx="2160000" cy="2160000"/>
-                      <wp:effectExtent l="0" t="0" r="0" b="0"/>
-                      <wp:docPr id="1" name="Imagen 1"/>
-                      <wp:cNvGraphicFramePr>
-                        <a:graphicFrameLocks xmlns:a="http://schemas.openxmlformats.org/drawingml/2006/main" noChangeAspect="1"/>
-                      </wp:cNvGraphicFramePr>
-                      <a:graphic xmlns:a="http://schemas.openxmlformats.org/drawingml/2006/main">
-                        <a:graphicData uri="http://schemas.openxmlformats.org/drawingml/2006/picture">
-                          <pic:pic xmlns:pic="http://schemas.openxmlformats.org/drawingml/2006/picture">
-                            <pic:nvPicPr>
-                              <pic:cNvPr id="0" name="Picture 1"/>
-                              <pic:cNvPicPr>
-                                <a:picLocks noChangeAspect="1" noChangeArrowheads="1"/>
-                              </pic:cNvPicPr>
-                            </pic:nvPicPr>
-                            <pic:blipFill>
-                              <a:blip r:embed="rId9">
-                                <a:extLst>
-                                  <a:ext uri="{28A0092B-C50C-407E-A947-70E740481C1C}">
-                                    <a14:useLocalDpi xmlns:a14="http://schemas.microsoft.com/office/drawing/2010/main" val="0"/>
-                                  </a:ext>
-                                </a:extLst>
-                              </a:blip>
-                              <a:srcRect/>
-                              <a:stretch>
-                                <a:fillRect/>
-                              </a:stretch>
-                            </pic:blipFill>
-                            <pic:spPr bwMode="auto">
-                              <a:xfrm>
-                                <a:off x="0" y="0"/>
-                                <a:ext cx="2160000" cy="2160000"/>
-                              </a:xfrm>
-                              <a:prstGeom prst="rect">
-                                <a:avLst/>
-                              </a:prstGeom>
-                              <a:noFill/>
-                              <a:ln>
-                                <a:noFill/>
-                              </a:ln>
-                            </pic:spPr>
-                          </pic:pic>
-                        </a:graphicData>
-                      </a:graphic>
-                    </wp:inline>
-                  </w:drawing>
-                </w:r>
-              </w:p>
-            </w:tc>
-          </w:sdtContent>
-        </w:sdt>
-      </w:tr>
-      <w:tr>
-        <w:trPr>
-          <w:trHeight w:val="3685"/>
-        </w:trPr>
-        <w:tc>
-          <w:tcPr>
-            <w:tcW w:w="4962" w:type="dxa"/>
-            <w:vAlign w:val="center"/>
-          </w:tcPr>
-          <w:p>
-            <w:pPr>
-              <w:jc w:val="both"/>
-              <w:rPr>
-                <w:rFonts w:ascii="Arial" w:hAnsi="Arial" w:cs="Arial"/>
-                <w:b/>
-                <w:bCs/>
-              </w:rPr>
-            </w:pPr>
-            <w:r>
-              <w:rPr>
-                <w:rFonts w:ascii="Arial" w:hAnsi="Arial" w:cs="Arial"/>
-                <w:bCs/>
-              </w:rPr>
-              <w:t>De las condiciones de seguridad de los edificios, locales, instalaciones y áreas en los centros de trabajo para su adecuado funcionamiento y conservación, con la finalidad de prevenir riesgos a los trabajadores y alumnos que los visitan.</w:t>
-            </w:r>
-          </w:p>
-        </w:tc>
-        <w:sdt>
-          <w:sdtPr>
-            <w:rPr>
-              <w:rFonts w:ascii="Arial" w:hAnsi="Arial" w:cs="Arial"/>
-              <w:b/>
-              <w:bCs/>
-            </w:rPr>
-            <w:id w:val="-363516462"/>
-            <w:showingPlcHdr/>
-            <w:picture/>
-          </w:sdtPr>
-          <w:sdtContent>
-            <w:tc>
-              <w:tcPr>
-                <w:tcW w:w="3866" w:type="dxa"/>
-                <w:vAlign w:val="center"/>
-              </w:tcPr>
-              <w:p>
-                <w:pPr>
-                  <w:jc w:val="center"/>
-                  <w:rPr>
-                    <w:rFonts w:ascii="Arial" w:hAnsi="Arial" w:cs="Arial"/>
-                    <w:b/>
-                    <w:bCs/>
-                  </w:rPr>
-                </w:pPr>
-                <w:r>
-                  <w:rPr>
-                    <w:rFonts w:ascii="Arial" w:hAnsi="Arial" w:cs="Arial"/>
-                    <w:b/>
-                    <w:bCs/>
-                    <w:noProof/>
-                  </w:rPr>
-                  <w:drawing>
-                    <wp:inline distT="0" distB="0" distL="0" distR="0" wp14:anchorId="72707698" wp14:editId="5F82A199">
-                      <wp:extent cx="2160000" cy="2160000"/>
-                      <wp:effectExtent l="0" t="0" r="0" b="0"/>
-                      <wp:docPr id="2" name="Imagen 1"/>
-                      <wp:cNvGraphicFramePr>
-                        <a:graphicFrameLocks xmlns:a="http://schemas.openxmlformats.org/drawingml/2006/main" noChangeAspect="1"/>
-                      </wp:cNvGraphicFramePr>
-                      <a:graphic xmlns:a="http://schemas.openxmlformats.org/drawingml/2006/main">
-                        <a:graphicData uri="http://schemas.openxmlformats.org/drawingml/2006/picture">
-                          <pic:pic xmlns:pic="http://schemas.openxmlformats.org/drawingml/2006/picture">
-                            <pic:nvPicPr>
-                              <pic:cNvPr id="0" name="Picture 2"/>
-                              <pic:cNvPicPr>
-                                <a:picLocks noChangeAspect="1" noChangeArrowheads="1"/>
-                              </pic:cNvPicPr>
-                            </pic:nvPicPr>
-                            <pic:blipFill>
-                              <a:blip r:embed="rId9">
-                                <a:extLst>
-                                  <a:ext uri="{28A0092B-C50C-407E-A947-70E740481C1C}">
-                                    <a14:useLocalDpi xmlns:a14="http://schemas.microsoft.com/office/drawing/2010/main" val="0"/>
-                                  </a:ext>
-                                </a:extLst>
-                              </a:blip>
-                              <a:srcRect/>
-                              <a:stretch>
-                                <a:fillRect/>
-                              </a:stretch>
-                            </pic:blipFill>
-                            <pic:spPr bwMode="auto">
-                              <a:xfrm>
-                                <a:off x="0" y="0"/>
-                                <a:ext cx="2160000" cy="2160000"/>
-                              </a:xfrm>
-                              <a:prstGeom prst="rect">
-                                <a:avLst/>
-                              </a:prstGeom>
-                              <a:noFill/>
-                              <a:ln>
-                                <a:noFill/>
-                              </a:ln>
-                            </pic:spPr>
-                          </pic:pic>
-                        </a:graphicData>
-                      </a:graphic>
-                    </wp:inline>
-                  </w:drawing>
-                </w:r>
-              </w:p>
-            </w:tc>
-          </w:sdtContent>
-        </w:sdt>
-      </w:tr>
-      <w:tr>
-        <w:trPr>
-          <w:trHeight w:val="3685"/>
-        </w:trPr>
-        <w:tc>
-          <w:tcPr>
-            <w:tcW w:w="4962" w:type="dxa"/>
-            <w:vAlign w:val="center"/>
-          </w:tcPr>
-          <w:p>
-            <w:pPr>
-              <w:jc w:val="both"/>
-              <w:rPr>
-                <w:rFonts w:ascii="Arial" w:hAnsi="Arial" w:cs="Arial"/>
-                <w:b/>
-                <w:bCs/>
-              </w:rPr>
-            </w:pPr>
-            <w:r>
-              <w:rPr>
-                <w:rFonts w:ascii="Arial" w:hAnsi="Arial" w:cs="Arial"/>
-                <w:bCs/>
-              </w:rPr>
-              <w:t>Proporcionar mantenimiento a los extintores como resultado de las revisiones mensuales. Dicho mantenimiento deberá estar garantizado conforme a lo establecido y habrá de proporcionarse al menos una vez por año, mantener libres de obstáculos, y previo señalamiento informativo.</w:t>
-            </w:r>
-          </w:p>
-        </w:tc>
         <w:tc>
           <w:tcPr>
             <w:tcW w:w="3866" w:type="dxa"/>
@@ -324,19 +96,11 @@
                 <w:rFonts w:ascii="Arial" w:hAnsi="Arial" w:cs="Arial"/>
               </w:rPr>
             </w:pPr>
-            <w:proofErr w:type="gramStart"/>
-            <w:r>
-              <w:rPr>
-                <w:rFonts w:ascii="Arial" w:hAnsi="Arial" w:cs="Arial"/>
-              </w:rPr>
-              <w:t>{{ ext</w:t>
-            </w:r>
-            <w:proofErr w:type="gramEnd"/>
-            <w:r>
-              <w:rPr>
-                <w:rFonts w:ascii="Arial" w:hAnsi="Arial" w:cs="Arial"/>
-              </w:rPr>
-              <w:t>1 }}</w:t>
+            <w:r>
+              <w:rPr>
+                <w:rFonts w:ascii="Arial" w:hAnsi="Arial" w:cs="Arial"/>
+              </w:rPr>
+              <w:t>{{ fachada }}</w:t>
             </w:r>
           </w:p>
         </w:tc>
@@ -364,15 +128,7 @@
                 <w:rFonts w:ascii="Arial" w:hAnsi="Arial" w:cs="Arial"/>
                 <w:bCs/>
               </w:rPr>
-              <w:lastRenderedPageBreak/>
-              <w:t>Las vías de evacuación, tanto verticales y horizontales se   encuentran calculadas para una correcta evacuación de la estación, debe mencionarse que deben permanecer libres de obstáculos permanentemente, aún en áreas de ingreso egreso en tiempo menor o provisional en el tramo de ingreso</w:t>
-            </w:r>
-            <w:r>
-              <w:rPr>
-                <w:rFonts w:ascii="Arial" w:hAnsi="Arial" w:cs="Arial"/>
-                <w:bCs/>
-              </w:rPr>
-              <w:t>.</w:t>
+              <w:t>De las condiciones de seguridad de los edificios, locales, instalaciones y áreas en los centros de trabajo para su adecuado funcionamiento y conservación, con la finalidad de prevenir riesgos a los trabajadores y alumnos que los visitan.</w:t>
             </w:r>
           </w:p>
         </w:tc>
@@ -388,19 +144,23 @@
                 <w:rFonts w:ascii="Arial" w:hAnsi="Arial" w:cs="Arial"/>
               </w:rPr>
             </w:pPr>
-            <w:proofErr w:type="gramStart"/>
-            <w:r>
-              <w:rPr>
-                <w:rFonts w:ascii="Arial" w:hAnsi="Arial" w:cs="Arial"/>
-              </w:rPr>
-              <w:t>{{ ruta</w:t>
-            </w:r>
-            <w:proofErr w:type="gramEnd"/>
-            <w:r>
-              <w:rPr>
-                <w:rFonts w:ascii="Arial" w:hAnsi="Arial" w:cs="Arial"/>
-              </w:rPr>
-              <w:t>1 }}</w:t>
+            <w:r>
+              <w:rPr>
+                <w:rFonts w:ascii="Arial" w:hAnsi="Arial" w:cs="Arial"/>
+              </w:rPr>
+              <w:t xml:space="preserve">{{ </w:t>
+            </w:r>
+            <w:r>
+              <w:rPr>
+                <w:rFonts w:ascii="Arial" w:hAnsi="Arial" w:cs="Arial"/>
+              </w:rPr>
+              <w:t>mueble1</w:t>
+            </w:r>
+            <w:r>
+              <w:rPr>
+                <w:rFonts w:ascii="Arial" w:hAnsi="Arial" w:cs="Arial"/>
+              </w:rPr>
+              <w:t xml:space="preserve"> }}</w:t>
             </w:r>
           </w:p>
         </w:tc>
@@ -428,14 +188,7 @@
                 <w:rFonts w:ascii="Arial" w:hAnsi="Arial" w:cs="Arial"/>
                 <w:bCs/>
               </w:rPr>
-              <w:t>En el acceso y salida de emergencia se recomienda mantener libre el paso en caso de que se materialice un fenómeno perturbador y se pueda salir rápidamente sin obstrucciones</w:t>
-            </w:r>
-            <w:r>
-              <w:rPr>
-                <w:rFonts w:ascii="Arial" w:hAnsi="Arial" w:cs="Arial"/>
-                <w:bCs/>
-              </w:rPr>
-              <w:t>.</w:t>
+              <w:t>Proporcionar mantenimiento a los extintores como resultado de las revisiones mensuales. Dicho mantenimiento deberá estar garantizado conforme a lo establecido y habrá de proporcionarse al menos una vez por año, mantener libres de obstáculos, y previo señalamiento informativo.</w:t>
             </w:r>
           </w:p>
         </w:tc>
@@ -451,19 +204,11 @@
                 <w:rFonts w:ascii="Arial" w:hAnsi="Arial" w:cs="Arial"/>
               </w:rPr>
             </w:pPr>
-            <w:proofErr w:type="gramStart"/>
-            <w:r>
-              <w:rPr>
-                <w:rFonts w:ascii="Arial" w:hAnsi="Arial" w:cs="Arial"/>
-              </w:rPr>
-              <w:t>{{ salida</w:t>
-            </w:r>
-            <w:proofErr w:type="gramEnd"/>
-            <w:r>
-              <w:rPr>
-                <w:rFonts w:ascii="Arial" w:hAnsi="Arial" w:cs="Arial"/>
-              </w:rPr>
-              <w:t xml:space="preserve"> }}</w:t>
+            <w:r>
+              <w:rPr>
+                <w:rFonts w:ascii="Arial" w:hAnsi="Arial" w:cs="Arial"/>
+              </w:rPr>
+              <w:t>{{ ext1 }}</w:t>
             </w:r>
           </w:p>
         </w:tc>
@@ -491,7 +236,8 @@
                 <w:rFonts w:ascii="Arial" w:hAnsi="Arial" w:cs="Arial"/>
                 <w:bCs/>
               </w:rPr>
-              <w:t>Cuenta con Mantenimiento de las Instalaciones eléctricas en los centros de Trabajo Condiciones de Seguridad, se encuentran dentro de canaleta, no presenta cableado provisional, mismo que se realiza evitando riesgos, se debe señalizar y mantener libre el área de otros objetos</w:t>
+              <w:lastRenderedPageBreak/>
+              <w:t>Las vías de evacuación, tanto verticales y horizontales se   encuentran calculadas para una correcta evacuación de la estación, debe mencionarse que deben permanecer libres de obstáculos permanentemente, aún en áreas de ingreso egreso en tiempo menor o provisional en el tramo de ingreso</w:t>
             </w:r>
             <w:r>
               <w:rPr>
@@ -514,27 +260,121 @@
                 <w:rFonts w:ascii="Arial" w:hAnsi="Arial" w:cs="Arial"/>
               </w:rPr>
             </w:pPr>
-            <w:proofErr w:type="gramStart"/>
-            <w:r>
-              <w:rPr>
-                <w:rFonts w:ascii="Arial" w:hAnsi="Arial" w:cs="Arial"/>
-              </w:rPr>
-              <w:t xml:space="preserve">{{ </w:t>
-            </w:r>
-            <w:proofErr w:type="spellStart"/>
-            <w:r>
-              <w:rPr>
-                <w:rFonts w:ascii="Arial" w:hAnsi="Arial" w:cs="Arial"/>
-              </w:rPr>
-              <w:t>electrico</w:t>
-            </w:r>
-            <w:proofErr w:type="spellEnd"/>
-            <w:proofErr w:type="gramEnd"/>
-            <w:r>
-              <w:rPr>
-                <w:rFonts w:ascii="Arial" w:hAnsi="Arial" w:cs="Arial"/>
-              </w:rPr>
-              <w:t xml:space="preserve"> }}</w:t>
+            <w:r>
+              <w:rPr>
+                <w:rFonts w:ascii="Arial" w:hAnsi="Arial" w:cs="Arial"/>
+              </w:rPr>
+              <w:t>{{ ruta1 }}</w:t>
+            </w:r>
+          </w:p>
+        </w:tc>
+      </w:tr>
+      <w:tr>
+        <w:trPr>
+          <w:trHeight w:val="3685"/>
+        </w:trPr>
+        <w:tc>
+          <w:tcPr>
+            <w:tcW w:w="4962" w:type="dxa"/>
+            <w:vAlign w:val="center"/>
+          </w:tcPr>
+          <w:p>
+            <w:pPr>
+              <w:jc w:val="both"/>
+              <w:rPr>
+                <w:rFonts w:ascii="Arial" w:hAnsi="Arial" w:cs="Arial"/>
+                <w:b/>
+                <w:bCs/>
+              </w:rPr>
+            </w:pPr>
+            <w:r>
+              <w:rPr>
+                <w:rFonts w:ascii="Arial" w:hAnsi="Arial" w:cs="Arial"/>
+                <w:bCs/>
+              </w:rPr>
+              <w:t>En el acceso y salida de emergencia se recomienda mantener libre el paso en caso de que se materialice un fenómeno perturbador y se pueda salir rápidamente sin obstrucciones</w:t>
+            </w:r>
+            <w:r>
+              <w:rPr>
+                <w:rFonts w:ascii="Arial" w:hAnsi="Arial" w:cs="Arial"/>
+                <w:bCs/>
+              </w:rPr>
+              <w:t>.</w:t>
+            </w:r>
+          </w:p>
+        </w:tc>
+        <w:tc>
+          <w:tcPr>
+            <w:tcW w:w="3866" w:type="dxa"/>
+            <w:vAlign w:val="center"/>
+          </w:tcPr>
+          <w:p>
+            <w:pPr>
+              <w:jc w:val="center"/>
+              <w:rPr>
+                <w:rFonts w:ascii="Arial" w:hAnsi="Arial" w:cs="Arial"/>
+              </w:rPr>
+            </w:pPr>
+            <w:r>
+              <w:rPr>
+                <w:rFonts w:ascii="Arial" w:hAnsi="Arial" w:cs="Arial"/>
+              </w:rPr>
+              <w:t>{{ salida }}</w:t>
+            </w:r>
+          </w:p>
+        </w:tc>
+      </w:tr>
+      <w:tr>
+        <w:trPr>
+          <w:trHeight w:val="3685"/>
+        </w:trPr>
+        <w:tc>
+          <w:tcPr>
+            <w:tcW w:w="4962" w:type="dxa"/>
+            <w:vAlign w:val="center"/>
+          </w:tcPr>
+          <w:p>
+            <w:pPr>
+              <w:jc w:val="both"/>
+              <w:rPr>
+                <w:rFonts w:ascii="Arial" w:hAnsi="Arial" w:cs="Arial"/>
+                <w:b/>
+                <w:bCs/>
+              </w:rPr>
+            </w:pPr>
+            <w:r>
+              <w:rPr>
+                <w:rFonts w:ascii="Arial" w:hAnsi="Arial" w:cs="Arial"/>
+                <w:bCs/>
+              </w:rPr>
+              <w:t>Cuenta con Mantenimiento de las Instalaciones eléctricas en los centros de Trabajo Condiciones de Seguridad, se encuentran dentro de canaleta, no presenta cableado provisional, mismo que se realiza evitando riesgos, se debe señalizar y mantener libre el área de otros objetos</w:t>
+            </w:r>
+            <w:r>
+              <w:rPr>
+                <w:rFonts w:ascii="Arial" w:hAnsi="Arial" w:cs="Arial"/>
+                <w:bCs/>
+              </w:rPr>
+              <w:t>.</w:t>
+            </w:r>
+          </w:p>
+        </w:tc>
+        <w:tc>
+          <w:tcPr>
+            <w:tcW w:w="3866" w:type="dxa"/>
+            <w:vAlign w:val="center"/>
+          </w:tcPr>
+          <w:p>
+            <w:pPr>
+              <w:jc w:val="center"/>
+              <w:rPr>
+                <w:rFonts w:ascii="Arial" w:hAnsi="Arial" w:cs="Arial"/>
+              </w:rPr>
+            </w:pPr>
+            <w:r>
+              <w:rPr>
+                <w:rFonts w:ascii="Arial" w:hAnsi="Arial" w:cs="Arial"/>
+              </w:rPr>
+              <w:t>{{ electrico }}</w:t>
             </w:r>
           </w:p>
         </w:tc>
@@ -624,19 +464,11 @@
                 <w:rFonts w:ascii="Arial" w:hAnsi="Arial" w:cs="Arial"/>
               </w:rPr>
             </w:pPr>
-            <w:proofErr w:type="gramStart"/>
-            <w:r>
-              <w:rPr>
-                <w:rFonts w:ascii="Arial" w:hAnsi="Arial" w:cs="Arial"/>
-              </w:rPr>
-              <w:t>{{ pisos</w:t>
-            </w:r>
-            <w:proofErr w:type="gramEnd"/>
-            <w:r>
-              <w:rPr>
-                <w:rFonts w:ascii="Arial" w:hAnsi="Arial" w:cs="Arial"/>
-              </w:rPr>
-              <w:t xml:space="preserve"> }}</w:t>
+            <w:r>
+              <w:rPr>
+                <w:rFonts w:ascii="Arial" w:hAnsi="Arial" w:cs="Arial"/>
+              </w:rPr>
+              <w:t>{{ pisos }}</w:t>
             </w:r>
           </w:p>
         </w:tc>
@@ -687,19 +519,11 @@
                 <w:rFonts w:ascii="Arial" w:hAnsi="Arial" w:cs="Arial"/>
               </w:rPr>
             </w:pPr>
-            <w:proofErr w:type="gramStart"/>
-            <w:r>
-              <w:rPr>
-                <w:rFonts w:ascii="Arial" w:hAnsi="Arial" w:cs="Arial"/>
-              </w:rPr>
-              <w:t>{{ ventanas</w:t>
-            </w:r>
-            <w:proofErr w:type="gramEnd"/>
-            <w:r>
-              <w:rPr>
-                <w:rFonts w:ascii="Arial" w:hAnsi="Arial" w:cs="Arial"/>
-              </w:rPr>
-              <w:t xml:space="preserve"> }}</w:t>
+            <w:r>
+              <w:rPr>
+                <w:rFonts w:ascii="Arial" w:hAnsi="Arial" w:cs="Arial"/>
+              </w:rPr>
+              <w:t>{{ ventanas }}</w:t>
             </w:r>
           </w:p>
         </w:tc>
@@ -750,19 +574,11 @@
                 <w:rFonts w:ascii="Arial" w:hAnsi="Arial" w:cs="Arial"/>
               </w:rPr>
             </w:pPr>
-            <w:proofErr w:type="gramStart"/>
-            <w:r>
-              <w:rPr>
-                <w:rFonts w:ascii="Arial" w:hAnsi="Arial" w:cs="Arial"/>
-              </w:rPr>
-              <w:t>{{ techo</w:t>
-            </w:r>
-            <w:proofErr w:type="gramEnd"/>
-            <w:r>
-              <w:rPr>
-                <w:rFonts w:ascii="Arial" w:hAnsi="Arial" w:cs="Arial"/>
-              </w:rPr>
-              <w:t xml:space="preserve"> }}</w:t>
+            <w:r>
+              <w:rPr>
+                <w:rFonts w:ascii="Arial" w:hAnsi="Arial" w:cs="Arial"/>
+              </w:rPr>
+              <w:t>{{ techo }}</w:t>
             </w:r>
           </w:p>
         </w:tc>
@@ -848,27 +664,11 @@
                 <w:rFonts w:ascii="Arial" w:hAnsi="Arial" w:cs="Arial"/>
               </w:rPr>
             </w:pPr>
-            <w:proofErr w:type="gramStart"/>
-            <w:r>
-              <w:rPr>
-                <w:rFonts w:ascii="Arial" w:hAnsi="Arial" w:cs="Arial"/>
-              </w:rPr>
-              <w:t xml:space="preserve">{{ </w:t>
-            </w:r>
-            <w:proofErr w:type="spellStart"/>
-            <w:r>
-              <w:rPr>
-                <w:rFonts w:ascii="Arial" w:hAnsi="Arial" w:cs="Arial"/>
-              </w:rPr>
-              <w:t>banio</w:t>
-            </w:r>
-            <w:proofErr w:type="spellEnd"/>
-            <w:proofErr w:type="gramEnd"/>
-            <w:r>
-              <w:rPr>
-                <w:rFonts w:ascii="Arial" w:hAnsi="Arial" w:cs="Arial"/>
-              </w:rPr>
-              <w:t xml:space="preserve"> }}</w:t>
+            <w:r>
+              <w:rPr>
+                <w:rFonts w:ascii="Arial" w:hAnsi="Arial" w:cs="Arial"/>
+              </w:rPr>
+              <w:t>{{ banio }}</w:t>
             </w:r>
           </w:p>
         </w:tc>
@@ -912,19 +712,11 @@
                 <w:rFonts w:ascii="Arial" w:hAnsi="Arial" w:cs="Arial"/>
               </w:rPr>
             </w:pPr>
-            <w:proofErr w:type="gramStart"/>
-            <w:r>
-              <w:rPr>
-                <w:rFonts w:ascii="Arial" w:hAnsi="Arial" w:cs="Arial"/>
-              </w:rPr>
-              <w:t>{{ compresor</w:t>
-            </w:r>
-            <w:proofErr w:type="gramEnd"/>
-            <w:r>
-              <w:rPr>
-                <w:rFonts w:ascii="Arial" w:hAnsi="Arial" w:cs="Arial"/>
-              </w:rPr>
-              <w:t xml:space="preserve"> }}</w:t>
+            <w:r>
+              <w:rPr>
+                <w:rFonts w:ascii="Arial" w:hAnsi="Arial" w:cs="Arial"/>
+              </w:rPr>
+              <w:t>{{ compresor }}</w:t>
             </w:r>
           </w:p>
         </w:tc>
@@ -975,27 +767,11 @@
                 <w:rFonts w:ascii="Arial" w:hAnsi="Arial" w:cs="Arial"/>
               </w:rPr>
             </w:pPr>
-            <w:proofErr w:type="gramStart"/>
-            <w:r>
-              <w:rPr>
-                <w:rFonts w:ascii="Arial" w:hAnsi="Arial" w:cs="Arial"/>
-              </w:rPr>
-              <w:t xml:space="preserve">{{ </w:t>
-            </w:r>
-            <w:proofErr w:type="spellStart"/>
-            <w:r>
-              <w:rPr>
-                <w:rFonts w:ascii="Arial" w:hAnsi="Arial" w:cs="Arial"/>
-              </w:rPr>
-              <w:t>botiquin</w:t>
-            </w:r>
-            <w:proofErr w:type="spellEnd"/>
-            <w:proofErr w:type="gramEnd"/>
-            <w:r>
-              <w:rPr>
-                <w:rFonts w:ascii="Arial" w:hAnsi="Arial" w:cs="Arial"/>
-              </w:rPr>
-              <w:t xml:space="preserve"> }}</w:t>
+            <w:r>
+              <w:rPr>
+                <w:rFonts w:ascii="Arial" w:hAnsi="Arial" w:cs="Arial"/>
+              </w:rPr>
+              <w:t>{{ botiquin }}</w:t>
             </w:r>
           </w:p>
         </w:tc>
@@ -1083,19 +859,11 @@
                 <w:rFonts w:ascii="Arial" w:hAnsi="Arial" w:cs="Arial"/>
               </w:rPr>
             </w:pPr>
-            <w:proofErr w:type="gramStart"/>
-            <w:r>
-              <w:rPr>
-                <w:rFonts w:ascii="Arial" w:hAnsi="Arial" w:cs="Arial"/>
-              </w:rPr>
-              <w:t>{{ alarma</w:t>
-            </w:r>
-            <w:proofErr w:type="gramEnd"/>
-            <w:r>
-              <w:rPr>
-                <w:rFonts w:ascii="Arial" w:hAnsi="Arial" w:cs="Arial"/>
-              </w:rPr>
-              <w:t xml:space="preserve"> }}</w:t>
+            <w:r>
+              <w:rPr>
+                <w:rFonts w:ascii="Arial" w:hAnsi="Arial" w:cs="Arial"/>
+              </w:rPr>
+              <w:t>{{ alarma }}</w:t>
             </w:r>
           </w:p>
         </w:tc>
@@ -1146,27 +914,11 @@
                 <w:rFonts w:ascii="Arial" w:hAnsi="Arial" w:cs="Arial"/>
               </w:rPr>
             </w:pPr>
-            <w:proofErr w:type="gramStart"/>
-            <w:r>
-              <w:rPr>
-                <w:rFonts w:ascii="Arial" w:hAnsi="Arial" w:cs="Arial"/>
-              </w:rPr>
-              <w:t xml:space="preserve">{{ </w:t>
-            </w:r>
-            <w:proofErr w:type="spellStart"/>
-            <w:r>
-              <w:rPr>
-                <w:rFonts w:ascii="Arial" w:hAnsi="Arial" w:cs="Arial"/>
-              </w:rPr>
-              <w:t>quimicos</w:t>
-            </w:r>
-            <w:proofErr w:type="spellEnd"/>
-            <w:proofErr w:type="gramEnd"/>
-            <w:r>
-              <w:rPr>
-                <w:rFonts w:ascii="Arial" w:hAnsi="Arial" w:cs="Arial"/>
-              </w:rPr>
-              <w:t xml:space="preserve"> }}</w:t>
+            <w:r>
+              <w:rPr>
+                <w:rFonts w:ascii="Arial" w:hAnsi="Arial" w:cs="Arial"/>
+              </w:rPr>
+              <w:t>{{ quimicos }}</w:t>
             </w:r>
           </w:p>
         </w:tc>
@@ -1323,33 +1075,11 @@
                 <w:rFonts w:ascii="Arial" w:hAnsi="Arial" w:cs="Arial"/>
               </w:rPr>
             </w:pPr>
-            <w:proofErr w:type="gramStart"/>
-            <w:r>
-              <w:rPr>
-                <w:rFonts w:ascii="Arial" w:hAnsi="Arial" w:cs="Arial"/>
-              </w:rPr>
-              <w:t xml:space="preserve">{{ </w:t>
-            </w:r>
-            <w:proofErr w:type="spellStart"/>
-            <w:r>
-              <w:rPr>
-                <w:rFonts w:ascii="Arial" w:hAnsi="Arial" w:cs="Arial"/>
-              </w:rPr>
-              <w:t>tanques</w:t>
-            </w:r>
-            <w:proofErr w:type="gramEnd"/>
-            <w:r>
-              <w:rPr>
-                <w:rFonts w:ascii="Arial" w:hAnsi="Arial" w:cs="Arial"/>
-              </w:rPr>
-              <w:t>_gaso</w:t>
-            </w:r>
-            <w:proofErr w:type="spellEnd"/>
-            <w:r>
-              <w:rPr>
-                <w:rFonts w:ascii="Arial" w:hAnsi="Arial" w:cs="Arial"/>
-              </w:rPr>
-              <w:t xml:space="preserve"> }}</w:t>
+            <w:r>
+              <w:rPr>
+                <w:rFonts w:ascii="Arial" w:hAnsi="Arial" w:cs="Arial"/>
+              </w:rPr>
+              <w:t>{{ tanques_gaso }}</w:t>
             </w:r>
           </w:p>
         </w:tc>
@@ -1468,19 +1198,11 @@
                 <w:rFonts w:ascii="Arial" w:hAnsi="Arial" w:cs="Arial"/>
               </w:rPr>
             </w:pPr>
-            <w:proofErr w:type="gramStart"/>
-            <w:r>
-              <w:rPr>
-                <w:rFonts w:ascii="Arial" w:hAnsi="Arial" w:cs="Arial"/>
-              </w:rPr>
-              <w:t>{{ paro</w:t>
-            </w:r>
-            <w:proofErr w:type="gramEnd"/>
-            <w:r>
-              <w:rPr>
-                <w:rFonts w:ascii="Arial" w:hAnsi="Arial" w:cs="Arial"/>
-              </w:rPr>
-              <w:t xml:space="preserve"> }}</w:t>
+            <w:r>
+              <w:rPr>
+                <w:rFonts w:ascii="Arial" w:hAnsi="Arial" w:cs="Arial"/>
+              </w:rPr>
+              <w:t>{{ paro }}</w:t>
             </w:r>
           </w:p>
         </w:tc>
@@ -1531,33 +1253,11 @@
                 <w:rFonts w:ascii="Arial" w:hAnsi="Arial" w:cs="Arial"/>
               </w:rPr>
             </w:pPr>
-            <w:proofErr w:type="gramStart"/>
-            <w:r>
-              <w:rPr>
-                <w:rFonts w:ascii="Arial" w:hAnsi="Arial" w:cs="Arial"/>
-              </w:rPr>
-              <w:t xml:space="preserve">{{ </w:t>
-            </w:r>
-            <w:proofErr w:type="spellStart"/>
-            <w:r>
-              <w:rPr>
-                <w:rFonts w:ascii="Arial" w:hAnsi="Arial" w:cs="Arial"/>
-              </w:rPr>
-              <w:t>trampa</w:t>
-            </w:r>
-            <w:proofErr w:type="gramEnd"/>
-            <w:r>
-              <w:rPr>
-                <w:rFonts w:ascii="Arial" w:hAnsi="Arial" w:cs="Arial"/>
-              </w:rPr>
-              <w:t>_grasa</w:t>
-            </w:r>
-            <w:proofErr w:type="spellEnd"/>
-            <w:r>
-              <w:rPr>
-                <w:rFonts w:ascii="Arial" w:hAnsi="Arial" w:cs="Arial"/>
-              </w:rPr>
-              <w:t xml:space="preserve"> }}</w:t>
+            <w:r>
+              <w:rPr>
+                <w:rFonts w:ascii="Arial" w:hAnsi="Arial" w:cs="Arial"/>
+              </w:rPr>
+              <w:t>{{ trampa_grasa }}</w:t>
             </w:r>
           </w:p>
         </w:tc>
@@ -1620,23 +1320,7 @@
                 <w:rFonts w:ascii="Arial" w:hAnsi="Arial" w:cs="Arial"/>
                 <w:bCs/>
               </w:rPr>
-              <w:t xml:space="preserve">2, toda la instalación eléctrica bajo resguardo tubo </w:t>
-            </w:r>
-            <w:proofErr w:type="spellStart"/>
-            <w:r>
-              <w:rPr>
-                <w:rFonts w:ascii="Arial" w:hAnsi="Arial" w:cs="Arial"/>
-                <w:bCs/>
-              </w:rPr>
-              <w:t>conduit</w:t>
-            </w:r>
-            <w:proofErr w:type="spellEnd"/>
-            <w:r>
-              <w:rPr>
-                <w:rFonts w:ascii="Arial" w:hAnsi="Arial" w:cs="Arial"/>
-                <w:bCs/>
-              </w:rPr>
-              <w:t>, señalizado en sus tableros de control, con sistema de ventilación adecuado</w:t>
+              <w:t>2, toda la instalación eléctrica bajo resguardo tubo conduit, señalizado en sus tableros de control, con sistema de ventilación adecuado</w:t>
             </w:r>
             <w:r>
               <w:rPr>
@@ -1659,19 +1343,11 @@
                 <w:rFonts w:ascii="Arial" w:hAnsi="Arial" w:cs="Arial"/>
               </w:rPr>
             </w:pPr>
-            <w:proofErr w:type="gramStart"/>
-            <w:r>
-              <w:rPr>
-                <w:rFonts w:ascii="Arial" w:hAnsi="Arial" w:cs="Arial"/>
-              </w:rPr>
-              <w:t>{{ site</w:t>
-            </w:r>
-            <w:proofErr w:type="gramEnd"/>
-            <w:r>
-              <w:rPr>
-                <w:rFonts w:ascii="Arial" w:hAnsi="Arial" w:cs="Arial"/>
-              </w:rPr>
-              <w:t xml:space="preserve"> }}</w:t>
+            <w:r>
+              <w:rPr>
+                <w:rFonts w:ascii="Arial" w:hAnsi="Arial" w:cs="Arial"/>
+              </w:rPr>
+              <w:t>{{ site }}</w:t>
             </w:r>
           </w:p>
         </w:tc>
@@ -1760,21 +1436,12 @@
           <w:lang w:eastAsia="es-MX"/>
         </w:rPr>
       </w:pPr>
-      <w:proofErr w:type="gramStart"/>
       <w:r>
         <w:rPr>
           <w:rFonts w:ascii="Arial" w:eastAsia="Times New Roman" w:hAnsi="Arial" w:cs="Arial"/>
           <w:lang w:eastAsia="es-MX"/>
         </w:rPr>
-        <w:t>{{ layout</w:t>
-      </w:r>
-      <w:proofErr w:type="gramEnd"/>
-      <w:r>
-        <w:rPr>
-          <w:rFonts w:ascii="Arial" w:eastAsia="Times New Roman" w:hAnsi="Arial" w:cs="Arial"/>
-          <w:lang w:eastAsia="es-MX"/>
-        </w:rPr>
-        <w:t xml:space="preserve"> }}</w:t>
+        <w:t>{{ layout }}</w:t>
       </w:r>
     </w:p>
     <w:p>
@@ -1808,9 +1475,9 @@
           <w:lang w:eastAsia="es-MX"/>
         </w:rPr>
         <w:sectPr>
-          <w:headerReference w:type="default" r:id="rId10"/>
-          <w:footerReference w:type="default" r:id="rId11"/>
-          <w:headerReference w:type="first" r:id="rId12"/>
+          <w:headerReference w:type="default" r:id="rId9"/>
+          <w:footerReference w:type="default" r:id="rId10"/>
+          <w:headerReference w:type="first" r:id="rId11"/>
           <w:pgSz w:w="12240" w:h="15840"/>
           <w:pgMar w:top="1500" w:right="1701" w:bottom="1417" w:left="1701" w:header="568" w:footer="370" w:gutter="0"/>
           <w:pgNumType w:start="1"/>
@@ -1836,9 +1503,9 @@
       </w:pPr>
     </w:p>
     <w:sectPr>
-      <w:headerReference w:type="default" r:id="rId13"/>
-      <w:footerReference w:type="default" r:id="rId14"/>
-      <w:headerReference w:type="first" r:id="rId15"/>
+      <w:headerReference w:type="default" r:id="rId12"/>
+      <w:footerReference w:type="default" r:id="rId13"/>
+      <w:headerReference w:type="first" r:id="rId14"/>
       <w:type w:val="continuous"/>
       <w:pgSz w:w="12240" w:h="15840"/>
       <w:pgMar w:top="1500" w:right="1701" w:bottom="1417" w:left="1701" w:header="568" w:footer="370" w:gutter="0"/>
@@ -1851,7 +1518,7 @@
 </file>
 
 <file path=word/endnotes.xml><?xml version="1.0" encoding="utf-8"?>
-<w:endnotes xmlns:wpc="http://schemas.microsoft.com/office/word/2010/wordprocessingCanvas" xmlns:cx="http://schemas.microsoft.com/office/drawing/2014/chartex" xmlns:cx1="http://schemas.microsoft.com/office/drawing/2015/9/8/chartex" xmlns:cx2="http://schemas.microsoft.com/office/drawing/2015/10/21/chartex" xmlns:cx3="http://schemas.microsoft.com/office/drawing/2016/5/9/chartex" xmlns:cx4="http://schemas.microsoft.com/office/drawing/2016/5/10/chartex" xmlns:cx5="http://schemas.microsoft.com/office/drawing/2016/5/11/chartex" xmlns:cx6="http://schemas.microsoft.com/office/drawing/2016/5/12/chartex" xmlns:cx7="http://schemas.microsoft.com/office/drawing/2016/5/13/chartex" xmlns:cx8="http://schemas.microsoft.com/office/drawing/2016/5/14/chartex" xmlns:mc="http://schemas.openxmlformats.org/markup-compatibility/2006" xmlns:aink="http://schemas.microsoft.com/office/drawing/2016/ink" xmlns:am3d="http://schemas.microsoft.com/office/drawing/2017/model3d" xmlns:o="urn:schemas-microsoft-com:office:office" xmlns:oel="http://schemas.microsoft.com/office/2019/extlst" xmlns:r="http://schemas.openxmlformats.org/officeDocument/2006/relationships" xmlns:m="http://schemas.openxmlformats.org/officeDocument/2006/math" xmlns:v="urn:schemas-microsoft-com:vml" xmlns:wp14="http://schemas.microsoft.com/office/word/2010/wordprocessingDrawing" xmlns:wp="http://schemas.openxmlformats.org/drawingml/2006/wordprocessingDrawing" xmlns:w10="urn:schemas-microsoft-com:office:word" xmlns:w="http://schemas.openxmlformats.org/wordprocessingml/2006/main" xmlns:w14="http://schemas.microsoft.com/office/word/2010/wordml" xmlns:w15="http://schemas.microsoft.com/office/word/2012/wordml" xmlns:w16cex="http://schemas.microsoft.com/office/word/2018/wordml/cex" xmlns:w16cid="http://schemas.microsoft.com/office/word/2016/wordml/cid" xmlns:w16="http://schemas.microsoft.com/office/word/2018/wordml" xmlns:w16sdtdh="http://schemas.microsoft.com/office/word/2020/wordml/sdtdatahash" xmlns:w16se="http://schemas.microsoft.com/office/word/2015/wordml/symex" xmlns:wpg="http://schemas.microsoft.com/office/word/2010/wordprocessingGroup" xmlns:wpi="http://schemas.microsoft.com/office/word/2010/wordprocessingInk" xmlns:wne="http://schemas.microsoft.com/office/word/2006/wordml" xmlns:wps="http://schemas.microsoft.com/office/word/2010/wordprocessingShape" mc:Ignorable="w14 w15 w16se w16cid w16 w16cex w16sdtdh wp14">
+<w:endnotes xmlns:wpc="http://schemas.microsoft.com/office/word/2010/wordprocessingCanvas" xmlns:cx="http://schemas.microsoft.com/office/drawing/2014/chartex" xmlns:cx1="http://schemas.microsoft.com/office/drawing/2015/9/8/chartex" xmlns:cx2="http://schemas.microsoft.com/office/drawing/2015/10/21/chartex" xmlns:cx3="http://schemas.microsoft.com/office/drawing/2016/5/9/chartex" xmlns:cx4="http://schemas.microsoft.com/office/drawing/2016/5/10/chartex" xmlns:cx5="http://schemas.microsoft.com/office/drawing/2016/5/11/chartex" xmlns:cx6="http://schemas.microsoft.com/office/drawing/2016/5/12/chartex" xmlns:cx7="http://schemas.microsoft.com/office/drawing/2016/5/13/chartex" xmlns:cx8="http://schemas.microsoft.com/office/drawing/2016/5/14/chartex" xmlns:mc="http://schemas.openxmlformats.org/markup-compatibility/2006" xmlns:aink="http://schemas.microsoft.com/office/drawing/2016/ink" xmlns:am3d="http://schemas.microsoft.com/office/drawing/2017/model3d" xmlns:o="urn:schemas-microsoft-com:office:office" xmlns:oel="http://schemas.microsoft.com/office/2019/extlst" xmlns:r="http://schemas.openxmlformats.org/officeDocument/2006/relationships" xmlns:m="http://schemas.openxmlformats.org/officeDocument/2006/math" xmlns:v="urn:schemas-microsoft-com:vml" xmlns:wp14="http://schemas.microsoft.com/office/word/2010/wordprocessingDrawing" xmlns:wp="http://schemas.openxmlformats.org/drawingml/2006/wordprocessingDrawing" xmlns:w10="urn:schemas-microsoft-com:office:word" xmlns:w="http://schemas.openxmlformats.org/wordprocessingml/2006/main" xmlns:w14="http://schemas.microsoft.com/office/word/2010/wordml" xmlns:w15="http://schemas.microsoft.com/office/word/2012/wordml" xmlns:w16cex="http://schemas.microsoft.com/office/word/2018/wordml/cex" xmlns:w16cid="http://schemas.microsoft.com/office/word/2016/wordml/cid" xmlns:w16="http://schemas.microsoft.com/office/word/2018/wordml" xmlns:w16du="http://schemas.microsoft.com/office/word/2023/wordml/word16du" xmlns:w16sdtdh="http://schemas.microsoft.com/office/word/2020/wordml/sdtdatahash" xmlns:w16se="http://schemas.microsoft.com/office/word/2015/wordml/symex" xmlns:wpg="http://schemas.microsoft.com/office/word/2010/wordprocessingGroup" xmlns:wpi="http://schemas.microsoft.com/office/word/2010/wordprocessingInk" xmlns:wne="http://schemas.microsoft.com/office/word/2006/wordml" xmlns:wps="http://schemas.microsoft.com/office/word/2010/wordprocessingShape" mc:Ignorable="w14 w15 w16se w16cid w16 w16cex w16sdtdh w16du wp14">
   <w:endnote w:type="separator" w:id="-1">
     <w:p>
       <w:pPr>
@@ -1876,7 +1543,7 @@
 </file>
 
 <file path=word/footer1.xml><?xml version="1.0" encoding="utf-8"?>
-<w:ftr xmlns:wpc="http://schemas.microsoft.com/office/word/2010/wordprocessingCanvas" xmlns:cx="http://schemas.microsoft.com/office/drawing/2014/chartex" xmlns:cx1="http://schemas.microsoft.com/office/drawing/2015/9/8/chartex" xmlns:cx2="http://schemas.microsoft.com/office/drawing/2015/10/21/chartex" xmlns:cx3="http://schemas.microsoft.com/office/drawing/2016/5/9/chartex" xmlns:cx4="http://schemas.microsoft.com/office/drawing/2016/5/10/chartex" xmlns:cx5="http://schemas.microsoft.com/office/drawing/2016/5/11/chartex" xmlns:cx6="http://schemas.microsoft.com/office/drawing/2016/5/12/chartex" xmlns:cx7="http://schemas.microsoft.com/office/drawing/2016/5/13/chartex" xmlns:cx8="http://schemas.microsoft.com/office/drawing/2016/5/14/chartex" xmlns:mc="http://schemas.openxmlformats.org/markup-compatibility/2006" xmlns:aink="http://schemas.microsoft.com/office/drawing/2016/ink" xmlns:am3d="http://schemas.microsoft.com/office/drawing/2017/model3d" xmlns:o="urn:schemas-microsoft-com:office:office" xmlns:oel="http://schemas.microsoft.com/office/2019/extlst" xmlns:r="http://schemas.openxmlformats.org/officeDocument/2006/relationships" xmlns:m="http://schemas.openxmlformats.org/officeDocument/2006/math" xmlns:v="urn:schemas-microsoft-com:vml" xmlns:wp14="http://schemas.microsoft.com/office/word/2010/wordprocessingDrawing" xmlns:wp="http://schemas.openxmlformats.org/drawingml/2006/wordprocessingDrawing" xmlns:w10="urn:schemas-microsoft-com:office:word" xmlns:w="http://schemas.openxmlformats.org/wordprocessingml/2006/main" xmlns:w14="http://schemas.microsoft.com/office/word/2010/wordml" xmlns:w15="http://schemas.microsoft.com/office/word/2012/wordml" xmlns:w16cex="http://schemas.microsoft.com/office/word/2018/wordml/cex" xmlns:w16cid="http://schemas.microsoft.com/office/word/2016/wordml/cid" xmlns:w16="http://schemas.microsoft.com/office/word/2018/wordml" xmlns:w16sdtdh="http://schemas.microsoft.com/office/word/2020/wordml/sdtdatahash" xmlns:w16se="http://schemas.microsoft.com/office/word/2015/wordml/symex" xmlns:wpg="http://schemas.microsoft.com/office/word/2010/wordprocessingGroup" xmlns:wpi="http://schemas.microsoft.com/office/word/2010/wordprocessingInk" xmlns:wne="http://schemas.microsoft.com/office/word/2006/wordml" xmlns:wps="http://schemas.microsoft.com/office/word/2010/wordprocessingShape" mc:Ignorable="w14 w15 w16se w16cid w16 w16cex w16sdtdh wp14">
+<w:ftr xmlns:wpc="http://schemas.microsoft.com/office/word/2010/wordprocessingCanvas" xmlns:cx="http://schemas.microsoft.com/office/drawing/2014/chartex" xmlns:cx1="http://schemas.microsoft.com/office/drawing/2015/9/8/chartex" xmlns:cx2="http://schemas.microsoft.com/office/drawing/2015/10/21/chartex" xmlns:cx3="http://schemas.microsoft.com/office/drawing/2016/5/9/chartex" xmlns:cx4="http://schemas.microsoft.com/office/drawing/2016/5/10/chartex" xmlns:cx5="http://schemas.microsoft.com/office/drawing/2016/5/11/chartex" xmlns:cx6="http://schemas.microsoft.com/office/drawing/2016/5/12/chartex" xmlns:cx7="http://schemas.microsoft.com/office/drawing/2016/5/13/chartex" xmlns:cx8="http://schemas.microsoft.com/office/drawing/2016/5/14/chartex" xmlns:mc="http://schemas.openxmlformats.org/markup-compatibility/2006" xmlns:aink="http://schemas.microsoft.com/office/drawing/2016/ink" xmlns:am3d="http://schemas.microsoft.com/office/drawing/2017/model3d" xmlns:o="urn:schemas-microsoft-com:office:office" xmlns:oel="http://schemas.microsoft.com/office/2019/extlst" xmlns:r="http://schemas.openxmlformats.org/officeDocument/2006/relationships" xmlns:m="http://schemas.openxmlformats.org/officeDocument/2006/math" xmlns:v="urn:schemas-microsoft-com:vml" xmlns:wp14="http://schemas.microsoft.com/office/word/2010/wordprocessingDrawing" xmlns:wp="http://schemas.openxmlformats.org/drawingml/2006/wordprocessingDrawing" xmlns:w10="urn:schemas-microsoft-com:office:word" xmlns:w="http://schemas.openxmlformats.org/wordprocessingml/2006/main" xmlns:w14="http://schemas.microsoft.com/office/word/2010/wordml" xmlns:w15="http://schemas.microsoft.com/office/word/2012/wordml" xmlns:w16cex="http://schemas.microsoft.com/office/word/2018/wordml/cex" xmlns:w16cid="http://schemas.microsoft.com/office/word/2016/wordml/cid" xmlns:w16="http://schemas.microsoft.com/office/word/2018/wordml" xmlns:w16du="http://schemas.microsoft.com/office/word/2023/wordml/word16du" xmlns:w16sdtdh="http://schemas.microsoft.com/office/word/2020/wordml/sdtdatahash" xmlns:w16se="http://schemas.microsoft.com/office/word/2015/wordml/symex" xmlns:wpg="http://schemas.microsoft.com/office/word/2010/wordprocessingGroup" xmlns:wpi="http://schemas.microsoft.com/office/word/2010/wordprocessingInk" xmlns:wne="http://schemas.microsoft.com/office/word/2006/wordml" xmlns:wps="http://schemas.microsoft.com/office/word/2010/wordprocessingShape" mc:Ignorable="w14 w15 w16se w16cid w16 w16cex w16sdtdh w16du wp14">
   <w:sdt>
     <w:sdtPr>
       <w:id w:val="740374177"/>
@@ -1885,6 +1552,7 @@
         <w:docPartUnique/>
       </w:docPartObj>
     </w:sdtPr>
+    <w:sdtEndPr/>
     <w:sdtContent>
       <w:sdt>
         <w:sdtPr>
@@ -1894,6 +1562,7 @@
             <w:docPartUnique/>
           </w:docPartObj>
         </w:sdtPr>
+        <w:sdtEndPr/>
         <w:sdtContent>
           <w:p>
             <w:pPr>
@@ -2228,7 +1897,7 @@
 </file>
 
 <file path=word/footer2.xml><?xml version="1.0" encoding="utf-8"?>
-<w:ftr xmlns:wpc="http://schemas.microsoft.com/office/word/2010/wordprocessingCanvas" xmlns:cx="http://schemas.microsoft.com/office/drawing/2014/chartex" xmlns:cx1="http://schemas.microsoft.com/office/drawing/2015/9/8/chartex" xmlns:cx2="http://schemas.microsoft.com/office/drawing/2015/10/21/chartex" xmlns:cx3="http://schemas.microsoft.com/office/drawing/2016/5/9/chartex" xmlns:cx4="http://schemas.microsoft.com/office/drawing/2016/5/10/chartex" xmlns:cx5="http://schemas.microsoft.com/office/drawing/2016/5/11/chartex" xmlns:cx6="http://schemas.microsoft.com/office/drawing/2016/5/12/chartex" xmlns:cx7="http://schemas.microsoft.com/office/drawing/2016/5/13/chartex" xmlns:cx8="http://schemas.microsoft.com/office/drawing/2016/5/14/chartex" xmlns:mc="http://schemas.openxmlformats.org/markup-compatibility/2006" xmlns:aink="http://schemas.microsoft.com/office/drawing/2016/ink" xmlns:am3d="http://schemas.microsoft.com/office/drawing/2017/model3d" xmlns:o="urn:schemas-microsoft-com:office:office" xmlns:oel="http://schemas.microsoft.com/office/2019/extlst" xmlns:r="http://schemas.openxmlformats.org/officeDocument/2006/relationships" xmlns:m="http://schemas.openxmlformats.org/officeDocument/2006/math" xmlns:v="urn:schemas-microsoft-com:vml" xmlns:wp14="http://schemas.microsoft.com/office/word/2010/wordprocessingDrawing" xmlns:wp="http://schemas.openxmlformats.org/drawingml/2006/wordprocessingDrawing" xmlns:w10="urn:schemas-microsoft-com:office:word" xmlns:w="http://schemas.openxmlformats.org/wordprocessingml/2006/main" xmlns:w14="http://schemas.microsoft.com/office/word/2010/wordml" xmlns:w15="http://schemas.microsoft.com/office/word/2012/wordml" xmlns:w16cex="http://schemas.microsoft.com/office/word/2018/wordml/cex" xmlns:w16cid="http://schemas.microsoft.com/office/word/2016/wordml/cid" xmlns:w16="http://schemas.microsoft.com/office/word/2018/wordml" xmlns:w16sdtdh="http://schemas.microsoft.com/office/word/2020/wordml/sdtdatahash" xmlns:w16se="http://schemas.microsoft.com/office/word/2015/wordml/symex" xmlns:wpg="http://schemas.microsoft.com/office/word/2010/wordprocessingGroup" xmlns:wpi="http://schemas.microsoft.com/office/word/2010/wordprocessingInk" xmlns:wne="http://schemas.microsoft.com/office/word/2006/wordml" xmlns:wps="http://schemas.microsoft.com/office/word/2010/wordprocessingShape" mc:Ignorable="w14 w15 w16se w16cid w16 w16cex w16sdtdh wp14">
+<w:ftr xmlns:wpc="http://schemas.microsoft.com/office/word/2010/wordprocessingCanvas" xmlns:cx="http://schemas.microsoft.com/office/drawing/2014/chartex" xmlns:cx1="http://schemas.microsoft.com/office/drawing/2015/9/8/chartex" xmlns:cx2="http://schemas.microsoft.com/office/drawing/2015/10/21/chartex" xmlns:cx3="http://schemas.microsoft.com/office/drawing/2016/5/9/chartex" xmlns:cx4="http://schemas.microsoft.com/office/drawing/2016/5/10/chartex" xmlns:cx5="http://schemas.microsoft.com/office/drawing/2016/5/11/chartex" xmlns:cx6="http://schemas.microsoft.com/office/drawing/2016/5/12/chartex" xmlns:cx7="http://schemas.microsoft.com/office/drawing/2016/5/13/chartex" xmlns:cx8="http://schemas.microsoft.com/office/drawing/2016/5/14/chartex" xmlns:mc="http://schemas.openxmlformats.org/markup-compatibility/2006" xmlns:aink="http://schemas.microsoft.com/office/drawing/2016/ink" xmlns:am3d="http://schemas.microsoft.com/office/drawing/2017/model3d" xmlns:o="urn:schemas-microsoft-com:office:office" xmlns:oel="http://schemas.microsoft.com/office/2019/extlst" xmlns:r="http://schemas.openxmlformats.org/officeDocument/2006/relationships" xmlns:m="http://schemas.openxmlformats.org/officeDocument/2006/math" xmlns:v="urn:schemas-microsoft-com:vml" xmlns:wp14="http://schemas.microsoft.com/office/word/2010/wordprocessingDrawing" xmlns:wp="http://schemas.openxmlformats.org/drawingml/2006/wordprocessingDrawing" xmlns:w10="urn:schemas-microsoft-com:office:word" xmlns:w="http://schemas.openxmlformats.org/wordprocessingml/2006/main" xmlns:w14="http://schemas.microsoft.com/office/word/2010/wordml" xmlns:w15="http://schemas.microsoft.com/office/word/2012/wordml" xmlns:w16cex="http://schemas.microsoft.com/office/word/2018/wordml/cex" xmlns:w16cid="http://schemas.microsoft.com/office/word/2016/wordml/cid" xmlns:w16="http://schemas.microsoft.com/office/word/2018/wordml" xmlns:w16du="http://schemas.microsoft.com/office/word/2023/wordml/word16du" xmlns:w16sdtdh="http://schemas.microsoft.com/office/word/2020/wordml/sdtdatahash" xmlns:w16se="http://schemas.microsoft.com/office/word/2015/wordml/symex" xmlns:wpg="http://schemas.microsoft.com/office/word/2010/wordprocessingGroup" xmlns:wpi="http://schemas.microsoft.com/office/word/2010/wordprocessingInk" xmlns:wne="http://schemas.microsoft.com/office/word/2006/wordml" xmlns:wps="http://schemas.microsoft.com/office/word/2010/wordprocessingShape" mc:Ignorable="w14 w15 w16se w16cid w16 w16cex w16sdtdh w16du wp14">
   <w:sdt>
     <w:sdtPr>
       <w:id w:val="-1610963637"/>
@@ -2237,6 +1906,7 @@
         <w:docPartUnique/>
       </w:docPartObj>
     </w:sdtPr>
+    <w:sdtEndPr/>
     <w:sdtContent>
       <w:sdt>
         <w:sdtPr>
@@ -2246,6 +1916,7 @@
             <w:docPartUnique/>
           </w:docPartObj>
         </w:sdtPr>
+        <w:sdtEndPr/>
         <w:sdtContent>
           <w:p>
             <w:pPr>
@@ -2580,7 +2251,7 @@
 </file>
 
 <file path=word/footnotes.xml><?xml version="1.0" encoding="utf-8"?>
-<w:footnotes xmlns:wpc="http://schemas.microsoft.com/office/word/2010/wordprocessingCanvas" xmlns:cx="http://schemas.microsoft.com/office/drawing/2014/chartex" xmlns:cx1="http://schemas.microsoft.com/office/drawing/2015/9/8/chartex" xmlns:cx2="http://schemas.microsoft.com/office/drawing/2015/10/21/chartex" xmlns:cx3="http://schemas.microsoft.com/office/drawing/2016/5/9/chartex" xmlns:cx4="http://schemas.microsoft.com/office/drawing/2016/5/10/chartex" xmlns:cx5="http://schemas.microsoft.com/office/drawing/2016/5/11/chartex" xmlns:cx6="http://schemas.microsoft.com/office/drawing/2016/5/12/chartex" xmlns:cx7="http://schemas.microsoft.com/office/drawing/2016/5/13/chartex" xmlns:cx8="http://schemas.microsoft.com/office/drawing/2016/5/14/chartex" xmlns:mc="http://schemas.openxmlformats.org/markup-compatibility/2006" xmlns:aink="http://schemas.microsoft.com/office/drawing/2016/ink" xmlns:am3d="http://schemas.microsoft.com/office/drawing/2017/model3d" xmlns:o="urn:schemas-microsoft-com:office:office" xmlns:oel="http://schemas.microsoft.com/office/2019/extlst" xmlns:r="http://schemas.openxmlformats.org/officeDocument/2006/relationships" xmlns:m="http://schemas.openxmlformats.org/officeDocument/2006/math" xmlns:v="urn:schemas-microsoft-com:vml" xmlns:wp14="http://schemas.microsoft.com/office/word/2010/wordprocessingDrawing" xmlns:wp="http://schemas.openxmlformats.org/drawingml/2006/wordprocessingDrawing" xmlns:w10="urn:schemas-microsoft-com:office:word" xmlns:w="http://schemas.openxmlformats.org/wordprocessingml/2006/main" xmlns:w14="http://schemas.microsoft.com/office/word/2010/wordml" xmlns:w15="http://schemas.microsoft.com/office/word/2012/wordml" xmlns:w16cex="http://schemas.microsoft.com/office/word/2018/wordml/cex" xmlns:w16cid="http://schemas.microsoft.com/office/word/2016/wordml/cid" xmlns:w16="http://schemas.microsoft.com/office/word/2018/wordml" xmlns:w16sdtdh="http://schemas.microsoft.com/office/word/2020/wordml/sdtdatahash" xmlns:w16se="http://schemas.microsoft.com/office/word/2015/wordml/symex" xmlns:wpg="http://schemas.microsoft.com/office/word/2010/wordprocessingGroup" xmlns:wpi="http://schemas.microsoft.com/office/word/2010/wordprocessingInk" xmlns:wne="http://schemas.microsoft.com/office/word/2006/wordml" xmlns:wps="http://schemas.microsoft.com/office/word/2010/wordprocessingShape" mc:Ignorable="w14 w15 w16se w16cid w16 w16cex w16sdtdh wp14">
+<w:footnotes xmlns:wpc="http://schemas.microsoft.com/office/word/2010/wordprocessingCanvas" xmlns:cx="http://schemas.microsoft.com/office/drawing/2014/chartex" xmlns:cx1="http://schemas.microsoft.com/office/drawing/2015/9/8/chartex" xmlns:cx2="http://schemas.microsoft.com/office/drawing/2015/10/21/chartex" xmlns:cx3="http://schemas.microsoft.com/office/drawing/2016/5/9/chartex" xmlns:cx4="http://schemas.microsoft.com/office/drawing/2016/5/10/chartex" xmlns:cx5="http://schemas.microsoft.com/office/drawing/2016/5/11/chartex" xmlns:cx6="http://schemas.microsoft.com/office/drawing/2016/5/12/chartex" xmlns:cx7="http://schemas.microsoft.com/office/drawing/2016/5/13/chartex" xmlns:cx8="http://schemas.microsoft.com/office/drawing/2016/5/14/chartex" xmlns:mc="http://schemas.openxmlformats.org/markup-compatibility/2006" xmlns:aink="http://schemas.microsoft.com/office/drawing/2016/ink" xmlns:am3d="http://schemas.microsoft.com/office/drawing/2017/model3d" xmlns:o="urn:schemas-microsoft-com:office:office" xmlns:oel="http://schemas.microsoft.com/office/2019/extlst" xmlns:r="http://schemas.openxmlformats.org/officeDocument/2006/relationships" xmlns:m="http://schemas.openxmlformats.org/officeDocument/2006/math" xmlns:v="urn:schemas-microsoft-com:vml" xmlns:wp14="http://schemas.microsoft.com/office/word/2010/wordprocessingDrawing" xmlns:wp="http://schemas.openxmlformats.org/drawingml/2006/wordprocessingDrawing" xmlns:w10="urn:schemas-microsoft-com:office:word" xmlns:w="http://schemas.openxmlformats.org/wordprocessingml/2006/main" xmlns:w14="http://schemas.microsoft.com/office/word/2010/wordml" xmlns:w15="http://schemas.microsoft.com/office/word/2012/wordml" xmlns:w16cex="http://schemas.microsoft.com/office/word/2018/wordml/cex" xmlns:w16cid="http://schemas.microsoft.com/office/word/2016/wordml/cid" xmlns:w16="http://schemas.microsoft.com/office/word/2018/wordml" xmlns:w16du="http://schemas.microsoft.com/office/word/2023/wordml/word16du" xmlns:w16sdtdh="http://schemas.microsoft.com/office/word/2020/wordml/sdtdatahash" xmlns:w16se="http://schemas.microsoft.com/office/word/2015/wordml/symex" xmlns:wpg="http://schemas.microsoft.com/office/word/2010/wordprocessingGroup" xmlns:wpi="http://schemas.microsoft.com/office/word/2010/wordprocessingInk" xmlns:wne="http://schemas.microsoft.com/office/word/2006/wordml" xmlns:wps="http://schemas.microsoft.com/office/word/2010/wordprocessingShape" mc:Ignorable="w14 w15 w16se w16cid w16 w16cex w16sdtdh w16du wp14">
   <w:footnote w:type="separator" w:id="-1">
     <w:p>
       <w:pPr>
@@ -2605,142 +2276,135 @@
 </file>
 
 <file path=word/header1.xml><?xml version="1.0" encoding="utf-8"?>
-<w:hdr xmlns:wpc="http://schemas.microsoft.com/office/word/2010/wordprocessingCanvas" xmlns:cx="http://schemas.microsoft.com/office/drawing/2014/chartex" xmlns:cx1="http://schemas.microsoft.com/office/drawing/2015/9/8/chartex" xmlns:cx2="http://schemas.microsoft.com/office/drawing/2015/10/21/chartex" xmlns:cx3="http://schemas.microsoft.com/office/drawing/2016/5/9/chartex" xmlns:cx4="http://schemas.microsoft.com/office/drawing/2016/5/10/chartex" xmlns:cx5="http://schemas.microsoft.com/office/drawing/2016/5/11/chartex" xmlns:cx6="http://schemas.microsoft.com/office/drawing/2016/5/12/chartex" xmlns:cx7="http://schemas.microsoft.com/office/drawing/2016/5/13/chartex" xmlns:cx8="http://schemas.microsoft.com/office/drawing/2016/5/14/chartex" xmlns:mc="http://schemas.openxmlformats.org/markup-compatibility/2006" xmlns:aink="http://schemas.microsoft.com/office/drawing/2016/ink" xmlns:am3d="http://schemas.microsoft.com/office/drawing/2017/model3d" xmlns:o="urn:schemas-microsoft-com:office:office" xmlns:oel="http://schemas.microsoft.com/office/2019/extlst" xmlns:r="http://schemas.openxmlformats.org/officeDocument/2006/relationships" xmlns:m="http://schemas.openxmlformats.org/officeDocument/2006/math" xmlns:v="urn:schemas-microsoft-com:vml" xmlns:wp14="http://schemas.microsoft.com/office/word/2010/wordprocessingDrawing" xmlns:wp="http://schemas.openxmlformats.org/drawingml/2006/wordprocessingDrawing" xmlns:w10="urn:schemas-microsoft-com:office:word" xmlns:w="http://schemas.openxmlformats.org/wordprocessingml/2006/main" xmlns:w14="http://schemas.microsoft.com/office/word/2010/wordml" xmlns:w15="http://schemas.microsoft.com/office/word/2012/wordml" xmlns:w16cex="http://schemas.microsoft.com/office/word/2018/wordml/cex" xmlns:w16cid="http://schemas.microsoft.com/office/word/2016/wordml/cid" xmlns:w16="http://schemas.microsoft.com/office/word/2018/wordml" xmlns:w16sdtdh="http://schemas.microsoft.com/office/word/2020/wordml/sdtdatahash" xmlns:w16se="http://schemas.microsoft.com/office/word/2015/wordml/symex" xmlns:wpg="http://schemas.microsoft.com/office/word/2010/wordprocessingGroup" xmlns:wpi="http://schemas.microsoft.com/office/word/2010/wordprocessingInk" xmlns:wne="http://schemas.microsoft.com/office/word/2006/wordml" xmlns:wps="http://schemas.microsoft.com/office/word/2010/wordprocessingShape" mc:Ignorable="w14 w15 w16se w16cid w16 w16cex w16sdtdh wp14">
+<w:hdr xmlns:wpc="http://schemas.microsoft.com/office/word/2010/wordprocessingCanvas" xmlns:cx="http://schemas.microsoft.com/office/drawing/2014/chartex" xmlns:cx1="http://schemas.microsoft.com/office/drawing/2015/9/8/chartex" xmlns:cx2="http://schemas.microsoft.com/office/drawing/2015/10/21/chartex" xmlns:cx3="http://schemas.microsoft.com/office/drawing/2016/5/9/chartex" xmlns:cx4="http://schemas.microsoft.com/office/drawing/2016/5/10/chartex" xmlns:cx5="http://schemas.microsoft.com/office/drawing/2016/5/11/chartex" xmlns:cx6="http://schemas.microsoft.com/office/drawing/2016/5/12/chartex" xmlns:cx7="http://schemas.microsoft.com/office/drawing/2016/5/13/chartex" xmlns:cx8="http://schemas.microsoft.com/office/drawing/2016/5/14/chartex" xmlns:mc="http://schemas.openxmlformats.org/markup-compatibility/2006" xmlns:aink="http://schemas.microsoft.com/office/drawing/2016/ink" xmlns:am3d="http://schemas.microsoft.com/office/drawing/2017/model3d" xmlns:o="urn:schemas-microsoft-com:office:office" xmlns:oel="http://schemas.microsoft.com/office/2019/extlst" xmlns:r="http://schemas.openxmlformats.org/officeDocument/2006/relationships" xmlns:m="http://schemas.openxmlformats.org/officeDocument/2006/math" xmlns:v="urn:schemas-microsoft-com:vml" xmlns:wp14="http://schemas.microsoft.com/office/word/2010/wordprocessingDrawing" xmlns:wp="http://schemas.openxmlformats.org/drawingml/2006/wordprocessingDrawing" xmlns:w10="urn:schemas-microsoft-com:office:word" xmlns:w="http://schemas.openxmlformats.org/wordprocessingml/2006/main" xmlns:w14="http://schemas.microsoft.com/office/word/2010/wordml" xmlns:w15="http://schemas.microsoft.com/office/word/2012/wordml" xmlns:w16cex="http://schemas.microsoft.com/office/word/2018/wordml/cex" xmlns:w16cid="http://schemas.microsoft.com/office/word/2016/wordml/cid" xmlns:w16="http://schemas.microsoft.com/office/word/2018/wordml" xmlns:w16du="http://schemas.microsoft.com/office/word/2023/wordml/word16du" xmlns:w16sdtdh="http://schemas.microsoft.com/office/word/2020/wordml/sdtdatahash" xmlns:w16se="http://schemas.microsoft.com/office/word/2015/wordml/symex" xmlns:wpg="http://schemas.microsoft.com/office/word/2010/wordprocessingGroup" xmlns:wpi="http://schemas.microsoft.com/office/word/2010/wordprocessingInk" xmlns:wne="http://schemas.microsoft.com/office/word/2006/wordml" xmlns:wps="http://schemas.microsoft.com/office/word/2010/wordprocessingShape" mc:Ignorable="w14 w15 w16se w16cid w16 w16cex w16sdtdh w16du wp14">
+  <w:tbl>
+    <w:tblPr>
+      <w:tblStyle w:val="Tablaconcuadrcula"/>
+      <w:tblW w:w="0" w:type="auto"/>
+      <w:tblBorders>
+        <w:top w:val="none" w:sz="0" w:space="0" w:color="auto"/>
+        <w:left w:val="none" w:sz="0" w:space="0" w:color="auto"/>
+        <w:bottom w:val="none" w:sz="0" w:space="0" w:color="auto"/>
+        <w:right w:val="none" w:sz="0" w:space="0" w:color="auto"/>
+        <w:insideH w:val="none" w:sz="0" w:space="0" w:color="auto"/>
+        <w:insideV w:val="none" w:sz="0" w:space="0" w:color="auto"/>
+      </w:tblBorders>
+      <w:tblLook w:val="04A0" w:firstRow="1" w:lastRow="0" w:firstColumn="1" w:lastColumn="0" w:noHBand="0" w:noVBand="1"/>
+    </w:tblPr>
+    <w:tblGrid>
+      <w:gridCol w:w="6658"/>
+      <w:gridCol w:w="2170"/>
+    </w:tblGrid>
+    <w:tr>
+      <w:tc>
+        <w:tcPr>
+          <w:tcW w:w="6658" w:type="dxa"/>
+        </w:tcPr>
+        <w:p>
+          <w:pPr>
+            <w:pStyle w:val="Encabezado"/>
+            <w:tabs>
+              <w:tab w:val="right" w:pos="7371"/>
+            </w:tabs>
+            <w:ind w:right="-111"/>
+            <w:jc w:val="center"/>
+            <w:rPr>
+              <w:b/>
+              <w:bCs/>
+              <w:noProof/>
+            </w:rPr>
+          </w:pPr>
+          <w:r>
+            <w:rPr>
+              <w:b/>
+              <w:bCs/>
+              <w:noProof/>
+            </w:rPr>
+            <w:t>PROGRAMA INTERNO DE PROTECCIÓN CIVIL 2024</w:t>
+          </w:r>
+        </w:p>
+        <w:p>
+          <w:pPr>
+            <w:pStyle w:val="Encabezado"/>
+            <w:tabs>
+              <w:tab w:val="right" w:pos="7371"/>
+            </w:tabs>
+            <w:ind w:right="-111"/>
+            <w:jc w:val="center"/>
+            <w:rPr>
+              <w:b/>
+              <w:bCs/>
+              <w:noProof/>
+            </w:rPr>
+          </w:pPr>
+          <w:r>
+            <w:rPr>
+              <w:b/>
+              <w:bCs/>
+              <w:noProof/>
+            </w:rPr>
+            <w:t>{{ razon_social }}</w:t>
+          </w:r>
+        </w:p>
+        <w:p>
+          <w:pPr>
+            <w:pStyle w:val="Encabezado"/>
+            <w:tabs>
+              <w:tab w:val="center" w:pos="4003"/>
+              <w:tab w:val="right" w:pos="7371"/>
+            </w:tabs>
+            <w:ind w:right="-111"/>
+            <w:jc w:val="center"/>
+            <w:rPr>
+              <w:noProof/>
+            </w:rPr>
+          </w:pPr>
+          <w:r>
+            <w:rPr>
+              <w:b/>
+              <w:bCs/>
+              <w:noProof/>
+            </w:rPr>
+            <w:t>{{ nombre_comercial }}</w:t>
+          </w:r>
+        </w:p>
+      </w:tc>
+      <w:tc>
+        <w:tcPr>
+          <w:tcW w:w="2170" w:type="dxa"/>
+          <w:vAlign w:val="center"/>
+        </w:tcPr>
+        <w:p>
+          <w:pPr>
+            <w:pStyle w:val="Encabezado"/>
+            <w:tabs>
+              <w:tab w:val="right" w:pos="7371"/>
+            </w:tabs>
+            <w:jc w:val="center"/>
+            <w:rPr>
+              <w:noProof/>
+            </w:rPr>
+          </w:pPr>
+          <w:r>
+            <w:rPr>
+              <w:noProof/>
+            </w:rPr>
+            <w:t>{{ logo2 }}</w:t>
+          </w:r>
+        </w:p>
+      </w:tc>
+    </w:tr>
+  </w:tbl>
   <w:p>
     <w:pPr>
       <w:pStyle w:val="Encabezado"/>
-      <w:tabs>
-        <w:tab w:val="clear" w:pos="8838"/>
-        <w:tab w:val="right" w:pos="8222"/>
-        <w:tab w:val="left" w:pos="8647"/>
-      </w:tabs>
-      <w:ind w:right="1467"/>
-      <w:jc w:val="center"/>
-      <w:rPr>
-        <w:rFonts w:cstheme="minorHAnsi"/>
-        <w:b/>
-      </w:rPr>
-    </w:pPr>
-    <w:r>
-      <w:rPr>
-        <w:noProof/>
-      </w:rPr>
-      <w:drawing>
-        <wp:anchor distT="0" distB="0" distL="114300" distR="114300" simplePos="0" relativeHeight="251667456" behindDoc="0" locked="0" layoutInCell="1" allowOverlap="1" wp14:anchorId="30D0F6F9" wp14:editId="5B9F8466">
-          <wp:simplePos x="0" y="0"/>
-          <wp:positionH relativeFrom="margin">
-            <wp:posOffset>4593016</wp:posOffset>
-          </wp:positionH>
-          <wp:positionV relativeFrom="paragraph">
-            <wp:posOffset>-360680</wp:posOffset>
-          </wp:positionV>
-          <wp:extent cx="1013460" cy="1013460"/>
-          <wp:effectExtent l="0" t="0" r="0" b="0"/>
-          <wp:wrapNone/>
-          <wp:docPr id="1633546499" name="Imagen 1633546499"/>
-          <wp:cNvGraphicFramePr>
-            <a:graphicFrameLocks xmlns:a="http://schemas.openxmlformats.org/drawingml/2006/main" noChangeAspect="1"/>
-          </wp:cNvGraphicFramePr>
-          <a:graphic xmlns:a="http://schemas.openxmlformats.org/drawingml/2006/main">
-            <a:graphicData uri="http://schemas.openxmlformats.org/drawingml/2006/picture">
-              <pic:pic xmlns:pic="http://schemas.openxmlformats.org/drawingml/2006/picture">
-                <pic:nvPicPr>
-                  <pic:cNvPr id="843740038" name="Imagen 843740038"/>
-                  <pic:cNvPicPr/>
-                </pic:nvPicPr>
-                <pic:blipFill>
-                  <a:blip r:embed="rId1">
-                    <a:extLst>
-                      <a:ext uri="{28A0092B-C50C-407E-A947-70E740481C1C}">
-                        <a14:useLocalDpi xmlns:a14="http://schemas.microsoft.com/office/drawing/2010/main" val="0"/>
-                      </a:ext>
-                    </a:extLst>
-                  </a:blip>
-                  <a:stretch>
-                    <a:fillRect/>
-                  </a:stretch>
-                </pic:blipFill>
-                <pic:spPr>
-                  <a:xfrm>
-                    <a:off x="0" y="0"/>
-                    <a:ext cx="1013460" cy="1013460"/>
-                  </a:xfrm>
-                  <a:prstGeom prst="rect">
-                    <a:avLst/>
-                  </a:prstGeom>
-                </pic:spPr>
-              </pic:pic>
-            </a:graphicData>
-          </a:graphic>
-          <wp14:sizeRelH relativeFrom="margin">
-            <wp14:pctWidth>0</wp14:pctWidth>
-          </wp14:sizeRelH>
-          <wp14:sizeRelV relativeFrom="margin">
-            <wp14:pctHeight>0</wp14:pctHeight>
-          </wp14:sizeRelV>
-        </wp:anchor>
-      </w:drawing>
-    </w:r>
-    <w:r>
-      <w:rPr>
-        <w:rFonts w:cstheme="minorHAnsi"/>
-        <w:b/>
-      </w:rPr>
-      <w:t xml:space="preserve">PROGRAMA INTERNO DE PROTECCIÓN CIVIL </w:t>
-    </w:r>
-    <w:r>
-      <w:rPr>
-        <w:rFonts w:cstheme="minorHAnsi"/>
-        <w:b/>
-      </w:rPr>
-      <w:t>2024</w:t>
-    </w:r>
-  </w:p>
-  <w:p>
-    <w:pPr>
-      <w:pStyle w:val="Encabezado"/>
-      <w:tabs>
-        <w:tab w:val="clear" w:pos="8838"/>
-        <w:tab w:val="right" w:pos="8222"/>
-        <w:tab w:val="left" w:pos="8647"/>
-      </w:tabs>
-      <w:ind w:right="1467"/>
-      <w:jc w:val="center"/>
-      <w:rPr>
-        <w:rFonts w:cstheme="minorHAnsi"/>
-        <w:b/>
-      </w:rPr>
-    </w:pPr>
-    <w:r>
-      <w:rPr>
-        <w:rFonts w:cstheme="minorHAnsi"/>
-        <w:b/>
-        <w:noProof/>
-      </w:rPr>
-      <w:t>{{ razon_social }}</w:t>
-    </w:r>
-  </w:p>
-  <w:p>
-    <w:pPr>
-      <w:ind w:right="1467"/>
-      <w:jc w:val="center"/>
-      <w:rPr>
-        <w:b/>
-      </w:rPr>
-    </w:pPr>
-    <w:r>
-      <w:rPr>
-        <w:b/>
-        <w:noProof/>
-      </w:rPr>
-      <w:t>{{ nombre_comercial }}</w:t>
-    </w:r>
+    </w:pPr>
   </w:p>
 </w:hdr>
 </file>
 
 <file path=word/header2.xml><?xml version="1.0" encoding="utf-8"?>
-<w:hdr xmlns:wpc="http://schemas.microsoft.com/office/word/2010/wordprocessingCanvas" xmlns:cx="http://schemas.microsoft.com/office/drawing/2014/chartex" xmlns:cx1="http://schemas.microsoft.com/office/drawing/2015/9/8/chartex" xmlns:cx2="http://schemas.microsoft.com/office/drawing/2015/10/21/chartex" xmlns:cx3="http://schemas.microsoft.com/office/drawing/2016/5/9/chartex" xmlns:cx4="http://schemas.microsoft.com/office/drawing/2016/5/10/chartex" xmlns:cx5="http://schemas.microsoft.com/office/drawing/2016/5/11/chartex" xmlns:cx6="http://schemas.microsoft.com/office/drawing/2016/5/12/chartex" xmlns:cx7="http://schemas.microsoft.com/office/drawing/2016/5/13/chartex" xmlns:cx8="http://schemas.microsoft.com/office/drawing/2016/5/14/chartex" xmlns:mc="http://schemas.openxmlformats.org/markup-compatibility/2006" xmlns:aink="http://schemas.microsoft.com/office/drawing/2016/ink" xmlns:am3d="http://schemas.microsoft.com/office/drawing/2017/model3d" xmlns:o="urn:schemas-microsoft-com:office:office" xmlns:oel="http://schemas.microsoft.com/office/2019/extlst" xmlns:r="http://schemas.openxmlformats.org/officeDocument/2006/relationships" xmlns:m="http://schemas.openxmlformats.org/officeDocument/2006/math" xmlns:v="urn:schemas-microsoft-com:vml" xmlns:wp14="http://schemas.microsoft.com/office/word/2010/wordprocessingDrawing" xmlns:wp="http://schemas.openxmlformats.org/drawingml/2006/wordprocessingDrawing" xmlns:w10="urn:schemas-microsoft-com:office:word" xmlns:w="http://schemas.openxmlformats.org/wordprocessingml/2006/main" xmlns:w14="http://schemas.microsoft.com/office/word/2010/wordml" xmlns:w15="http://schemas.microsoft.com/office/word/2012/wordml" xmlns:w16cex="http://schemas.microsoft.com/office/word/2018/wordml/cex" xmlns:w16cid="http://schemas.microsoft.com/office/word/2016/wordml/cid" xmlns:w16="http://schemas.microsoft.com/office/word/2018/wordml" xmlns:w16sdtdh="http://schemas.microsoft.com/office/word/2020/wordml/sdtdatahash" xmlns:w16se="http://schemas.microsoft.com/office/word/2015/wordml/symex" xmlns:wpg="http://schemas.microsoft.com/office/word/2010/wordprocessingGroup" xmlns:wpi="http://schemas.microsoft.com/office/word/2010/wordprocessingInk" xmlns:wne="http://schemas.microsoft.com/office/word/2006/wordml" xmlns:wps="http://schemas.microsoft.com/office/word/2010/wordprocessingShape" mc:Ignorable="w14 w15 w16se w16cid w16 w16cex w16sdtdh wp14">
+<w:hdr xmlns:wpc="http://schemas.microsoft.com/office/word/2010/wordprocessingCanvas" xmlns:cx="http://schemas.microsoft.com/office/drawing/2014/chartex" xmlns:cx1="http://schemas.microsoft.com/office/drawing/2015/9/8/chartex" xmlns:cx2="http://schemas.microsoft.com/office/drawing/2015/10/21/chartex" xmlns:cx3="http://schemas.microsoft.com/office/drawing/2016/5/9/chartex" xmlns:cx4="http://schemas.microsoft.com/office/drawing/2016/5/10/chartex" xmlns:cx5="http://schemas.microsoft.com/office/drawing/2016/5/11/chartex" xmlns:cx6="http://schemas.microsoft.com/office/drawing/2016/5/12/chartex" xmlns:cx7="http://schemas.microsoft.com/office/drawing/2016/5/13/chartex" xmlns:cx8="http://schemas.microsoft.com/office/drawing/2016/5/14/chartex" xmlns:mc="http://schemas.openxmlformats.org/markup-compatibility/2006" xmlns:aink="http://schemas.microsoft.com/office/drawing/2016/ink" xmlns:am3d="http://schemas.microsoft.com/office/drawing/2017/model3d" xmlns:o="urn:schemas-microsoft-com:office:office" xmlns:oel="http://schemas.microsoft.com/office/2019/extlst" xmlns:r="http://schemas.openxmlformats.org/officeDocument/2006/relationships" xmlns:m="http://schemas.openxmlformats.org/officeDocument/2006/math" xmlns:v="urn:schemas-microsoft-com:vml" xmlns:wp14="http://schemas.microsoft.com/office/word/2010/wordprocessingDrawing" xmlns:wp="http://schemas.openxmlformats.org/drawingml/2006/wordprocessingDrawing" xmlns:w10="urn:schemas-microsoft-com:office:word" xmlns:w="http://schemas.openxmlformats.org/wordprocessingml/2006/main" xmlns:w14="http://schemas.microsoft.com/office/word/2010/wordml" xmlns:w15="http://schemas.microsoft.com/office/word/2012/wordml" xmlns:w16cex="http://schemas.microsoft.com/office/word/2018/wordml/cex" xmlns:w16cid="http://schemas.microsoft.com/office/word/2016/wordml/cid" xmlns:w16="http://schemas.microsoft.com/office/word/2018/wordml" xmlns:w16du="http://schemas.microsoft.com/office/word/2023/wordml/word16du" xmlns:w16sdtdh="http://schemas.microsoft.com/office/word/2020/wordml/sdtdatahash" xmlns:w16se="http://schemas.microsoft.com/office/word/2015/wordml/symex" xmlns:wpg="http://schemas.microsoft.com/office/word/2010/wordprocessingGroup" xmlns:wpi="http://schemas.microsoft.com/office/word/2010/wordprocessingInk" xmlns:wne="http://schemas.microsoft.com/office/word/2006/wordml" xmlns:wps="http://schemas.microsoft.com/office/word/2010/wordprocessingShape" mc:Ignorable="w14 w15 w16se w16cid w16 w16cex w16sdtdh w16du wp14">
   <w:p>
     <w:pPr>
       <w:pStyle w:val="Encabezado"/>
@@ -2876,7 +2540,7 @@
 </file>
 
 <file path=word/header3.xml><?xml version="1.0" encoding="utf-8"?>
-<w:hdr xmlns:wpc="http://schemas.microsoft.com/office/word/2010/wordprocessingCanvas" xmlns:cx="http://schemas.microsoft.com/office/drawing/2014/chartex" xmlns:cx1="http://schemas.microsoft.com/office/drawing/2015/9/8/chartex" xmlns:cx2="http://schemas.microsoft.com/office/drawing/2015/10/21/chartex" xmlns:cx3="http://schemas.microsoft.com/office/drawing/2016/5/9/chartex" xmlns:cx4="http://schemas.microsoft.com/office/drawing/2016/5/10/chartex" xmlns:cx5="http://schemas.microsoft.com/office/drawing/2016/5/11/chartex" xmlns:cx6="http://schemas.microsoft.com/office/drawing/2016/5/12/chartex" xmlns:cx7="http://schemas.microsoft.com/office/drawing/2016/5/13/chartex" xmlns:cx8="http://schemas.microsoft.com/office/drawing/2016/5/14/chartex" xmlns:mc="http://schemas.openxmlformats.org/markup-compatibility/2006" xmlns:aink="http://schemas.microsoft.com/office/drawing/2016/ink" xmlns:am3d="http://schemas.microsoft.com/office/drawing/2017/model3d" xmlns:o="urn:schemas-microsoft-com:office:office" xmlns:oel="http://schemas.microsoft.com/office/2019/extlst" xmlns:r="http://schemas.openxmlformats.org/officeDocument/2006/relationships" xmlns:m="http://schemas.openxmlformats.org/officeDocument/2006/math" xmlns:v="urn:schemas-microsoft-com:vml" xmlns:wp14="http://schemas.microsoft.com/office/word/2010/wordprocessingDrawing" xmlns:wp="http://schemas.openxmlformats.org/drawingml/2006/wordprocessingDrawing" xmlns:w10="urn:schemas-microsoft-com:office:word" xmlns:w="http://schemas.openxmlformats.org/wordprocessingml/2006/main" xmlns:w14="http://schemas.microsoft.com/office/word/2010/wordml" xmlns:w15="http://schemas.microsoft.com/office/word/2012/wordml" xmlns:w16cex="http://schemas.microsoft.com/office/word/2018/wordml/cex" xmlns:w16cid="http://schemas.microsoft.com/office/word/2016/wordml/cid" xmlns:w16="http://schemas.microsoft.com/office/word/2018/wordml" xmlns:w16sdtdh="http://schemas.microsoft.com/office/word/2020/wordml/sdtdatahash" xmlns:w16se="http://schemas.microsoft.com/office/word/2015/wordml/symex" xmlns:wpg="http://schemas.microsoft.com/office/word/2010/wordprocessingGroup" xmlns:wpi="http://schemas.microsoft.com/office/word/2010/wordprocessingInk" xmlns:wne="http://schemas.microsoft.com/office/word/2006/wordml" xmlns:wps="http://schemas.microsoft.com/office/word/2010/wordprocessingShape" mc:Ignorable="w14 w15 w16se w16cid w16 w16cex w16sdtdh wp14">
+<w:hdr xmlns:wpc="http://schemas.microsoft.com/office/word/2010/wordprocessingCanvas" xmlns:cx="http://schemas.microsoft.com/office/drawing/2014/chartex" xmlns:cx1="http://schemas.microsoft.com/office/drawing/2015/9/8/chartex" xmlns:cx2="http://schemas.microsoft.com/office/drawing/2015/10/21/chartex" xmlns:cx3="http://schemas.microsoft.com/office/drawing/2016/5/9/chartex" xmlns:cx4="http://schemas.microsoft.com/office/drawing/2016/5/10/chartex" xmlns:cx5="http://schemas.microsoft.com/office/drawing/2016/5/11/chartex" xmlns:cx6="http://schemas.microsoft.com/office/drawing/2016/5/12/chartex" xmlns:cx7="http://schemas.microsoft.com/office/drawing/2016/5/13/chartex" xmlns:cx8="http://schemas.microsoft.com/office/drawing/2016/5/14/chartex" xmlns:mc="http://schemas.openxmlformats.org/markup-compatibility/2006" xmlns:aink="http://schemas.microsoft.com/office/drawing/2016/ink" xmlns:am3d="http://schemas.microsoft.com/office/drawing/2017/model3d" xmlns:o="urn:schemas-microsoft-com:office:office" xmlns:oel="http://schemas.microsoft.com/office/2019/extlst" xmlns:r="http://schemas.openxmlformats.org/officeDocument/2006/relationships" xmlns:m="http://schemas.openxmlformats.org/officeDocument/2006/math" xmlns:v="urn:schemas-microsoft-com:vml" xmlns:wp14="http://schemas.microsoft.com/office/word/2010/wordprocessingDrawing" xmlns:wp="http://schemas.openxmlformats.org/drawingml/2006/wordprocessingDrawing" xmlns:w10="urn:schemas-microsoft-com:office:word" xmlns:w="http://schemas.openxmlformats.org/wordprocessingml/2006/main" xmlns:w14="http://schemas.microsoft.com/office/word/2010/wordml" xmlns:w15="http://schemas.microsoft.com/office/word/2012/wordml" xmlns:w16cex="http://schemas.microsoft.com/office/word/2018/wordml/cex" xmlns:w16cid="http://schemas.microsoft.com/office/word/2016/wordml/cid" xmlns:w16="http://schemas.microsoft.com/office/word/2018/wordml" xmlns:w16du="http://schemas.microsoft.com/office/word/2023/wordml/word16du" xmlns:w16sdtdh="http://schemas.microsoft.com/office/word/2020/wordml/sdtdatahash" xmlns:w16se="http://schemas.microsoft.com/office/word/2015/wordml/symex" xmlns:wpg="http://schemas.microsoft.com/office/word/2010/wordprocessingGroup" xmlns:wpi="http://schemas.microsoft.com/office/word/2010/wordprocessingInk" xmlns:wne="http://schemas.microsoft.com/office/word/2006/wordml" xmlns:wps="http://schemas.microsoft.com/office/word/2010/wordprocessingShape" mc:Ignorable="w14 w15 w16se w16cid w16 w16cex w16sdtdh w16du wp14">
   <w:p>
     <w:pPr>
       <w:pStyle w:val="Encabezado"/>
@@ -3011,7 +2675,7 @@
 </file>
 
 <file path=word/header4.xml><?xml version="1.0" encoding="utf-8"?>
-<w:hdr xmlns:wpc="http://schemas.microsoft.com/office/word/2010/wordprocessingCanvas" xmlns:cx="http://schemas.microsoft.com/office/drawing/2014/chartex" xmlns:cx1="http://schemas.microsoft.com/office/drawing/2015/9/8/chartex" xmlns:cx2="http://schemas.microsoft.com/office/drawing/2015/10/21/chartex" xmlns:cx3="http://schemas.microsoft.com/office/drawing/2016/5/9/chartex" xmlns:cx4="http://schemas.microsoft.com/office/drawing/2016/5/10/chartex" xmlns:cx5="http://schemas.microsoft.com/office/drawing/2016/5/11/chartex" xmlns:cx6="http://schemas.microsoft.com/office/drawing/2016/5/12/chartex" xmlns:cx7="http://schemas.microsoft.com/office/drawing/2016/5/13/chartex" xmlns:cx8="http://schemas.microsoft.com/office/drawing/2016/5/14/chartex" xmlns:mc="http://schemas.openxmlformats.org/markup-compatibility/2006" xmlns:aink="http://schemas.microsoft.com/office/drawing/2016/ink" xmlns:am3d="http://schemas.microsoft.com/office/drawing/2017/model3d" xmlns:o="urn:schemas-microsoft-com:office:office" xmlns:oel="http://schemas.microsoft.com/office/2019/extlst" xmlns:r="http://schemas.openxmlformats.org/officeDocument/2006/relationships" xmlns:m="http://schemas.openxmlformats.org/officeDocument/2006/math" xmlns:v="urn:schemas-microsoft-com:vml" xmlns:wp14="http://schemas.microsoft.com/office/word/2010/wordprocessingDrawing" xmlns:wp="http://schemas.openxmlformats.org/drawingml/2006/wordprocessingDrawing" xmlns:w10="urn:schemas-microsoft-com:office:word" xmlns:w="http://schemas.openxmlformats.org/wordprocessingml/2006/main" xmlns:w14="http://schemas.microsoft.com/office/word/2010/wordml" xmlns:w15="http://schemas.microsoft.com/office/word/2012/wordml" xmlns:w16cex="http://schemas.microsoft.com/office/word/2018/wordml/cex" xmlns:w16cid="http://schemas.microsoft.com/office/word/2016/wordml/cid" xmlns:w16="http://schemas.microsoft.com/office/word/2018/wordml" xmlns:w16sdtdh="http://schemas.microsoft.com/office/word/2020/wordml/sdtdatahash" xmlns:w16se="http://schemas.microsoft.com/office/word/2015/wordml/symex" xmlns:wpg="http://schemas.microsoft.com/office/word/2010/wordprocessingGroup" xmlns:wpi="http://schemas.microsoft.com/office/word/2010/wordprocessingInk" xmlns:wne="http://schemas.microsoft.com/office/word/2006/wordml" xmlns:wps="http://schemas.microsoft.com/office/word/2010/wordprocessingShape" mc:Ignorable="w14 w15 w16se w16cid w16 w16cex w16sdtdh wp14">
+<w:hdr xmlns:wpc="http://schemas.microsoft.com/office/word/2010/wordprocessingCanvas" xmlns:cx="http://schemas.microsoft.com/office/drawing/2014/chartex" xmlns:cx1="http://schemas.microsoft.com/office/drawing/2015/9/8/chartex" xmlns:cx2="http://schemas.microsoft.com/office/drawing/2015/10/21/chartex" xmlns:cx3="http://schemas.microsoft.com/office/drawing/2016/5/9/chartex" xmlns:cx4="http://schemas.microsoft.com/office/drawing/2016/5/10/chartex" xmlns:cx5="http://schemas.microsoft.com/office/drawing/2016/5/11/chartex" xmlns:cx6="http://schemas.microsoft.com/office/drawing/2016/5/12/chartex" xmlns:cx7="http://schemas.microsoft.com/office/drawing/2016/5/13/chartex" xmlns:cx8="http://schemas.microsoft.com/office/drawing/2016/5/14/chartex" xmlns:mc="http://schemas.openxmlformats.org/markup-compatibility/2006" xmlns:aink="http://schemas.microsoft.com/office/drawing/2016/ink" xmlns:am3d="http://schemas.microsoft.com/office/drawing/2017/model3d" xmlns:o="urn:schemas-microsoft-com:office:office" xmlns:oel="http://schemas.microsoft.com/office/2019/extlst" xmlns:r="http://schemas.openxmlformats.org/officeDocument/2006/relationships" xmlns:m="http://schemas.openxmlformats.org/officeDocument/2006/math" xmlns:v="urn:schemas-microsoft-com:vml" xmlns:wp14="http://schemas.microsoft.com/office/word/2010/wordprocessingDrawing" xmlns:wp="http://schemas.openxmlformats.org/drawingml/2006/wordprocessingDrawing" xmlns:w10="urn:schemas-microsoft-com:office:word" xmlns:w="http://schemas.openxmlformats.org/wordprocessingml/2006/main" xmlns:w14="http://schemas.microsoft.com/office/word/2010/wordml" xmlns:w15="http://schemas.microsoft.com/office/word/2012/wordml" xmlns:w16cex="http://schemas.microsoft.com/office/word/2018/wordml/cex" xmlns:w16cid="http://schemas.microsoft.com/office/word/2016/wordml/cid" xmlns:w16="http://schemas.microsoft.com/office/word/2018/wordml" xmlns:w16du="http://schemas.microsoft.com/office/word/2023/wordml/word16du" xmlns:w16sdtdh="http://schemas.microsoft.com/office/word/2020/wordml/sdtdatahash" xmlns:w16se="http://schemas.microsoft.com/office/word/2015/wordml/symex" xmlns:wpg="http://schemas.microsoft.com/office/word/2010/wordprocessingGroup" xmlns:wpi="http://schemas.microsoft.com/office/word/2010/wordprocessingInk" xmlns:wne="http://schemas.microsoft.com/office/word/2006/wordml" xmlns:wps="http://schemas.microsoft.com/office/word/2010/wordprocessingShape" mc:Ignorable="w14 w15 w16se w16cid w16 w16cex w16sdtdh w16du wp14">
   <w:p>
     <w:pPr>
       <w:pStyle w:val="Encabezado"/>
@@ -3147,7 +2811,7 @@
 </file>
 
 <file path=word/numbering.xml><?xml version="1.0" encoding="utf-8"?>
-<w:numbering xmlns:wpc="http://schemas.microsoft.com/office/word/2010/wordprocessingCanvas" xmlns:cx="http://schemas.microsoft.com/office/drawing/2014/chartex" xmlns:cx1="http://schemas.microsoft.com/office/drawing/2015/9/8/chartex" xmlns:cx2="http://schemas.microsoft.com/office/drawing/2015/10/21/chartex" xmlns:cx3="http://schemas.microsoft.com/office/drawing/2016/5/9/chartex" xmlns:cx4="http://schemas.microsoft.com/office/drawing/2016/5/10/chartex" xmlns:cx5="http://schemas.microsoft.com/office/drawing/2016/5/11/chartex" xmlns:cx6="http://schemas.microsoft.com/office/drawing/2016/5/12/chartex" xmlns:cx7="http://schemas.microsoft.com/office/drawing/2016/5/13/chartex" xmlns:cx8="http://schemas.microsoft.com/office/drawing/2016/5/14/chartex" xmlns:mc="http://schemas.openxmlformats.org/markup-compatibility/2006" xmlns:aink="http://schemas.microsoft.com/office/drawing/2016/ink" xmlns:am3d="http://schemas.microsoft.com/office/drawing/2017/model3d" xmlns:o="urn:schemas-microsoft-com:office:office" xmlns:oel="http://schemas.microsoft.com/office/2019/extlst" xmlns:r="http://schemas.openxmlformats.org/officeDocument/2006/relationships" xmlns:m="http://schemas.openxmlformats.org/officeDocument/2006/math" xmlns:v="urn:schemas-microsoft-com:vml" xmlns:wp14="http://schemas.microsoft.com/office/word/2010/wordprocessingDrawing" xmlns:wp="http://schemas.openxmlformats.org/drawingml/2006/wordprocessingDrawing" xmlns:w10="urn:schemas-microsoft-com:office:word" xmlns:w="http://schemas.openxmlformats.org/wordprocessingml/2006/main" xmlns:w14="http://schemas.microsoft.com/office/word/2010/wordml" xmlns:w15="http://schemas.microsoft.com/office/word/2012/wordml" xmlns:w16cex="http://schemas.microsoft.com/office/word/2018/wordml/cex" xmlns:w16cid="http://schemas.microsoft.com/office/word/2016/wordml/cid" xmlns:w16="http://schemas.microsoft.com/office/word/2018/wordml" xmlns:w16sdtdh="http://schemas.microsoft.com/office/word/2020/wordml/sdtdatahash" xmlns:w16se="http://schemas.microsoft.com/office/word/2015/wordml/symex" xmlns:wpg="http://schemas.microsoft.com/office/word/2010/wordprocessingGroup" xmlns:wpi="http://schemas.microsoft.com/office/word/2010/wordprocessingInk" xmlns:wne="http://schemas.microsoft.com/office/word/2006/wordml" xmlns:wps="http://schemas.microsoft.com/office/word/2010/wordprocessingShape" mc:Ignorable="w14 w15 w16se w16cid w16 w16cex w16sdtdh wp14">
+<w:numbering xmlns:wpc="http://schemas.microsoft.com/office/word/2010/wordprocessingCanvas" xmlns:cx="http://schemas.microsoft.com/office/drawing/2014/chartex" xmlns:cx1="http://schemas.microsoft.com/office/drawing/2015/9/8/chartex" xmlns:cx2="http://schemas.microsoft.com/office/drawing/2015/10/21/chartex" xmlns:cx3="http://schemas.microsoft.com/office/drawing/2016/5/9/chartex" xmlns:cx4="http://schemas.microsoft.com/office/drawing/2016/5/10/chartex" xmlns:cx5="http://schemas.microsoft.com/office/drawing/2016/5/11/chartex" xmlns:cx6="http://schemas.microsoft.com/office/drawing/2016/5/12/chartex" xmlns:cx7="http://schemas.microsoft.com/office/drawing/2016/5/13/chartex" xmlns:cx8="http://schemas.microsoft.com/office/drawing/2016/5/14/chartex" xmlns:mc="http://schemas.openxmlformats.org/markup-compatibility/2006" xmlns:aink="http://schemas.microsoft.com/office/drawing/2016/ink" xmlns:am3d="http://schemas.microsoft.com/office/drawing/2017/model3d" xmlns:o="urn:schemas-microsoft-com:office:office" xmlns:oel="http://schemas.microsoft.com/office/2019/extlst" xmlns:r="http://schemas.openxmlformats.org/officeDocument/2006/relationships" xmlns:m="http://schemas.openxmlformats.org/officeDocument/2006/math" xmlns:v="urn:schemas-microsoft-com:vml" xmlns:wp14="http://schemas.microsoft.com/office/word/2010/wordprocessingDrawing" xmlns:wp="http://schemas.openxmlformats.org/drawingml/2006/wordprocessingDrawing" xmlns:w10="urn:schemas-microsoft-com:office:word" xmlns:w="http://schemas.openxmlformats.org/wordprocessingml/2006/main" xmlns:w14="http://schemas.microsoft.com/office/word/2010/wordml" xmlns:w15="http://schemas.microsoft.com/office/word/2012/wordml" xmlns:w16cex="http://schemas.microsoft.com/office/word/2018/wordml/cex" xmlns:w16cid="http://schemas.microsoft.com/office/word/2016/wordml/cid" xmlns:w16="http://schemas.microsoft.com/office/word/2018/wordml" xmlns:w16du="http://schemas.microsoft.com/office/word/2023/wordml/word16du" xmlns:w16sdtdh="http://schemas.microsoft.com/office/word/2020/wordml/sdtdatahash" xmlns:w16se="http://schemas.microsoft.com/office/word/2015/wordml/symex" xmlns:wpg="http://schemas.microsoft.com/office/word/2010/wordprocessingGroup" xmlns:wpi="http://schemas.microsoft.com/office/word/2010/wordprocessingInk" xmlns:wne="http://schemas.microsoft.com/office/word/2006/wordml" xmlns:wps="http://schemas.microsoft.com/office/word/2010/wordprocessingShape" mc:Ignorable="w14 w15 w16se w16cid w16 w16cex w16sdtdh w16du wp14">
   <w:abstractNum w:abstractNumId="0" w15:restartNumberingAfterBreak="1">
     <w:nsid w:val="FFFFFF89"/>
     <w:multiLevelType w:val="singleLevel"/>
@@ -3177,7 +2841,7 @@
 </file>
 
 <file path=word/styles.xml><?xml version="1.0" encoding="utf-8"?>
-<w:styles xmlns:mc="http://schemas.openxmlformats.org/markup-compatibility/2006" xmlns:r="http://schemas.openxmlformats.org/officeDocument/2006/relationships" xmlns:w="http://schemas.openxmlformats.org/wordprocessingml/2006/main" xmlns:w14="http://schemas.microsoft.com/office/word/2010/wordml" xmlns:w15="http://schemas.microsoft.com/office/word/2012/wordml" xmlns:w16cex="http://schemas.microsoft.com/office/word/2018/wordml/cex" xmlns:w16cid="http://schemas.microsoft.com/office/word/2016/wordml/cid" xmlns:w16="http://schemas.microsoft.com/office/word/2018/wordml" xmlns:w16sdtdh="http://schemas.microsoft.com/office/word/2020/wordml/sdtdatahash" xmlns:w16se="http://schemas.microsoft.com/office/word/2015/wordml/symex" mc:Ignorable="w14 w15 w16se w16cid w16 w16cex w16sdtdh">
+<w:styles xmlns:mc="http://schemas.openxmlformats.org/markup-compatibility/2006" xmlns:r="http://schemas.openxmlformats.org/officeDocument/2006/relationships" xmlns:w="http://schemas.openxmlformats.org/wordprocessingml/2006/main" xmlns:w14="http://schemas.microsoft.com/office/word/2010/wordml" xmlns:w15="http://schemas.microsoft.com/office/word/2012/wordml" xmlns:w16cex="http://schemas.microsoft.com/office/word/2018/wordml/cex" xmlns:w16cid="http://schemas.microsoft.com/office/word/2016/wordml/cid" xmlns:w16="http://schemas.microsoft.com/office/word/2018/wordml" xmlns:w16du="http://schemas.microsoft.com/office/word/2023/wordml/word16du" xmlns:w16sdtdh="http://schemas.microsoft.com/office/word/2020/wordml/sdtdatahash" xmlns:w16se="http://schemas.microsoft.com/office/word/2015/wordml/symex" mc:Ignorable="w14 w15 w16se w16cid w16 w16cex w16sdtdh w16du">
   <w:docDefaults>
     <w:rPrDefault>
       <w:rPr>
@@ -3348,7 +3012,7 @@
     <w:lsdException w:name="Table Web 2" w:semiHidden="1" w:unhideWhenUsed="1"/>
     <w:lsdException w:name="Table Web 3" w:semiHidden="1" w:unhideWhenUsed="1"/>
     <w:lsdException w:name="Balloon Text" w:semiHidden="1" w:unhideWhenUsed="1"/>
-    <w:lsdException w:name="Table Grid" w:uiPriority="39"/>
+    <w:lsdException w:name="Table Grid" w:uiPriority="59"/>
     <w:lsdException w:name="Table Theme" w:semiHidden="1" w:unhideWhenUsed="1"/>
     <w:lsdException w:name="Placeholder Text" w:semiHidden="1"/>
     <w:lsdException w:name="No Spacing" w:uiPriority="1" w:qFormat="1"/>
@@ -4039,7 +3703,7 @@
   <w:style w:type="table" w:styleId="Tablaconcuadrcula">
     <w:name w:val="Table Grid"/>
     <w:basedOn w:val="Tablanormal"/>
-    <w:uiPriority w:val="39"/>
+    <w:uiPriority w:val="59"/>
     <w:rsid w:val="00B379A0"/>
     <w:pPr>
       <w:spacing w:after="0" w:line="240" w:lineRule="auto"/>

--- a/Inputs/Templates/MF Gasolinera.docx
+++ b/Inputs/Templates/MF Gasolinera.docx
@@ -96,11 +96,25 @@
                 <w:rFonts w:ascii="Arial" w:hAnsi="Arial" w:cs="Arial"/>
               </w:rPr>
             </w:pPr>
-            <w:r>
-              <w:rPr>
-                <w:rFonts w:ascii="Arial" w:hAnsi="Arial" w:cs="Arial"/>
-              </w:rPr>
-              <w:t>{{ fachada }}</w:t>
+            <w:proofErr w:type="gramStart"/>
+            <w:r>
+              <w:rPr>
+                <w:rFonts w:ascii="Arial" w:hAnsi="Arial" w:cs="Arial"/>
+              </w:rPr>
+              <w:t>{{ fachada</w:t>
+            </w:r>
+            <w:proofErr w:type="gramEnd"/>
+            <w:r>
+              <w:rPr>
+                <w:rFonts w:ascii="Arial" w:hAnsi="Arial" w:cs="Arial"/>
+              </w:rPr>
+              <w:t>1</w:t>
+            </w:r>
+            <w:r>
+              <w:rPr>
+                <w:rFonts w:ascii="Arial" w:hAnsi="Arial" w:cs="Arial"/>
+              </w:rPr>
+              <w:t xml:space="preserve"> }}</w:t>
             </w:r>
           </w:p>
         </w:tc>
@@ -144,6 +158,7 @@
                 <w:rFonts w:ascii="Arial" w:hAnsi="Arial" w:cs="Arial"/>
               </w:rPr>
             </w:pPr>
+            <w:proofErr w:type="gramStart"/>
             <w:r>
               <w:rPr>
                 <w:rFonts w:ascii="Arial" w:hAnsi="Arial" w:cs="Arial"/>
@@ -154,7 +169,14 @@
               <w:rPr>
                 <w:rFonts w:ascii="Arial" w:hAnsi="Arial" w:cs="Arial"/>
               </w:rPr>
-              <w:t>mueble1</w:t>
+              <w:t>mueble</w:t>
+            </w:r>
+            <w:proofErr w:type="gramEnd"/>
+            <w:r>
+              <w:rPr>
+                <w:rFonts w:ascii="Arial" w:hAnsi="Arial" w:cs="Arial"/>
+              </w:rPr>
+              <w:t>1</w:t>
             </w:r>
             <w:r>
               <w:rPr>
@@ -204,11 +226,19 @@
                 <w:rFonts w:ascii="Arial" w:hAnsi="Arial" w:cs="Arial"/>
               </w:rPr>
             </w:pPr>
-            <w:r>
-              <w:rPr>
-                <w:rFonts w:ascii="Arial" w:hAnsi="Arial" w:cs="Arial"/>
-              </w:rPr>
-              <w:t>{{ ext1 }}</w:t>
+            <w:proofErr w:type="gramStart"/>
+            <w:r>
+              <w:rPr>
+                <w:rFonts w:ascii="Arial" w:hAnsi="Arial" w:cs="Arial"/>
+              </w:rPr>
+              <w:t>{{ ext</w:t>
+            </w:r>
+            <w:proofErr w:type="gramEnd"/>
+            <w:r>
+              <w:rPr>
+                <w:rFonts w:ascii="Arial" w:hAnsi="Arial" w:cs="Arial"/>
+              </w:rPr>
+              <w:t>1 }}</w:t>
             </w:r>
           </w:p>
         </w:tc>
@@ -260,11 +290,19 @@
                 <w:rFonts w:ascii="Arial" w:hAnsi="Arial" w:cs="Arial"/>
               </w:rPr>
             </w:pPr>
-            <w:r>
-              <w:rPr>
-                <w:rFonts w:ascii="Arial" w:hAnsi="Arial" w:cs="Arial"/>
-              </w:rPr>
-              <w:t>{{ ruta1 }}</w:t>
+            <w:proofErr w:type="gramStart"/>
+            <w:r>
+              <w:rPr>
+                <w:rFonts w:ascii="Arial" w:hAnsi="Arial" w:cs="Arial"/>
+              </w:rPr>
+              <w:t>{{ ruta</w:t>
+            </w:r>
+            <w:proofErr w:type="gramEnd"/>
+            <w:r>
+              <w:rPr>
+                <w:rFonts w:ascii="Arial" w:hAnsi="Arial" w:cs="Arial"/>
+              </w:rPr>
+              <w:t>1 }}</w:t>
             </w:r>
           </w:p>
         </w:tc>
@@ -315,11 +353,19 @@
                 <w:rFonts w:ascii="Arial" w:hAnsi="Arial" w:cs="Arial"/>
               </w:rPr>
             </w:pPr>
-            <w:r>
-              <w:rPr>
-                <w:rFonts w:ascii="Arial" w:hAnsi="Arial" w:cs="Arial"/>
-              </w:rPr>
-              <w:t>{{ salida }}</w:t>
+            <w:proofErr w:type="gramStart"/>
+            <w:r>
+              <w:rPr>
+                <w:rFonts w:ascii="Arial" w:hAnsi="Arial" w:cs="Arial"/>
+              </w:rPr>
+              <w:t>{{ salida</w:t>
+            </w:r>
+            <w:proofErr w:type="gramEnd"/>
+            <w:r>
+              <w:rPr>
+                <w:rFonts w:ascii="Arial" w:hAnsi="Arial" w:cs="Arial"/>
+              </w:rPr>
+              <w:t xml:space="preserve"> }}</w:t>
             </w:r>
           </w:p>
         </w:tc>
@@ -370,11 +416,19 @@
                 <w:rFonts w:ascii="Arial" w:hAnsi="Arial" w:cs="Arial"/>
               </w:rPr>
             </w:pPr>
-            <w:r>
-              <w:rPr>
-                <w:rFonts w:ascii="Arial" w:hAnsi="Arial" w:cs="Arial"/>
-              </w:rPr>
-              <w:t>{{ electrico }}</w:t>
+            <w:proofErr w:type="gramStart"/>
+            <w:r>
+              <w:rPr>
+                <w:rFonts w:ascii="Arial" w:hAnsi="Arial" w:cs="Arial"/>
+              </w:rPr>
+              <w:t>{{ electrico</w:t>
+            </w:r>
+            <w:proofErr w:type="gramEnd"/>
+            <w:r>
+              <w:rPr>
+                <w:rFonts w:ascii="Arial" w:hAnsi="Arial" w:cs="Arial"/>
+              </w:rPr>
+              <w:t xml:space="preserve"> }}</w:t>
             </w:r>
           </w:p>
         </w:tc>
@@ -464,11 +518,19 @@
                 <w:rFonts w:ascii="Arial" w:hAnsi="Arial" w:cs="Arial"/>
               </w:rPr>
             </w:pPr>
-            <w:r>
-              <w:rPr>
-                <w:rFonts w:ascii="Arial" w:hAnsi="Arial" w:cs="Arial"/>
-              </w:rPr>
-              <w:t>{{ pisos }}</w:t>
+            <w:proofErr w:type="gramStart"/>
+            <w:r>
+              <w:rPr>
+                <w:rFonts w:ascii="Arial" w:hAnsi="Arial" w:cs="Arial"/>
+              </w:rPr>
+              <w:t>{{ pisos</w:t>
+            </w:r>
+            <w:proofErr w:type="gramEnd"/>
+            <w:r>
+              <w:rPr>
+                <w:rFonts w:ascii="Arial" w:hAnsi="Arial" w:cs="Arial"/>
+              </w:rPr>
+              <w:t xml:space="preserve"> }}</w:t>
             </w:r>
           </w:p>
         </w:tc>
@@ -519,11 +581,19 @@
                 <w:rFonts w:ascii="Arial" w:hAnsi="Arial" w:cs="Arial"/>
               </w:rPr>
             </w:pPr>
-            <w:r>
-              <w:rPr>
-                <w:rFonts w:ascii="Arial" w:hAnsi="Arial" w:cs="Arial"/>
-              </w:rPr>
-              <w:t>{{ ventanas }}</w:t>
+            <w:proofErr w:type="gramStart"/>
+            <w:r>
+              <w:rPr>
+                <w:rFonts w:ascii="Arial" w:hAnsi="Arial" w:cs="Arial"/>
+              </w:rPr>
+              <w:t>{{ ventanas</w:t>
+            </w:r>
+            <w:proofErr w:type="gramEnd"/>
+            <w:r>
+              <w:rPr>
+                <w:rFonts w:ascii="Arial" w:hAnsi="Arial" w:cs="Arial"/>
+              </w:rPr>
+              <w:t xml:space="preserve"> }}</w:t>
             </w:r>
           </w:p>
         </w:tc>
@@ -574,11 +644,19 @@
                 <w:rFonts w:ascii="Arial" w:hAnsi="Arial" w:cs="Arial"/>
               </w:rPr>
             </w:pPr>
-            <w:r>
-              <w:rPr>
-                <w:rFonts w:ascii="Arial" w:hAnsi="Arial" w:cs="Arial"/>
-              </w:rPr>
-              <w:t>{{ techo }}</w:t>
+            <w:proofErr w:type="gramStart"/>
+            <w:r>
+              <w:rPr>
+                <w:rFonts w:ascii="Arial" w:hAnsi="Arial" w:cs="Arial"/>
+              </w:rPr>
+              <w:t>{{ techo</w:t>
+            </w:r>
+            <w:proofErr w:type="gramEnd"/>
+            <w:r>
+              <w:rPr>
+                <w:rFonts w:ascii="Arial" w:hAnsi="Arial" w:cs="Arial"/>
+              </w:rPr>
+              <w:t xml:space="preserve"> }}</w:t>
             </w:r>
           </w:p>
         </w:tc>
@@ -664,11 +742,19 @@
                 <w:rFonts w:ascii="Arial" w:hAnsi="Arial" w:cs="Arial"/>
               </w:rPr>
             </w:pPr>
-            <w:r>
-              <w:rPr>
-                <w:rFonts w:ascii="Arial" w:hAnsi="Arial" w:cs="Arial"/>
-              </w:rPr>
-              <w:t>{{ banio }}</w:t>
+            <w:proofErr w:type="gramStart"/>
+            <w:r>
+              <w:rPr>
+                <w:rFonts w:ascii="Arial" w:hAnsi="Arial" w:cs="Arial"/>
+              </w:rPr>
+              <w:t>{{ banio</w:t>
+            </w:r>
+            <w:proofErr w:type="gramEnd"/>
+            <w:r>
+              <w:rPr>
+                <w:rFonts w:ascii="Arial" w:hAnsi="Arial" w:cs="Arial"/>
+              </w:rPr>
+              <w:t xml:space="preserve"> }}</w:t>
             </w:r>
           </w:p>
         </w:tc>
@@ -712,11 +798,19 @@
                 <w:rFonts w:ascii="Arial" w:hAnsi="Arial" w:cs="Arial"/>
               </w:rPr>
             </w:pPr>
-            <w:r>
-              <w:rPr>
-                <w:rFonts w:ascii="Arial" w:hAnsi="Arial" w:cs="Arial"/>
-              </w:rPr>
-              <w:t>{{ compresor }}</w:t>
+            <w:proofErr w:type="gramStart"/>
+            <w:r>
+              <w:rPr>
+                <w:rFonts w:ascii="Arial" w:hAnsi="Arial" w:cs="Arial"/>
+              </w:rPr>
+              <w:t>{{ compresor</w:t>
+            </w:r>
+            <w:proofErr w:type="gramEnd"/>
+            <w:r>
+              <w:rPr>
+                <w:rFonts w:ascii="Arial" w:hAnsi="Arial" w:cs="Arial"/>
+              </w:rPr>
+              <w:t xml:space="preserve"> }}</w:t>
             </w:r>
           </w:p>
         </w:tc>
@@ -767,11 +861,19 @@
                 <w:rFonts w:ascii="Arial" w:hAnsi="Arial" w:cs="Arial"/>
               </w:rPr>
             </w:pPr>
-            <w:r>
-              <w:rPr>
-                <w:rFonts w:ascii="Arial" w:hAnsi="Arial" w:cs="Arial"/>
-              </w:rPr>
-              <w:t>{{ botiquin }}</w:t>
+            <w:proofErr w:type="gramStart"/>
+            <w:r>
+              <w:rPr>
+                <w:rFonts w:ascii="Arial" w:hAnsi="Arial" w:cs="Arial"/>
+              </w:rPr>
+              <w:t>{{ botiquin</w:t>
+            </w:r>
+            <w:proofErr w:type="gramEnd"/>
+            <w:r>
+              <w:rPr>
+                <w:rFonts w:ascii="Arial" w:hAnsi="Arial" w:cs="Arial"/>
+              </w:rPr>
+              <w:t xml:space="preserve"> }}</w:t>
             </w:r>
           </w:p>
         </w:tc>
@@ -859,11 +961,19 @@
                 <w:rFonts w:ascii="Arial" w:hAnsi="Arial" w:cs="Arial"/>
               </w:rPr>
             </w:pPr>
-            <w:r>
-              <w:rPr>
-                <w:rFonts w:ascii="Arial" w:hAnsi="Arial" w:cs="Arial"/>
-              </w:rPr>
-              <w:t>{{ alarma }}</w:t>
+            <w:proofErr w:type="gramStart"/>
+            <w:r>
+              <w:rPr>
+                <w:rFonts w:ascii="Arial" w:hAnsi="Arial" w:cs="Arial"/>
+              </w:rPr>
+              <w:t>{{ alarma</w:t>
+            </w:r>
+            <w:proofErr w:type="gramEnd"/>
+            <w:r>
+              <w:rPr>
+                <w:rFonts w:ascii="Arial" w:hAnsi="Arial" w:cs="Arial"/>
+              </w:rPr>
+              <w:t xml:space="preserve"> }}</w:t>
             </w:r>
           </w:p>
         </w:tc>
@@ -914,11 +1024,19 @@
                 <w:rFonts w:ascii="Arial" w:hAnsi="Arial" w:cs="Arial"/>
               </w:rPr>
             </w:pPr>
-            <w:r>
-              <w:rPr>
-                <w:rFonts w:ascii="Arial" w:hAnsi="Arial" w:cs="Arial"/>
-              </w:rPr>
-              <w:t>{{ quimicos }}</w:t>
+            <w:proofErr w:type="gramStart"/>
+            <w:r>
+              <w:rPr>
+                <w:rFonts w:ascii="Arial" w:hAnsi="Arial" w:cs="Arial"/>
+              </w:rPr>
+              <w:t>{{ quimicos</w:t>
+            </w:r>
+            <w:proofErr w:type="gramEnd"/>
+            <w:r>
+              <w:rPr>
+                <w:rFonts w:ascii="Arial" w:hAnsi="Arial" w:cs="Arial"/>
+              </w:rPr>
+              <w:t xml:space="preserve"> }}</w:t>
             </w:r>
           </w:p>
         </w:tc>
@@ -1075,11 +1193,19 @@
                 <w:rFonts w:ascii="Arial" w:hAnsi="Arial" w:cs="Arial"/>
               </w:rPr>
             </w:pPr>
-            <w:r>
-              <w:rPr>
-                <w:rFonts w:ascii="Arial" w:hAnsi="Arial" w:cs="Arial"/>
-              </w:rPr>
-              <w:t>{{ tanques_gaso }}</w:t>
+            <w:proofErr w:type="gramStart"/>
+            <w:r>
+              <w:rPr>
+                <w:rFonts w:ascii="Arial" w:hAnsi="Arial" w:cs="Arial"/>
+              </w:rPr>
+              <w:t>{{ tanques</w:t>
+            </w:r>
+            <w:proofErr w:type="gramEnd"/>
+            <w:r>
+              <w:rPr>
+                <w:rFonts w:ascii="Arial" w:hAnsi="Arial" w:cs="Arial"/>
+              </w:rPr>
+              <w:t>_gaso }}</w:t>
             </w:r>
           </w:p>
         </w:tc>
@@ -1198,11 +1324,19 @@
                 <w:rFonts w:ascii="Arial" w:hAnsi="Arial" w:cs="Arial"/>
               </w:rPr>
             </w:pPr>
-            <w:r>
-              <w:rPr>
-                <w:rFonts w:ascii="Arial" w:hAnsi="Arial" w:cs="Arial"/>
-              </w:rPr>
-              <w:t>{{ paro }}</w:t>
+            <w:proofErr w:type="gramStart"/>
+            <w:r>
+              <w:rPr>
+                <w:rFonts w:ascii="Arial" w:hAnsi="Arial" w:cs="Arial"/>
+              </w:rPr>
+              <w:t>{{ paro</w:t>
+            </w:r>
+            <w:proofErr w:type="gramEnd"/>
+            <w:r>
+              <w:rPr>
+                <w:rFonts w:ascii="Arial" w:hAnsi="Arial" w:cs="Arial"/>
+              </w:rPr>
+              <w:t xml:space="preserve"> }}</w:t>
             </w:r>
           </w:p>
         </w:tc>
@@ -1253,11 +1387,19 @@
                 <w:rFonts w:ascii="Arial" w:hAnsi="Arial" w:cs="Arial"/>
               </w:rPr>
             </w:pPr>
-            <w:r>
-              <w:rPr>
-                <w:rFonts w:ascii="Arial" w:hAnsi="Arial" w:cs="Arial"/>
-              </w:rPr>
-              <w:t>{{ trampa_grasa }}</w:t>
+            <w:proofErr w:type="gramStart"/>
+            <w:r>
+              <w:rPr>
+                <w:rFonts w:ascii="Arial" w:hAnsi="Arial" w:cs="Arial"/>
+              </w:rPr>
+              <w:t>{{ trampa</w:t>
+            </w:r>
+            <w:proofErr w:type="gramEnd"/>
+            <w:r>
+              <w:rPr>
+                <w:rFonts w:ascii="Arial" w:hAnsi="Arial" w:cs="Arial"/>
+              </w:rPr>
+              <w:t>_grasa }}</w:t>
             </w:r>
           </w:p>
         </w:tc>
@@ -1343,11 +1485,19 @@
                 <w:rFonts w:ascii="Arial" w:hAnsi="Arial" w:cs="Arial"/>
               </w:rPr>
             </w:pPr>
-            <w:r>
-              <w:rPr>
-                <w:rFonts w:ascii="Arial" w:hAnsi="Arial" w:cs="Arial"/>
-              </w:rPr>
-              <w:t>{{ site }}</w:t>
+            <w:proofErr w:type="gramStart"/>
+            <w:r>
+              <w:rPr>
+                <w:rFonts w:ascii="Arial" w:hAnsi="Arial" w:cs="Arial"/>
+              </w:rPr>
+              <w:t>{{ site</w:t>
+            </w:r>
+            <w:proofErr w:type="gramEnd"/>
+            <w:r>
+              <w:rPr>
+                <w:rFonts w:ascii="Arial" w:hAnsi="Arial" w:cs="Arial"/>
+              </w:rPr>
+              <w:t xml:space="preserve"> }}</w:t>
             </w:r>
           </w:p>
         </w:tc>
@@ -1436,12 +1586,21 @@
           <w:lang w:eastAsia="es-MX"/>
         </w:rPr>
       </w:pPr>
+      <w:proofErr w:type="gramStart"/>
       <w:r>
         <w:rPr>
           <w:rFonts w:ascii="Arial" w:eastAsia="Times New Roman" w:hAnsi="Arial" w:cs="Arial"/>
           <w:lang w:eastAsia="es-MX"/>
         </w:rPr>
-        <w:t>{{ layout }}</w:t>
+        <w:t>{{ layout</w:t>
+      </w:r>
+      <w:proofErr w:type="gramEnd"/>
+      <w:r>
+        <w:rPr>
+          <w:rFonts w:ascii="Arial" w:eastAsia="Times New Roman" w:hAnsi="Arial" w:cs="Arial"/>
+          <w:lang w:eastAsia="es-MX"/>
+        </w:rPr>
+        <w:t xml:space="preserve"> }}</w:t>
       </w:r>
     </w:p>
     <w:p>
@@ -1552,7 +1711,6 @@
         <w:docPartUnique/>
       </w:docPartObj>
     </w:sdtPr>
-    <w:sdtEndPr/>
     <w:sdtContent>
       <w:sdt>
         <w:sdtPr>
@@ -1562,7 +1720,6 @@
             <w:docPartUnique/>
           </w:docPartObj>
         </w:sdtPr>
-        <w:sdtEndPr/>
         <w:sdtContent>
           <w:p>
             <w:pPr>
@@ -1906,7 +2063,6 @@
         <w:docPartUnique/>
       </w:docPartObj>
     </w:sdtPr>
-    <w:sdtEndPr/>
     <w:sdtContent>
       <w:sdt>
         <w:sdtPr>
@@ -1916,7 +2072,6 @@
             <w:docPartUnique/>
           </w:docPartObj>
         </w:sdtPr>
-        <w:sdtEndPr/>
         <w:sdtContent>
           <w:p>
             <w:pPr>

--- a/Inputs/Templates/MF Gasolinera.docx
+++ b/Inputs/Templates/MF Gasolinera.docx
@@ -73,7 +73,31 @@
                 <w:bCs/>
                 <w:noProof/>
               </w:rPr>
-              <w:t>{{ inicio_operaciones }}</w:t>
+              <w:t xml:space="preserve">{{ </w:t>
+            </w:r>
+            <w:r>
+              <w:rPr>
+                <w:rFonts w:ascii="Arial" w:hAnsi="Arial" w:cs="Arial"/>
+                <w:bCs/>
+                <w:noProof/>
+              </w:rPr>
+              <w:t>dias</w:t>
+            </w:r>
+            <w:r>
+              <w:rPr>
+                <w:rFonts w:ascii="Arial" w:hAnsi="Arial" w:cs="Arial"/>
+                <w:bCs/>
+                <w:noProof/>
+              </w:rPr>
+              <w:t xml:space="preserve"> }}</w:t>
+            </w:r>
+            <w:r>
+              <w:rPr>
+                <w:rFonts w:ascii="Arial" w:hAnsi="Arial" w:cs="Arial"/>
+                <w:bCs/>
+                <w:noProof/>
+              </w:rPr>
+              <w:t xml:space="preserve"> {{ horario }}</w:t>
             </w:r>
             <w:r>
               <w:rPr>
@@ -96,14 +120,12 @@
                 <w:rFonts w:ascii="Arial" w:hAnsi="Arial" w:cs="Arial"/>
               </w:rPr>
             </w:pPr>
-            <w:proofErr w:type="gramStart"/>
             <w:r>
               <w:rPr>
                 <w:rFonts w:ascii="Arial" w:hAnsi="Arial" w:cs="Arial"/>
               </w:rPr>
               <w:t>{{ fachada</w:t>
             </w:r>
-            <w:proofErr w:type="gramEnd"/>
             <w:r>
               <w:rPr>
                 <w:rFonts w:ascii="Arial" w:hAnsi="Arial" w:cs="Arial"/>
@@ -142,7 +164,21 @@
                 <w:rFonts w:ascii="Arial" w:hAnsi="Arial" w:cs="Arial"/>
                 <w:bCs/>
               </w:rPr>
-              <w:t>De las condiciones de seguridad de los edificios, locales, instalaciones y áreas en los centros de trabajo para su adecuado funcionamiento y conservación, con la finalidad de prevenir riesgos a los trabajadores y alumnos que los visitan.</w:t>
+              <w:t xml:space="preserve">De las condiciones de seguridad de los edificios, locales, instalaciones y áreas en los centros de trabajo para su adecuado funcionamiento y conservación, con la finalidad de prevenir riesgos a los trabajadores y </w:t>
+            </w:r>
+            <w:r>
+              <w:rPr>
+                <w:rFonts w:ascii="Arial" w:hAnsi="Arial" w:cs="Arial"/>
+                <w:bCs/>
+              </w:rPr>
+              <w:t>clientes</w:t>
+            </w:r>
+            <w:r>
+              <w:rPr>
+                <w:rFonts w:ascii="Arial" w:hAnsi="Arial" w:cs="Arial"/>
+                <w:bCs/>
+              </w:rPr>
+              <w:t xml:space="preserve"> que los visitan.</w:t>
             </w:r>
           </w:p>
         </w:tc>
@@ -158,7 +194,6 @@
                 <w:rFonts w:ascii="Arial" w:hAnsi="Arial" w:cs="Arial"/>
               </w:rPr>
             </w:pPr>
-            <w:proofErr w:type="gramStart"/>
             <w:r>
               <w:rPr>
                 <w:rFonts w:ascii="Arial" w:hAnsi="Arial" w:cs="Arial"/>
@@ -169,14 +204,7 @@
               <w:rPr>
                 <w:rFonts w:ascii="Arial" w:hAnsi="Arial" w:cs="Arial"/>
               </w:rPr>
-              <w:t>mueble</w:t>
-            </w:r>
-            <w:proofErr w:type="gramEnd"/>
-            <w:r>
-              <w:rPr>
-                <w:rFonts w:ascii="Arial" w:hAnsi="Arial" w:cs="Arial"/>
-              </w:rPr>
-              <w:t>1</w:t>
+              <w:t>mueble1</w:t>
             </w:r>
             <w:r>
               <w:rPr>
@@ -226,19 +254,11 @@
                 <w:rFonts w:ascii="Arial" w:hAnsi="Arial" w:cs="Arial"/>
               </w:rPr>
             </w:pPr>
-            <w:proofErr w:type="gramStart"/>
-            <w:r>
-              <w:rPr>
-                <w:rFonts w:ascii="Arial" w:hAnsi="Arial" w:cs="Arial"/>
-              </w:rPr>
-              <w:t>{{ ext</w:t>
-            </w:r>
-            <w:proofErr w:type="gramEnd"/>
-            <w:r>
-              <w:rPr>
-                <w:rFonts w:ascii="Arial" w:hAnsi="Arial" w:cs="Arial"/>
-              </w:rPr>
-              <w:t>1 }}</w:t>
+            <w:r>
+              <w:rPr>
+                <w:rFonts w:ascii="Arial" w:hAnsi="Arial" w:cs="Arial"/>
+              </w:rPr>
+              <w:t>{{ ext1 }}</w:t>
             </w:r>
           </w:p>
         </w:tc>
@@ -290,19 +310,11 @@
                 <w:rFonts w:ascii="Arial" w:hAnsi="Arial" w:cs="Arial"/>
               </w:rPr>
             </w:pPr>
-            <w:proofErr w:type="gramStart"/>
-            <w:r>
-              <w:rPr>
-                <w:rFonts w:ascii="Arial" w:hAnsi="Arial" w:cs="Arial"/>
-              </w:rPr>
-              <w:t>{{ ruta</w:t>
-            </w:r>
-            <w:proofErr w:type="gramEnd"/>
-            <w:r>
-              <w:rPr>
-                <w:rFonts w:ascii="Arial" w:hAnsi="Arial" w:cs="Arial"/>
-              </w:rPr>
-              <w:t>1 }}</w:t>
+            <w:r>
+              <w:rPr>
+                <w:rFonts w:ascii="Arial" w:hAnsi="Arial" w:cs="Arial"/>
+              </w:rPr>
+              <w:t>{{ ruta1 }}</w:t>
             </w:r>
           </w:p>
         </w:tc>
@@ -353,19 +365,11 @@
                 <w:rFonts w:ascii="Arial" w:hAnsi="Arial" w:cs="Arial"/>
               </w:rPr>
             </w:pPr>
-            <w:proofErr w:type="gramStart"/>
-            <w:r>
-              <w:rPr>
-                <w:rFonts w:ascii="Arial" w:hAnsi="Arial" w:cs="Arial"/>
-              </w:rPr>
-              <w:t>{{ salida</w:t>
-            </w:r>
-            <w:proofErr w:type="gramEnd"/>
-            <w:r>
-              <w:rPr>
-                <w:rFonts w:ascii="Arial" w:hAnsi="Arial" w:cs="Arial"/>
-              </w:rPr>
-              <w:t xml:space="preserve"> }}</w:t>
+            <w:r>
+              <w:rPr>
+                <w:rFonts w:ascii="Arial" w:hAnsi="Arial" w:cs="Arial"/>
+              </w:rPr>
+              <w:t>{{ salida }}</w:t>
             </w:r>
           </w:p>
         </w:tc>
@@ -416,19 +420,11 @@
                 <w:rFonts w:ascii="Arial" w:hAnsi="Arial" w:cs="Arial"/>
               </w:rPr>
             </w:pPr>
-            <w:proofErr w:type="gramStart"/>
-            <w:r>
-              <w:rPr>
-                <w:rFonts w:ascii="Arial" w:hAnsi="Arial" w:cs="Arial"/>
-              </w:rPr>
-              <w:t>{{ electrico</w:t>
-            </w:r>
-            <w:proofErr w:type="gramEnd"/>
-            <w:r>
-              <w:rPr>
-                <w:rFonts w:ascii="Arial" w:hAnsi="Arial" w:cs="Arial"/>
-              </w:rPr>
-              <w:t xml:space="preserve"> }}</w:t>
+            <w:r>
+              <w:rPr>
+                <w:rFonts w:ascii="Arial" w:hAnsi="Arial" w:cs="Arial"/>
+              </w:rPr>
+              <w:t>{{ electrico }}</w:t>
             </w:r>
           </w:p>
         </w:tc>
@@ -518,19 +514,11 @@
                 <w:rFonts w:ascii="Arial" w:hAnsi="Arial" w:cs="Arial"/>
               </w:rPr>
             </w:pPr>
-            <w:proofErr w:type="gramStart"/>
-            <w:r>
-              <w:rPr>
-                <w:rFonts w:ascii="Arial" w:hAnsi="Arial" w:cs="Arial"/>
-              </w:rPr>
-              <w:t>{{ pisos</w:t>
-            </w:r>
-            <w:proofErr w:type="gramEnd"/>
-            <w:r>
-              <w:rPr>
-                <w:rFonts w:ascii="Arial" w:hAnsi="Arial" w:cs="Arial"/>
-              </w:rPr>
-              <w:t xml:space="preserve"> }}</w:t>
+            <w:r>
+              <w:rPr>
+                <w:rFonts w:ascii="Arial" w:hAnsi="Arial" w:cs="Arial"/>
+              </w:rPr>
+              <w:t>{{ pisos }}</w:t>
             </w:r>
           </w:p>
         </w:tc>
@@ -581,19 +569,11 @@
                 <w:rFonts w:ascii="Arial" w:hAnsi="Arial" w:cs="Arial"/>
               </w:rPr>
             </w:pPr>
-            <w:proofErr w:type="gramStart"/>
-            <w:r>
-              <w:rPr>
-                <w:rFonts w:ascii="Arial" w:hAnsi="Arial" w:cs="Arial"/>
-              </w:rPr>
-              <w:t>{{ ventanas</w:t>
-            </w:r>
-            <w:proofErr w:type="gramEnd"/>
-            <w:r>
-              <w:rPr>
-                <w:rFonts w:ascii="Arial" w:hAnsi="Arial" w:cs="Arial"/>
-              </w:rPr>
-              <w:t xml:space="preserve"> }}</w:t>
+            <w:r>
+              <w:rPr>
+                <w:rFonts w:ascii="Arial" w:hAnsi="Arial" w:cs="Arial"/>
+              </w:rPr>
+              <w:t>{{ ventanas }}</w:t>
             </w:r>
           </w:p>
         </w:tc>
@@ -644,19 +624,11 @@
                 <w:rFonts w:ascii="Arial" w:hAnsi="Arial" w:cs="Arial"/>
               </w:rPr>
             </w:pPr>
-            <w:proofErr w:type="gramStart"/>
-            <w:r>
-              <w:rPr>
-                <w:rFonts w:ascii="Arial" w:hAnsi="Arial" w:cs="Arial"/>
-              </w:rPr>
-              <w:t>{{ techo</w:t>
-            </w:r>
-            <w:proofErr w:type="gramEnd"/>
-            <w:r>
-              <w:rPr>
-                <w:rFonts w:ascii="Arial" w:hAnsi="Arial" w:cs="Arial"/>
-              </w:rPr>
-              <w:t xml:space="preserve"> }}</w:t>
+            <w:r>
+              <w:rPr>
+                <w:rFonts w:ascii="Arial" w:hAnsi="Arial" w:cs="Arial"/>
+              </w:rPr>
+              <w:t>{{ techo }}</w:t>
             </w:r>
           </w:p>
         </w:tc>
@@ -742,19 +714,11 @@
                 <w:rFonts w:ascii="Arial" w:hAnsi="Arial" w:cs="Arial"/>
               </w:rPr>
             </w:pPr>
-            <w:proofErr w:type="gramStart"/>
-            <w:r>
-              <w:rPr>
-                <w:rFonts w:ascii="Arial" w:hAnsi="Arial" w:cs="Arial"/>
-              </w:rPr>
-              <w:t>{{ banio</w:t>
-            </w:r>
-            <w:proofErr w:type="gramEnd"/>
-            <w:r>
-              <w:rPr>
-                <w:rFonts w:ascii="Arial" w:hAnsi="Arial" w:cs="Arial"/>
-              </w:rPr>
-              <w:t xml:space="preserve"> }}</w:t>
+            <w:r>
+              <w:rPr>
+                <w:rFonts w:ascii="Arial" w:hAnsi="Arial" w:cs="Arial"/>
+              </w:rPr>
+              <w:t>{{ banio }}</w:t>
             </w:r>
           </w:p>
         </w:tc>
@@ -798,19 +762,11 @@
                 <w:rFonts w:ascii="Arial" w:hAnsi="Arial" w:cs="Arial"/>
               </w:rPr>
             </w:pPr>
-            <w:proofErr w:type="gramStart"/>
-            <w:r>
-              <w:rPr>
-                <w:rFonts w:ascii="Arial" w:hAnsi="Arial" w:cs="Arial"/>
-              </w:rPr>
-              <w:t>{{ compresor</w:t>
-            </w:r>
-            <w:proofErr w:type="gramEnd"/>
-            <w:r>
-              <w:rPr>
-                <w:rFonts w:ascii="Arial" w:hAnsi="Arial" w:cs="Arial"/>
-              </w:rPr>
-              <w:t xml:space="preserve"> }}</w:t>
+            <w:r>
+              <w:rPr>
+                <w:rFonts w:ascii="Arial" w:hAnsi="Arial" w:cs="Arial"/>
+              </w:rPr>
+              <w:t>{{ compresor }}</w:t>
             </w:r>
           </w:p>
         </w:tc>
@@ -861,19 +817,11 @@
                 <w:rFonts w:ascii="Arial" w:hAnsi="Arial" w:cs="Arial"/>
               </w:rPr>
             </w:pPr>
-            <w:proofErr w:type="gramStart"/>
-            <w:r>
-              <w:rPr>
-                <w:rFonts w:ascii="Arial" w:hAnsi="Arial" w:cs="Arial"/>
-              </w:rPr>
-              <w:t>{{ botiquin</w:t>
-            </w:r>
-            <w:proofErr w:type="gramEnd"/>
-            <w:r>
-              <w:rPr>
-                <w:rFonts w:ascii="Arial" w:hAnsi="Arial" w:cs="Arial"/>
-              </w:rPr>
-              <w:t xml:space="preserve"> }}</w:t>
+            <w:r>
+              <w:rPr>
+                <w:rFonts w:ascii="Arial" w:hAnsi="Arial" w:cs="Arial"/>
+              </w:rPr>
+              <w:t>{{ botiquin }}</w:t>
             </w:r>
           </w:p>
         </w:tc>
@@ -961,19 +909,11 @@
                 <w:rFonts w:ascii="Arial" w:hAnsi="Arial" w:cs="Arial"/>
               </w:rPr>
             </w:pPr>
-            <w:proofErr w:type="gramStart"/>
-            <w:r>
-              <w:rPr>
-                <w:rFonts w:ascii="Arial" w:hAnsi="Arial" w:cs="Arial"/>
-              </w:rPr>
-              <w:t>{{ alarma</w:t>
-            </w:r>
-            <w:proofErr w:type="gramEnd"/>
-            <w:r>
-              <w:rPr>
-                <w:rFonts w:ascii="Arial" w:hAnsi="Arial" w:cs="Arial"/>
-              </w:rPr>
-              <w:t xml:space="preserve"> }}</w:t>
+            <w:r>
+              <w:rPr>
+                <w:rFonts w:ascii="Arial" w:hAnsi="Arial" w:cs="Arial"/>
+              </w:rPr>
+              <w:t>{{ alarma }}</w:t>
             </w:r>
           </w:p>
         </w:tc>
@@ -1024,19 +964,11 @@
                 <w:rFonts w:ascii="Arial" w:hAnsi="Arial" w:cs="Arial"/>
               </w:rPr>
             </w:pPr>
-            <w:proofErr w:type="gramStart"/>
-            <w:r>
-              <w:rPr>
-                <w:rFonts w:ascii="Arial" w:hAnsi="Arial" w:cs="Arial"/>
-              </w:rPr>
-              <w:t>{{ quimicos</w:t>
-            </w:r>
-            <w:proofErr w:type="gramEnd"/>
-            <w:r>
-              <w:rPr>
-                <w:rFonts w:ascii="Arial" w:hAnsi="Arial" w:cs="Arial"/>
-              </w:rPr>
-              <w:t xml:space="preserve"> }}</w:t>
+            <w:r>
+              <w:rPr>
+                <w:rFonts w:ascii="Arial" w:hAnsi="Arial" w:cs="Arial"/>
+              </w:rPr>
+              <w:t>{{ quimicos }}</w:t>
             </w:r>
           </w:p>
         </w:tc>
@@ -1193,19 +1125,11 @@
                 <w:rFonts w:ascii="Arial" w:hAnsi="Arial" w:cs="Arial"/>
               </w:rPr>
             </w:pPr>
-            <w:proofErr w:type="gramStart"/>
-            <w:r>
-              <w:rPr>
-                <w:rFonts w:ascii="Arial" w:hAnsi="Arial" w:cs="Arial"/>
-              </w:rPr>
-              <w:t>{{ tanques</w:t>
-            </w:r>
-            <w:proofErr w:type="gramEnd"/>
-            <w:r>
-              <w:rPr>
-                <w:rFonts w:ascii="Arial" w:hAnsi="Arial" w:cs="Arial"/>
-              </w:rPr>
-              <w:t>_gaso }}</w:t>
+            <w:r>
+              <w:rPr>
+                <w:rFonts w:ascii="Arial" w:hAnsi="Arial" w:cs="Arial"/>
+              </w:rPr>
+              <w:t>{{ tanques_gaso }}</w:t>
             </w:r>
           </w:p>
         </w:tc>
@@ -1324,19 +1248,11 @@
                 <w:rFonts w:ascii="Arial" w:hAnsi="Arial" w:cs="Arial"/>
               </w:rPr>
             </w:pPr>
-            <w:proofErr w:type="gramStart"/>
-            <w:r>
-              <w:rPr>
-                <w:rFonts w:ascii="Arial" w:hAnsi="Arial" w:cs="Arial"/>
-              </w:rPr>
-              <w:t>{{ paro</w:t>
-            </w:r>
-            <w:proofErr w:type="gramEnd"/>
-            <w:r>
-              <w:rPr>
-                <w:rFonts w:ascii="Arial" w:hAnsi="Arial" w:cs="Arial"/>
-              </w:rPr>
-              <w:t xml:space="preserve"> }}</w:t>
+            <w:r>
+              <w:rPr>
+                <w:rFonts w:ascii="Arial" w:hAnsi="Arial" w:cs="Arial"/>
+              </w:rPr>
+              <w:t>{{ paro }}</w:t>
             </w:r>
           </w:p>
         </w:tc>
@@ -1387,19 +1303,11 @@
                 <w:rFonts w:ascii="Arial" w:hAnsi="Arial" w:cs="Arial"/>
               </w:rPr>
             </w:pPr>
-            <w:proofErr w:type="gramStart"/>
-            <w:r>
-              <w:rPr>
-                <w:rFonts w:ascii="Arial" w:hAnsi="Arial" w:cs="Arial"/>
-              </w:rPr>
-              <w:t>{{ trampa</w:t>
-            </w:r>
-            <w:proofErr w:type="gramEnd"/>
-            <w:r>
-              <w:rPr>
-                <w:rFonts w:ascii="Arial" w:hAnsi="Arial" w:cs="Arial"/>
-              </w:rPr>
-              <w:t>_grasa }}</w:t>
+            <w:r>
+              <w:rPr>
+                <w:rFonts w:ascii="Arial" w:hAnsi="Arial" w:cs="Arial"/>
+              </w:rPr>
+              <w:t>{{ trampa_grasa }}</w:t>
             </w:r>
           </w:p>
         </w:tc>
@@ -1485,19 +1393,11 @@
                 <w:rFonts w:ascii="Arial" w:hAnsi="Arial" w:cs="Arial"/>
               </w:rPr>
             </w:pPr>
-            <w:proofErr w:type="gramStart"/>
-            <w:r>
-              <w:rPr>
-                <w:rFonts w:ascii="Arial" w:hAnsi="Arial" w:cs="Arial"/>
-              </w:rPr>
-              <w:t>{{ site</w:t>
-            </w:r>
-            <w:proofErr w:type="gramEnd"/>
-            <w:r>
-              <w:rPr>
-                <w:rFonts w:ascii="Arial" w:hAnsi="Arial" w:cs="Arial"/>
-              </w:rPr>
-              <w:t xml:space="preserve"> }}</w:t>
+            <w:r>
+              <w:rPr>
+                <w:rFonts w:ascii="Arial" w:hAnsi="Arial" w:cs="Arial"/>
+              </w:rPr>
+              <w:t>{{ site }}</w:t>
             </w:r>
           </w:p>
         </w:tc>
@@ -1586,21 +1486,12 @@
           <w:lang w:eastAsia="es-MX"/>
         </w:rPr>
       </w:pPr>
-      <w:proofErr w:type="gramStart"/>
       <w:r>
         <w:rPr>
           <w:rFonts w:ascii="Arial" w:eastAsia="Times New Roman" w:hAnsi="Arial" w:cs="Arial"/>
           <w:lang w:eastAsia="es-MX"/>
         </w:rPr>
-        <w:t>{{ layout</w:t>
-      </w:r>
-      <w:proofErr w:type="gramEnd"/>
-      <w:r>
-        <w:rPr>
-          <w:rFonts w:ascii="Arial" w:eastAsia="Times New Roman" w:hAnsi="Arial" w:cs="Arial"/>
-          <w:lang w:eastAsia="es-MX"/>
-        </w:rPr>
-        <w:t xml:space="preserve"> }}</w:t>
+        <w:t>{{ layout }}</w:t>
       </w:r>
     </w:p>
     <w:p>
@@ -1711,6 +1602,7 @@
         <w:docPartUnique/>
       </w:docPartObj>
     </w:sdtPr>
+    <w:sdtEndPr/>
     <w:sdtContent>
       <w:sdt>
         <w:sdtPr>
@@ -1720,6 +1612,7 @@
             <w:docPartUnique/>
           </w:docPartObj>
         </w:sdtPr>
+        <w:sdtEndPr/>
         <w:sdtContent>
           <w:p>
             <w:pPr>
@@ -2063,6 +1956,7 @@
         <w:docPartUnique/>
       </w:docPartObj>
     </w:sdtPr>
+    <w:sdtEndPr/>
     <w:sdtContent>
       <w:sdt>
         <w:sdtPr>
@@ -2072,6 +1966,7 @@
             <w:docPartUnique/>
           </w:docPartObj>
         </w:sdtPr>
+        <w:sdtEndPr/>
         <w:sdtContent>
           <w:p>
             <w:pPr>

--- a/Inputs/Templates/MF Gasolinera.docx
+++ b/Inputs/Templates/MF Gasolinera.docx
@@ -1,6 +1,6 @@
 
 <file path=word/document.xml><?xml version="1.0" encoding="utf-8"?>
-<w:document xmlns:wpc="http://schemas.microsoft.com/office/word/2010/wordprocessingCanvas" xmlns:cx="http://schemas.microsoft.com/office/drawing/2014/chartex" xmlns:cx1="http://schemas.microsoft.com/office/drawing/2015/9/8/chartex" xmlns:cx2="http://schemas.microsoft.com/office/drawing/2015/10/21/chartex" xmlns:cx3="http://schemas.microsoft.com/office/drawing/2016/5/9/chartex" xmlns:cx4="http://schemas.microsoft.com/office/drawing/2016/5/10/chartex" xmlns:cx5="http://schemas.microsoft.com/office/drawing/2016/5/11/chartex" xmlns:cx6="http://schemas.microsoft.com/office/drawing/2016/5/12/chartex" xmlns:cx7="http://schemas.microsoft.com/office/drawing/2016/5/13/chartex" xmlns:cx8="http://schemas.microsoft.com/office/drawing/2016/5/14/chartex" xmlns:mc="http://schemas.openxmlformats.org/markup-compatibility/2006" xmlns:aink="http://schemas.microsoft.com/office/drawing/2016/ink" xmlns:am3d="http://schemas.microsoft.com/office/drawing/2017/model3d" xmlns:o="urn:schemas-microsoft-com:office:office" xmlns:oel="http://schemas.microsoft.com/office/2019/extlst" xmlns:r="http://schemas.openxmlformats.org/officeDocument/2006/relationships" xmlns:m="http://schemas.openxmlformats.org/officeDocument/2006/math" xmlns:v="urn:schemas-microsoft-com:vml" xmlns:wp14="http://schemas.microsoft.com/office/word/2010/wordprocessingDrawing" xmlns:wp="http://schemas.openxmlformats.org/drawingml/2006/wordprocessingDrawing" xmlns:w10="urn:schemas-microsoft-com:office:word" xmlns:w="http://schemas.openxmlformats.org/wordprocessingml/2006/main" xmlns:w14="http://schemas.microsoft.com/office/word/2010/wordml" xmlns:w15="http://schemas.microsoft.com/office/word/2012/wordml" xmlns:w16cex="http://schemas.microsoft.com/office/word/2018/wordml/cex" xmlns:w16cid="http://schemas.microsoft.com/office/word/2016/wordml/cid" xmlns:w16="http://schemas.microsoft.com/office/word/2018/wordml" xmlns:w16du="http://schemas.microsoft.com/office/word/2023/wordml/word16du" xmlns:w16sdtdh="http://schemas.microsoft.com/office/word/2020/wordml/sdtdatahash" xmlns:w16se="http://schemas.microsoft.com/office/word/2015/wordml/symex" xmlns:wpg="http://schemas.microsoft.com/office/word/2010/wordprocessingGroup" xmlns:wpi="http://schemas.microsoft.com/office/word/2010/wordprocessingInk" xmlns:wne="http://schemas.microsoft.com/office/word/2006/wordml" xmlns:wps="http://schemas.microsoft.com/office/word/2010/wordprocessingShape" mc:Ignorable="w14 w15 w16se w16cid w16 w16cex w16sdtdh w16du wp14">
+<w:document xmlns:wpc="http://schemas.microsoft.com/office/word/2010/wordprocessingCanvas" xmlns:cx="http://schemas.microsoft.com/office/drawing/2014/chartex" xmlns:cx1="http://schemas.microsoft.com/office/drawing/2015/9/8/chartex" xmlns:cx2="http://schemas.microsoft.com/office/drawing/2015/10/21/chartex" xmlns:cx3="http://schemas.microsoft.com/office/drawing/2016/5/9/chartex" xmlns:cx4="http://schemas.microsoft.com/office/drawing/2016/5/10/chartex" xmlns:cx5="http://schemas.microsoft.com/office/drawing/2016/5/11/chartex" xmlns:cx6="http://schemas.microsoft.com/office/drawing/2016/5/12/chartex" xmlns:cx7="http://schemas.microsoft.com/office/drawing/2016/5/13/chartex" xmlns:cx8="http://schemas.microsoft.com/office/drawing/2016/5/14/chartex" xmlns:mc="http://schemas.openxmlformats.org/markup-compatibility/2006" xmlns:aink="http://schemas.microsoft.com/office/drawing/2016/ink" xmlns:am3d="http://schemas.microsoft.com/office/drawing/2017/model3d" xmlns:o="urn:schemas-microsoft-com:office:office" xmlns:oel="http://schemas.microsoft.com/office/2019/extlst" xmlns:r="http://schemas.openxmlformats.org/officeDocument/2006/relationships" xmlns:m="http://schemas.openxmlformats.org/officeDocument/2006/math" xmlns:v="urn:schemas-microsoft-com:vml" xmlns:wp14="http://schemas.microsoft.com/office/word/2010/wordprocessingDrawing" xmlns:wp="http://schemas.openxmlformats.org/drawingml/2006/wordprocessingDrawing" xmlns:w10="urn:schemas-microsoft-com:office:word" xmlns:w="http://schemas.openxmlformats.org/wordprocessingml/2006/main" xmlns:w14="http://schemas.microsoft.com/office/word/2010/wordml" xmlns:w15="http://schemas.microsoft.com/office/word/2012/wordml" xmlns:w16cex="http://schemas.microsoft.com/office/word/2018/wordml/cex" xmlns:w16cid="http://schemas.microsoft.com/office/word/2016/wordml/cid" xmlns:w16="http://schemas.microsoft.com/office/word/2018/wordml" xmlns:w16du="http://schemas.microsoft.com/office/word/2023/wordml/word16du" xmlns:w16sdtdh="http://schemas.microsoft.com/office/word/2020/wordml/sdtdatahash" xmlns:w16sdtfl="http://schemas.microsoft.com/office/word/2024/wordml/sdtformatlock" xmlns:w16se="http://schemas.microsoft.com/office/word/2015/wordml/symex" xmlns:wpg="http://schemas.microsoft.com/office/word/2010/wordprocessingGroup" xmlns:wpi="http://schemas.microsoft.com/office/word/2010/wordprocessingInk" xmlns:wne="http://schemas.microsoft.com/office/word/2006/wordml" xmlns:wps="http://schemas.microsoft.com/office/word/2010/wordprocessingShape" mc:Ignorable="w14 w15 w16se w16cid w16 w16cex w16sdtdh w16sdtfl w16du wp14">
   <w:body>
     <w:p>
       <w:pPr>
@@ -1525,9 +1525,12 @@
           <w:lang w:eastAsia="es-MX"/>
         </w:rPr>
         <w:sectPr>
-          <w:headerReference w:type="default" r:id="rId9"/>
-          <w:footerReference w:type="default" r:id="rId10"/>
-          <w:headerReference w:type="first" r:id="rId11"/>
+          <w:headerReference w:type="even" r:id="rId9"/>
+          <w:headerReference w:type="default" r:id="rId10"/>
+          <w:footerReference w:type="even" r:id="rId11"/>
+          <w:footerReference w:type="default" r:id="rId12"/>
+          <w:headerReference w:type="first" r:id="rId13"/>
+          <w:footerReference w:type="first" r:id="rId14"/>
           <w:pgSz w:w="12240" w:h="15840"/>
           <w:pgMar w:top="1500" w:right="1701" w:bottom="1417" w:left="1701" w:header="568" w:footer="370" w:gutter="0"/>
           <w:pgNumType w:start="1"/>
@@ -1553,9 +1556,9 @@
       </w:pPr>
     </w:p>
     <w:sectPr>
-      <w:headerReference w:type="default" r:id="rId12"/>
-      <w:footerReference w:type="default" r:id="rId13"/>
-      <w:headerReference w:type="first" r:id="rId14"/>
+      <w:headerReference w:type="default" r:id="rId15"/>
+      <w:footerReference w:type="default" r:id="rId16"/>
+      <w:headerReference w:type="first" r:id="rId17"/>
       <w:type w:val="continuous"/>
       <w:pgSz w:w="12240" w:h="15840"/>
       <w:pgMar w:top="1500" w:right="1701" w:bottom="1417" w:left="1701" w:header="568" w:footer="370" w:gutter="0"/>
@@ -1568,7 +1571,7 @@
 </file>
 
 <file path=word/endnotes.xml><?xml version="1.0" encoding="utf-8"?>
-<w:endnotes xmlns:wpc="http://schemas.microsoft.com/office/word/2010/wordprocessingCanvas" xmlns:cx="http://schemas.microsoft.com/office/drawing/2014/chartex" xmlns:cx1="http://schemas.microsoft.com/office/drawing/2015/9/8/chartex" xmlns:cx2="http://schemas.microsoft.com/office/drawing/2015/10/21/chartex" xmlns:cx3="http://schemas.microsoft.com/office/drawing/2016/5/9/chartex" xmlns:cx4="http://schemas.microsoft.com/office/drawing/2016/5/10/chartex" xmlns:cx5="http://schemas.microsoft.com/office/drawing/2016/5/11/chartex" xmlns:cx6="http://schemas.microsoft.com/office/drawing/2016/5/12/chartex" xmlns:cx7="http://schemas.microsoft.com/office/drawing/2016/5/13/chartex" xmlns:cx8="http://schemas.microsoft.com/office/drawing/2016/5/14/chartex" xmlns:mc="http://schemas.openxmlformats.org/markup-compatibility/2006" xmlns:aink="http://schemas.microsoft.com/office/drawing/2016/ink" xmlns:am3d="http://schemas.microsoft.com/office/drawing/2017/model3d" xmlns:o="urn:schemas-microsoft-com:office:office" xmlns:oel="http://schemas.microsoft.com/office/2019/extlst" xmlns:r="http://schemas.openxmlformats.org/officeDocument/2006/relationships" xmlns:m="http://schemas.openxmlformats.org/officeDocument/2006/math" xmlns:v="urn:schemas-microsoft-com:vml" xmlns:wp14="http://schemas.microsoft.com/office/word/2010/wordprocessingDrawing" xmlns:wp="http://schemas.openxmlformats.org/drawingml/2006/wordprocessingDrawing" xmlns:w10="urn:schemas-microsoft-com:office:word" xmlns:w="http://schemas.openxmlformats.org/wordprocessingml/2006/main" xmlns:w14="http://schemas.microsoft.com/office/word/2010/wordml" xmlns:w15="http://schemas.microsoft.com/office/word/2012/wordml" xmlns:w16cex="http://schemas.microsoft.com/office/word/2018/wordml/cex" xmlns:w16cid="http://schemas.microsoft.com/office/word/2016/wordml/cid" xmlns:w16="http://schemas.microsoft.com/office/word/2018/wordml" xmlns:w16du="http://schemas.microsoft.com/office/word/2023/wordml/word16du" xmlns:w16sdtdh="http://schemas.microsoft.com/office/word/2020/wordml/sdtdatahash" xmlns:w16se="http://schemas.microsoft.com/office/word/2015/wordml/symex" xmlns:wpg="http://schemas.microsoft.com/office/word/2010/wordprocessingGroup" xmlns:wpi="http://schemas.microsoft.com/office/word/2010/wordprocessingInk" xmlns:wne="http://schemas.microsoft.com/office/word/2006/wordml" xmlns:wps="http://schemas.microsoft.com/office/word/2010/wordprocessingShape" mc:Ignorable="w14 w15 w16se w16cid w16 w16cex w16sdtdh w16du wp14">
+<w:endnotes xmlns:wpc="http://schemas.microsoft.com/office/word/2010/wordprocessingCanvas" xmlns:cx="http://schemas.microsoft.com/office/drawing/2014/chartex" xmlns:cx1="http://schemas.microsoft.com/office/drawing/2015/9/8/chartex" xmlns:cx2="http://schemas.microsoft.com/office/drawing/2015/10/21/chartex" xmlns:cx3="http://schemas.microsoft.com/office/drawing/2016/5/9/chartex" xmlns:cx4="http://schemas.microsoft.com/office/drawing/2016/5/10/chartex" xmlns:cx5="http://schemas.microsoft.com/office/drawing/2016/5/11/chartex" xmlns:cx6="http://schemas.microsoft.com/office/drawing/2016/5/12/chartex" xmlns:cx7="http://schemas.microsoft.com/office/drawing/2016/5/13/chartex" xmlns:cx8="http://schemas.microsoft.com/office/drawing/2016/5/14/chartex" xmlns:mc="http://schemas.openxmlformats.org/markup-compatibility/2006" xmlns:aink="http://schemas.microsoft.com/office/drawing/2016/ink" xmlns:am3d="http://schemas.microsoft.com/office/drawing/2017/model3d" xmlns:o="urn:schemas-microsoft-com:office:office" xmlns:oel="http://schemas.microsoft.com/office/2019/extlst" xmlns:r="http://schemas.openxmlformats.org/officeDocument/2006/relationships" xmlns:m="http://schemas.openxmlformats.org/officeDocument/2006/math" xmlns:v="urn:schemas-microsoft-com:vml" xmlns:wp14="http://schemas.microsoft.com/office/word/2010/wordprocessingDrawing" xmlns:wp="http://schemas.openxmlformats.org/drawingml/2006/wordprocessingDrawing" xmlns:w10="urn:schemas-microsoft-com:office:word" xmlns:w="http://schemas.openxmlformats.org/wordprocessingml/2006/main" xmlns:w14="http://schemas.microsoft.com/office/word/2010/wordml" xmlns:w15="http://schemas.microsoft.com/office/word/2012/wordml" xmlns:w16cex="http://schemas.microsoft.com/office/word/2018/wordml/cex" xmlns:w16cid="http://schemas.microsoft.com/office/word/2016/wordml/cid" xmlns:w16="http://schemas.microsoft.com/office/word/2018/wordml" xmlns:w16du="http://schemas.microsoft.com/office/word/2023/wordml/word16du" xmlns:w16sdtdh="http://schemas.microsoft.com/office/word/2020/wordml/sdtdatahash" xmlns:w16sdtfl="http://schemas.microsoft.com/office/word/2024/wordml/sdtformatlock" xmlns:w16se="http://schemas.microsoft.com/office/word/2015/wordml/symex" xmlns:wpg="http://schemas.microsoft.com/office/word/2010/wordprocessingGroup" xmlns:wpi="http://schemas.microsoft.com/office/word/2010/wordprocessingInk" xmlns:wne="http://schemas.microsoft.com/office/word/2006/wordml" xmlns:wps="http://schemas.microsoft.com/office/word/2010/wordprocessingShape" mc:Ignorable="w14 w15 w16se w16cid w16 w16cex w16sdtdh w16sdtfl w16du wp14">
   <w:endnote w:type="separator" w:id="-1">
     <w:p>
       <w:pPr>
@@ -1593,7 +1596,17 @@
 </file>
 
 <file path=word/footer1.xml><?xml version="1.0" encoding="utf-8"?>
-<w:ftr xmlns:wpc="http://schemas.microsoft.com/office/word/2010/wordprocessingCanvas" xmlns:cx="http://schemas.microsoft.com/office/drawing/2014/chartex" xmlns:cx1="http://schemas.microsoft.com/office/drawing/2015/9/8/chartex" xmlns:cx2="http://schemas.microsoft.com/office/drawing/2015/10/21/chartex" xmlns:cx3="http://schemas.microsoft.com/office/drawing/2016/5/9/chartex" xmlns:cx4="http://schemas.microsoft.com/office/drawing/2016/5/10/chartex" xmlns:cx5="http://schemas.microsoft.com/office/drawing/2016/5/11/chartex" xmlns:cx6="http://schemas.microsoft.com/office/drawing/2016/5/12/chartex" xmlns:cx7="http://schemas.microsoft.com/office/drawing/2016/5/13/chartex" xmlns:cx8="http://schemas.microsoft.com/office/drawing/2016/5/14/chartex" xmlns:mc="http://schemas.openxmlformats.org/markup-compatibility/2006" xmlns:aink="http://schemas.microsoft.com/office/drawing/2016/ink" xmlns:am3d="http://schemas.microsoft.com/office/drawing/2017/model3d" xmlns:o="urn:schemas-microsoft-com:office:office" xmlns:oel="http://schemas.microsoft.com/office/2019/extlst" xmlns:r="http://schemas.openxmlformats.org/officeDocument/2006/relationships" xmlns:m="http://schemas.openxmlformats.org/officeDocument/2006/math" xmlns:v="urn:schemas-microsoft-com:vml" xmlns:wp14="http://schemas.microsoft.com/office/word/2010/wordprocessingDrawing" xmlns:wp="http://schemas.openxmlformats.org/drawingml/2006/wordprocessingDrawing" xmlns:w10="urn:schemas-microsoft-com:office:word" xmlns:w="http://schemas.openxmlformats.org/wordprocessingml/2006/main" xmlns:w14="http://schemas.microsoft.com/office/word/2010/wordml" xmlns:w15="http://schemas.microsoft.com/office/word/2012/wordml" xmlns:w16cex="http://schemas.microsoft.com/office/word/2018/wordml/cex" xmlns:w16cid="http://schemas.microsoft.com/office/word/2016/wordml/cid" xmlns:w16="http://schemas.microsoft.com/office/word/2018/wordml" xmlns:w16du="http://schemas.microsoft.com/office/word/2023/wordml/word16du" xmlns:w16sdtdh="http://schemas.microsoft.com/office/word/2020/wordml/sdtdatahash" xmlns:w16se="http://schemas.microsoft.com/office/word/2015/wordml/symex" xmlns:wpg="http://schemas.microsoft.com/office/word/2010/wordprocessingGroup" xmlns:wpi="http://schemas.microsoft.com/office/word/2010/wordprocessingInk" xmlns:wne="http://schemas.microsoft.com/office/word/2006/wordml" xmlns:wps="http://schemas.microsoft.com/office/word/2010/wordprocessingShape" mc:Ignorable="w14 w15 w16se w16cid w16 w16cex w16sdtdh w16du wp14">
+<w:ftr xmlns:wpc="http://schemas.microsoft.com/office/word/2010/wordprocessingCanvas" xmlns:cx="http://schemas.microsoft.com/office/drawing/2014/chartex" xmlns:cx1="http://schemas.microsoft.com/office/drawing/2015/9/8/chartex" xmlns:cx2="http://schemas.microsoft.com/office/drawing/2015/10/21/chartex" xmlns:cx3="http://schemas.microsoft.com/office/drawing/2016/5/9/chartex" xmlns:cx4="http://schemas.microsoft.com/office/drawing/2016/5/10/chartex" xmlns:cx5="http://schemas.microsoft.com/office/drawing/2016/5/11/chartex" xmlns:cx6="http://schemas.microsoft.com/office/drawing/2016/5/12/chartex" xmlns:cx7="http://schemas.microsoft.com/office/drawing/2016/5/13/chartex" xmlns:cx8="http://schemas.microsoft.com/office/drawing/2016/5/14/chartex" xmlns:mc="http://schemas.openxmlformats.org/markup-compatibility/2006" xmlns:aink="http://schemas.microsoft.com/office/drawing/2016/ink" xmlns:am3d="http://schemas.microsoft.com/office/drawing/2017/model3d" xmlns:o="urn:schemas-microsoft-com:office:office" xmlns:oel="http://schemas.microsoft.com/office/2019/extlst" xmlns:r="http://schemas.openxmlformats.org/officeDocument/2006/relationships" xmlns:m="http://schemas.openxmlformats.org/officeDocument/2006/math" xmlns:v="urn:schemas-microsoft-com:vml" xmlns:wp14="http://schemas.microsoft.com/office/word/2010/wordprocessingDrawing" xmlns:wp="http://schemas.openxmlformats.org/drawingml/2006/wordprocessingDrawing" xmlns:w10="urn:schemas-microsoft-com:office:word" xmlns:w="http://schemas.openxmlformats.org/wordprocessingml/2006/main" xmlns:w14="http://schemas.microsoft.com/office/word/2010/wordml" xmlns:w15="http://schemas.microsoft.com/office/word/2012/wordml" xmlns:w16cex="http://schemas.microsoft.com/office/word/2018/wordml/cex" xmlns:w16cid="http://schemas.microsoft.com/office/word/2016/wordml/cid" xmlns:w16="http://schemas.microsoft.com/office/word/2018/wordml" xmlns:w16du="http://schemas.microsoft.com/office/word/2023/wordml/word16du" xmlns:w16sdtdh="http://schemas.microsoft.com/office/word/2020/wordml/sdtdatahash" xmlns:w16sdtfl="http://schemas.microsoft.com/office/word/2024/wordml/sdtformatlock" xmlns:w16se="http://schemas.microsoft.com/office/word/2015/wordml/symex" xmlns:wpg="http://schemas.microsoft.com/office/word/2010/wordprocessingGroup" xmlns:wpi="http://schemas.microsoft.com/office/word/2010/wordprocessingInk" xmlns:wne="http://schemas.microsoft.com/office/word/2006/wordml" xmlns:wps="http://schemas.microsoft.com/office/word/2010/wordprocessingShape" mc:Ignorable="w14 w15 w16se w16cid w16 w16cex w16sdtdh w16sdtfl w16du wp14">
+  <w:p>
+    <w:pPr>
+      <w:pStyle w:val="Piedepgina"/>
+    </w:pPr>
+  </w:p>
+</w:ftr>
+</file>
+
+<file path=word/footer2.xml><?xml version="1.0" encoding="utf-8"?>
+<w:ftr xmlns:wpc="http://schemas.microsoft.com/office/word/2010/wordprocessingCanvas" xmlns:cx="http://schemas.microsoft.com/office/drawing/2014/chartex" xmlns:cx1="http://schemas.microsoft.com/office/drawing/2015/9/8/chartex" xmlns:cx2="http://schemas.microsoft.com/office/drawing/2015/10/21/chartex" xmlns:cx3="http://schemas.microsoft.com/office/drawing/2016/5/9/chartex" xmlns:cx4="http://schemas.microsoft.com/office/drawing/2016/5/10/chartex" xmlns:cx5="http://schemas.microsoft.com/office/drawing/2016/5/11/chartex" xmlns:cx6="http://schemas.microsoft.com/office/drawing/2016/5/12/chartex" xmlns:cx7="http://schemas.microsoft.com/office/drawing/2016/5/13/chartex" xmlns:cx8="http://schemas.microsoft.com/office/drawing/2016/5/14/chartex" xmlns:mc="http://schemas.openxmlformats.org/markup-compatibility/2006" xmlns:aink="http://schemas.microsoft.com/office/drawing/2016/ink" xmlns:am3d="http://schemas.microsoft.com/office/drawing/2017/model3d" xmlns:o="urn:schemas-microsoft-com:office:office" xmlns:oel="http://schemas.microsoft.com/office/2019/extlst" xmlns:r="http://schemas.openxmlformats.org/officeDocument/2006/relationships" xmlns:m="http://schemas.openxmlformats.org/officeDocument/2006/math" xmlns:v="urn:schemas-microsoft-com:vml" xmlns:wp14="http://schemas.microsoft.com/office/word/2010/wordprocessingDrawing" xmlns:wp="http://schemas.openxmlformats.org/drawingml/2006/wordprocessingDrawing" xmlns:w10="urn:schemas-microsoft-com:office:word" xmlns:w="http://schemas.openxmlformats.org/wordprocessingml/2006/main" xmlns:w14="http://schemas.microsoft.com/office/word/2010/wordml" xmlns:w15="http://schemas.microsoft.com/office/word/2012/wordml" xmlns:w16cex="http://schemas.microsoft.com/office/word/2018/wordml/cex" xmlns:w16cid="http://schemas.microsoft.com/office/word/2016/wordml/cid" xmlns:w16="http://schemas.microsoft.com/office/word/2018/wordml" xmlns:w16du="http://schemas.microsoft.com/office/word/2023/wordml/word16du" xmlns:w16sdtdh="http://schemas.microsoft.com/office/word/2020/wordml/sdtdatahash" xmlns:w16sdtfl="http://schemas.microsoft.com/office/word/2024/wordml/sdtformatlock" xmlns:w16se="http://schemas.microsoft.com/office/word/2015/wordml/symex" xmlns:wpg="http://schemas.microsoft.com/office/word/2010/wordprocessingGroup" xmlns:wpi="http://schemas.microsoft.com/office/word/2010/wordprocessingInk" xmlns:wne="http://schemas.microsoft.com/office/word/2006/wordml" xmlns:wps="http://schemas.microsoft.com/office/word/2010/wordprocessingShape" mc:Ignorable="w14 w15 w16se w16cid w16 w16cex w16sdtdh w16sdtfl w16du wp14">
   <w:sdt>
     <w:sdtPr>
       <w:id w:val="740374177"/>
@@ -1946,8 +1959,18 @@
 </w:ftr>
 </file>
 
-<file path=word/footer2.xml><?xml version="1.0" encoding="utf-8"?>
-<w:ftr xmlns:wpc="http://schemas.microsoft.com/office/word/2010/wordprocessingCanvas" xmlns:cx="http://schemas.microsoft.com/office/drawing/2014/chartex" xmlns:cx1="http://schemas.microsoft.com/office/drawing/2015/9/8/chartex" xmlns:cx2="http://schemas.microsoft.com/office/drawing/2015/10/21/chartex" xmlns:cx3="http://schemas.microsoft.com/office/drawing/2016/5/9/chartex" xmlns:cx4="http://schemas.microsoft.com/office/drawing/2016/5/10/chartex" xmlns:cx5="http://schemas.microsoft.com/office/drawing/2016/5/11/chartex" xmlns:cx6="http://schemas.microsoft.com/office/drawing/2016/5/12/chartex" xmlns:cx7="http://schemas.microsoft.com/office/drawing/2016/5/13/chartex" xmlns:cx8="http://schemas.microsoft.com/office/drawing/2016/5/14/chartex" xmlns:mc="http://schemas.openxmlformats.org/markup-compatibility/2006" xmlns:aink="http://schemas.microsoft.com/office/drawing/2016/ink" xmlns:am3d="http://schemas.microsoft.com/office/drawing/2017/model3d" xmlns:o="urn:schemas-microsoft-com:office:office" xmlns:oel="http://schemas.microsoft.com/office/2019/extlst" xmlns:r="http://schemas.openxmlformats.org/officeDocument/2006/relationships" xmlns:m="http://schemas.openxmlformats.org/officeDocument/2006/math" xmlns:v="urn:schemas-microsoft-com:vml" xmlns:wp14="http://schemas.microsoft.com/office/word/2010/wordprocessingDrawing" xmlns:wp="http://schemas.openxmlformats.org/drawingml/2006/wordprocessingDrawing" xmlns:w10="urn:schemas-microsoft-com:office:word" xmlns:w="http://schemas.openxmlformats.org/wordprocessingml/2006/main" xmlns:w14="http://schemas.microsoft.com/office/word/2010/wordml" xmlns:w15="http://schemas.microsoft.com/office/word/2012/wordml" xmlns:w16cex="http://schemas.microsoft.com/office/word/2018/wordml/cex" xmlns:w16cid="http://schemas.microsoft.com/office/word/2016/wordml/cid" xmlns:w16="http://schemas.microsoft.com/office/word/2018/wordml" xmlns:w16du="http://schemas.microsoft.com/office/word/2023/wordml/word16du" xmlns:w16sdtdh="http://schemas.microsoft.com/office/word/2020/wordml/sdtdatahash" xmlns:w16se="http://schemas.microsoft.com/office/word/2015/wordml/symex" xmlns:wpg="http://schemas.microsoft.com/office/word/2010/wordprocessingGroup" xmlns:wpi="http://schemas.microsoft.com/office/word/2010/wordprocessingInk" xmlns:wne="http://schemas.microsoft.com/office/word/2006/wordml" xmlns:wps="http://schemas.microsoft.com/office/word/2010/wordprocessingShape" mc:Ignorable="w14 w15 w16se w16cid w16 w16cex w16sdtdh w16du wp14">
+<file path=word/footer3.xml><?xml version="1.0" encoding="utf-8"?>
+<w:ftr xmlns:wpc="http://schemas.microsoft.com/office/word/2010/wordprocessingCanvas" xmlns:cx="http://schemas.microsoft.com/office/drawing/2014/chartex" xmlns:cx1="http://schemas.microsoft.com/office/drawing/2015/9/8/chartex" xmlns:cx2="http://schemas.microsoft.com/office/drawing/2015/10/21/chartex" xmlns:cx3="http://schemas.microsoft.com/office/drawing/2016/5/9/chartex" xmlns:cx4="http://schemas.microsoft.com/office/drawing/2016/5/10/chartex" xmlns:cx5="http://schemas.microsoft.com/office/drawing/2016/5/11/chartex" xmlns:cx6="http://schemas.microsoft.com/office/drawing/2016/5/12/chartex" xmlns:cx7="http://schemas.microsoft.com/office/drawing/2016/5/13/chartex" xmlns:cx8="http://schemas.microsoft.com/office/drawing/2016/5/14/chartex" xmlns:mc="http://schemas.openxmlformats.org/markup-compatibility/2006" xmlns:aink="http://schemas.microsoft.com/office/drawing/2016/ink" xmlns:am3d="http://schemas.microsoft.com/office/drawing/2017/model3d" xmlns:o="urn:schemas-microsoft-com:office:office" xmlns:oel="http://schemas.microsoft.com/office/2019/extlst" xmlns:r="http://schemas.openxmlformats.org/officeDocument/2006/relationships" xmlns:m="http://schemas.openxmlformats.org/officeDocument/2006/math" xmlns:v="urn:schemas-microsoft-com:vml" xmlns:wp14="http://schemas.microsoft.com/office/word/2010/wordprocessingDrawing" xmlns:wp="http://schemas.openxmlformats.org/drawingml/2006/wordprocessingDrawing" xmlns:w10="urn:schemas-microsoft-com:office:word" xmlns:w="http://schemas.openxmlformats.org/wordprocessingml/2006/main" xmlns:w14="http://schemas.microsoft.com/office/word/2010/wordml" xmlns:w15="http://schemas.microsoft.com/office/word/2012/wordml" xmlns:w16cex="http://schemas.microsoft.com/office/word/2018/wordml/cex" xmlns:w16cid="http://schemas.microsoft.com/office/word/2016/wordml/cid" xmlns:w16="http://schemas.microsoft.com/office/word/2018/wordml" xmlns:w16du="http://schemas.microsoft.com/office/word/2023/wordml/word16du" xmlns:w16sdtdh="http://schemas.microsoft.com/office/word/2020/wordml/sdtdatahash" xmlns:w16sdtfl="http://schemas.microsoft.com/office/word/2024/wordml/sdtformatlock" xmlns:w16se="http://schemas.microsoft.com/office/word/2015/wordml/symex" xmlns:wpg="http://schemas.microsoft.com/office/word/2010/wordprocessingGroup" xmlns:wpi="http://schemas.microsoft.com/office/word/2010/wordprocessingInk" xmlns:wne="http://schemas.microsoft.com/office/word/2006/wordml" xmlns:wps="http://schemas.microsoft.com/office/word/2010/wordprocessingShape" mc:Ignorable="w14 w15 w16se w16cid w16 w16cex w16sdtdh w16sdtfl w16du wp14">
+  <w:p>
+    <w:pPr>
+      <w:pStyle w:val="Piedepgina"/>
+    </w:pPr>
+  </w:p>
+</w:ftr>
+</file>
+
+<file path=word/footer4.xml><?xml version="1.0" encoding="utf-8"?>
+<w:ftr xmlns:wpc="http://schemas.microsoft.com/office/word/2010/wordprocessingCanvas" xmlns:cx="http://schemas.microsoft.com/office/drawing/2014/chartex" xmlns:cx1="http://schemas.microsoft.com/office/drawing/2015/9/8/chartex" xmlns:cx2="http://schemas.microsoft.com/office/drawing/2015/10/21/chartex" xmlns:cx3="http://schemas.microsoft.com/office/drawing/2016/5/9/chartex" xmlns:cx4="http://schemas.microsoft.com/office/drawing/2016/5/10/chartex" xmlns:cx5="http://schemas.microsoft.com/office/drawing/2016/5/11/chartex" xmlns:cx6="http://schemas.microsoft.com/office/drawing/2016/5/12/chartex" xmlns:cx7="http://schemas.microsoft.com/office/drawing/2016/5/13/chartex" xmlns:cx8="http://schemas.microsoft.com/office/drawing/2016/5/14/chartex" xmlns:mc="http://schemas.openxmlformats.org/markup-compatibility/2006" xmlns:aink="http://schemas.microsoft.com/office/drawing/2016/ink" xmlns:am3d="http://schemas.microsoft.com/office/drawing/2017/model3d" xmlns:o="urn:schemas-microsoft-com:office:office" xmlns:oel="http://schemas.microsoft.com/office/2019/extlst" xmlns:r="http://schemas.openxmlformats.org/officeDocument/2006/relationships" xmlns:m="http://schemas.openxmlformats.org/officeDocument/2006/math" xmlns:v="urn:schemas-microsoft-com:vml" xmlns:wp14="http://schemas.microsoft.com/office/word/2010/wordprocessingDrawing" xmlns:wp="http://schemas.openxmlformats.org/drawingml/2006/wordprocessingDrawing" xmlns:w10="urn:schemas-microsoft-com:office:word" xmlns:w="http://schemas.openxmlformats.org/wordprocessingml/2006/main" xmlns:w14="http://schemas.microsoft.com/office/word/2010/wordml" xmlns:w15="http://schemas.microsoft.com/office/word/2012/wordml" xmlns:w16cex="http://schemas.microsoft.com/office/word/2018/wordml/cex" xmlns:w16cid="http://schemas.microsoft.com/office/word/2016/wordml/cid" xmlns:w16="http://schemas.microsoft.com/office/word/2018/wordml" xmlns:w16du="http://schemas.microsoft.com/office/word/2023/wordml/word16du" xmlns:w16sdtdh="http://schemas.microsoft.com/office/word/2020/wordml/sdtdatahash" xmlns:w16sdtfl="http://schemas.microsoft.com/office/word/2024/wordml/sdtformatlock" xmlns:w16se="http://schemas.microsoft.com/office/word/2015/wordml/symex" xmlns:wpg="http://schemas.microsoft.com/office/word/2010/wordprocessingGroup" xmlns:wpi="http://schemas.microsoft.com/office/word/2010/wordprocessingInk" xmlns:wne="http://schemas.microsoft.com/office/word/2006/wordml" xmlns:wps="http://schemas.microsoft.com/office/word/2010/wordprocessingShape" mc:Ignorable="w14 w15 w16se w16cid w16 w16cex w16sdtdh w16sdtfl w16du wp14">
   <w:sdt>
     <w:sdtPr>
       <w:id w:val="-1610963637"/>
@@ -2301,7 +2324,7 @@
 </file>
 
 <file path=word/footnotes.xml><?xml version="1.0" encoding="utf-8"?>
-<w:footnotes xmlns:wpc="http://schemas.microsoft.com/office/word/2010/wordprocessingCanvas" xmlns:cx="http://schemas.microsoft.com/office/drawing/2014/chartex" xmlns:cx1="http://schemas.microsoft.com/office/drawing/2015/9/8/chartex" xmlns:cx2="http://schemas.microsoft.com/office/drawing/2015/10/21/chartex" xmlns:cx3="http://schemas.microsoft.com/office/drawing/2016/5/9/chartex" xmlns:cx4="http://schemas.microsoft.com/office/drawing/2016/5/10/chartex" xmlns:cx5="http://schemas.microsoft.com/office/drawing/2016/5/11/chartex" xmlns:cx6="http://schemas.microsoft.com/office/drawing/2016/5/12/chartex" xmlns:cx7="http://schemas.microsoft.com/office/drawing/2016/5/13/chartex" xmlns:cx8="http://schemas.microsoft.com/office/drawing/2016/5/14/chartex" xmlns:mc="http://schemas.openxmlformats.org/markup-compatibility/2006" xmlns:aink="http://schemas.microsoft.com/office/drawing/2016/ink" xmlns:am3d="http://schemas.microsoft.com/office/drawing/2017/model3d" xmlns:o="urn:schemas-microsoft-com:office:office" xmlns:oel="http://schemas.microsoft.com/office/2019/extlst" xmlns:r="http://schemas.openxmlformats.org/officeDocument/2006/relationships" xmlns:m="http://schemas.openxmlformats.org/officeDocument/2006/math" xmlns:v="urn:schemas-microsoft-com:vml" xmlns:wp14="http://schemas.microsoft.com/office/word/2010/wordprocessingDrawing" xmlns:wp="http://schemas.openxmlformats.org/drawingml/2006/wordprocessingDrawing" xmlns:w10="urn:schemas-microsoft-com:office:word" xmlns:w="http://schemas.openxmlformats.org/wordprocessingml/2006/main" xmlns:w14="http://schemas.microsoft.com/office/word/2010/wordml" xmlns:w15="http://schemas.microsoft.com/office/word/2012/wordml" xmlns:w16cex="http://schemas.microsoft.com/office/word/2018/wordml/cex" xmlns:w16cid="http://schemas.microsoft.com/office/word/2016/wordml/cid" xmlns:w16="http://schemas.microsoft.com/office/word/2018/wordml" xmlns:w16du="http://schemas.microsoft.com/office/word/2023/wordml/word16du" xmlns:w16sdtdh="http://schemas.microsoft.com/office/word/2020/wordml/sdtdatahash" xmlns:w16se="http://schemas.microsoft.com/office/word/2015/wordml/symex" xmlns:wpg="http://schemas.microsoft.com/office/word/2010/wordprocessingGroup" xmlns:wpi="http://schemas.microsoft.com/office/word/2010/wordprocessingInk" xmlns:wne="http://schemas.microsoft.com/office/word/2006/wordml" xmlns:wps="http://schemas.microsoft.com/office/word/2010/wordprocessingShape" mc:Ignorable="w14 w15 w16se w16cid w16 w16cex w16sdtdh w16du wp14">
+<w:footnotes xmlns:wpc="http://schemas.microsoft.com/office/word/2010/wordprocessingCanvas" xmlns:cx="http://schemas.microsoft.com/office/drawing/2014/chartex" xmlns:cx1="http://schemas.microsoft.com/office/drawing/2015/9/8/chartex" xmlns:cx2="http://schemas.microsoft.com/office/drawing/2015/10/21/chartex" xmlns:cx3="http://schemas.microsoft.com/office/drawing/2016/5/9/chartex" xmlns:cx4="http://schemas.microsoft.com/office/drawing/2016/5/10/chartex" xmlns:cx5="http://schemas.microsoft.com/office/drawing/2016/5/11/chartex" xmlns:cx6="http://schemas.microsoft.com/office/drawing/2016/5/12/chartex" xmlns:cx7="http://schemas.microsoft.com/office/drawing/2016/5/13/chartex" xmlns:cx8="http://schemas.microsoft.com/office/drawing/2016/5/14/chartex" xmlns:mc="http://schemas.openxmlformats.org/markup-compatibility/2006" xmlns:aink="http://schemas.microsoft.com/office/drawing/2016/ink" xmlns:am3d="http://schemas.microsoft.com/office/drawing/2017/model3d" xmlns:o="urn:schemas-microsoft-com:office:office" xmlns:oel="http://schemas.microsoft.com/office/2019/extlst" xmlns:r="http://schemas.openxmlformats.org/officeDocument/2006/relationships" xmlns:m="http://schemas.openxmlformats.org/officeDocument/2006/math" xmlns:v="urn:schemas-microsoft-com:vml" xmlns:wp14="http://schemas.microsoft.com/office/word/2010/wordprocessingDrawing" xmlns:wp="http://schemas.openxmlformats.org/drawingml/2006/wordprocessingDrawing" xmlns:w10="urn:schemas-microsoft-com:office:word" xmlns:w="http://schemas.openxmlformats.org/wordprocessingml/2006/main" xmlns:w14="http://schemas.microsoft.com/office/word/2010/wordml" xmlns:w15="http://schemas.microsoft.com/office/word/2012/wordml" xmlns:w16cex="http://schemas.microsoft.com/office/word/2018/wordml/cex" xmlns:w16cid="http://schemas.microsoft.com/office/word/2016/wordml/cid" xmlns:w16="http://schemas.microsoft.com/office/word/2018/wordml" xmlns:w16du="http://schemas.microsoft.com/office/word/2023/wordml/word16du" xmlns:w16sdtdh="http://schemas.microsoft.com/office/word/2020/wordml/sdtdatahash" xmlns:w16sdtfl="http://schemas.microsoft.com/office/word/2024/wordml/sdtformatlock" xmlns:w16se="http://schemas.microsoft.com/office/word/2015/wordml/symex" xmlns:wpg="http://schemas.microsoft.com/office/word/2010/wordprocessingGroup" xmlns:wpi="http://schemas.microsoft.com/office/word/2010/wordprocessingInk" xmlns:wne="http://schemas.microsoft.com/office/word/2006/wordml" xmlns:wps="http://schemas.microsoft.com/office/word/2010/wordprocessingShape" mc:Ignorable="w14 w15 w16se w16cid w16 w16cex w16sdtdh w16sdtfl w16du wp14">
   <w:footnote w:type="separator" w:id="-1">
     <w:p>
       <w:pPr>
@@ -2326,7 +2349,17 @@
 </file>
 
 <file path=word/header1.xml><?xml version="1.0" encoding="utf-8"?>
-<w:hdr xmlns:wpc="http://schemas.microsoft.com/office/word/2010/wordprocessingCanvas" xmlns:cx="http://schemas.microsoft.com/office/drawing/2014/chartex" xmlns:cx1="http://schemas.microsoft.com/office/drawing/2015/9/8/chartex" xmlns:cx2="http://schemas.microsoft.com/office/drawing/2015/10/21/chartex" xmlns:cx3="http://schemas.microsoft.com/office/drawing/2016/5/9/chartex" xmlns:cx4="http://schemas.microsoft.com/office/drawing/2016/5/10/chartex" xmlns:cx5="http://schemas.microsoft.com/office/drawing/2016/5/11/chartex" xmlns:cx6="http://schemas.microsoft.com/office/drawing/2016/5/12/chartex" xmlns:cx7="http://schemas.microsoft.com/office/drawing/2016/5/13/chartex" xmlns:cx8="http://schemas.microsoft.com/office/drawing/2016/5/14/chartex" xmlns:mc="http://schemas.openxmlformats.org/markup-compatibility/2006" xmlns:aink="http://schemas.microsoft.com/office/drawing/2016/ink" xmlns:am3d="http://schemas.microsoft.com/office/drawing/2017/model3d" xmlns:o="urn:schemas-microsoft-com:office:office" xmlns:oel="http://schemas.microsoft.com/office/2019/extlst" xmlns:r="http://schemas.openxmlformats.org/officeDocument/2006/relationships" xmlns:m="http://schemas.openxmlformats.org/officeDocument/2006/math" xmlns:v="urn:schemas-microsoft-com:vml" xmlns:wp14="http://schemas.microsoft.com/office/word/2010/wordprocessingDrawing" xmlns:wp="http://schemas.openxmlformats.org/drawingml/2006/wordprocessingDrawing" xmlns:w10="urn:schemas-microsoft-com:office:word" xmlns:w="http://schemas.openxmlformats.org/wordprocessingml/2006/main" xmlns:w14="http://schemas.microsoft.com/office/word/2010/wordml" xmlns:w15="http://schemas.microsoft.com/office/word/2012/wordml" xmlns:w16cex="http://schemas.microsoft.com/office/word/2018/wordml/cex" xmlns:w16cid="http://schemas.microsoft.com/office/word/2016/wordml/cid" xmlns:w16="http://schemas.microsoft.com/office/word/2018/wordml" xmlns:w16du="http://schemas.microsoft.com/office/word/2023/wordml/word16du" xmlns:w16sdtdh="http://schemas.microsoft.com/office/word/2020/wordml/sdtdatahash" xmlns:w16se="http://schemas.microsoft.com/office/word/2015/wordml/symex" xmlns:wpg="http://schemas.microsoft.com/office/word/2010/wordprocessingGroup" xmlns:wpi="http://schemas.microsoft.com/office/word/2010/wordprocessingInk" xmlns:wne="http://schemas.microsoft.com/office/word/2006/wordml" xmlns:wps="http://schemas.microsoft.com/office/word/2010/wordprocessingShape" mc:Ignorable="w14 w15 w16se w16cid w16 w16cex w16sdtdh w16du wp14">
+<w:hdr xmlns:wpc="http://schemas.microsoft.com/office/word/2010/wordprocessingCanvas" xmlns:cx="http://schemas.microsoft.com/office/drawing/2014/chartex" xmlns:cx1="http://schemas.microsoft.com/office/drawing/2015/9/8/chartex" xmlns:cx2="http://schemas.microsoft.com/office/drawing/2015/10/21/chartex" xmlns:cx3="http://schemas.microsoft.com/office/drawing/2016/5/9/chartex" xmlns:cx4="http://schemas.microsoft.com/office/drawing/2016/5/10/chartex" xmlns:cx5="http://schemas.microsoft.com/office/drawing/2016/5/11/chartex" xmlns:cx6="http://schemas.microsoft.com/office/drawing/2016/5/12/chartex" xmlns:cx7="http://schemas.microsoft.com/office/drawing/2016/5/13/chartex" xmlns:cx8="http://schemas.microsoft.com/office/drawing/2016/5/14/chartex" xmlns:mc="http://schemas.openxmlformats.org/markup-compatibility/2006" xmlns:aink="http://schemas.microsoft.com/office/drawing/2016/ink" xmlns:am3d="http://schemas.microsoft.com/office/drawing/2017/model3d" xmlns:o="urn:schemas-microsoft-com:office:office" xmlns:oel="http://schemas.microsoft.com/office/2019/extlst" xmlns:r="http://schemas.openxmlformats.org/officeDocument/2006/relationships" xmlns:m="http://schemas.openxmlformats.org/officeDocument/2006/math" xmlns:v="urn:schemas-microsoft-com:vml" xmlns:wp14="http://schemas.microsoft.com/office/word/2010/wordprocessingDrawing" xmlns:wp="http://schemas.openxmlformats.org/drawingml/2006/wordprocessingDrawing" xmlns:w10="urn:schemas-microsoft-com:office:word" xmlns:w="http://schemas.openxmlformats.org/wordprocessingml/2006/main" xmlns:w14="http://schemas.microsoft.com/office/word/2010/wordml" xmlns:w15="http://schemas.microsoft.com/office/word/2012/wordml" xmlns:w16cex="http://schemas.microsoft.com/office/word/2018/wordml/cex" xmlns:w16cid="http://schemas.microsoft.com/office/word/2016/wordml/cid" xmlns:w16="http://schemas.microsoft.com/office/word/2018/wordml" xmlns:w16du="http://schemas.microsoft.com/office/word/2023/wordml/word16du" xmlns:w16sdtdh="http://schemas.microsoft.com/office/word/2020/wordml/sdtdatahash" xmlns:w16sdtfl="http://schemas.microsoft.com/office/word/2024/wordml/sdtformatlock" xmlns:w16se="http://schemas.microsoft.com/office/word/2015/wordml/symex" xmlns:wpg="http://schemas.microsoft.com/office/word/2010/wordprocessingGroup" xmlns:wpi="http://schemas.microsoft.com/office/word/2010/wordprocessingInk" xmlns:wne="http://schemas.microsoft.com/office/word/2006/wordml" xmlns:wps="http://schemas.microsoft.com/office/word/2010/wordprocessingShape" mc:Ignorable="w14 w15 w16se w16cid w16 w16cex w16sdtdh w16sdtfl w16du wp14">
+  <w:p>
+    <w:pPr>
+      <w:pStyle w:val="Encabezado"/>
+    </w:pPr>
+  </w:p>
+</w:hdr>
+</file>
+
+<file path=word/header2.xml><?xml version="1.0" encoding="utf-8"?>
+<w:hdr xmlns:wpc="http://schemas.microsoft.com/office/word/2010/wordprocessingCanvas" xmlns:cx="http://schemas.microsoft.com/office/drawing/2014/chartex" xmlns:cx1="http://schemas.microsoft.com/office/drawing/2015/9/8/chartex" xmlns:cx2="http://schemas.microsoft.com/office/drawing/2015/10/21/chartex" xmlns:cx3="http://schemas.microsoft.com/office/drawing/2016/5/9/chartex" xmlns:cx4="http://schemas.microsoft.com/office/drawing/2016/5/10/chartex" xmlns:cx5="http://schemas.microsoft.com/office/drawing/2016/5/11/chartex" xmlns:cx6="http://schemas.microsoft.com/office/drawing/2016/5/12/chartex" xmlns:cx7="http://schemas.microsoft.com/office/drawing/2016/5/13/chartex" xmlns:cx8="http://schemas.microsoft.com/office/drawing/2016/5/14/chartex" xmlns:mc="http://schemas.openxmlformats.org/markup-compatibility/2006" xmlns:aink="http://schemas.microsoft.com/office/drawing/2016/ink" xmlns:am3d="http://schemas.microsoft.com/office/drawing/2017/model3d" xmlns:o="urn:schemas-microsoft-com:office:office" xmlns:oel="http://schemas.microsoft.com/office/2019/extlst" xmlns:r="http://schemas.openxmlformats.org/officeDocument/2006/relationships" xmlns:m="http://schemas.openxmlformats.org/officeDocument/2006/math" xmlns:v="urn:schemas-microsoft-com:vml" xmlns:wp14="http://schemas.microsoft.com/office/word/2010/wordprocessingDrawing" xmlns:wp="http://schemas.openxmlformats.org/drawingml/2006/wordprocessingDrawing" xmlns:w10="urn:schemas-microsoft-com:office:word" xmlns:w="http://schemas.openxmlformats.org/wordprocessingml/2006/main" xmlns:w14="http://schemas.microsoft.com/office/word/2010/wordml" xmlns:w15="http://schemas.microsoft.com/office/word/2012/wordml" xmlns:w16cex="http://schemas.microsoft.com/office/word/2018/wordml/cex" xmlns:w16cid="http://schemas.microsoft.com/office/word/2016/wordml/cid" xmlns:w16="http://schemas.microsoft.com/office/word/2018/wordml" xmlns:w16du="http://schemas.microsoft.com/office/word/2023/wordml/word16du" xmlns:w16sdtdh="http://schemas.microsoft.com/office/word/2020/wordml/sdtdatahash" xmlns:w16sdtfl="http://schemas.microsoft.com/office/word/2024/wordml/sdtformatlock" xmlns:w16se="http://schemas.microsoft.com/office/word/2015/wordml/symex" xmlns:wpg="http://schemas.microsoft.com/office/word/2010/wordprocessingGroup" xmlns:wpi="http://schemas.microsoft.com/office/word/2010/wordprocessingInk" xmlns:wne="http://schemas.microsoft.com/office/word/2006/wordml" xmlns:wps="http://schemas.microsoft.com/office/word/2010/wordprocessingShape" mc:Ignorable="w14 w15 w16se w16cid w16 w16cex w16sdtdh w16sdtfl w16du wp14">
   <w:tbl>
     <w:tblPr>
       <w:tblStyle w:val="Tablaconcuadrcula"/>
@@ -2370,7 +2403,15 @@
               <w:bCs/>
               <w:noProof/>
             </w:rPr>
-            <w:t>PROGRAMA INTERNO DE PROTECCIÓN CIVIL 2024</w:t>
+            <w:t xml:space="preserve">PROGRAMA INTERNO DE PROTECCIÓN CIVIL </w:t>
+          </w:r>
+          <w:r>
+            <w:rPr>
+              <w:b/>
+              <w:bCs/>
+              <w:noProof/>
+            </w:rPr>
+            <w:t>{{ anio }}</w:t>
           </w:r>
         </w:p>
         <w:p>
@@ -2453,8 +2494,8 @@
 </w:hdr>
 </file>
 
-<file path=word/header2.xml><?xml version="1.0" encoding="utf-8"?>
-<w:hdr xmlns:wpc="http://schemas.microsoft.com/office/word/2010/wordprocessingCanvas" xmlns:cx="http://schemas.microsoft.com/office/drawing/2014/chartex" xmlns:cx1="http://schemas.microsoft.com/office/drawing/2015/9/8/chartex" xmlns:cx2="http://schemas.microsoft.com/office/drawing/2015/10/21/chartex" xmlns:cx3="http://schemas.microsoft.com/office/drawing/2016/5/9/chartex" xmlns:cx4="http://schemas.microsoft.com/office/drawing/2016/5/10/chartex" xmlns:cx5="http://schemas.microsoft.com/office/drawing/2016/5/11/chartex" xmlns:cx6="http://schemas.microsoft.com/office/drawing/2016/5/12/chartex" xmlns:cx7="http://schemas.microsoft.com/office/drawing/2016/5/13/chartex" xmlns:cx8="http://schemas.microsoft.com/office/drawing/2016/5/14/chartex" xmlns:mc="http://schemas.openxmlformats.org/markup-compatibility/2006" xmlns:aink="http://schemas.microsoft.com/office/drawing/2016/ink" xmlns:am3d="http://schemas.microsoft.com/office/drawing/2017/model3d" xmlns:o="urn:schemas-microsoft-com:office:office" xmlns:oel="http://schemas.microsoft.com/office/2019/extlst" xmlns:r="http://schemas.openxmlformats.org/officeDocument/2006/relationships" xmlns:m="http://schemas.openxmlformats.org/officeDocument/2006/math" xmlns:v="urn:schemas-microsoft-com:vml" xmlns:wp14="http://schemas.microsoft.com/office/word/2010/wordprocessingDrawing" xmlns:wp="http://schemas.openxmlformats.org/drawingml/2006/wordprocessingDrawing" xmlns:w10="urn:schemas-microsoft-com:office:word" xmlns:w="http://schemas.openxmlformats.org/wordprocessingml/2006/main" xmlns:w14="http://schemas.microsoft.com/office/word/2010/wordml" xmlns:w15="http://schemas.microsoft.com/office/word/2012/wordml" xmlns:w16cex="http://schemas.microsoft.com/office/word/2018/wordml/cex" xmlns:w16cid="http://schemas.microsoft.com/office/word/2016/wordml/cid" xmlns:w16="http://schemas.microsoft.com/office/word/2018/wordml" xmlns:w16du="http://schemas.microsoft.com/office/word/2023/wordml/word16du" xmlns:w16sdtdh="http://schemas.microsoft.com/office/word/2020/wordml/sdtdatahash" xmlns:w16se="http://schemas.microsoft.com/office/word/2015/wordml/symex" xmlns:wpg="http://schemas.microsoft.com/office/word/2010/wordprocessingGroup" xmlns:wpi="http://schemas.microsoft.com/office/word/2010/wordprocessingInk" xmlns:wne="http://schemas.microsoft.com/office/word/2006/wordml" xmlns:wps="http://schemas.microsoft.com/office/word/2010/wordprocessingShape" mc:Ignorable="w14 w15 w16se w16cid w16 w16cex w16sdtdh w16du wp14">
+<file path=word/header3.xml><?xml version="1.0" encoding="utf-8"?>
+<w:hdr xmlns:wpc="http://schemas.microsoft.com/office/word/2010/wordprocessingCanvas" xmlns:cx="http://schemas.microsoft.com/office/drawing/2014/chartex" xmlns:cx1="http://schemas.microsoft.com/office/drawing/2015/9/8/chartex" xmlns:cx2="http://schemas.microsoft.com/office/drawing/2015/10/21/chartex" xmlns:cx3="http://schemas.microsoft.com/office/drawing/2016/5/9/chartex" xmlns:cx4="http://schemas.microsoft.com/office/drawing/2016/5/10/chartex" xmlns:cx5="http://schemas.microsoft.com/office/drawing/2016/5/11/chartex" xmlns:cx6="http://schemas.microsoft.com/office/drawing/2016/5/12/chartex" xmlns:cx7="http://schemas.microsoft.com/office/drawing/2016/5/13/chartex" xmlns:cx8="http://schemas.microsoft.com/office/drawing/2016/5/14/chartex" xmlns:mc="http://schemas.openxmlformats.org/markup-compatibility/2006" xmlns:aink="http://schemas.microsoft.com/office/drawing/2016/ink" xmlns:am3d="http://schemas.microsoft.com/office/drawing/2017/model3d" xmlns:o="urn:schemas-microsoft-com:office:office" xmlns:oel="http://schemas.microsoft.com/office/2019/extlst" xmlns:r="http://schemas.openxmlformats.org/officeDocument/2006/relationships" xmlns:m="http://schemas.openxmlformats.org/officeDocument/2006/math" xmlns:v="urn:schemas-microsoft-com:vml" xmlns:wp14="http://schemas.microsoft.com/office/word/2010/wordprocessingDrawing" xmlns:wp="http://schemas.openxmlformats.org/drawingml/2006/wordprocessingDrawing" xmlns:w10="urn:schemas-microsoft-com:office:word" xmlns:w="http://schemas.openxmlformats.org/wordprocessingml/2006/main" xmlns:w14="http://schemas.microsoft.com/office/word/2010/wordml" xmlns:w15="http://schemas.microsoft.com/office/word/2012/wordml" xmlns:w16cex="http://schemas.microsoft.com/office/word/2018/wordml/cex" xmlns:w16cid="http://schemas.microsoft.com/office/word/2016/wordml/cid" xmlns:w16="http://schemas.microsoft.com/office/word/2018/wordml" xmlns:w16du="http://schemas.microsoft.com/office/word/2023/wordml/word16du" xmlns:w16sdtdh="http://schemas.microsoft.com/office/word/2020/wordml/sdtdatahash" xmlns:w16sdtfl="http://schemas.microsoft.com/office/word/2024/wordml/sdtformatlock" xmlns:w16se="http://schemas.microsoft.com/office/word/2015/wordml/symex" xmlns:wpg="http://schemas.microsoft.com/office/word/2010/wordprocessingGroup" xmlns:wpi="http://schemas.microsoft.com/office/word/2010/wordprocessingInk" xmlns:wne="http://schemas.microsoft.com/office/word/2006/wordml" xmlns:wps="http://schemas.microsoft.com/office/word/2010/wordprocessingShape" mc:Ignorable="w14 w15 w16se w16cid w16 w16cex w16sdtdh w16sdtfl w16du wp14">
   <w:p>
     <w:pPr>
       <w:pStyle w:val="Encabezado"/>
@@ -2589,8 +2630,8 @@
 </w:hdr>
 </file>
 
-<file path=word/header3.xml><?xml version="1.0" encoding="utf-8"?>
-<w:hdr xmlns:wpc="http://schemas.microsoft.com/office/word/2010/wordprocessingCanvas" xmlns:cx="http://schemas.microsoft.com/office/drawing/2014/chartex" xmlns:cx1="http://schemas.microsoft.com/office/drawing/2015/9/8/chartex" xmlns:cx2="http://schemas.microsoft.com/office/drawing/2015/10/21/chartex" xmlns:cx3="http://schemas.microsoft.com/office/drawing/2016/5/9/chartex" xmlns:cx4="http://schemas.microsoft.com/office/drawing/2016/5/10/chartex" xmlns:cx5="http://schemas.microsoft.com/office/drawing/2016/5/11/chartex" xmlns:cx6="http://schemas.microsoft.com/office/drawing/2016/5/12/chartex" xmlns:cx7="http://schemas.microsoft.com/office/drawing/2016/5/13/chartex" xmlns:cx8="http://schemas.microsoft.com/office/drawing/2016/5/14/chartex" xmlns:mc="http://schemas.openxmlformats.org/markup-compatibility/2006" xmlns:aink="http://schemas.microsoft.com/office/drawing/2016/ink" xmlns:am3d="http://schemas.microsoft.com/office/drawing/2017/model3d" xmlns:o="urn:schemas-microsoft-com:office:office" xmlns:oel="http://schemas.microsoft.com/office/2019/extlst" xmlns:r="http://schemas.openxmlformats.org/officeDocument/2006/relationships" xmlns:m="http://schemas.openxmlformats.org/officeDocument/2006/math" xmlns:v="urn:schemas-microsoft-com:vml" xmlns:wp14="http://schemas.microsoft.com/office/word/2010/wordprocessingDrawing" xmlns:wp="http://schemas.openxmlformats.org/drawingml/2006/wordprocessingDrawing" xmlns:w10="urn:schemas-microsoft-com:office:word" xmlns:w="http://schemas.openxmlformats.org/wordprocessingml/2006/main" xmlns:w14="http://schemas.microsoft.com/office/word/2010/wordml" xmlns:w15="http://schemas.microsoft.com/office/word/2012/wordml" xmlns:w16cex="http://schemas.microsoft.com/office/word/2018/wordml/cex" xmlns:w16cid="http://schemas.microsoft.com/office/word/2016/wordml/cid" xmlns:w16="http://schemas.microsoft.com/office/word/2018/wordml" xmlns:w16du="http://schemas.microsoft.com/office/word/2023/wordml/word16du" xmlns:w16sdtdh="http://schemas.microsoft.com/office/word/2020/wordml/sdtdatahash" xmlns:w16se="http://schemas.microsoft.com/office/word/2015/wordml/symex" xmlns:wpg="http://schemas.microsoft.com/office/word/2010/wordprocessingGroup" xmlns:wpi="http://schemas.microsoft.com/office/word/2010/wordprocessingInk" xmlns:wne="http://schemas.microsoft.com/office/word/2006/wordml" xmlns:wps="http://schemas.microsoft.com/office/word/2010/wordprocessingShape" mc:Ignorable="w14 w15 w16se w16cid w16 w16cex w16sdtdh w16du wp14">
+<file path=word/header4.xml><?xml version="1.0" encoding="utf-8"?>
+<w:hdr xmlns:wpc="http://schemas.microsoft.com/office/word/2010/wordprocessingCanvas" xmlns:cx="http://schemas.microsoft.com/office/drawing/2014/chartex" xmlns:cx1="http://schemas.microsoft.com/office/drawing/2015/9/8/chartex" xmlns:cx2="http://schemas.microsoft.com/office/drawing/2015/10/21/chartex" xmlns:cx3="http://schemas.microsoft.com/office/drawing/2016/5/9/chartex" xmlns:cx4="http://schemas.microsoft.com/office/drawing/2016/5/10/chartex" xmlns:cx5="http://schemas.microsoft.com/office/drawing/2016/5/11/chartex" xmlns:cx6="http://schemas.microsoft.com/office/drawing/2016/5/12/chartex" xmlns:cx7="http://schemas.microsoft.com/office/drawing/2016/5/13/chartex" xmlns:cx8="http://schemas.microsoft.com/office/drawing/2016/5/14/chartex" xmlns:mc="http://schemas.openxmlformats.org/markup-compatibility/2006" xmlns:aink="http://schemas.microsoft.com/office/drawing/2016/ink" xmlns:am3d="http://schemas.microsoft.com/office/drawing/2017/model3d" xmlns:o="urn:schemas-microsoft-com:office:office" xmlns:oel="http://schemas.microsoft.com/office/2019/extlst" xmlns:r="http://schemas.openxmlformats.org/officeDocument/2006/relationships" xmlns:m="http://schemas.openxmlformats.org/officeDocument/2006/math" xmlns:v="urn:schemas-microsoft-com:vml" xmlns:wp14="http://schemas.microsoft.com/office/word/2010/wordprocessingDrawing" xmlns:wp="http://schemas.openxmlformats.org/drawingml/2006/wordprocessingDrawing" xmlns:w10="urn:schemas-microsoft-com:office:word" xmlns:w="http://schemas.openxmlformats.org/wordprocessingml/2006/main" xmlns:w14="http://schemas.microsoft.com/office/word/2010/wordml" xmlns:w15="http://schemas.microsoft.com/office/word/2012/wordml" xmlns:w16cex="http://schemas.microsoft.com/office/word/2018/wordml/cex" xmlns:w16cid="http://schemas.microsoft.com/office/word/2016/wordml/cid" xmlns:w16="http://schemas.microsoft.com/office/word/2018/wordml" xmlns:w16du="http://schemas.microsoft.com/office/word/2023/wordml/word16du" xmlns:w16sdtdh="http://schemas.microsoft.com/office/word/2020/wordml/sdtdatahash" xmlns:w16sdtfl="http://schemas.microsoft.com/office/word/2024/wordml/sdtformatlock" xmlns:w16se="http://schemas.microsoft.com/office/word/2015/wordml/symex" xmlns:wpg="http://schemas.microsoft.com/office/word/2010/wordprocessingGroup" xmlns:wpi="http://schemas.microsoft.com/office/word/2010/wordprocessingInk" xmlns:wne="http://schemas.microsoft.com/office/word/2006/wordml" xmlns:wps="http://schemas.microsoft.com/office/word/2010/wordprocessingShape" mc:Ignorable="w14 w15 w16se w16cid w16 w16cex w16sdtdh w16sdtfl w16du wp14">
   <w:p>
     <w:pPr>
       <w:pStyle w:val="Encabezado"/>
@@ -2724,8 +2765,8 @@
 </w:hdr>
 </file>
 
-<file path=word/header4.xml><?xml version="1.0" encoding="utf-8"?>
-<w:hdr xmlns:wpc="http://schemas.microsoft.com/office/word/2010/wordprocessingCanvas" xmlns:cx="http://schemas.microsoft.com/office/drawing/2014/chartex" xmlns:cx1="http://schemas.microsoft.com/office/drawing/2015/9/8/chartex" xmlns:cx2="http://schemas.microsoft.com/office/drawing/2015/10/21/chartex" xmlns:cx3="http://schemas.microsoft.com/office/drawing/2016/5/9/chartex" xmlns:cx4="http://schemas.microsoft.com/office/drawing/2016/5/10/chartex" xmlns:cx5="http://schemas.microsoft.com/office/drawing/2016/5/11/chartex" xmlns:cx6="http://schemas.microsoft.com/office/drawing/2016/5/12/chartex" xmlns:cx7="http://schemas.microsoft.com/office/drawing/2016/5/13/chartex" xmlns:cx8="http://schemas.microsoft.com/office/drawing/2016/5/14/chartex" xmlns:mc="http://schemas.openxmlformats.org/markup-compatibility/2006" xmlns:aink="http://schemas.microsoft.com/office/drawing/2016/ink" xmlns:am3d="http://schemas.microsoft.com/office/drawing/2017/model3d" xmlns:o="urn:schemas-microsoft-com:office:office" xmlns:oel="http://schemas.microsoft.com/office/2019/extlst" xmlns:r="http://schemas.openxmlformats.org/officeDocument/2006/relationships" xmlns:m="http://schemas.openxmlformats.org/officeDocument/2006/math" xmlns:v="urn:schemas-microsoft-com:vml" xmlns:wp14="http://schemas.microsoft.com/office/word/2010/wordprocessingDrawing" xmlns:wp="http://schemas.openxmlformats.org/drawingml/2006/wordprocessingDrawing" xmlns:w10="urn:schemas-microsoft-com:office:word" xmlns:w="http://schemas.openxmlformats.org/wordprocessingml/2006/main" xmlns:w14="http://schemas.microsoft.com/office/word/2010/wordml" xmlns:w15="http://schemas.microsoft.com/office/word/2012/wordml" xmlns:w16cex="http://schemas.microsoft.com/office/word/2018/wordml/cex" xmlns:w16cid="http://schemas.microsoft.com/office/word/2016/wordml/cid" xmlns:w16="http://schemas.microsoft.com/office/word/2018/wordml" xmlns:w16du="http://schemas.microsoft.com/office/word/2023/wordml/word16du" xmlns:w16sdtdh="http://schemas.microsoft.com/office/word/2020/wordml/sdtdatahash" xmlns:w16se="http://schemas.microsoft.com/office/word/2015/wordml/symex" xmlns:wpg="http://schemas.microsoft.com/office/word/2010/wordprocessingGroup" xmlns:wpi="http://schemas.microsoft.com/office/word/2010/wordprocessingInk" xmlns:wne="http://schemas.microsoft.com/office/word/2006/wordml" xmlns:wps="http://schemas.microsoft.com/office/word/2010/wordprocessingShape" mc:Ignorable="w14 w15 w16se w16cid w16 w16cex w16sdtdh w16du wp14">
+<file path=word/header5.xml><?xml version="1.0" encoding="utf-8"?>
+<w:hdr xmlns:wpc="http://schemas.microsoft.com/office/word/2010/wordprocessingCanvas" xmlns:cx="http://schemas.microsoft.com/office/drawing/2014/chartex" xmlns:cx1="http://schemas.microsoft.com/office/drawing/2015/9/8/chartex" xmlns:cx2="http://schemas.microsoft.com/office/drawing/2015/10/21/chartex" xmlns:cx3="http://schemas.microsoft.com/office/drawing/2016/5/9/chartex" xmlns:cx4="http://schemas.microsoft.com/office/drawing/2016/5/10/chartex" xmlns:cx5="http://schemas.microsoft.com/office/drawing/2016/5/11/chartex" xmlns:cx6="http://schemas.microsoft.com/office/drawing/2016/5/12/chartex" xmlns:cx7="http://schemas.microsoft.com/office/drawing/2016/5/13/chartex" xmlns:cx8="http://schemas.microsoft.com/office/drawing/2016/5/14/chartex" xmlns:mc="http://schemas.openxmlformats.org/markup-compatibility/2006" xmlns:aink="http://schemas.microsoft.com/office/drawing/2016/ink" xmlns:am3d="http://schemas.microsoft.com/office/drawing/2017/model3d" xmlns:o="urn:schemas-microsoft-com:office:office" xmlns:oel="http://schemas.microsoft.com/office/2019/extlst" xmlns:r="http://schemas.openxmlformats.org/officeDocument/2006/relationships" xmlns:m="http://schemas.openxmlformats.org/officeDocument/2006/math" xmlns:v="urn:schemas-microsoft-com:vml" xmlns:wp14="http://schemas.microsoft.com/office/word/2010/wordprocessingDrawing" xmlns:wp="http://schemas.openxmlformats.org/drawingml/2006/wordprocessingDrawing" xmlns:w10="urn:schemas-microsoft-com:office:word" xmlns:w="http://schemas.openxmlformats.org/wordprocessingml/2006/main" xmlns:w14="http://schemas.microsoft.com/office/word/2010/wordml" xmlns:w15="http://schemas.microsoft.com/office/word/2012/wordml" xmlns:w16cex="http://schemas.microsoft.com/office/word/2018/wordml/cex" xmlns:w16cid="http://schemas.microsoft.com/office/word/2016/wordml/cid" xmlns:w16="http://schemas.microsoft.com/office/word/2018/wordml" xmlns:w16du="http://schemas.microsoft.com/office/word/2023/wordml/word16du" xmlns:w16sdtdh="http://schemas.microsoft.com/office/word/2020/wordml/sdtdatahash" xmlns:w16sdtfl="http://schemas.microsoft.com/office/word/2024/wordml/sdtformatlock" xmlns:w16se="http://schemas.microsoft.com/office/word/2015/wordml/symex" xmlns:wpg="http://schemas.microsoft.com/office/word/2010/wordprocessingGroup" xmlns:wpi="http://schemas.microsoft.com/office/word/2010/wordprocessingInk" xmlns:wne="http://schemas.microsoft.com/office/word/2006/wordml" xmlns:wps="http://schemas.microsoft.com/office/word/2010/wordprocessingShape" mc:Ignorable="w14 w15 w16se w16cid w16 w16cex w16sdtdh w16sdtfl w16du wp14">
   <w:p>
     <w:pPr>
       <w:pStyle w:val="Encabezado"/>
@@ -2861,7 +2902,7 @@
 </file>
 
 <file path=word/numbering.xml><?xml version="1.0" encoding="utf-8"?>
-<w:numbering xmlns:wpc="http://schemas.microsoft.com/office/word/2010/wordprocessingCanvas" xmlns:cx="http://schemas.microsoft.com/office/drawing/2014/chartex" xmlns:cx1="http://schemas.microsoft.com/office/drawing/2015/9/8/chartex" xmlns:cx2="http://schemas.microsoft.com/office/drawing/2015/10/21/chartex" xmlns:cx3="http://schemas.microsoft.com/office/drawing/2016/5/9/chartex" xmlns:cx4="http://schemas.microsoft.com/office/drawing/2016/5/10/chartex" xmlns:cx5="http://schemas.microsoft.com/office/drawing/2016/5/11/chartex" xmlns:cx6="http://schemas.microsoft.com/office/drawing/2016/5/12/chartex" xmlns:cx7="http://schemas.microsoft.com/office/drawing/2016/5/13/chartex" xmlns:cx8="http://schemas.microsoft.com/office/drawing/2016/5/14/chartex" xmlns:mc="http://schemas.openxmlformats.org/markup-compatibility/2006" xmlns:aink="http://schemas.microsoft.com/office/drawing/2016/ink" xmlns:am3d="http://schemas.microsoft.com/office/drawing/2017/model3d" xmlns:o="urn:schemas-microsoft-com:office:office" xmlns:oel="http://schemas.microsoft.com/office/2019/extlst" xmlns:r="http://schemas.openxmlformats.org/officeDocument/2006/relationships" xmlns:m="http://schemas.openxmlformats.org/officeDocument/2006/math" xmlns:v="urn:schemas-microsoft-com:vml" xmlns:wp14="http://schemas.microsoft.com/office/word/2010/wordprocessingDrawing" xmlns:wp="http://schemas.openxmlformats.org/drawingml/2006/wordprocessingDrawing" xmlns:w10="urn:schemas-microsoft-com:office:word" xmlns:w="http://schemas.openxmlformats.org/wordprocessingml/2006/main" xmlns:w14="http://schemas.microsoft.com/office/word/2010/wordml" xmlns:w15="http://schemas.microsoft.com/office/word/2012/wordml" xmlns:w16cex="http://schemas.microsoft.com/office/word/2018/wordml/cex" xmlns:w16cid="http://schemas.microsoft.com/office/word/2016/wordml/cid" xmlns:w16="http://schemas.microsoft.com/office/word/2018/wordml" xmlns:w16du="http://schemas.microsoft.com/office/word/2023/wordml/word16du" xmlns:w16sdtdh="http://schemas.microsoft.com/office/word/2020/wordml/sdtdatahash" xmlns:w16se="http://schemas.microsoft.com/office/word/2015/wordml/symex" xmlns:wpg="http://schemas.microsoft.com/office/word/2010/wordprocessingGroup" xmlns:wpi="http://schemas.microsoft.com/office/word/2010/wordprocessingInk" xmlns:wne="http://schemas.microsoft.com/office/word/2006/wordml" xmlns:wps="http://schemas.microsoft.com/office/word/2010/wordprocessingShape" mc:Ignorable="w14 w15 w16se w16cid w16 w16cex w16sdtdh w16du wp14">
+<w:numbering xmlns:wpc="http://schemas.microsoft.com/office/word/2010/wordprocessingCanvas" xmlns:cx="http://schemas.microsoft.com/office/drawing/2014/chartex" xmlns:cx1="http://schemas.microsoft.com/office/drawing/2015/9/8/chartex" xmlns:cx2="http://schemas.microsoft.com/office/drawing/2015/10/21/chartex" xmlns:cx3="http://schemas.microsoft.com/office/drawing/2016/5/9/chartex" xmlns:cx4="http://schemas.microsoft.com/office/drawing/2016/5/10/chartex" xmlns:cx5="http://schemas.microsoft.com/office/drawing/2016/5/11/chartex" xmlns:cx6="http://schemas.microsoft.com/office/drawing/2016/5/12/chartex" xmlns:cx7="http://schemas.microsoft.com/office/drawing/2016/5/13/chartex" xmlns:cx8="http://schemas.microsoft.com/office/drawing/2016/5/14/chartex" xmlns:mc="http://schemas.openxmlformats.org/markup-compatibility/2006" xmlns:aink="http://schemas.microsoft.com/office/drawing/2016/ink" xmlns:am3d="http://schemas.microsoft.com/office/drawing/2017/model3d" xmlns:o="urn:schemas-microsoft-com:office:office" xmlns:oel="http://schemas.microsoft.com/office/2019/extlst" xmlns:r="http://schemas.openxmlformats.org/officeDocument/2006/relationships" xmlns:m="http://schemas.openxmlformats.org/officeDocument/2006/math" xmlns:v="urn:schemas-microsoft-com:vml" xmlns:wp14="http://schemas.microsoft.com/office/word/2010/wordprocessingDrawing" xmlns:wp="http://schemas.openxmlformats.org/drawingml/2006/wordprocessingDrawing" xmlns:w10="urn:schemas-microsoft-com:office:word" xmlns:w="http://schemas.openxmlformats.org/wordprocessingml/2006/main" xmlns:w14="http://schemas.microsoft.com/office/word/2010/wordml" xmlns:w15="http://schemas.microsoft.com/office/word/2012/wordml" xmlns:w16cex="http://schemas.microsoft.com/office/word/2018/wordml/cex" xmlns:w16cid="http://schemas.microsoft.com/office/word/2016/wordml/cid" xmlns:w16="http://schemas.microsoft.com/office/word/2018/wordml" xmlns:w16du="http://schemas.microsoft.com/office/word/2023/wordml/word16du" xmlns:w16sdtdh="http://schemas.microsoft.com/office/word/2020/wordml/sdtdatahash" xmlns:w16sdtfl="http://schemas.microsoft.com/office/word/2024/wordml/sdtformatlock" xmlns:w16se="http://schemas.microsoft.com/office/word/2015/wordml/symex" xmlns:wpg="http://schemas.microsoft.com/office/word/2010/wordprocessingGroup" xmlns:wpi="http://schemas.microsoft.com/office/word/2010/wordprocessingInk" xmlns:wne="http://schemas.microsoft.com/office/word/2006/wordml" xmlns:wps="http://schemas.microsoft.com/office/word/2010/wordprocessingShape" mc:Ignorable="w14 w15 w16se w16cid w16 w16cex w16sdtdh w16sdtfl w16du wp14">
   <w:abstractNum w:abstractNumId="0" w15:restartNumberingAfterBreak="1">
     <w:nsid w:val="FFFFFF89"/>
     <w:multiLevelType w:val="singleLevel"/>
@@ -2891,7 +2932,7 @@
 </file>
 
 <file path=word/styles.xml><?xml version="1.0" encoding="utf-8"?>
-<w:styles xmlns:mc="http://schemas.openxmlformats.org/markup-compatibility/2006" xmlns:r="http://schemas.openxmlformats.org/officeDocument/2006/relationships" xmlns:w="http://schemas.openxmlformats.org/wordprocessingml/2006/main" xmlns:w14="http://schemas.microsoft.com/office/word/2010/wordml" xmlns:w15="http://schemas.microsoft.com/office/word/2012/wordml" xmlns:w16cex="http://schemas.microsoft.com/office/word/2018/wordml/cex" xmlns:w16cid="http://schemas.microsoft.com/office/word/2016/wordml/cid" xmlns:w16="http://schemas.microsoft.com/office/word/2018/wordml" xmlns:w16du="http://schemas.microsoft.com/office/word/2023/wordml/word16du" xmlns:w16sdtdh="http://schemas.microsoft.com/office/word/2020/wordml/sdtdatahash" xmlns:w16se="http://schemas.microsoft.com/office/word/2015/wordml/symex" mc:Ignorable="w14 w15 w16se w16cid w16 w16cex w16sdtdh w16du">
+<w:styles xmlns:mc="http://schemas.openxmlformats.org/markup-compatibility/2006" xmlns:r="http://schemas.openxmlformats.org/officeDocument/2006/relationships" xmlns:w="http://schemas.openxmlformats.org/wordprocessingml/2006/main" xmlns:w14="http://schemas.microsoft.com/office/word/2010/wordml" xmlns:w15="http://schemas.microsoft.com/office/word/2012/wordml" xmlns:w16cex="http://schemas.microsoft.com/office/word/2018/wordml/cex" xmlns:w16cid="http://schemas.microsoft.com/office/word/2016/wordml/cid" xmlns:w16="http://schemas.microsoft.com/office/word/2018/wordml" xmlns:w16du="http://schemas.microsoft.com/office/word/2023/wordml/word16du" xmlns:w16sdtdh="http://schemas.microsoft.com/office/word/2020/wordml/sdtdatahash" xmlns:w16sdtfl="http://schemas.microsoft.com/office/word/2024/wordml/sdtformatlock" xmlns:w16se="http://schemas.microsoft.com/office/word/2015/wordml/symex" mc:Ignorable="w14 w15 w16se w16cid w16 w16cex w16sdtdh w16sdtfl w16du">
   <w:docDefaults>
     <w:rPrDefault>
       <w:rPr>

--- a/Inputs/Templates/MF Gasolinera.docx
+++ b/Inputs/Templates/MF Gasolinera.docx
@@ -1,6 +1,6 @@
 
 <file path=word/document.xml><?xml version="1.0" encoding="utf-8"?>
-<w:document xmlns:wpc="http://schemas.microsoft.com/office/word/2010/wordprocessingCanvas" xmlns:cx="http://schemas.microsoft.com/office/drawing/2014/chartex" xmlns:cx1="http://schemas.microsoft.com/office/drawing/2015/9/8/chartex" xmlns:cx2="http://schemas.microsoft.com/office/drawing/2015/10/21/chartex" xmlns:cx3="http://schemas.microsoft.com/office/drawing/2016/5/9/chartex" xmlns:cx4="http://schemas.microsoft.com/office/drawing/2016/5/10/chartex" xmlns:cx5="http://schemas.microsoft.com/office/drawing/2016/5/11/chartex" xmlns:cx6="http://schemas.microsoft.com/office/drawing/2016/5/12/chartex" xmlns:cx7="http://schemas.microsoft.com/office/drawing/2016/5/13/chartex" xmlns:cx8="http://schemas.microsoft.com/office/drawing/2016/5/14/chartex" xmlns:mc="http://schemas.openxmlformats.org/markup-compatibility/2006" xmlns:aink="http://schemas.microsoft.com/office/drawing/2016/ink" xmlns:am3d="http://schemas.microsoft.com/office/drawing/2017/model3d" xmlns:o="urn:schemas-microsoft-com:office:office" xmlns:oel="http://schemas.microsoft.com/office/2019/extlst" xmlns:r="http://schemas.openxmlformats.org/officeDocument/2006/relationships" xmlns:m="http://schemas.openxmlformats.org/officeDocument/2006/math" xmlns:v="urn:schemas-microsoft-com:vml" xmlns:wp14="http://schemas.microsoft.com/office/word/2010/wordprocessingDrawing" xmlns:wp="http://schemas.openxmlformats.org/drawingml/2006/wordprocessingDrawing" xmlns:w10="urn:schemas-microsoft-com:office:word" xmlns:w="http://schemas.openxmlformats.org/wordprocessingml/2006/main" xmlns:w14="http://schemas.microsoft.com/office/word/2010/wordml" xmlns:w15="http://schemas.microsoft.com/office/word/2012/wordml" xmlns:w16cex="http://schemas.microsoft.com/office/word/2018/wordml/cex" xmlns:w16cid="http://schemas.microsoft.com/office/word/2016/wordml/cid" xmlns:w16="http://schemas.microsoft.com/office/word/2018/wordml" xmlns:w16du="http://schemas.microsoft.com/office/word/2023/wordml/word16du" xmlns:w16sdtdh="http://schemas.microsoft.com/office/word/2020/wordml/sdtdatahash" xmlns:w16se="http://schemas.microsoft.com/office/word/2015/wordml/symex" xmlns:wpg="http://schemas.microsoft.com/office/word/2010/wordprocessingGroup" xmlns:wpi="http://schemas.microsoft.com/office/word/2010/wordprocessingInk" xmlns:wne="http://schemas.microsoft.com/office/word/2006/wordml" xmlns:wps="http://schemas.microsoft.com/office/word/2010/wordprocessingShape" mc:Ignorable="w14 w15 w16se w16cid w16 w16cex w16sdtdh w16du wp14">
+<w:document xmlns:wpc="http://schemas.microsoft.com/office/word/2010/wordprocessingCanvas" xmlns:cx="http://schemas.microsoft.com/office/drawing/2014/chartex" xmlns:cx1="http://schemas.microsoft.com/office/drawing/2015/9/8/chartex" xmlns:cx2="http://schemas.microsoft.com/office/drawing/2015/10/21/chartex" xmlns:cx3="http://schemas.microsoft.com/office/drawing/2016/5/9/chartex" xmlns:cx4="http://schemas.microsoft.com/office/drawing/2016/5/10/chartex" xmlns:cx5="http://schemas.microsoft.com/office/drawing/2016/5/11/chartex" xmlns:cx6="http://schemas.microsoft.com/office/drawing/2016/5/12/chartex" xmlns:cx7="http://schemas.microsoft.com/office/drawing/2016/5/13/chartex" xmlns:cx8="http://schemas.microsoft.com/office/drawing/2016/5/14/chartex" xmlns:mc="http://schemas.openxmlformats.org/markup-compatibility/2006" xmlns:aink="http://schemas.microsoft.com/office/drawing/2016/ink" xmlns:am3d="http://schemas.microsoft.com/office/drawing/2017/model3d" xmlns:o="urn:schemas-microsoft-com:office:office" xmlns:oel="http://schemas.microsoft.com/office/2019/extlst" xmlns:r="http://schemas.openxmlformats.org/officeDocument/2006/relationships" xmlns:m="http://schemas.openxmlformats.org/officeDocument/2006/math" xmlns:v="urn:schemas-microsoft-com:vml" xmlns:wp14="http://schemas.microsoft.com/office/word/2010/wordprocessingDrawing" xmlns:wp="http://schemas.openxmlformats.org/drawingml/2006/wordprocessingDrawing" xmlns:w10="urn:schemas-microsoft-com:office:word" xmlns:w="http://schemas.openxmlformats.org/wordprocessingml/2006/main" xmlns:w14="http://schemas.microsoft.com/office/word/2010/wordml" xmlns:w15="http://schemas.microsoft.com/office/word/2012/wordml" xmlns:w16cex="http://schemas.microsoft.com/office/word/2018/wordml/cex" xmlns:w16cid="http://schemas.microsoft.com/office/word/2016/wordml/cid" xmlns:w16="http://schemas.microsoft.com/office/word/2018/wordml" xmlns:w16du="http://schemas.microsoft.com/office/word/2023/wordml/word16du" xmlns:w16sdtdh="http://schemas.microsoft.com/office/word/2020/wordml/sdtdatahash" xmlns:w16sdtfl="http://schemas.microsoft.com/office/word/2024/wordml/sdtformatlock" xmlns:w16se="http://schemas.microsoft.com/office/word/2015/wordml/symex" xmlns:wpg="http://schemas.microsoft.com/office/word/2010/wordprocessingGroup" xmlns:wpi="http://schemas.microsoft.com/office/word/2010/wordprocessingInk" xmlns:wne="http://schemas.microsoft.com/office/word/2006/wordml" xmlns:wps="http://schemas.microsoft.com/office/word/2010/wordprocessingShape" mc:Ignorable="w14 w15 w16se w16cid w16 w16cex w16sdtdh w16sdtfl w16du wp14">
   <w:body>
     <w:p>
       <w:pPr>
@@ -1525,9 +1525,12 @@
           <w:lang w:eastAsia="es-MX"/>
         </w:rPr>
         <w:sectPr>
-          <w:headerReference w:type="default" r:id="rId9"/>
-          <w:footerReference w:type="default" r:id="rId10"/>
-          <w:headerReference w:type="first" r:id="rId11"/>
+          <w:headerReference w:type="even" r:id="rId9"/>
+          <w:headerReference w:type="default" r:id="rId10"/>
+          <w:footerReference w:type="even" r:id="rId11"/>
+          <w:footerReference w:type="default" r:id="rId12"/>
+          <w:headerReference w:type="first" r:id="rId13"/>
+          <w:footerReference w:type="first" r:id="rId14"/>
           <w:pgSz w:w="12240" w:h="15840"/>
           <w:pgMar w:top="1500" w:right="1701" w:bottom="1417" w:left="1701" w:header="568" w:footer="370" w:gutter="0"/>
           <w:pgNumType w:start="1"/>
@@ -1553,9 +1556,9 @@
       </w:pPr>
     </w:p>
     <w:sectPr>
-      <w:headerReference w:type="default" r:id="rId12"/>
-      <w:footerReference w:type="default" r:id="rId13"/>
-      <w:headerReference w:type="first" r:id="rId14"/>
+      <w:headerReference w:type="default" r:id="rId15"/>
+      <w:footerReference w:type="default" r:id="rId16"/>
+      <w:headerReference w:type="first" r:id="rId17"/>
       <w:type w:val="continuous"/>
       <w:pgSz w:w="12240" w:h="15840"/>
       <w:pgMar w:top="1500" w:right="1701" w:bottom="1417" w:left="1701" w:header="568" w:footer="370" w:gutter="0"/>
@@ -1568,7 +1571,7 @@
 </file>
 
 <file path=word/endnotes.xml><?xml version="1.0" encoding="utf-8"?>
-<w:endnotes xmlns:wpc="http://schemas.microsoft.com/office/word/2010/wordprocessingCanvas" xmlns:cx="http://schemas.microsoft.com/office/drawing/2014/chartex" xmlns:cx1="http://schemas.microsoft.com/office/drawing/2015/9/8/chartex" xmlns:cx2="http://schemas.microsoft.com/office/drawing/2015/10/21/chartex" xmlns:cx3="http://schemas.microsoft.com/office/drawing/2016/5/9/chartex" xmlns:cx4="http://schemas.microsoft.com/office/drawing/2016/5/10/chartex" xmlns:cx5="http://schemas.microsoft.com/office/drawing/2016/5/11/chartex" xmlns:cx6="http://schemas.microsoft.com/office/drawing/2016/5/12/chartex" xmlns:cx7="http://schemas.microsoft.com/office/drawing/2016/5/13/chartex" xmlns:cx8="http://schemas.microsoft.com/office/drawing/2016/5/14/chartex" xmlns:mc="http://schemas.openxmlformats.org/markup-compatibility/2006" xmlns:aink="http://schemas.microsoft.com/office/drawing/2016/ink" xmlns:am3d="http://schemas.microsoft.com/office/drawing/2017/model3d" xmlns:o="urn:schemas-microsoft-com:office:office" xmlns:oel="http://schemas.microsoft.com/office/2019/extlst" xmlns:r="http://schemas.openxmlformats.org/officeDocument/2006/relationships" xmlns:m="http://schemas.openxmlformats.org/officeDocument/2006/math" xmlns:v="urn:schemas-microsoft-com:vml" xmlns:wp14="http://schemas.microsoft.com/office/word/2010/wordprocessingDrawing" xmlns:wp="http://schemas.openxmlformats.org/drawingml/2006/wordprocessingDrawing" xmlns:w10="urn:schemas-microsoft-com:office:word" xmlns:w="http://schemas.openxmlformats.org/wordprocessingml/2006/main" xmlns:w14="http://schemas.microsoft.com/office/word/2010/wordml" xmlns:w15="http://schemas.microsoft.com/office/word/2012/wordml" xmlns:w16cex="http://schemas.microsoft.com/office/word/2018/wordml/cex" xmlns:w16cid="http://schemas.microsoft.com/office/word/2016/wordml/cid" xmlns:w16="http://schemas.microsoft.com/office/word/2018/wordml" xmlns:w16du="http://schemas.microsoft.com/office/word/2023/wordml/word16du" xmlns:w16sdtdh="http://schemas.microsoft.com/office/word/2020/wordml/sdtdatahash" xmlns:w16se="http://schemas.microsoft.com/office/word/2015/wordml/symex" xmlns:wpg="http://schemas.microsoft.com/office/word/2010/wordprocessingGroup" xmlns:wpi="http://schemas.microsoft.com/office/word/2010/wordprocessingInk" xmlns:wne="http://schemas.microsoft.com/office/word/2006/wordml" xmlns:wps="http://schemas.microsoft.com/office/word/2010/wordprocessingShape" mc:Ignorable="w14 w15 w16se w16cid w16 w16cex w16sdtdh w16du wp14">
+<w:endnotes xmlns:wpc="http://schemas.microsoft.com/office/word/2010/wordprocessingCanvas" xmlns:cx="http://schemas.microsoft.com/office/drawing/2014/chartex" xmlns:cx1="http://schemas.microsoft.com/office/drawing/2015/9/8/chartex" xmlns:cx2="http://schemas.microsoft.com/office/drawing/2015/10/21/chartex" xmlns:cx3="http://schemas.microsoft.com/office/drawing/2016/5/9/chartex" xmlns:cx4="http://schemas.microsoft.com/office/drawing/2016/5/10/chartex" xmlns:cx5="http://schemas.microsoft.com/office/drawing/2016/5/11/chartex" xmlns:cx6="http://schemas.microsoft.com/office/drawing/2016/5/12/chartex" xmlns:cx7="http://schemas.microsoft.com/office/drawing/2016/5/13/chartex" xmlns:cx8="http://schemas.microsoft.com/office/drawing/2016/5/14/chartex" xmlns:mc="http://schemas.openxmlformats.org/markup-compatibility/2006" xmlns:aink="http://schemas.microsoft.com/office/drawing/2016/ink" xmlns:am3d="http://schemas.microsoft.com/office/drawing/2017/model3d" xmlns:o="urn:schemas-microsoft-com:office:office" xmlns:oel="http://schemas.microsoft.com/office/2019/extlst" xmlns:r="http://schemas.openxmlformats.org/officeDocument/2006/relationships" xmlns:m="http://schemas.openxmlformats.org/officeDocument/2006/math" xmlns:v="urn:schemas-microsoft-com:vml" xmlns:wp14="http://schemas.microsoft.com/office/word/2010/wordprocessingDrawing" xmlns:wp="http://schemas.openxmlformats.org/drawingml/2006/wordprocessingDrawing" xmlns:w10="urn:schemas-microsoft-com:office:word" xmlns:w="http://schemas.openxmlformats.org/wordprocessingml/2006/main" xmlns:w14="http://schemas.microsoft.com/office/word/2010/wordml" xmlns:w15="http://schemas.microsoft.com/office/word/2012/wordml" xmlns:w16cex="http://schemas.microsoft.com/office/word/2018/wordml/cex" xmlns:w16cid="http://schemas.microsoft.com/office/word/2016/wordml/cid" xmlns:w16="http://schemas.microsoft.com/office/word/2018/wordml" xmlns:w16du="http://schemas.microsoft.com/office/word/2023/wordml/word16du" xmlns:w16sdtdh="http://schemas.microsoft.com/office/word/2020/wordml/sdtdatahash" xmlns:w16sdtfl="http://schemas.microsoft.com/office/word/2024/wordml/sdtformatlock" xmlns:w16se="http://schemas.microsoft.com/office/word/2015/wordml/symex" xmlns:wpg="http://schemas.microsoft.com/office/word/2010/wordprocessingGroup" xmlns:wpi="http://schemas.microsoft.com/office/word/2010/wordprocessingInk" xmlns:wne="http://schemas.microsoft.com/office/word/2006/wordml" xmlns:wps="http://schemas.microsoft.com/office/word/2010/wordprocessingShape" mc:Ignorable="w14 w15 w16se w16cid w16 w16cex w16sdtdh w16sdtfl w16du wp14">
   <w:endnote w:type="separator" w:id="-1">
     <w:p>
       <w:pPr>
@@ -1593,7 +1596,17 @@
 </file>
 
 <file path=word/footer1.xml><?xml version="1.0" encoding="utf-8"?>
-<w:ftr xmlns:wpc="http://schemas.microsoft.com/office/word/2010/wordprocessingCanvas" xmlns:cx="http://schemas.microsoft.com/office/drawing/2014/chartex" xmlns:cx1="http://schemas.microsoft.com/office/drawing/2015/9/8/chartex" xmlns:cx2="http://schemas.microsoft.com/office/drawing/2015/10/21/chartex" xmlns:cx3="http://schemas.microsoft.com/office/drawing/2016/5/9/chartex" xmlns:cx4="http://schemas.microsoft.com/office/drawing/2016/5/10/chartex" xmlns:cx5="http://schemas.microsoft.com/office/drawing/2016/5/11/chartex" xmlns:cx6="http://schemas.microsoft.com/office/drawing/2016/5/12/chartex" xmlns:cx7="http://schemas.microsoft.com/office/drawing/2016/5/13/chartex" xmlns:cx8="http://schemas.microsoft.com/office/drawing/2016/5/14/chartex" xmlns:mc="http://schemas.openxmlformats.org/markup-compatibility/2006" xmlns:aink="http://schemas.microsoft.com/office/drawing/2016/ink" xmlns:am3d="http://schemas.microsoft.com/office/drawing/2017/model3d" xmlns:o="urn:schemas-microsoft-com:office:office" xmlns:oel="http://schemas.microsoft.com/office/2019/extlst" xmlns:r="http://schemas.openxmlformats.org/officeDocument/2006/relationships" xmlns:m="http://schemas.openxmlformats.org/officeDocument/2006/math" xmlns:v="urn:schemas-microsoft-com:vml" xmlns:wp14="http://schemas.microsoft.com/office/word/2010/wordprocessingDrawing" xmlns:wp="http://schemas.openxmlformats.org/drawingml/2006/wordprocessingDrawing" xmlns:w10="urn:schemas-microsoft-com:office:word" xmlns:w="http://schemas.openxmlformats.org/wordprocessingml/2006/main" xmlns:w14="http://schemas.microsoft.com/office/word/2010/wordml" xmlns:w15="http://schemas.microsoft.com/office/word/2012/wordml" xmlns:w16cex="http://schemas.microsoft.com/office/word/2018/wordml/cex" xmlns:w16cid="http://schemas.microsoft.com/office/word/2016/wordml/cid" xmlns:w16="http://schemas.microsoft.com/office/word/2018/wordml" xmlns:w16du="http://schemas.microsoft.com/office/word/2023/wordml/word16du" xmlns:w16sdtdh="http://schemas.microsoft.com/office/word/2020/wordml/sdtdatahash" xmlns:w16se="http://schemas.microsoft.com/office/word/2015/wordml/symex" xmlns:wpg="http://schemas.microsoft.com/office/word/2010/wordprocessingGroup" xmlns:wpi="http://schemas.microsoft.com/office/word/2010/wordprocessingInk" xmlns:wne="http://schemas.microsoft.com/office/word/2006/wordml" xmlns:wps="http://schemas.microsoft.com/office/word/2010/wordprocessingShape" mc:Ignorable="w14 w15 w16se w16cid w16 w16cex w16sdtdh w16du wp14">
+<w:ftr xmlns:wpc="http://schemas.microsoft.com/office/word/2010/wordprocessingCanvas" xmlns:cx="http://schemas.microsoft.com/office/drawing/2014/chartex" xmlns:cx1="http://schemas.microsoft.com/office/drawing/2015/9/8/chartex" xmlns:cx2="http://schemas.microsoft.com/office/drawing/2015/10/21/chartex" xmlns:cx3="http://schemas.microsoft.com/office/drawing/2016/5/9/chartex" xmlns:cx4="http://schemas.microsoft.com/office/drawing/2016/5/10/chartex" xmlns:cx5="http://schemas.microsoft.com/office/drawing/2016/5/11/chartex" xmlns:cx6="http://schemas.microsoft.com/office/drawing/2016/5/12/chartex" xmlns:cx7="http://schemas.microsoft.com/office/drawing/2016/5/13/chartex" xmlns:cx8="http://schemas.microsoft.com/office/drawing/2016/5/14/chartex" xmlns:mc="http://schemas.openxmlformats.org/markup-compatibility/2006" xmlns:aink="http://schemas.microsoft.com/office/drawing/2016/ink" xmlns:am3d="http://schemas.microsoft.com/office/drawing/2017/model3d" xmlns:o="urn:schemas-microsoft-com:office:office" xmlns:oel="http://schemas.microsoft.com/office/2019/extlst" xmlns:r="http://schemas.openxmlformats.org/officeDocument/2006/relationships" xmlns:m="http://schemas.openxmlformats.org/officeDocument/2006/math" xmlns:v="urn:schemas-microsoft-com:vml" xmlns:wp14="http://schemas.microsoft.com/office/word/2010/wordprocessingDrawing" xmlns:wp="http://schemas.openxmlformats.org/drawingml/2006/wordprocessingDrawing" xmlns:w10="urn:schemas-microsoft-com:office:word" xmlns:w="http://schemas.openxmlformats.org/wordprocessingml/2006/main" xmlns:w14="http://schemas.microsoft.com/office/word/2010/wordml" xmlns:w15="http://schemas.microsoft.com/office/word/2012/wordml" xmlns:w16cex="http://schemas.microsoft.com/office/word/2018/wordml/cex" xmlns:w16cid="http://schemas.microsoft.com/office/word/2016/wordml/cid" xmlns:w16="http://schemas.microsoft.com/office/word/2018/wordml" xmlns:w16du="http://schemas.microsoft.com/office/word/2023/wordml/word16du" xmlns:w16sdtdh="http://schemas.microsoft.com/office/word/2020/wordml/sdtdatahash" xmlns:w16sdtfl="http://schemas.microsoft.com/office/word/2024/wordml/sdtformatlock" xmlns:w16se="http://schemas.microsoft.com/office/word/2015/wordml/symex" xmlns:wpg="http://schemas.microsoft.com/office/word/2010/wordprocessingGroup" xmlns:wpi="http://schemas.microsoft.com/office/word/2010/wordprocessingInk" xmlns:wne="http://schemas.microsoft.com/office/word/2006/wordml" xmlns:wps="http://schemas.microsoft.com/office/word/2010/wordprocessingShape" mc:Ignorable="w14 w15 w16se w16cid w16 w16cex w16sdtdh w16sdtfl w16du wp14">
+  <w:p>
+    <w:pPr>
+      <w:pStyle w:val="Piedepgina"/>
+    </w:pPr>
+  </w:p>
+</w:ftr>
+</file>
+
+<file path=word/footer2.xml><?xml version="1.0" encoding="utf-8"?>
+<w:ftr xmlns:wpc="http://schemas.microsoft.com/office/word/2010/wordprocessingCanvas" xmlns:cx="http://schemas.microsoft.com/office/drawing/2014/chartex" xmlns:cx1="http://schemas.microsoft.com/office/drawing/2015/9/8/chartex" xmlns:cx2="http://schemas.microsoft.com/office/drawing/2015/10/21/chartex" xmlns:cx3="http://schemas.microsoft.com/office/drawing/2016/5/9/chartex" xmlns:cx4="http://schemas.microsoft.com/office/drawing/2016/5/10/chartex" xmlns:cx5="http://schemas.microsoft.com/office/drawing/2016/5/11/chartex" xmlns:cx6="http://schemas.microsoft.com/office/drawing/2016/5/12/chartex" xmlns:cx7="http://schemas.microsoft.com/office/drawing/2016/5/13/chartex" xmlns:cx8="http://schemas.microsoft.com/office/drawing/2016/5/14/chartex" xmlns:mc="http://schemas.openxmlformats.org/markup-compatibility/2006" xmlns:aink="http://schemas.microsoft.com/office/drawing/2016/ink" xmlns:am3d="http://schemas.microsoft.com/office/drawing/2017/model3d" xmlns:o="urn:schemas-microsoft-com:office:office" xmlns:oel="http://schemas.microsoft.com/office/2019/extlst" xmlns:r="http://schemas.openxmlformats.org/officeDocument/2006/relationships" xmlns:m="http://schemas.openxmlformats.org/officeDocument/2006/math" xmlns:v="urn:schemas-microsoft-com:vml" xmlns:wp14="http://schemas.microsoft.com/office/word/2010/wordprocessingDrawing" xmlns:wp="http://schemas.openxmlformats.org/drawingml/2006/wordprocessingDrawing" xmlns:w10="urn:schemas-microsoft-com:office:word" xmlns:w="http://schemas.openxmlformats.org/wordprocessingml/2006/main" xmlns:w14="http://schemas.microsoft.com/office/word/2010/wordml" xmlns:w15="http://schemas.microsoft.com/office/word/2012/wordml" xmlns:w16cex="http://schemas.microsoft.com/office/word/2018/wordml/cex" xmlns:w16cid="http://schemas.microsoft.com/office/word/2016/wordml/cid" xmlns:w16="http://schemas.microsoft.com/office/word/2018/wordml" xmlns:w16du="http://schemas.microsoft.com/office/word/2023/wordml/word16du" xmlns:w16sdtdh="http://schemas.microsoft.com/office/word/2020/wordml/sdtdatahash" xmlns:w16sdtfl="http://schemas.microsoft.com/office/word/2024/wordml/sdtformatlock" xmlns:w16se="http://schemas.microsoft.com/office/word/2015/wordml/symex" xmlns:wpg="http://schemas.microsoft.com/office/word/2010/wordprocessingGroup" xmlns:wpi="http://schemas.microsoft.com/office/word/2010/wordprocessingInk" xmlns:wne="http://schemas.microsoft.com/office/word/2006/wordml" xmlns:wps="http://schemas.microsoft.com/office/word/2010/wordprocessingShape" mc:Ignorable="w14 w15 w16se w16cid w16 w16cex w16sdtdh w16sdtfl w16du wp14">
   <w:sdt>
     <w:sdtPr>
       <w:id w:val="740374177"/>
@@ -1946,8 +1959,18 @@
 </w:ftr>
 </file>
 
-<file path=word/footer2.xml><?xml version="1.0" encoding="utf-8"?>
-<w:ftr xmlns:wpc="http://schemas.microsoft.com/office/word/2010/wordprocessingCanvas" xmlns:cx="http://schemas.microsoft.com/office/drawing/2014/chartex" xmlns:cx1="http://schemas.microsoft.com/office/drawing/2015/9/8/chartex" xmlns:cx2="http://schemas.microsoft.com/office/drawing/2015/10/21/chartex" xmlns:cx3="http://schemas.microsoft.com/office/drawing/2016/5/9/chartex" xmlns:cx4="http://schemas.microsoft.com/office/drawing/2016/5/10/chartex" xmlns:cx5="http://schemas.microsoft.com/office/drawing/2016/5/11/chartex" xmlns:cx6="http://schemas.microsoft.com/office/drawing/2016/5/12/chartex" xmlns:cx7="http://schemas.microsoft.com/office/drawing/2016/5/13/chartex" xmlns:cx8="http://schemas.microsoft.com/office/drawing/2016/5/14/chartex" xmlns:mc="http://schemas.openxmlformats.org/markup-compatibility/2006" xmlns:aink="http://schemas.microsoft.com/office/drawing/2016/ink" xmlns:am3d="http://schemas.microsoft.com/office/drawing/2017/model3d" xmlns:o="urn:schemas-microsoft-com:office:office" xmlns:oel="http://schemas.microsoft.com/office/2019/extlst" xmlns:r="http://schemas.openxmlformats.org/officeDocument/2006/relationships" xmlns:m="http://schemas.openxmlformats.org/officeDocument/2006/math" xmlns:v="urn:schemas-microsoft-com:vml" xmlns:wp14="http://schemas.microsoft.com/office/word/2010/wordprocessingDrawing" xmlns:wp="http://schemas.openxmlformats.org/drawingml/2006/wordprocessingDrawing" xmlns:w10="urn:schemas-microsoft-com:office:word" xmlns:w="http://schemas.openxmlformats.org/wordprocessingml/2006/main" xmlns:w14="http://schemas.microsoft.com/office/word/2010/wordml" xmlns:w15="http://schemas.microsoft.com/office/word/2012/wordml" xmlns:w16cex="http://schemas.microsoft.com/office/word/2018/wordml/cex" xmlns:w16cid="http://schemas.microsoft.com/office/word/2016/wordml/cid" xmlns:w16="http://schemas.microsoft.com/office/word/2018/wordml" xmlns:w16du="http://schemas.microsoft.com/office/word/2023/wordml/word16du" xmlns:w16sdtdh="http://schemas.microsoft.com/office/word/2020/wordml/sdtdatahash" xmlns:w16se="http://schemas.microsoft.com/office/word/2015/wordml/symex" xmlns:wpg="http://schemas.microsoft.com/office/word/2010/wordprocessingGroup" xmlns:wpi="http://schemas.microsoft.com/office/word/2010/wordprocessingInk" xmlns:wne="http://schemas.microsoft.com/office/word/2006/wordml" xmlns:wps="http://schemas.microsoft.com/office/word/2010/wordprocessingShape" mc:Ignorable="w14 w15 w16se w16cid w16 w16cex w16sdtdh w16du wp14">
+<file path=word/footer3.xml><?xml version="1.0" encoding="utf-8"?>
+<w:ftr xmlns:wpc="http://schemas.microsoft.com/office/word/2010/wordprocessingCanvas" xmlns:cx="http://schemas.microsoft.com/office/drawing/2014/chartex" xmlns:cx1="http://schemas.microsoft.com/office/drawing/2015/9/8/chartex" xmlns:cx2="http://schemas.microsoft.com/office/drawing/2015/10/21/chartex" xmlns:cx3="http://schemas.microsoft.com/office/drawing/2016/5/9/chartex" xmlns:cx4="http://schemas.microsoft.com/office/drawing/2016/5/10/chartex" xmlns:cx5="http://schemas.microsoft.com/office/drawing/2016/5/11/chartex" xmlns:cx6="http://schemas.microsoft.com/office/drawing/2016/5/12/chartex" xmlns:cx7="http://schemas.microsoft.com/office/drawing/2016/5/13/chartex" xmlns:cx8="http://schemas.microsoft.com/office/drawing/2016/5/14/chartex" xmlns:mc="http://schemas.openxmlformats.org/markup-compatibility/2006" xmlns:aink="http://schemas.microsoft.com/office/drawing/2016/ink" xmlns:am3d="http://schemas.microsoft.com/office/drawing/2017/model3d" xmlns:o="urn:schemas-microsoft-com:office:office" xmlns:oel="http://schemas.microsoft.com/office/2019/extlst" xmlns:r="http://schemas.openxmlformats.org/officeDocument/2006/relationships" xmlns:m="http://schemas.openxmlformats.org/officeDocument/2006/math" xmlns:v="urn:schemas-microsoft-com:vml" xmlns:wp14="http://schemas.microsoft.com/office/word/2010/wordprocessingDrawing" xmlns:wp="http://schemas.openxmlformats.org/drawingml/2006/wordprocessingDrawing" xmlns:w10="urn:schemas-microsoft-com:office:word" xmlns:w="http://schemas.openxmlformats.org/wordprocessingml/2006/main" xmlns:w14="http://schemas.microsoft.com/office/word/2010/wordml" xmlns:w15="http://schemas.microsoft.com/office/word/2012/wordml" xmlns:w16cex="http://schemas.microsoft.com/office/word/2018/wordml/cex" xmlns:w16cid="http://schemas.microsoft.com/office/word/2016/wordml/cid" xmlns:w16="http://schemas.microsoft.com/office/word/2018/wordml" xmlns:w16du="http://schemas.microsoft.com/office/word/2023/wordml/word16du" xmlns:w16sdtdh="http://schemas.microsoft.com/office/word/2020/wordml/sdtdatahash" xmlns:w16sdtfl="http://schemas.microsoft.com/office/word/2024/wordml/sdtformatlock" xmlns:w16se="http://schemas.microsoft.com/office/word/2015/wordml/symex" xmlns:wpg="http://schemas.microsoft.com/office/word/2010/wordprocessingGroup" xmlns:wpi="http://schemas.microsoft.com/office/word/2010/wordprocessingInk" xmlns:wne="http://schemas.microsoft.com/office/word/2006/wordml" xmlns:wps="http://schemas.microsoft.com/office/word/2010/wordprocessingShape" mc:Ignorable="w14 w15 w16se w16cid w16 w16cex w16sdtdh w16sdtfl w16du wp14">
+  <w:p>
+    <w:pPr>
+      <w:pStyle w:val="Piedepgina"/>
+    </w:pPr>
+  </w:p>
+</w:ftr>
+</file>
+
+<file path=word/footer4.xml><?xml version="1.0" encoding="utf-8"?>
+<w:ftr xmlns:wpc="http://schemas.microsoft.com/office/word/2010/wordprocessingCanvas" xmlns:cx="http://schemas.microsoft.com/office/drawing/2014/chartex" xmlns:cx1="http://schemas.microsoft.com/office/drawing/2015/9/8/chartex" xmlns:cx2="http://schemas.microsoft.com/office/drawing/2015/10/21/chartex" xmlns:cx3="http://schemas.microsoft.com/office/drawing/2016/5/9/chartex" xmlns:cx4="http://schemas.microsoft.com/office/drawing/2016/5/10/chartex" xmlns:cx5="http://schemas.microsoft.com/office/drawing/2016/5/11/chartex" xmlns:cx6="http://schemas.microsoft.com/office/drawing/2016/5/12/chartex" xmlns:cx7="http://schemas.microsoft.com/office/drawing/2016/5/13/chartex" xmlns:cx8="http://schemas.microsoft.com/office/drawing/2016/5/14/chartex" xmlns:mc="http://schemas.openxmlformats.org/markup-compatibility/2006" xmlns:aink="http://schemas.microsoft.com/office/drawing/2016/ink" xmlns:am3d="http://schemas.microsoft.com/office/drawing/2017/model3d" xmlns:o="urn:schemas-microsoft-com:office:office" xmlns:oel="http://schemas.microsoft.com/office/2019/extlst" xmlns:r="http://schemas.openxmlformats.org/officeDocument/2006/relationships" xmlns:m="http://schemas.openxmlformats.org/officeDocument/2006/math" xmlns:v="urn:schemas-microsoft-com:vml" xmlns:wp14="http://schemas.microsoft.com/office/word/2010/wordprocessingDrawing" xmlns:wp="http://schemas.openxmlformats.org/drawingml/2006/wordprocessingDrawing" xmlns:w10="urn:schemas-microsoft-com:office:word" xmlns:w="http://schemas.openxmlformats.org/wordprocessingml/2006/main" xmlns:w14="http://schemas.microsoft.com/office/word/2010/wordml" xmlns:w15="http://schemas.microsoft.com/office/word/2012/wordml" xmlns:w16cex="http://schemas.microsoft.com/office/word/2018/wordml/cex" xmlns:w16cid="http://schemas.microsoft.com/office/word/2016/wordml/cid" xmlns:w16="http://schemas.microsoft.com/office/word/2018/wordml" xmlns:w16du="http://schemas.microsoft.com/office/word/2023/wordml/word16du" xmlns:w16sdtdh="http://schemas.microsoft.com/office/word/2020/wordml/sdtdatahash" xmlns:w16sdtfl="http://schemas.microsoft.com/office/word/2024/wordml/sdtformatlock" xmlns:w16se="http://schemas.microsoft.com/office/word/2015/wordml/symex" xmlns:wpg="http://schemas.microsoft.com/office/word/2010/wordprocessingGroup" xmlns:wpi="http://schemas.microsoft.com/office/word/2010/wordprocessingInk" xmlns:wne="http://schemas.microsoft.com/office/word/2006/wordml" xmlns:wps="http://schemas.microsoft.com/office/word/2010/wordprocessingShape" mc:Ignorable="w14 w15 w16se w16cid w16 w16cex w16sdtdh w16sdtfl w16du wp14">
   <w:sdt>
     <w:sdtPr>
       <w:id w:val="-1610963637"/>
@@ -2301,7 +2324,7 @@
 </file>
 
 <file path=word/footnotes.xml><?xml version="1.0" encoding="utf-8"?>
-<w:footnotes xmlns:wpc="http://schemas.microsoft.com/office/word/2010/wordprocessingCanvas" xmlns:cx="http://schemas.microsoft.com/office/drawing/2014/chartex" xmlns:cx1="http://schemas.microsoft.com/office/drawing/2015/9/8/chartex" xmlns:cx2="http://schemas.microsoft.com/office/drawing/2015/10/21/chartex" xmlns:cx3="http://schemas.microsoft.com/office/drawing/2016/5/9/chartex" xmlns:cx4="http://schemas.microsoft.com/office/drawing/2016/5/10/chartex" xmlns:cx5="http://schemas.microsoft.com/office/drawing/2016/5/11/chartex" xmlns:cx6="http://schemas.microsoft.com/office/drawing/2016/5/12/chartex" xmlns:cx7="http://schemas.microsoft.com/office/drawing/2016/5/13/chartex" xmlns:cx8="http://schemas.microsoft.com/office/drawing/2016/5/14/chartex" xmlns:mc="http://schemas.openxmlformats.org/markup-compatibility/2006" xmlns:aink="http://schemas.microsoft.com/office/drawing/2016/ink" xmlns:am3d="http://schemas.microsoft.com/office/drawing/2017/model3d" xmlns:o="urn:schemas-microsoft-com:office:office" xmlns:oel="http://schemas.microsoft.com/office/2019/extlst" xmlns:r="http://schemas.openxmlformats.org/officeDocument/2006/relationships" xmlns:m="http://schemas.openxmlformats.org/officeDocument/2006/math" xmlns:v="urn:schemas-microsoft-com:vml" xmlns:wp14="http://schemas.microsoft.com/office/word/2010/wordprocessingDrawing" xmlns:wp="http://schemas.openxmlformats.org/drawingml/2006/wordprocessingDrawing" xmlns:w10="urn:schemas-microsoft-com:office:word" xmlns:w="http://schemas.openxmlformats.org/wordprocessingml/2006/main" xmlns:w14="http://schemas.microsoft.com/office/word/2010/wordml" xmlns:w15="http://schemas.microsoft.com/office/word/2012/wordml" xmlns:w16cex="http://schemas.microsoft.com/office/word/2018/wordml/cex" xmlns:w16cid="http://schemas.microsoft.com/office/word/2016/wordml/cid" xmlns:w16="http://schemas.microsoft.com/office/word/2018/wordml" xmlns:w16du="http://schemas.microsoft.com/office/word/2023/wordml/word16du" xmlns:w16sdtdh="http://schemas.microsoft.com/office/word/2020/wordml/sdtdatahash" xmlns:w16se="http://schemas.microsoft.com/office/word/2015/wordml/symex" xmlns:wpg="http://schemas.microsoft.com/office/word/2010/wordprocessingGroup" xmlns:wpi="http://schemas.microsoft.com/office/word/2010/wordprocessingInk" xmlns:wne="http://schemas.microsoft.com/office/word/2006/wordml" xmlns:wps="http://schemas.microsoft.com/office/word/2010/wordprocessingShape" mc:Ignorable="w14 w15 w16se w16cid w16 w16cex w16sdtdh w16du wp14">
+<w:footnotes xmlns:wpc="http://schemas.microsoft.com/office/word/2010/wordprocessingCanvas" xmlns:cx="http://schemas.microsoft.com/office/drawing/2014/chartex" xmlns:cx1="http://schemas.microsoft.com/office/drawing/2015/9/8/chartex" xmlns:cx2="http://schemas.microsoft.com/office/drawing/2015/10/21/chartex" xmlns:cx3="http://schemas.microsoft.com/office/drawing/2016/5/9/chartex" xmlns:cx4="http://schemas.microsoft.com/office/drawing/2016/5/10/chartex" xmlns:cx5="http://schemas.microsoft.com/office/drawing/2016/5/11/chartex" xmlns:cx6="http://schemas.microsoft.com/office/drawing/2016/5/12/chartex" xmlns:cx7="http://schemas.microsoft.com/office/drawing/2016/5/13/chartex" xmlns:cx8="http://schemas.microsoft.com/office/drawing/2016/5/14/chartex" xmlns:mc="http://schemas.openxmlformats.org/markup-compatibility/2006" xmlns:aink="http://schemas.microsoft.com/office/drawing/2016/ink" xmlns:am3d="http://schemas.microsoft.com/office/drawing/2017/model3d" xmlns:o="urn:schemas-microsoft-com:office:office" xmlns:oel="http://schemas.microsoft.com/office/2019/extlst" xmlns:r="http://schemas.openxmlformats.org/officeDocument/2006/relationships" xmlns:m="http://schemas.openxmlformats.org/officeDocument/2006/math" xmlns:v="urn:schemas-microsoft-com:vml" xmlns:wp14="http://schemas.microsoft.com/office/word/2010/wordprocessingDrawing" xmlns:wp="http://schemas.openxmlformats.org/drawingml/2006/wordprocessingDrawing" xmlns:w10="urn:schemas-microsoft-com:office:word" xmlns:w="http://schemas.openxmlformats.org/wordprocessingml/2006/main" xmlns:w14="http://schemas.microsoft.com/office/word/2010/wordml" xmlns:w15="http://schemas.microsoft.com/office/word/2012/wordml" xmlns:w16cex="http://schemas.microsoft.com/office/word/2018/wordml/cex" xmlns:w16cid="http://schemas.microsoft.com/office/word/2016/wordml/cid" xmlns:w16="http://schemas.microsoft.com/office/word/2018/wordml" xmlns:w16du="http://schemas.microsoft.com/office/word/2023/wordml/word16du" xmlns:w16sdtdh="http://schemas.microsoft.com/office/word/2020/wordml/sdtdatahash" xmlns:w16sdtfl="http://schemas.microsoft.com/office/word/2024/wordml/sdtformatlock" xmlns:w16se="http://schemas.microsoft.com/office/word/2015/wordml/symex" xmlns:wpg="http://schemas.microsoft.com/office/word/2010/wordprocessingGroup" xmlns:wpi="http://schemas.microsoft.com/office/word/2010/wordprocessingInk" xmlns:wne="http://schemas.microsoft.com/office/word/2006/wordml" xmlns:wps="http://schemas.microsoft.com/office/word/2010/wordprocessingShape" mc:Ignorable="w14 w15 w16se w16cid w16 w16cex w16sdtdh w16sdtfl w16du wp14">
   <w:footnote w:type="separator" w:id="-1">
     <w:p>
       <w:pPr>
@@ -2326,7 +2349,17 @@
 </file>
 
 <file path=word/header1.xml><?xml version="1.0" encoding="utf-8"?>
-<w:hdr xmlns:wpc="http://schemas.microsoft.com/office/word/2010/wordprocessingCanvas" xmlns:cx="http://schemas.microsoft.com/office/drawing/2014/chartex" xmlns:cx1="http://schemas.microsoft.com/office/drawing/2015/9/8/chartex" xmlns:cx2="http://schemas.microsoft.com/office/drawing/2015/10/21/chartex" xmlns:cx3="http://schemas.microsoft.com/office/drawing/2016/5/9/chartex" xmlns:cx4="http://schemas.microsoft.com/office/drawing/2016/5/10/chartex" xmlns:cx5="http://schemas.microsoft.com/office/drawing/2016/5/11/chartex" xmlns:cx6="http://schemas.microsoft.com/office/drawing/2016/5/12/chartex" xmlns:cx7="http://schemas.microsoft.com/office/drawing/2016/5/13/chartex" xmlns:cx8="http://schemas.microsoft.com/office/drawing/2016/5/14/chartex" xmlns:mc="http://schemas.openxmlformats.org/markup-compatibility/2006" xmlns:aink="http://schemas.microsoft.com/office/drawing/2016/ink" xmlns:am3d="http://schemas.microsoft.com/office/drawing/2017/model3d" xmlns:o="urn:schemas-microsoft-com:office:office" xmlns:oel="http://schemas.microsoft.com/office/2019/extlst" xmlns:r="http://schemas.openxmlformats.org/officeDocument/2006/relationships" xmlns:m="http://schemas.openxmlformats.org/officeDocument/2006/math" xmlns:v="urn:schemas-microsoft-com:vml" xmlns:wp14="http://schemas.microsoft.com/office/word/2010/wordprocessingDrawing" xmlns:wp="http://schemas.openxmlformats.org/drawingml/2006/wordprocessingDrawing" xmlns:w10="urn:schemas-microsoft-com:office:word" xmlns:w="http://schemas.openxmlformats.org/wordprocessingml/2006/main" xmlns:w14="http://schemas.microsoft.com/office/word/2010/wordml" xmlns:w15="http://schemas.microsoft.com/office/word/2012/wordml" xmlns:w16cex="http://schemas.microsoft.com/office/word/2018/wordml/cex" xmlns:w16cid="http://schemas.microsoft.com/office/word/2016/wordml/cid" xmlns:w16="http://schemas.microsoft.com/office/word/2018/wordml" xmlns:w16du="http://schemas.microsoft.com/office/word/2023/wordml/word16du" xmlns:w16sdtdh="http://schemas.microsoft.com/office/word/2020/wordml/sdtdatahash" xmlns:w16se="http://schemas.microsoft.com/office/word/2015/wordml/symex" xmlns:wpg="http://schemas.microsoft.com/office/word/2010/wordprocessingGroup" xmlns:wpi="http://schemas.microsoft.com/office/word/2010/wordprocessingInk" xmlns:wne="http://schemas.microsoft.com/office/word/2006/wordml" xmlns:wps="http://schemas.microsoft.com/office/word/2010/wordprocessingShape" mc:Ignorable="w14 w15 w16se w16cid w16 w16cex w16sdtdh w16du wp14">
+<w:hdr xmlns:wpc="http://schemas.microsoft.com/office/word/2010/wordprocessingCanvas" xmlns:cx="http://schemas.microsoft.com/office/drawing/2014/chartex" xmlns:cx1="http://schemas.microsoft.com/office/drawing/2015/9/8/chartex" xmlns:cx2="http://schemas.microsoft.com/office/drawing/2015/10/21/chartex" xmlns:cx3="http://schemas.microsoft.com/office/drawing/2016/5/9/chartex" xmlns:cx4="http://schemas.microsoft.com/office/drawing/2016/5/10/chartex" xmlns:cx5="http://schemas.microsoft.com/office/drawing/2016/5/11/chartex" xmlns:cx6="http://schemas.microsoft.com/office/drawing/2016/5/12/chartex" xmlns:cx7="http://schemas.microsoft.com/office/drawing/2016/5/13/chartex" xmlns:cx8="http://schemas.microsoft.com/office/drawing/2016/5/14/chartex" xmlns:mc="http://schemas.openxmlformats.org/markup-compatibility/2006" xmlns:aink="http://schemas.microsoft.com/office/drawing/2016/ink" xmlns:am3d="http://schemas.microsoft.com/office/drawing/2017/model3d" xmlns:o="urn:schemas-microsoft-com:office:office" xmlns:oel="http://schemas.microsoft.com/office/2019/extlst" xmlns:r="http://schemas.openxmlformats.org/officeDocument/2006/relationships" xmlns:m="http://schemas.openxmlformats.org/officeDocument/2006/math" xmlns:v="urn:schemas-microsoft-com:vml" xmlns:wp14="http://schemas.microsoft.com/office/word/2010/wordprocessingDrawing" xmlns:wp="http://schemas.openxmlformats.org/drawingml/2006/wordprocessingDrawing" xmlns:w10="urn:schemas-microsoft-com:office:word" xmlns:w="http://schemas.openxmlformats.org/wordprocessingml/2006/main" xmlns:w14="http://schemas.microsoft.com/office/word/2010/wordml" xmlns:w15="http://schemas.microsoft.com/office/word/2012/wordml" xmlns:w16cex="http://schemas.microsoft.com/office/word/2018/wordml/cex" xmlns:w16cid="http://schemas.microsoft.com/office/word/2016/wordml/cid" xmlns:w16="http://schemas.microsoft.com/office/word/2018/wordml" xmlns:w16du="http://schemas.microsoft.com/office/word/2023/wordml/word16du" xmlns:w16sdtdh="http://schemas.microsoft.com/office/word/2020/wordml/sdtdatahash" xmlns:w16sdtfl="http://schemas.microsoft.com/office/word/2024/wordml/sdtformatlock" xmlns:w16se="http://schemas.microsoft.com/office/word/2015/wordml/symex" xmlns:wpg="http://schemas.microsoft.com/office/word/2010/wordprocessingGroup" xmlns:wpi="http://schemas.microsoft.com/office/word/2010/wordprocessingInk" xmlns:wne="http://schemas.microsoft.com/office/word/2006/wordml" xmlns:wps="http://schemas.microsoft.com/office/word/2010/wordprocessingShape" mc:Ignorable="w14 w15 w16se w16cid w16 w16cex w16sdtdh w16sdtfl w16du wp14">
+  <w:p>
+    <w:pPr>
+      <w:pStyle w:val="Encabezado"/>
+    </w:pPr>
+  </w:p>
+</w:hdr>
+</file>
+
+<file path=word/header2.xml><?xml version="1.0" encoding="utf-8"?>
+<w:hdr xmlns:wpc="http://schemas.microsoft.com/office/word/2010/wordprocessingCanvas" xmlns:cx="http://schemas.microsoft.com/office/drawing/2014/chartex" xmlns:cx1="http://schemas.microsoft.com/office/drawing/2015/9/8/chartex" xmlns:cx2="http://schemas.microsoft.com/office/drawing/2015/10/21/chartex" xmlns:cx3="http://schemas.microsoft.com/office/drawing/2016/5/9/chartex" xmlns:cx4="http://schemas.microsoft.com/office/drawing/2016/5/10/chartex" xmlns:cx5="http://schemas.microsoft.com/office/drawing/2016/5/11/chartex" xmlns:cx6="http://schemas.microsoft.com/office/drawing/2016/5/12/chartex" xmlns:cx7="http://schemas.microsoft.com/office/drawing/2016/5/13/chartex" xmlns:cx8="http://schemas.microsoft.com/office/drawing/2016/5/14/chartex" xmlns:mc="http://schemas.openxmlformats.org/markup-compatibility/2006" xmlns:aink="http://schemas.microsoft.com/office/drawing/2016/ink" xmlns:am3d="http://schemas.microsoft.com/office/drawing/2017/model3d" xmlns:o="urn:schemas-microsoft-com:office:office" xmlns:oel="http://schemas.microsoft.com/office/2019/extlst" xmlns:r="http://schemas.openxmlformats.org/officeDocument/2006/relationships" xmlns:m="http://schemas.openxmlformats.org/officeDocument/2006/math" xmlns:v="urn:schemas-microsoft-com:vml" xmlns:wp14="http://schemas.microsoft.com/office/word/2010/wordprocessingDrawing" xmlns:wp="http://schemas.openxmlformats.org/drawingml/2006/wordprocessingDrawing" xmlns:w10="urn:schemas-microsoft-com:office:word" xmlns:w="http://schemas.openxmlformats.org/wordprocessingml/2006/main" xmlns:w14="http://schemas.microsoft.com/office/word/2010/wordml" xmlns:w15="http://schemas.microsoft.com/office/word/2012/wordml" xmlns:w16cex="http://schemas.microsoft.com/office/word/2018/wordml/cex" xmlns:w16cid="http://schemas.microsoft.com/office/word/2016/wordml/cid" xmlns:w16="http://schemas.microsoft.com/office/word/2018/wordml" xmlns:w16du="http://schemas.microsoft.com/office/word/2023/wordml/word16du" xmlns:w16sdtdh="http://schemas.microsoft.com/office/word/2020/wordml/sdtdatahash" xmlns:w16sdtfl="http://schemas.microsoft.com/office/word/2024/wordml/sdtformatlock" xmlns:w16se="http://schemas.microsoft.com/office/word/2015/wordml/symex" xmlns:wpg="http://schemas.microsoft.com/office/word/2010/wordprocessingGroup" xmlns:wpi="http://schemas.microsoft.com/office/word/2010/wordprocessingInk" xmlns:wne="http://schemas.microsoft.com/office/word/2006/wordml" xmlns:wps="http://schemas.microsoft.com/office/word/2010/wordprocessingShape" mc:Ignorable="w14 w15 w16se w16cid w16 w16cex w16sdtdh w16sdtfl w16du wp14">
   <w:tbl>
     <w:tblPr>
       <w:tblStyle w:val="Tablaconcuadrcula"/>
@@ -2377,6 +2410,7 @@
           <w:pPr>
             <w:pStyle w:val="Encabezado"/>
             <w:tabs>
+              <w:tab w:val="center" w:pos="4003"/>
               <w:tab w:val="right" w:pos="7371"/>
             </w:tabs>
             <w:ind w:right="-111"/>
@@ -2393,7 +2427,79 @@
               <w:bCs/>
               <w:noProof/>
             </w:rPr>
-            <w:t>{{ razon_social }}</w:t>
+            <w:t>{{ Nombre</w:t>
+          </w:r>
+          <w:r>
+            <w:rPr>
+              <w:b/>
+              <w:bCs/>
+              <w:noProof/>
+            </w:rPr>
+            <w:t>_</w:t>
+          </w:r>
+          <w:r>
+            <w:rPr>
+              <w:b/>
+              <w:bCs/>
+              <w:noProof/>
+            </w:rPr>
+            <w:t>Comercial }}</w:t>
+          </w:r>
+        </w:p>
+        <w:p>
+          <w:pPr>
+            <w:pStyle w:val="Encabezado"/>
+            <w:tabs>
+              <w:tab w:val="center" w:pos="4003"/>
+              <w:tab w:val="right" w:pos="7371"/>
+            </w:tabs>
+            <w:ind w:right="-111"/>
+            <w:jc w:val="center"/>
+            <w:rPr>
+              <w:b/>
+              <w:bCs/>
+              <w:noProof/>
+            </w:rPr>
+          </w:pPr>
+          <w:r>
+            <w:rPr>
+              <w:b/>
+              <w:bCs/>
+              <w:noProof/>
+            </w:rPr>
+            <w:t>{{ Raz</w:t>
+          </w:r>
+          <w:r>
+            <w:rPr>
+              <w:b/>
+              <w:bCs/>
+              <w:noProof/>
+            </w:rPr>
+            <w:t>o</w:t>
+          </w:r>
+          <w:r>
+            <w:rPr>
+              <w:b/>
+              <w:bCs/>
+              <w:noProof/>
+            </w:rPr>
+            <w:t>n</w:t>
+          </w:r>
+          <w:r>
+            <w:rPr>
+              <w:b/>
+              <w:bCs/>
+              <w:noProof/>
+            </w:rPr>
+            <w:t>_</w:t>
+          </w:r>
+          <w:r>
+            <w:rPr>
+              <w:b/>
+              <w:bCs/>
+              <w:noProof/>
+            </w:rPr>
+            <w:t>Social }}</w:t>
           </w:r>
         </w:p>
         <w:p>
@@ -2415,7 +2521,7 @@
               <w:bCs/>
               <w:noProof/>
             </w:rPr>
-            <w:t>{{ nombre_comercial }}</w:t>
+            <w:t>{{ RFC }}</w:t>
           </w:r>
         </w:p>
       </w:tc>
@@ -2453,8 +2559,8 @@
 </w:hdr>
 </file>
 
-<file path=word/header2.xml><?xml version="1.0" encoding="utf-8"?>
-<w:hdr xmlns:wpc="http://schemas.microsoft.com/office/word/2010/wordprocessingCanvas" xmlns:cx="http://schemas.microsoft.com/office/drawing/2014/chartex" xmlns:cx1="http://schemas.microsoft.com/office/drawing/2015/9/8/chartex" xmlns:cx2="http://schemas.microsoft.com/office/drawing/2015/10/21/chartex" xmlns:cx3="http://schemas.microsoft.com/office/drawing/2016/5/9/chartex" xmlns:cx4="http://schemas.microsoft.com/office/drawing/2016/5/10/chartex" xmlns:cx5="http://schemas.microsoft.com/office/drawing/2016/5/11/chartex" xmlns:cx6="http://schemas.microsoft.com/office/drawing/2016/5/12/chartex" xmlns:cx7="http://schemas.microsoft.com/office/drawing/2016/5/13/chartex" xmlns:cx8="http://schemas.microsoft.com/office/drawing/2016/5/14/chartex" xmlns:mc="http://schemas.openxmlformats.org/markup-compatibility/2006" xmlns:aink="http://schemas.microsoft.com/office/drawing/2016/ink" xmlns:am3d="http://schemas.microsoft.com/office/drawing/2017/model3d" xmlns:o="urn:schemas-microsoft-com:office:office" xmlns:oel="http://schemas.microsoft.com/office/2019/extlst" xmlns:r="http://schemas.openxmlformats.org/officeDocument/2006/relationships" xmlns:m="http://schemas.openxmlformats.org/officeDocument/2006/math" xmlns:v="urn:schemas-microsoft-com:vml" xmlns:wp14="http://schemas.microsoft.com/office/word/2010/wordprocessingDrawing" xmlns:wp="http://schemas.openxmlformats.org/drawingml/2006/wordprocessingDrawing" xmlns:w10="urn:schemas-microsoft-com:office:word" xmlns:w="http://schemas.openxmlformats.org/wordprocessingml/2006/main" xmlns:w14="http://schemas.microsoft.com/office/word/2010/wordml" xmlns:w15="http://schemas.microsoft.com/office/word/2012/wordml" xmlns:w16cex="http://schemas.microsoft.com/office/word/2018/wordml/cex" xmlns:w16cid="http://schemas.microsoft.com/office/word/2016/wordml/cid" xmlns:w16="http://schemas.microsoft.com/office/word/2018/wordml" xmlns:w16du="http://schemas.microsoft.com/office/word/2023/wordml/word16du" xmlns:w16sdtdh="http://schemas.microsoft.com/office/word/2020/wordml/sdtdatahash" xmlns:w16se="http://schemas.microsoft.com/office/word/2015/wordml/symex" xmlns:wpg="http://schemas.microsoft.com/office/word/2010/wordprocessingGroup" xmlns:wpi="http://schemas.microsoft.com/office/word/2010/wordprocessingInk" xmlns:wne="http://schemas.microsoft.com/office/word/2006/wordml" xmlns:wps="http://schemas.microsoft.com/office/word/2010/wordprocessingShape" mc:Ignorable="w14 w15 w16se w16cid w16 w16cex w16sdtdh w16du wp14">
+<file path=word/header3.xml><?xml version="1.0" encoding="utf-8"?>
+<w:hdr xmlns:wpc="http://schemas.microsoft.com/office/word/2010/wordprocessingCanvas" xmlns:cx="http://schemas.microsoft.com/office/drawing/2014/chartex" xmlns:cx1="http://schemas.microsoft.com/office/drawing/2015/9/8/chartex" xmlns:cx2="http://schemas.microsoft.com/office/drawing/2015/10/21/chartex" xmlns:cx3="http://schemas.microsoft.com/office/drawing/2016/5/9/chartex" xmlns:cx4="http://schemas.microsoft.com/office/drawing/2016/5/10/chartex" xmlns:cx5="http://schemas.microsoft.com/office/drawing/2016/5/11/chartex" xmlns:cx6="http://schemas.microsoft.com/office/drawing/2016/5/12/chartex" xmlns:cx7="http://schemas.microsoft.com/office/drawing/2016/5/13/chartex" xmlns:cx8="http://schemas.microsoft.com/office/drawing/2016/5/14/chartex" xmlns:mc="http://schemas.openxmlformats.org/markup-compatibility/2006" xmlns:aink="http://schemas.microsoft.com/office/drawing/2016/ink" xmlns:am3d="http://schemas.microsoft.com/office/drawing/2017/model3d" xmlns:o="urn:schemas-microsoft-com:office:office" xmlns:oel="http://schemas.microsoft.com/office/2019/extlst" xmlns:r="http://schemas.openxmlformats.org/officeDocument/2006/relationships" xmlns:m="http://schemas.openxmlformats.org/officeDocument/2006/math" xmlns:v="urn:schemas-microsoft-com:vml" xmlns:wp14="http://schemas.microsoft.com/office/word/2010/wordprocessingDrawing" xmlns:wp="http://schemas.openxmlformats.org/drawingml/2006/wordprocessingDrawing" xmlns:w10="urn:schemas-microsoft-com:office:word" xmlns:w="http://schemas.openxmlformats.org/wordprocessingml/2006/main" xmlns:w14="http://schemas.microsoft.com/office/word/2010/wordml" xmlns:w15="http://schemas.microsoft.com/office/word/2012/wordml" xmlns:w16cex="http://schemas.microsoft.com/office/word/2018/wordml/cex" xmlns:w16cid="http://schemas.microsoft.com/office/word/2016/wordml/cid" xmlns:w16="http://schemas.microsoft.com/office/word/2018/wordml" xmlns:w16du="http://schemas.microsoft.com/office/word/2023/wordml/word16du" xmlns:w16sdtdh="http://schemas.microsoft.com/office/word/2020/wordml/sdtdatahash" xmlns:w16sdtfl="http://schemas.microsoft.com/office/word/2024/wordml/sdtformatlock" xmlns:w16se="http://schemas.microsoft.com/office/word/2015/wordml/symex" xmlns:wpg="http://schemas.microsoft.com/office/word/2010/wordprocessingGroup" xmlns:wpi="http://schemas.microsoft.com/office/word/2010/wordprocessingInk" xmlns:wne="http://schemas.microsoft.com/office/word/2006/wordml" xmlns:wps="http://schemas.microsoft.com/office/word/2010/wordprocessingShape" mc:Ignorable="w14 w15 w16se w16cid w16 w16cex w16sdtdh w16sdtfl w16du wp14">
   <w:p>
     <w:pPr>
       <w:pStyle w:val="Encabezado"/>
@@ -2589,8 +2695,8 @@
 </w:hdr>
 </file>
 
-<file path=word/header3.xml><?xml version="1.0" encoding="utf-8"?>
-<w:hdr xmlns:wpc="http://schemas.microsoft.com/office/word/2010/wordprocessingCanvas" xmlns:cx="http://schemas.microsoft.com/office/drawing/2014/chartex" xmlns:cx1="http://schemas.microsoft.com/office/drawing/2015/9/8/chartex" xmlns:cx2="http://schemas.microsoft.com/office/drawing/2015/10/21/chartex" xmlns:cx3="http://schemas.microsoft.com/office/drawing/2016/5/9/chartex" xmlns:cx4="http://schemas.microsoft.com/office/drawing/2016/5/10/chartex" xmlns:cx5="http://schemas.microsoft.com/office/drawing/2016/5/11/chartex" xmlns:cx6="http://schemas.microsoft.com/office/drawing/2016/5/12/chartex" xmlns:cx7="http://schemas.microsoft.com/office/drawing/2016/5/13/chartex" xmlns:cx8="http://schemas.microsoft.com/office/drawing/2016/5/14/chartex" xmlns:mc="http://schemas.openxmlformats.org/markup-compatibility/2006" xmlns:aink="http://schemas.microsoft.com/office/drawing/2016/ink" xmlns:am3d="http://schemas.microsoft.com/office/drawing/2017/model3d" xmlns:o="urn:schemas-microsoft-com:office:office" xmlns:oel="http://schemas.microsoft.com/office/2019/extlst" xmlns:r="http://schemas.openxmlformats.org/officeDocument/2006/relationships" xmlns:m="http://schemas.openxmlformats.org/officeDocument/2006/math" xmlns:v="urn:schemas-microsoft-com:vml" xmlns:wp14="http://schemas.microsoft.com/office/word/2010/wordprocessingDrawing" xmlns:wp="http://schemas.openxmlformats.org/drawingml/2006/wordprocessingDrawing" xmlns:w10="urn:schemas-microsoft-com:office:word" xmlns:w="http://schemas.openxmlformats.org/wordprocessingml/2006/main" xmlns:w14="http://schemas.microsoft.com/office/word/2010/wordml" xmlns:w15="http://schemas.microsoft.com/office/word/2012/wordml" xmlns:w16cex="http://schemas.microsoft.com/office/word/2018/wordml/cex" xmlns:w16cid="http://schemas.microsoft.com/office/word/2016/wordml/cid" xmlns:w16="http://schemas.microsoft.com/office/word/2018/wordml" xmlns:w16du="http://schemas.microsoft.com/office/word/2023/wordml/word16du" xmlns:w16sdtdh="http://schemas.microsoft.com/office/word/2020/wordml/sdtdatahash" xmlns:w16se="http://schemas.microsoft.com/office/word/2015/wordml/symex" xmlns:wpg="http://schemas.microsoft.com/office/word/2010/wordprocessingGroup" xmlns:wpi="http://schemas.microsoft.com/office/word/2010/wordprocessingInk" xmlns:wne="http://schemas.microsoft.com/office/word/2006/wordml" xmlns:wps="http://schemas.microsoft.com/office/word/2010/wordprocessingShape" mc:Ignorable="w14 w15 w16se w16cid w16 w16cex w16sdtdh w16du wp14">
+<file path=word/header4.xml><?xml version="1.0" encoding="utf-8"?>
+<w:hdr xmlns:wpc="http://schemas.microsoft.com/office/word/2010/wordprocessingCanvas" xmlns:cx="http://schemas.microsoft.com/office/drawing/2014/chartex" xmlns:cx1="http://schemas.microsoft.com/office/drawing/2015/9/8/chartex" xmlns:cx2="http://schemas.microsoft.com/office/drawing/2015/10/21/chartex" xmlns:cx3="http://schemas.microsoft.com/office/drawing/2016/5/9/chartex" xmlns:cx4="http://schemas.microsoft.com/office/drawing/2016/5/10/chartex" xmlns:cx5="http://schemas.microsoft.com/office/drawing/2016/5/11/chartex" xmlns:cx6="http://schemas.microsoft.com/office/drawing/2016/5/12/chartex" xmlns:cx7="http://schemas.microsoft.com/office/drawing/2016/5/13/chartex" xmlns:cx8="http://schemas.microsoft.com/office/drawing/2016/5/14/chartex" xmlns:mc="http://schemas.openxmlformats.org/markup-compatibility/2006" xmlns:aink="http://schemas.microsoft.com/office/drawing/2016/ink" xmlns:am3d="http://schemas.microsoft.com/office/drawing/2017/model3d" xmlns:o="urn:schemas-microsoft-com:office:office" xmlns:oel="http://schemas.microsoft.com/office/2019/extlst" xmlns:r="http://schemas.openxmlformats.org/officeDocument/2006/relationships" xmlns:m="http://schemas.openxmlformats.org/officeDocument/2006/math" xmlns:v="urn:schemas-microsoft-com:vml" xmlns:wp14="http://schemas.microsoft.com/office/word/2010/wordprocessingDrawing" xmlns:wp="http://schemas.openxmlformats.org/drawingml/2006/wordprocessingDrawing" xmlns:w10="urn:schemas-microsoft-com:office:word" xmlns:w="http://schemas.openxmlformats.org/wordprocessingml/2006/main" xmlns:w14="http://schemas.microsoft.com/office/word/2010/wordml" xmlns:w15="http://schemas.microsoft.com/office/word/2012/wordml" xmlns:w16cex="http://schemas.microsoft.com/office/word/2018/wordml/cex" xmlns:w16cid="http://schemas.microsoft.com/office/word/2016/wordml/cid" xmlns:w16="http://schemas.microsoft.com/office/word/2018/wordml" xmlns:w16du="http://schemas.microsoft.com/office/word/2023/wordml/word16du" xmlns:w16sdtdh="http://schemas.microsoft.com/office/word/2020/wordml/sdtdatahash" xmlns:w16sdtfl="http://schemas.microsoft.com/office/word/2024/wordml/sdtformatlock" xmlns:w16se="http://schemas.microsoft.com/office/word/2015/wordml/symex" xmlns:wpg="http://schemas.microsoft.com/office/word/2010/wordprocessingGroup" xmlns:wpi="http://schemas.microsoft.com/office/word/2010/wordprocessingInk" xmlns:wne="http://schemas.microsoft.com/office/word/2006/wordml" xmlns:wps="http://schemas.microsoft.com/office/word/2010/wordprocessingShape" mc:Ignorable="w14 w15 w16se w16cid w16 w16cex w16sdtdh w16sdtfl w16du wp14">
   <w:p>
     <w:pPr>
       <w:pStyle w:val="Encabezado"/>
@@ -2724,8 +2830,8 @@
 </w:hdr>
 </file>
 
-<file path=word/header4.xml><?xml version="1.0" encoding="utf-8"?>
-<w:hdr xmlns:wpc="http://schemas.microsoft.com/office/word/2010/wordprocessingCanvas" xmlns:cx="http://schemas.microsoft.com/office/drawing/2014/chartex" xmlns:cx1="http://schemas.microsoft.com/office/drawing/2015/9/8/chartex" xmlns:cx2="http://schemas.microsoft.com/office/drawing/2015/10/21/chartex" xmlns:cx3="http://schemas.microsoft.com/office/drawing/2016/5/9/chartex" xmlns:cx4="http://schemas.microsoft.com/office/drawing/2016/5/10/chartex" xmlns:cx5="http://schemas.microsoft.com/office/drawing/2016/5/11/chartex" xmlns:cx6="http://schemas.microsoft.com/office/drawing/2016/5/12/chartex" xmlns:cx7="http://schemas.microsoft.com/office/drawing/2016/5/13/chartex" xmlns:cx8="http://schemas.microsoft.com/office/drawing/2016/5/14/chartex" xmlns:mc="http://schemas.openxmlformats.org/markup-compatibility/2006" xmlns:aink="http://schemas.microsoft.com/office/drawing/2016/ink" xmlns:am3d="http://schemas.microsoft.com/office/drawing/2017/model3d" xmlns:o="urn:schemas-microsoft-com:office:office" xmlns:oel="http://schemas.microsoft.com/office/2019/extlst" xmlns:r="http://schemas.openxmlformats.org/officeDocument/2006/relationships" xmlns:m="http://schemas.openxmlformats.org/officeDocument/2006/math" xmlns:v="urn:schemas-microsoft-com:vml" xmlns:wp14="http://schemas.microsoft.com/office/word/2010/wordprocessingDrawing" xmlns:wp="http://schemas.openxmlformats.org/drawingml/2006/wordprocessingDrawing" xmlns:w10="urn:schemas-microsoft-com:office:word" xmlns:w="http://schemas.openxmlformats.org/wordprocessingml/2006/main" xmlns:w14="http://schemas.microsoft.com/office/word/2010/wordml" xmlns:w15="http://schemas.microsoft.com/office/word/2012/wordml" xmlns:w16cex="http://schemas.microsoft.com/office/word/2018/wordml/cex" xmlns:w16cid="http://schemas.microsoft.com/office/word/2016/wordml/cid" xmlns:w16="http://schemas.microsoft.com/office/word/2018/wordml" xmlns:w16du="http://schemas.microsoft.com/office/word/2023/wordml/word16du" xmlns:w16sdtdh="http://schemas.microsoft.com/office/word/2020/wordml/sdtdatahash" xmlns:w16se="http://schemas.microsoft.com/office/word/2015/wordml/symex" xmlns:wpg="http://schemas.microsoft.com/office/word/2010/wordprocessingGroup" xmlns:wpi="http://schemas.microsoft.com/office/word/2010/wordprocessingInk" xmlns:wne="http://schemas.microsoft.com/office/word/2006/wordml" xmlns:wps="http://schemas.microsoft.com/office/word/2010/wordprocessingShape" mc:Ignorable="w14 w15 w16se w16cid w16 w16cex w16sdtdh w16du wp14">
+<file path=word/header5.xml><?xml version="1.0" encoding="utf-8"?>
+<w:hdr xmlns:wpc="http://schemas.microsoft.com/office/word/2010/wordprocessingCanvas" xmlns:cx="http://schemas.microsoft.com/office/drawing/2014/chartex" xmlns:cx1="http://schemas.microsoft.com/office/drawing/2015/9/8/chartex" xmlns:cx2="http://schemas.microsoft.com/office/drawing/2015/10/21/chartex" xmlns:cx3="http://schemas.microsoft.com/office/drawing/2016/5/9/chartex" xmlns:cx4="http://schemas.microsoft.com/office/drawing/2016/5/10/chartex" xmlns:cx5="http://schemas.microsoft.com/office/drawing/2016/5/11/chartex" xmlns:cx6="http://schemas.microsoft.com/office/drawing/2016/5/12/chartex" xmlns:cx7="http://schemas.microsoft.com/office/drawing/2016/5/13/chartex" xmlns:cx8="http://schemas.microsoft.com/office/drawing/2016/5/14/chartex" xmlns:mc="http://schemas.openxmlformats.org/markup-compatibility/2006" xmlns:aink="http://schemas.microsoft.com/office/drawing/2016/ink" xmlns:am3d="http://schemas.microsoft.com/office/drawing/2017/model3d" xmlns:o="urn:schemas-microsoft-com:office:office" xmlns:oel="http://schemas.microsoft.com/office/2019/extlst" xmlns:r="http://schemas.openxmlformats.org/officeDocument/2006/relationships" xmlns:m="http://schemas.openxmlformats.org/officeDocument/2006/math" xmlns:v="urn:schemas-microsoft-com:vml" xmlns:wp14="http://schemas.microsoft.com/office/word/2010/wordprocessingDrawing" xmlns:wp="http://schemas.openxmlformats.org/drawingml/2006/wordprocessingDrawing" xmlns:w10="urn:schemas-microsoft-com:office:word" xmlns:w="http://schemas.openxmlformats.org/wordprocessingml/2006/main" xmlns:w14="http://schemas.microsoft.com/office/word/2010/wordml" xmlns:w15="http://schemas.microsoft.com/office/word/2012/wordml" xmlns:w16cex="http://schemas.microsoft.com/office/word/2018/wordml/cex" xmlns:w16cid="http://schemas.microsoft.com/office/word/2016/wordml/cid" xmlns:w16="http://schemas.microsoft.com/office/word/2018/wordml" xmlns:w16du="http://schemas.microsoft.com/office/word/2023/wordml/word16du" xmlns:w16sdtdh="http://schemas.microsoft.com/office/word/2020/wordml/sdtdatahash" xmlns:w16sdtfl="http://schemas.microsoft.com/office/word/2024/wordml/sdtformatlock" xmlns:w16se="http://schemas.microsoft.com/office/word/2015/wordml/symex" xmlns:wpg="http://schemas.microsoft.com/office/word/2010/wordprocessingGroup" xmlns:wpi="http://schemas.microsoft.com/office/word/2010/wordprocessingInk" xmlns:wne="http://schemas.microsoft.com/office/word/2006/wordml" xmlns:wps="http://schemas.microsoft.com/office/word/2010/wordprocessingShape" mc:Ignorable="w14 w15 w16se w16cid w16 w16cex w16sdtdh w16sdtfl w16du wp14">
   <w:p>
     <w:pPr>
       <w:pStyle w:val="Encabezado"/>
@@ -2861,7 +2967,7 @@
 </file>
 
 <file path=word/numbering.xml><?xml version="1.0" encoding="utf-8"?>
-<w:numbering xmlns:wpc="http://schemas.microsoft.com/office/word/2010/wordprocessingCanvas" xmlns:cx="http://schemas.microsoft.com/office/drawing/2014/chartex" xmlns:cx1="http://schemas.microsoft.com/office/drawing/2015/9/8/chartex" xmlns:cx2="http://schemas.microsoft.com/office/drawing/2015/10/21/chartex" xmlns:cx3="http://schemas.microsoft.com/office/drawing/2016/5/9/chartex" xmlns:cx4="http://schemas.microsoft.com/office/drawing/2016/5/10/chartex" xmlns:cx5="http://schemas.microsoft.com/office/drawing/2016/5/11/chartex" xmlns:cx6="http://schemas.microsoft.com/office/drawing/2016/5/12/chartex" xmlns:cx7="http://schemas.microsoft.com/office/drawing/2016/5/13/chartex" xmlns:cx8="http://schemas.microsoft.com/office/drawing/2016/5/14/chartex" xmlns:mc="http://schemas.openxmlformats.org/markup-compatibility/2006" xmlns:aink="http://schemas.microsoft.com/office/drawing/2016/ink" xmlns:am3d="http://schemas.microsoft.com/office/drawing/2017/model3d" xmlns:o="urn:schemas-microsoft-com:office:office" xmlns:oel="http://schemas.microsoft.com/office/2019/extlst" xmlns:r="http://schemas.openxmlformats.org/officeDocument/2006/relationships" xmlns:m="http://schemas.openxmlformats.org/officeDocument/2006/math" xmlns:v="urn:schemas-microsoft-com:vml" xmlns:wp14="http://schemas.microsoft.com/office/word/2010/wordprocessingDrawing" xmlns:wp="http://schemas.openxmlformats.org/drawingml/2006/wordprocessingDrawing" xmlns:w10="urn:schemas-microsoft-com:office:word" xmlns:w="http://schemas.openxmlformats.org/wordprocessingml/2006/main" xmlns:w14="http://schemas.microsoft.com/office/word/2010/wordml" xmlns:w15="http://schemas.microsoft.com/office/word/2012/wordml" xmlns:w16cex="http://schemas.microsoft.com/office/word/2018/wordml/cex" xmlns:w16cid="http://schemas.microsoft.com/office/word/2016/wordml/cid" xmlns:w16="http://schemas.microsoft.com/office/word/2018/wordml" xmlns:w16du="http://schemas.microsoft.com/office/word/2023/wordml/word16du" xmlns:w16sdtdh="http://schemas.microsoft.com/office/word/2020/wordml/sdtdatahash" xmlns:w16se="http://schemas.microsoft.com/office/word/2015/wordml/symex" xmlns:wpg="http://schemas.microsoft.com/office/word/2010/wordprocessingGroup" xmlns:wpi="http://schemas.microsoft.com/office/word/2010/wordprocessingInk" xmlns:wne="http://schemas.microsoft.com/office/word/2006/wordml" xmlns:wps="http://schemas.microsoft.com/office/word/2010/wordprocessingShape" mc:Ignorable="w14 w15 w16se w16cid w16 w16cex w16sdtdh w16du wp14">
+<w:numbering xmlns:wpc="http://schemas.microsoft.com/office/word/2010/wordprocessingCanvas" xmlns:cx="http://schemas.microsoft.com/office/drawing/2014/chartex" xmlns:cx1="http://schemas.microsoft.com/office/drawing/2015/9/8/chartex" xmlns:cx2="http://schemas.microsoft.com/office/drawing/2015/10/21/chartex" xmlns:cx3="http://schemas.microsoft.com/office/drawing/2016/5/9/chartex" xmlns:cx4="http://schemas.microsoft.com/office/drawing/2016/5/10/chartex" xmlns:cx5="http://schemas.microsoft.com/office/drawing/2016/5/11/chartex" xmlns:cx6="http://schemas.microsoft.com/office/drawing/2016/5/12/chartex" xmlns:cx7="http://schemas.microsoft.com/office/drawing/2016/5/13/chartex" xmlns:cx8="http://schemas.microsoft.com/office/drawing/2016/5/14/chartex" xmlns:mc="http://schemas.openxmlformats.org/markup-compatibility/2006" xmlns:aink="http://schemas.microsoft.com/office/drawing/2016/ink" xmlns:am3d="http://schemas.microsoft.com/office/drawing/2017/model3d" xmlns:o="urn:schemas-microsoft-com:office:office" xmlns:oel="http://schemas.microsoft.com/office/2019/extlst" xmlns:r="http://schemas.openxmlformats.org/officeDocument/2006/relationships" xmlns:m="http://schemas.openxmlformats.org/officeDocument/2006/math" xmlns:v="urn:schemas-microsoft-com:vml" xmlns:wp14="http://schemas.microsoft.com/office/word/2010/wordprocessingDrawing" xmlns:wp="http://schemas.openxmlformats.org/drawingml/2006/wordprocessingDrawing" xmlns:w10="urn:schemas-microsoft-com:office:word" xmlns:w="http://schemas.openxmlformats.org/wordprocessingml/2006/main" xmlns:w14="http://schemas.microsoft.com/office/word/2010/wordml" xmlns:w15="http://schemas.microsoft.com/office/word/2012/wordml" xmlns:w16cex="http://schemas.microsoft.com/office/word/2018/wordml/cex" xmlns:w16cid="http://schemas.microsoft.com/office/word/2016/wordml/cid" xmlns:w16="http://schemas.microsoft.com/office/word/2018/wordml" xmlns:w16du="http://schemas.microsoft.com/office/word/2023/wordml/word16du" xmlns:w16sdtdh="http://schemas.microsoft.com/office/word/2020/wordml/sdtdatahash" xmlns:w16sdtfl="http://schemas.microsoft.com/office/word/2024/wordml/sdtformatlock" xmlns:w16se="http://schemas.microsoft.com/office/word/2015/wordml/symex" xmlns:wpg="http://schemas.microsoft.com/office/word/2010/wordprocessingGroup" xmlns:wpi="http://schemas.microsoft.com/office/word/2010/wordprocessingInk" xmlns:wne="http://schemas.microsoft.com/office/word/2006/wordml" xmlns:wps="http://schemas.microsoft.com/office/word/2010/wordprocessingShape" mc:Ignorable="w14 w15 w16se w16cid w16 w16cex w16sdtdh w16sdtfl w16du wp14">
   <w:abstractNum w:abstractNumId="0" w15:restartNumberingAfterBreak="1">
     <w:nsid w:val="FFFFFF89"/>
     <w:multiLevelType w:val="singleLevel"/>
@@ -2891,7 +2997,7 @@
 </file>
 
 <file path=word/styles.xml><?xml version="1.0" encoding="utf-8"?>
-<w:styles xmlns:mc="http://schemas.openxmlformats.org/markup-compatibility/2006" xmlns:r="http://schemas.openxmlformats.org/officeDocument/2006/relationships" xmlns:w="http://schemas.openxmlformats.org/wordprocessingml/2006/main" xmlns:w14="http://schemas.microsoft.com/office/word/2010/wordml" xmlns:w15="http://schemas.microsoft.com/office/word/2012/wordml" xmlns:w16cex="http://schemas.microsoft.com/office/word/2018/wordml/cex" xmlns:w16cid="http://schemas.microsoft.com/office/word/2016/wordml/cid" xmlns:w16="http://schemas.microsoft.com/office/word/2018/wordml" xmlns:w16du="http://schemas.microsoft.com/office/word/2023/wordml/word16du" xmlns:w16sdtdh="http://schemas.microsoft.com/office/word/2020/wordml/sdtdatahash" xmlns:w16se="http://schemas.microsoft.com/office/word/2015/wordml/symex" mc:Ignorable="w14 w15 w16se w16cid w16 w16cex w16sdtdh w16du">
+<w:styles xmlns:mc="http://schemas.openxmlformats.org/markup-compatibility/2006" xmlns:r="http://schemas.openxmlformats.org/officeDocument/2006/relationships" xmlns:w="http://schemas.openxmlformats.org/wordprocessingml/2006/main" xmlns:w14="http://schemas.microsoft.com/office/word/2010/wordml" xmlns:w15="http://schemas.microsoft.com/office/word/2012/wordml" xmlns:w16cex="http://schemas.microsoft.com/office/word/2018/wordml/cex" xmlns:w16cid="http://schemas.microsoft.com/office/word/2016/wordml/cid" xmlns:w16="http://schemas.microsoft.com/office/word/2018/wordml" xmlns:w16du="http://schemas.microsoft.com/office/word/2023/wordml/word16du" xmlns:w16sdtdh="http://schemas.microsoft.com/office/word/2020/wordml/sdtdatahash" xmlns:w16sdtfl="http://schemas.microsoft.com/office/word/2024/wordml/sdtformatlock" xmlns:w16se="http://schemas.microsoft.com/office/word/2015/wordml/symex" mc:Ignorable="w14 w15 w16se w16cid w16 w16cex w16sdtdh w16sdtfl w16du">
   <w:docDefaults>
     <w:rPrDefault>
       <w:rPr>

--- a/Inputs/Templates/MF Gasolinera.docx
+++ b/Inputs/Templates/MF Gasolinera.docx
@@ -2403,14 +2403,21 @@
               <w:bCs/>
               <w:noProof/>
             </w:rPr>
-            <w:t>PROGRAMA INTERNO DE PROTECCIÓN CIVIL 2024</w:t>
+            <w:t xml:space="preserve">PROGRAMA INTERNO DE PROTECCIÓN CIVIL </w:t>
+          </w:r>
+          <w:r>
+            <w:rPr>
+              <w:b/>
+              <w:bCs/>
+              <w:noProof/>
+            </w:rPr>
+            <w:t>{{ anio }}</w:t>
           </w:r>
         </w:p>
         <w:p>
           <w:pPr>
             <w:pStyle w:val="Encabezado"/>
             <w:tabs>
-              <w:tab w:val="center" w:pos="4003"/>
               <w:tab w:val="right" w:pos="7371"/>
             </w:tabs>
             <w:ind w:right="-111"/>
@@ -2427,79 +2434,7 @@
               <w:bCs/>
               <w:noProof/>
             </w:rPr>
-            <w:t>{{ Nombre</w:t>
-          </w:r>
-          <w:r>
-            <w:rPr>
-              <w:b/>
-              <w:bCs/>
-              <w:noProof/>
-            </w:rPr>
-            <w:t>_</w:t>
-          </w:r>
-          <w:r>
-            <w:rPr>
-              <w:b/>
-              <w:bCs/>
-              <w:noProof/>
-            </w:rPr>
-            <w:t>Comercial }}</w:t>
-          </w:r>
-        </w:p>
-        <w:p>
-          <w:pPr>
-            <w:pStyle w:val="Encabezado"/>
-            <w:tabs>
-              <w:tab w:val="center" w:pos="4003"/>
-              <w:tab w:val="right" w:pos="7371"/>
-            </w:tabs>
-            <w:ind w:right="-111"/>
-            <w:jc w:val="center"/>
-            <w:rPr>
-              <w:b/>
-              <w:bCs/>
-              <w:noProof/>
-            </w:rPr>
-          </w:pPr>
-          <w:r>
-            <w:rPr>
-              <w:b/>
-              <w:bCs/>
-              <w:noProof/>
-            </w:rPr>
-            <w:t>{{ Raz</w:t>
-          </w:r>
-          <w:r>
-            <w:rPr>
-              <w:b/>
-              <w:bCs/>
-              <w:noProof/>
-            </w:rPr>
-            <w:t>o</w:t>
-          </w:r>
-          <w:r>
-            <w:rPr>
-              <w:b/>
-              <w:bCs/>
-              <w:noProof/>
-            </w:rPr>
-            <w:t>n</w:t>
-          </w:r>
-          <w:r>
-            <w:rPr>
-              <w:b/>
-              <w:bCs/>
-              <w:noProof/>
-            </w:rPr>
-            <w:t>_</w:t>
-          </w:r>
-          <w:r>
-            <w:rPr>
-              <w:b/>
-              <w:bCs/>
-              <w:noProof/>
-            </w:rPr>
-            <w:t>Social }}</w:t>
+            <w:t>{{ razon_social }}</w:t>
           </w:r>
         </w:p>
         <w:p>
@@ -2521,7 +2456,7 @@
               <w:bCs/>
               <w:noProof/>
             </w:rPr>
-            <w:t>{{ RFC }}</w:t>
+            <w:t>{{ nombre_comercial }}</w:t>
           </w:r>
         </w:p>
       </w:tc>

--- a/Inputs/Templates/MF Gasolinera.docx
+++ b/Inputs/Templates/MF Gasolinera.docx
@@ -4,24 +4,248 @@
   <w:body>
     <w:p>
       <w:pPr>
-        <w:pStyle w:val="Textoindependiente"/>
-        <w:spacing w:line="276" w:lineRule="auto"/>
+        <w:pStyle w:val="Ttulo1"/>
+        <w:spacing w:line="360" w:lineRule="auto"/>
+        <w:jc w:val="center"/>
         <w:rPr>
-          <w:rFonts w:ascii="Arial" w:hAnsi="Arial" w:cs="Arial"/>
-          <w:bCs/>
+          <w:rFonts w:asciiTheme="minorHAnsi" w:hAnsiTheme="minorHAnsi" w:cstheme="minorHAnsi"/>
+          <w:b w:val="0"/>
+          <w:szCs w:val="22"/>
+        </w:rPr>
+      </w:pPr>
+      <w:bookmarkStart w:id="0" w:name="_Toc62392620"/>
+      <w:bookmarkStart w:id="1" w:name="_Toc68045045"/>
+      <w:r>
+        <w:rPr>
+          <w:rFonts w:asciiTheme="minorHAnsi" w:hAnsiTheme="minorHAnsi" w:cstheme="minorHAnsi"/>
+          <w:szCs w:val="22"/>
+        </w:rPr>
+        <w:t>MEMORIA FOTOGRÁFICA DE LAS MEDIDAS DE SEGURIDAD</w:t>
+      </w:r>
+      <w:bookmarkEnd w:id="0"/>
+      <w:bookmarkEnd w:id="1"/>
+    </w:p>
+    <w:p>
+      <w:pPr>
+        <w:spacing w:line="360" w:lineRule="auto"/>
+        <w:jc w:val="both"/>
+        <w:rPr>
+          <w:rFonts w:cstheme="minorHAnsi"/>
+          <w:color w:val="000000" w:themeColor="text1"/>
+        </w:rPr>
+      </w:pPr>
+      <w:r>
+        <w:rPr>
+          <w:rFonts w:cstheme="minorHAnsi"/>
+          <w:color w:val="000000" w:themeColor="text1"/>
+        </w:rPr>
+        <w:t>El inmueble</w:t>
+      </w:r>
+      <w:r>
+        <w:rPr>
+          <w:rFonts w:cstheme="minorHAnsi"/>
+          <w:color w:val="000000" w:themeColor="text1"/>
+        </w:rPr>
+        <w:t xml:space="preserve"> </w:t>
+      </w:r>
+      <w:r>
+        <w:rPr>
+          <w:rFonts w:cstheme="minorHAnsi"/>
+          <w:b/>
+          <w:color w:val="000000" w:themeColor="text1"/>
+        </w:rPr>
+        <w:t>{{ razon_social }}</w:t>
+      </w:r>
+      <w:r>
+        <w:rPr>
+          <w:rFonts w:cstheme="minorHAnsi"/>
+          <w:b/>
+          <w:color w:val="000000" w:themeColor="text1"/>
+        </w:rPr>
+        <w:t>, “</w:t>
+      </w:r>
+      <w:r>
+        <w:rPr>
+          <w:rFonts w:cstheme="minorHAnsi"/>
+          <w:b/>
+          <w:color w:val="000000" w:themeColor="text1"/>
+        </w:rPr>
+        <w:t>{{ nombre_comercial }}</w:t>
+      </w:r>
+      <w:r>
+        <w:rPr>
+          <w:rFonts w:cstheme="minorHAnsi"/>
+          <w:b/>
+          <w:color w:val="000000" w:themeColor="text1"/>
+        </w:rPr>
+        <w:t>”</w:t>
+      </w:r>
+      <w:r>
+        <w:rPr>
+          <w:rFonts w:cstheme="minorHAnsi"/>
+          <w:b/>
+          <w:color w:val="000000" w:themeColor="text1"/>
+        </w:rPr>
+        <w:t xml:space="preserve"> </w:t>
+      </w:r>
+      <w:r>
+        <w:rPr>
+          <w:rFonts w:cstheme="minorHAnsi"/>
+          <w:color w:val="000000" w:themeColor="text1"/>
+        </w:rPr>
+        <w:t xml:space="preserve">se ubica </w:t>
+      </w:r>
+      <w:r>
+        <w:rPr>
+          <w:rFonts w:cstheme="minorHAnsi"/>
+          <w:color w:val="000000" w:themeColor="text1"/>
+        </w:rPr>
+        <w:t>al sur de {{ norte }}, al norte de {{ sur }}, al este de {{ oeste }} y al oeste de {{ este }}</w:t>
+      </w:r>
+      <w:r>
+        <w:rPr>
+          <w:rFonts w:cstheme="minorHAnsi"/>
+          <w:color w:val="000000" w:themeColor="text1"/>
+        </w:rPr>
+        <w:t>.</w:t>
+      </w:r>
+      <w:r>
+        <w:rPr>
+          <w:rFonts w:eastAsia="Times New Roman" w:cstheme="minorHAnsi"/>
+          <w:snapToGrid w:val="0"/>
+          <w:color w:val="000000" w:themeColor="text1"/>
+          <w:w w:val="0"/>
+          <w:u w:color="000000"/>
+          <w:bdr w:val="none" w:sz="0" w:space="0" w:color="000000"/>
+          <w:shd w:val="clear" w:color="000000" w:fill="000000"/>
+          <w:lang w:eastAsia="x-none" w:bidi="x-none"/>
+        </w:rPr>
+        <w:t xml:space="preserve"> </w:t>
+      </w:r>
+    </w:p>
+    <w:p>
+      <w:pPr>
+        <w:spacing w:line="360" w:lineRule="auto"/>
+        <w:jc w:val="both"/>
+        <w:rPr>
+          <w:rFonts w:cstheme="minorHAnsi"/>
+          <w:color w:val="000000" w:themeColor="text1"/>
+        </w:rPr>
+      </w:pPr>
+      <w:r>
+        <w:rPr>
+          <w:rFonts w:cstheme="minorHAnsi"/>
+          <w:color w:val="000000" w:themeColor="text1"/>
+        </w:rPr>
+        <w:t xml:space="preserve">El horario de atención es de </w:t>
+      </w:r>
+      <w:r>
+        <w:rPr>
+          <w:rFonts w:cstheme="minorHAnsi"/>
+          <w:color w:val="000000" w:themeColor="text1"/>
+        </w:rPr>
+        <w:t>{{ dias }}</w:t>
+      </w:r>
+      <w:r>
+        <w:rPr>
+          <w:rFonts w:cstheme="minorHAnsi"/>
+          <w:color w:val="000000" w:themeColor="text1"/>
+        </w:rPr>
+        <w:t xml:space="preserve"> de </w:t>
+      </w:r>
+      <w:r>
+        <w:rPr>
+          <w:rFonts w:cstheme="minorHAnsi"/>
+          <w:color w:val="000000" w:themeColor="text1"/>
+        </w:rPr>
+        <w:t>{{ horario }}</w:t>
+      </w:r>
+      <w:r>
+        <w:rPr>
+          <w:rFonts w:cstheme="minorHAnsi"/>
+          <w:color w:val="000000" w:themeColor="text1"/>
+        </w:rPr>
+        <w:t>.</w:t>
+      </w:r>
+    </w:p>
+    <w:p>
+      <w:pPr>
+        <w:spacing w:line="360" w:lineRule="auto"/>
+        <w:jc w:val="both"/>
+        <w:rPr>
+          <w:rFonts w:cstheme="minorHAnsi"/>
+          <w:color w:val="000000" w:themeColor="text1"/>
+        </w:rPr>
+      </w:pPr>
+      <w:r>
+        <w:rPr>
+          <w:rFonts w:cstheme="minorHAnsi"/>
+          <w:color w:val="000000" w:themeColor="text1"/>
+        </w:rPr>
+        <w:t xml:space="preserve"> Cuenta con </w:t>
+      </w:r>
+      <w:r>
+        <w:rPr>
+          <w:rFonts w:cstheme="minorHAnsi"/>
+          <w:color w:val="000000" w:themeColor="text1"/>
+        </w:rPr>
+        <w:t>{{ trabajadores }}</w:t>
+      </w:r>
+      <w:r>
+        <w:rPr>
+          <w:rFonts w:cstheme="minorHAnsi"/>
+          <w:color w:val="000000" w:themeColor="text1"/>
+        </w:rPr>
+        <w:t xml:space="preserve"> empleados fijos y afluencia durante el día de </w:t>
+      </w:r>
+      <w:r>
+        <w:rPr>
+          <w:rFonts w:cstheme="minorHAnsi"/>
+          <w:color w:val="000000" w:themeColor="text1"/>
+        </w:rPr>
+        <w:t>{{ visitantes }}</w:t>
+      </w:r>
+      <w:r>
+        <w:rPr>
+          <w:rFonts w:cstheme="minorHAnsi"/>
+          <w:color w:val="000000" w:themeColor="text1"/>
+        </w:rPr>
+        <w:t xml:space="preserve"> personas.</w:t>
+      </w:r>
+      <w:r>
+        <w:rPr>
+          <w:rFonts w:eastAsia="Times New Roman" w:cstheme="minorHAnsi"/>
+          <w:snapToGrid w:val="0"/>
+          <w:color w:val="000000" w:themeColor="text1"/>
+          <w:w w:val="0"/>
+          <w:u w:color="000000"/>
+          <w:bdr w:val="none" w:sz="0" w:space="0" w:color="000000"/>
+          <w:shd w:val="clear" w:color="000000" w:fill="000000"/>
+          <w:lang w:eastAsia="x-none" w:bidi="x-none"/>
+        </w:rPr>
+        <w:t xml:space="preserve"> </w:t>
+      </w:r>
+    </w:p>
+    <w:p>
+      <w:pPr>
+        <w:pStyle w:val="Default"/>
+        <w:spacing w:line="360" w:lineRule="auto"/>
+        <w:jc w:val="both"/>
+        <w:rPr>
+          <w:rFonts w:asciiTheme="minorHAnsi" w:hAnsiTheme="minorHAnsi" w:cstheme="minorHAnsi"/>
+          <w:color w:val="000000" w:themeColor="text1"/>
           <w:sz w:val="22"/>
           <w:szCs w:val="22"/>
         </w:rPr>
       </w:pPr>
       <w:r>
         <w:rPr>
-          <w:rFonts w:ascii="Arial" w:hAnsi="Arial" w:cs="Arial"/>
-          <w:b/>
-          <w:i/>
-          <w:iCs/>
-          <w:color w:val="000000"/>
+          <w:rFonts w:asciiTheme="minorHAnsi" w:hAnsiTheme="minorHAnsi" w:cstheme="minorHAnsi"/>
+          <w:color w:val="000000" w:themeColor="text1"/>
+          <w:sz w:val="22"/>
+          <w:szCs w:val="22"/>
         </w:rPr>
-        <w:t>MEMORIA FOTOGRAFICA DE LAS MEDIDAS DE SEGURIDAD</w:t>
+        <w:t xml:space="preserve"> Con el objetivo de controlar el cumplimiento en materia de Protección civil y las normas de higiene y seguridad en el trabajo, puede establecerse que: </w:t>
       </w:r>
     </w:p>
     <w:tbl>
@@ -39,102 +263,91 @@
         <w:tblLook w:val="04A0" w:firstRow="1" w:lastRow="0" w:firstColumn="1" w:lastColumn="0" w:noHBand="0" w:noVBand="1"/>
       </w:tblPr>
       <w:tblGrid>
-        <w:gridCol w:w="4962"/>
-        <w:gridCol w:w="3866"/>
+        <w:gridCol w:w="4414"/>
+        <w:gridCol w:w="4414"/>
       </w:tblGrid>
       <w:tr>
         <w:trPr>
-          <w:trHeight w:val="3685"/>
+          <w:trHeight w:val="3288"/>
         </w:trPr>
         <w:tc>
           <w:tcPr>
-            <w:tcW w:w="4962" w:type="dxa"/>
+            <w:tcW w:w="4414" w:type="dxa"/>
             <w:vAlign w:val="center"/>
           </w:tcPr>
           <w:p>
             <w:pPr>
+              <w:pStyle w:val="Default"/>
+              <w:spacing w:line="360" w:lineRule="auto"/>
               <w:jc w:val="both"/>
               <w:rPr>
-                <w:rFonts w:ascii="Arial" w:hAnsi="Arial" w:cs="Arial"/>
-                <w:b/>
-                <w:bCs/>
+                <w:rFonts w:asciiTheme="minorHAnsi" w:hAnsiTheme="minorHAnsi" w:cstheme="minorHAnsi"/>
+                <w:color w:val="000000" w:themeColor="text1"/>
+                <w:sz w:val="22"/>
+                <w:szCs w:val="22"/>
               </w:rPr>
             </w:pPr>
             <w:r>
               <w:rPr>
-                <w:rFonts w:ascii="Arial" w:hAnsi="Arial" w:cs="Arial"/>
-                <w:bCs/>
-              </w:rPr>
-              <w:t xml:space="preserve">El inmueble se ubica frente a una vialidad altamente transitada, colinda con inmuebles comerciales y casa habitación su horario de servicios es de </w:t>
-            </w:r>
-            <w:r>
-              <w:rPr>
-                <w:rFonts w:ascii="Arial" w:hAnsi="Arial" w:cs="Arial"/>
-                <w:bCs/>
-                <w:noProof/>
-              </w:rPr>
-              <w:t xml:space="preserve">{{ </w:t>
-            </w:r>
-            <w:r>
-              <w:rPr>
-                <w:rFonts w:ascii="Arial" w:hAnsi="Arial" w:cs="Arial"/>
-                <w:bCs/>
-                <w:noProof/>
-              </w:rPr>
-              <w:t>dias</w:t>
-            </w:r>
-            <w:r>
-              <w:rPr>
-                <w:rFonts w:ascii="Arial" w:hAnsi="Arial" w:cs="Arial"/>
-                <w:bCs/>
-                <w:noProof/>
-              </w:rPr>
-              <w:t xml:space="preserve"> }}</w:t>
-            </w:r>
-            <w:r>
-              <w:rPr>
-                <w:rFonts w:ascii="Arial" w:hAnsi="Arial" w:cs="Arial"/>
-                <w:bCs/>
-                <w:noProof/>
-              </w:rPr>
-              <w:t xml:space="preserve"> {{ horario }}</w:t>
-            </w:r>
-            <w:r>
-              <w:rPr>
-                <w:rFonts w:ascii="Arial" w:hAnsi="Arial" w:cs="Arial"/>
-                <w:bCs/>
-              </w:rPr>
-              <w:t>.</w:t>
+                <w:rFonts w:asciiTheme="minorHAnsi" w:hAnsiTheme="minorHAnsi" w:cstheme="minorHAnsi"/>
+                <w:color w:val="000000" w:themeColor="text1"/>
+                <w:sz w:val="22"/>
+                <w:szCs w:val="22"/>
+              </w:rPr>
+              <w:t>F</w:t>
+            </w:r>
+            <w:r>
+              <w:rPr>
+                <w:rFonts w:asciiTheme="minorHAnsi" w:hAnsiTheme="minorHAnsi" w:cstheme="minorHAnsi"/>
+                <w:color w:val="000000" w:themeColor="text1"/>
+                <w:sz w:val="22"/>
+                <w:szCs w:val="22"/>
+              </w:rPr>
+              <w:t>achada de gasolinera con techo amplio y elevado, iluminada con luces LED, con marquesina metálica roja y blanca, logotipos visibles, surtidores organizados y área de tienda de conveniencia</w:t>
             </w:r>
           </w:p>
         </w:tc>
         <w:tc>
           <w:tcPr>
-            <w:tcW w:w="3866" w:type="dxa"/>
+            <w:tcW w:w="4414" w:type="dxa"/>
             <w:vAlign w:val="center"/>
           </w:tcPr>
           <w:p>
             <w:pPr>
+              <w:pStyle w:val="Default"/>
+              <w:spacing w:line="360" w:lineRule="auto"/>
               <w:jc w:val="center"/>
               <w:rPr>
-                <w:rFonts w:ascii="Arial" w:hAnsi="Arial" w:cs="Arial"/>
+                <w:rFonts w:asciiTheme="minorHAnsi" w:hAnsiTheme="minorHAnsi" w:cstheme="minorHAnsi"/>
+                <w:color w:val="000000" w:themeColor="text1"/>
+                <w:sz w:val="22"/>
+                <w:szCs w:val="22"/>
               </w:rPr>
             </w:pPr>
             <w:r>
               <w:rPr>
-                <w:rFonts w:ascii="Arial" w:hAnsi="Arial" w:cs="Arial"/>
+                <w:rFonts w:asciiTheme="minorHAnsi" w:hAnsiTheme="minorHAnsi" w:cstheme="minorHAnsi"/>
+                <w:color w:val="000000" w:themeColor="text1"/>
+                <w:sz w:val="22"/>
+                <w:szCs w:val="22"/>
               </w:rPr>
               <w:t>{{ fachada</w:t>
             </w:r>
             <w:r>
               <w:rPr>
-                <w:rFonts w:ascii="Arial" w:hAnsi="Arial" w:cs="Arial"/>
+                <w:rFonts w:asciiTheme="minorHAnsi" w:hAnsiTheme="minorHAnsi" w:cstheme="minorHAnsi"/>
+                <w:color w:val="000000" w:themeColor="text1"/>
+                <w:sz w:val="22"/>
+                <w:szCs w:val="22"/>
               </w:rPr>
               <w:t>1</w:t>
             </w:r>
             <w:r>
               <w:rPr>
-                <w:rFonts w:ascii="Arial" w:hAnsi="Arial" w:cs="Arial"/>
+                <w:rFonts w:asciiTheme="minorHAnsi" w:hAnsiTheme="minorHAnsi" w:cstheme="minorHAnsi"/>
+                <w:color w:val="000000" w:themeColor="text1"/>
+                <w:sz w:val="22"/>
+                <w:szCs w:val="22"/>
               </w:rPr>
               <w:t xml:space="preserve"> }}</w:t>
             </w:r>
@@ -143,288 +356,102 @@
       </w:tr>
       <w:tr>
         <w:trPr>
-          <w:trHeight w:val="3685"/>
+          <w:trHeight w:val="57"/>
         </w:trPr>
         <w:tc>
           <w:tcPr>
-            <w:tcW w:w="4962" w:type="dxa"/>
+            <w:tcW w:w="4414" w:type="dxa"/>
             <w:vAlign w:val="center"/>
           </w:tcPr>
           <w:p>
             <w:pPr>
+              <w:pStyle w:val="Default"/>
               <w:jc w:val="both"/>
               <w:rPr>
-                <w:rFonts w:ascii="Arial" w:hAnsi="Arial" w:cs="Arial"/>
-                <w:b/>
-                <w:bCs/>
+                <w:rFonts w:asciiTheme="minorHAnsi" w:hAnsiTheme="minorHAnsi" w:cstheme="minorHAnsi"/>
+                <w:color w:val="000000" w:themeColor="text1"/>
+                <w:sz w:val="20"/>
+                <w:szCs w:val="20"/>
               </w:rPr>
             </w:pPr>
-            <w:r>
-              <w:rPr>
-                <w:rFonts w:ascii="Arial" w:hAnsi="Arial" w:cs="Arial"/>
-                <w:bCs/>
-              </w:rPr>
-              <w:t xml:space="preserve">De las condiciones de seguridad de los edificios, locales, instalaciones y áreas en los centros de trabajo para su adecuado funcionamiento y conservación, con la finalidad de prevenir riesgos a los trabajadores y </w:t>
-            </w:r>
-            <w:r>
-              <w:rPr>
-                <w:rFonts w:ascii="Arial" w:hAnsi="Arial" w:cs="Arial"/>
-                <w:bCs/>
-              </w:rPr>
-              <w:t>clientes</w:t>
-            </w:r>
-            <w:r>
-              <w:rPr>
-                <w:rFonts w:ascii="Arial" w:hAnsi="Arial" w:cs="Arial"/>
-                <w:bCs/>
-              </w:rPr>
-              <w:t xml:space="preserve"> que los visitan.</w:t>
-            </w:r>
           </w:p>
         </w:tc>
         <w:tc>
           <w:tcPr>
-            <w:tcW w:w="3866" w:type="dxa"/>
+            <w:tcW w:w="4414" w:type="dxa"/>
             <w:vAlign w:val="center"/>
           </w:tcPr>
           <w:p>
             <w:pPr>
+              <w:pStyle w:val="Default"/>
               <w:jc w:val="center"/>
               <w:rPr>
-                <w:rFonts w:ascii="Arial" w:hAnsi="Arial" w:cs="Arial"/>
+                <w:rFonts w:asciiTheme="minorHAnsi" w:hAnsiTheme="minorHAnsi" w:cstheme="minorHAnsi"/>
+                <w:color w:val="000000" w:themeColor="text1"/>
+                <w:sz w:val="20"/>
+                <w:szCs w:val="20"/>
               </w:rPr>
             </w:pPr>
-            <w:r>
-              <w:rPr>
-                <w:rFonts w:ascii="Arial" w:hAnsi="Arial" w:cs="Arial"/>
-              </w:rPr>
-              <w:t xml:space="preserve">{{ </w:t>
-            </w:r>
-            <w:r>
-              <w:rPr>
-                <w:rFonts w:ascii="Arial" w:hAnsi="Arial" w:cs="Arial"/>
-              </w:rPr>
-              <w:t>mueble1</w:t>
-            </w:r>
-            <w:r>
-              <w:rPr>
-                <w:rFonts w:ascii="Arial" w:hAnsi="Arial" w:cs="Arial"/>
-              </w:rPr>
-              <w:t xml:space="preserve"> }}</w:t>
-            </w:r>
           </w:p>
         </w:tc>
       </w:tr>
       <w:tr>
         <w:trPr>
-          <w:trHeight w:val="3685"/>
+          <w:trHeight w:val="3288"/>
         </w:trPr>
         <w:tc>
           <w:tcPr>
-            <w:tcW w:w="4962" w:type="dxa"/>
+            <w:tcW w:w="4414" w:type="dxa"/>
             <w:vAlign w:val="center"/>
           </w:tcPr>
           <w:p>
             <w:pPr>
+              <w:pStyle w:val="Default"/>
+              <w:spacing w:line="360" w:lineRule="auto"/>
               <w:jc w:val="both"/>
               <w:rPr>
-                <w:rFonts w:ascii="Arial" w:hAnsi="Arial" w:cs="Arial"/>
-                <w:b/>
-                <w:bCs/>
+                <w:rFonts w:asciiTheme="minorHAnsi" w:hAnsiTheme="minorHAnsi" w:cstheme="minorHAnsi"/>
+                <w:color w:val="000000" w:themeColor="text1"/>
+                <w:sz w:val="22"/>
+                <w:szCs w:val="22"/>
               </w:rPr>
             </w:pPr>
             <w:r>
               <w:rPr>
-                <w:rFonts w:ascii="Arial" w:hAnsi="Arial" w:cs="Arial"/>
-                <w:bCs/>
-              </w:rPr>
-              <w:t>Proporcionar mantenimiento a los extintores como resultado de las revisiones mensuales. Dicho mantenimiento deberá estar garantizado conforme a lo establecido y habrá de proporcionarse al menos una vez por año, mantener libres de obstáculos, y previo señalamiento informativo.</w:t>
+                <w:rFonts w:asciiTheme="minorHAnsi" w:hAnsiTheme="minorHAnsi" w:cstheme="minorHAnsi"/>
+                <w:color w:val="000000" w:themeColor="text1"/>
+                <w:sz w:val="22"/>
+                <w:szCs w:val="22"/>
+              </w:rPr>
+              <w:t>La resistencia al fuego de los materiales constitutivos de estructura constructiva del inmueble, cumplen con lo requerida en las normas vigentes, NOM 002 STPS 2010.</w:t>
             </w:r>
           </w:p>
         </w:tc>
         <w:tc>
           <w:tcPr>
-            <w:tcW w:w="3866" w:type="dxa"/>
+            <w:tcW w:w="4414" w:type="dxa"/>
             <w:vAlign w:val="center"/>
           </w:tcPr>
           <w:p>
             <w:pPr>
+              <w:pStyle w:val="Default"/>
+              <w:spacing w:line="360" w:lineRule="auto"/>
               <w:jc w:val="center"/>
               <w:rPr>
-                <w:rFonts w:ascii="Arial" w:hAnsi="Arial" w:cs="Arial"/>
+                <w:rFonts w:asciiTheme="minorHAnsi" w:hAnsiTheme="minorHAnsi" w:cstheme="minorHAnsi"/>
+                <w:color w:val="000000" w:themeColor="text1"/>
+                <w:sz w:val="22"/>
+                <w:szCs w:val="22"/>
               </w:rPr>
             </w:pPr>
             <w:r>
               <w:rPr>
-                <w:rFonts w:ascii="Arial" w:hAnsi="Arial" w:cs="Arial"/>
-              </w:rPr>
-              <w:t>{{ ext1 }}</w:t>
-            </w:r>
-          </w:p>
-        </w:tc>
-      </w:tr>
-      <w:tr>
-        <w:trPr>
-          <w:trHeight w:val="3685"/>
-        </w:trPr>
-        <w:tc>
-          <w:tcPr>
-            <w:tcW w:w="4962" w:type="dxa"/>
-            <w:vAlign w:val="center"/>
-          </w:tcPr>
-          <w:p>
-            <w:pPr>
-              <w:jc w:val="both"/>
-              <w:rPr>
-                <w:rFonts w:ascii="Arial" w:hAnsi="Arial" w:cs="Arial"/>
-                <w:b/>
-                <w:bCs/>
-              </w:rPr>
-            </w:pPr>
-            <w:r>
-              <w:rPr>
-                <w:rFonts w:ascii="Arial" w:hAnsi="Arial" w:cs="Arial"/>
-                <w:bCs/>
-              </w:rPr>
-              <w:lastRenderedPageBreak/>
-              <w:t>Las vías de evacuación, tanto verticales y horizontales se   encuentran calculadas para una correcta evacuación de la estación, debe mencionarse que deben permanecer libres de obstáculos permanentemente, aún en áreas de ingreso egreso en tiempo menor o provisional en el tramo de ingreso</w:t>
-            </w:r>
-            <w:r>
-              <w:rPr>
-                <w:rFonts w:ascii="Arial" w:hAnsi="Arial" w:cs="Arial"/>
-                <w:bCs/>
-              </w:rPr>
-              <w:t>.</w:t>
-            </w:r>
-          </w:p>
-        </w:tc>
-        <w:tc>
-          <w:tcPr>
-            <w:tcW w:w="3866" w:type="dxa"/>
-            <w:vAlign w:val="center"/>
-          </w:tcPr>
-          <w:p>
-            <w:pPr>
-              <w:jc w:val="center"/>
-              <w:rPr>
-                <w:rFonts w:ascii="Arial" w:hAnsi="Arial" w:cs="Arial"/>
-              </w:rPr>
-            </w:pPr>
-            <w:r>
-              <w:rPr>
-                <w:rFonts w:ascii="Arial" w:hAnsi="Arial" w:cs="Arial"/>
-              </w:rPr>
-              <w:t>{{ ruta1 }}</w:t>
-            </w:r>
-          </w:p>
-        </w:tc>
-      </w:tr>
-      <w:tr>
-        <w:trPr>
-          <w:trHeight w:val="3685"/>
-        </w:trPr>
-        <w:tc>
-          <w:tcPr>
-            <w:tcW w:w="4962" w:type="dxa"/>
-            <w:vAlign w:val="center"/>
-          </w:tcPr>
-          <w:p>
-            <w:pPr>
-              <w:jc w:val="both"/>
-              <w:rPr>
-                <w:rFonts w:ascii="Arial" w:hAnsi="Arial" w:cs="Arial"/>
-                <w:b/>
-                <w:bCs/>
-              </w:rPr>
-            </w:pPr>
-            <w:r>
-              <w:rPr>
-                <w:rFonts w:ascii="Arial" w:hAnsi="Arial" w:cs="Arial"/>
-                <w:bCs/>
-              </w:rPr>
-              <w:t>En el acceso y salida de emergencia se recomienda mantener libre el paso en caso de que se materialice un fenómeno perturbador y se pueda salir rápidamente sin obstrucciones</w:t>
-            </w:r>
-            <w:r>
-              <w:rPr>
-                <w:rFonts w:ascii="Arial" w:hAnsi="Arial" w:cs="Arial"/>
-                <w:bCs/>
-              </w:rPr>
-              <w:t>.</w:t>
-            </w:r>
-          </w:p>
-        </w:tc>
-        <w:tc>
-          <w:tcPr>
-            <w:tcW w:w="3866" w:type="dxa"/>
-            <w:vAlign w:val="center"/>
-          </w:tcPr>
-          <w:p>
-            <w:pPr>
-              <w:jc w:val="center"/>
-              <w:rPr>
-                <w:rFonts w:ascii="Arial" w:hAnsi="Arial" w:cs="Arial"/>
-              </w:rPr>
-            </w:pPr>
-            <w:r>
-              <w:rPr>
-                <w:rFonts w:ascii="Arial" w:hAnsi="Arial" w:cs="Arial"/>
-              </w:rPr>
-              <w:t>{{ salida }}</w:t>
-            </w:r>
-          </w:p>
-        </w:tc>
-      </w:tr>
-      <w:tr>
-        <w:trPr>
-          <w:trHeight w:val="3685"/>
-        </w:trPr>
-        <w:tc>
-          <w:tcPr>
-            <w:tcW w:w="4962" w:type="dxa"/>
-            <w:vAlign w:val="center"/>
-          </w:tcPr>
-          <w:p>
-            <w:pPr>
-              <w:jc w:val="both"/>
-              <w:rPr>
-                <w:rFonts w:ascii="Arial" w:hAnsi="Arial" w:cs="Arial"/>
-                <w:b/>
-                <w:bCs/>
-              </w:rPr>
-            </w:pPr>
-            <w:r>
-              <w:rPr>
-                <w:rFonts w:ascii="Arial" w:hAnsi="Arial" w:cs="Arial"/>
-                <w:bCs/>
-              </w:rPr>
-              <w:t>Cuenta con Mantenimiento de las Instalaciones eléctricas en los centros de Trabajo Condiciones de Seguridad, se encuentran dentro de canaleta, no presenta cableado provisional, mismo que se realiza evitando riesgos, se debe señalizar y mantener libre el área de otros objetos</w:t>
-            </w:r>
-            <w:r>
-              <w:rPr>
-                <w:rFonts w:ascii="Arial" w:hAnsi="Arial" w:cs="Arial"/>
-                <w:bCs/>
-              </w:rPr>
-              <w:t>.</w:t>
-            </w:r>
-          </w:p>
-        </w:tc>
-        <w:tc>
-          <w:tcPr>
-            <w:tcW w:w="3866" w:type="dxa"/>
-            <w:vAlign w:val="center"/>
-          </w:tcPr>
-          <w:p>
-            <w:pPr>
-              <w:jc w:val="center"/>
-              <w:rPr>
-                <w:rFonts w:ascii="Arial" w:hAnsi="Arial" w:cs="Arial"/>
-              </w:rPr>
-            </w:pPr>
-            <w:r>
-              <w:rPr>
-                <w:rFonts w:ascii="Arial" w:hAnsi="Arial" w:cs="Arial"/>
-              </w:rPr>
-              <w:t>{{ electrico }}</w:t>
+                <w:rFonts w:asciiTheme="minorHAnsi" w:hAnsiTheme="minorHAnsi" w:cstheme="minorHAnsi"/>
+                <w:color w:val="000000" w:themeColor="text1"/>
+                <w:sz w:val="22"/>
+                <w:szCs w:val="22"/>
+              </w:rPr>
+              <w:t>{{ mueble1 }}</w:t>
             </w:r>
           </w:p>
         </w:tc>
@@ -433,18 +460,718 @@
     <w:p>
       <w:pPr>
         <w:rPr>
-          <w:rFonts w:ascii="Arial" w:eastAsia="Times New Roman" w:hAnsi="Arial" w:cs="Arial"/>
-          <w:b/>
-          <w:bCs/>
-          <w:szCs w:val="24"/>
-          <w:lang w:eastAsia="es-ES"/>
+          <w:rFonts w:cstheme="minorHAnsi"/>
+          <w:color w:val="000000" w:themeColor="text1"/>
         </w:rPr>
       </w:pPr>
       <w:r>
         <w:rPr>
-          <w:rFonts w:ascii="Arial" w:hAnsi="Arial" w:cs="Arial"/>
-          <w:b/>
-          <w:bCs/>
+          <w:rFonts w:cstheme="minorHAnsi"/>
+          <w:color w:val="000000" w:themeColor="text1"/>
+        </w:rPr>
+        <w:br w:type="page"/>
+      </w:r>
+    </w:p>
+    <w:tbl>
+      <w:tblPr>
+        <w:tblStyle w:val="Tablaconcuadrcula"/>
+        <w:tblW w:w="0" w:type="auto"/>
+        <w:tblInd w:w="-5" w:type="dxa"/>
+        <w:tblBorders>
+          <w:top w:val="none" w:sz="0" w:space="0" w:color="auto"/>
+          <w:left w:val="none" w:sz="0" w:space="0" w:color="auto"/>
+          <w:bottom w:val="none" w:sz="0" w:space="0" w:color="auto"/>
+          <w:right w:val="none" w:sz="0" w:space="0" w:color="auto"/>
+          <w:insideH w:val="none" w:sz="0" w:space="0" w:color="auto"/>
+          <w:insideV w:val="none" w:sz="0" w:space="0" w:color="auto"/>
+        </w:tblBorders>
+        <w:tblLook w:val="04A0" w:firstRow="1" w:lastRow="0" w:firstColumn="1" w:lastColumn="0" w:noHBand="0" w:noVBand="1"/>
+      </w:tblPr>
+      <w:tblGrid>
+        <w:gridCol w:w="4416"/>
+        <w:gridCol w:w="4417"/>
+      </w:tblGrid>
+      <w:tr>
+        <w:tc>
+          <w:tcPr>
+            <w:tcW w:w="8833" w:type="dxa"/>
+            <w:gridSpan w:val="2"/>
+            <w:vAlign w:val="center"/>
+          </w:tcPr>
+          <w:p>
+            <w:pPr>
+              <w:pStyle w:val="Default"/>
+              <w:spacing w:line="360" w:lineRule="auto"/>
+              <w:rPr>
+                <w:rFonts w:asciiTheme="minorHAnsi" w:hAnsiTheme="minorHAnsi" w:cstheme="minorHAnsi"/>
+                <w:color w:val="000000" w:themeColor="text1"/>
+                <w:sz w:val="22"/>
+                <w:szCs w:val="22"/>
+              </w:rPr>
+            </w:pPr>
+            <w:r>
+              <w:rPr>
+                <w:rFonts w:asciiTheme="minorHAnsi" w:hAnsiTheme="minorHAnsi" w:cstheme="minorHAnsi"/>
+                <w:color w:val="000000" w:themeColor="text1"/>
+                <w:sz w:val="22"/>
+                <w:szCs w:val="22"/>
+              </w:rPr>
+              <w:lastRenderedPageBreak/>
+              <w:t>La cantidad de equipos contra incendio se encuentran vigentes.  Se recomienda mantener a 1.50 metros y libres de obstáculos, previa señalamiento informativo</w:t>
+            </w:r>
+            <w:r>
+              <w:rPr>
+                <w:rFonts w:asciiTheme="minorHAnsi" w:hAnsiTheme="minorHAnsi" w:cstheme="minorHAnsi"/>
+                <w:color w:val="000000" w:themeColor="text1"/>
+                <w:sz w:val="22"/>
+                <w:szCs w:val="22"/>
+              </w:rPr>
+              <w:t>.</w:t>
+            </w:r>
+          </w:p>
+        </w:tc>
+      </w:tr>
+      <w:tr>
+        <w:trPr>
+          <w:trHeight w:val="3888"/>
+        </w:trPr>
+        <w:tc>
+          <w:tcPr>
+            <w:tcW w:w="4416" w:type="dxa"/>
+            <w:vAlign w:val="center"/>
+          </w:tcPr>
+          <w:p>
+            <w:pPr>
+              <w:pStyle w:val="Default"/>
+              <w:spacing w:line="360" w:lineRule="auto"/>
+              <w:jc w:val="center"/>
+              <w:rPr>
+                <w:rFonts w:asciiTheme="minorHAnsi" w:hAnsiTheme="minorHAnsi" w:cstheme="minorHAnsi"/>
+                <w:color w:val="000000" w:themeColor="text1"/>
+                <w:sz w:val="22"/>
+                <w:szCs w:val="22"/>
+              </w:rPr>
+            </w:pPr>
+            <w:r>
+              <w:rPr>
+                <w:rFonts w:asciiTheme="minorHAnsi" w:hAnsiTheme="minorHAnsi" w:cstheme="minorHAnsi"/>
+                <w:color w:val="000000" w:themeColor="text1"/>
+                <w:sz w:val="22"/>
+                <w:szCs w:val="22"/>
+              </w:rPr>
+              <w:t>{{ ext1 }}</w:t>
+            </w:r>
+          </w:p>
+        </w:tc>
+        <w:tc>
+          <w:tcPr>
+            <w:tcW w:w="4417" w:type="dxa"/>
+            <w:vAlign w:val="center"/>
+          </w:tcPr>
+          <w:p>
+            <w:pPr>
+              <w:pStyle w:val="Default"/>
+              <w:spacing w:line="360" w:lineRule="auto"/>
+              <w:jc w:val="center"/>
+              <w:rPr>
+                <w:rFonts w:asciiTheme="minorHAnsi" w:hAnsiTheme="minorHAnsi" w:cstheme="minorHAnsi"/>
+                <w:color w:val="000000" w:themeColor="text1"/>
+                <w:sz w:val="22"/>
+                <w:szCs w:val="22"/>
+              </w:rPr>
+            </w:pPr>
+            <w:r>
+              <w:rPr>
+                <w:rFonts w:asciiTheme="minorHAnsi" w:hAnsiTheme="minorHAnsi" w:cstheme="minorHAnsi"/>
+                <w:color w:val="000000" w:themeColor="text1"/>
+                <w:sz w:val="22"/>
+                <w:szCs w:val="22"/>
+              </w:rPr>
+              <w:t>{{ ext</w:t>
+            </w:r>
+            <w:r>
+              <w:rPr>
+                <w:rFonts w:asciiTheme="minorHAnsi" w:hAnsiTheme="minorHAnsi" w:cstheme="minorHAnsi"/>
+                <w:color w:val="000000" w:themeColor="text1"/>
+                <w:sz w:val="22"/>
+                <w:szCs w:val="22"/>
+              </w:rPr>
+              <w:t>2</w:t>
+            </w:r>
+            <w:r>
+              <w:rPr>
+                <w:rFonts w:asciiTheme="minorHAnsi" w:hAnsiTheme="minorHAnsi" w:cstheme="minorHAnsi"/>
+                <w:color w:val="000000" w:themeColor="text1"/>
+                <w:sz w:val="22"/>
+                <w:szCs w:val="22"/>
+              </w:rPr>
+              <w:t xml:space="preserve"> }}</w:t>
+            </w:r>
+          </w:p>
+        </w:tc>
+      </w:tr>
+      <w:tr>
+        <w:trPr>
+          <w:trHeight w:val="3288"/>
+        </w:trPr>
+        <w:tc>
+          <w:tcPr>
+            <w:tcW w:w="4416" w:type="dxa"/>
+            <w:vAlign w:val="center"/>
+          </w:tcPr>
+          <w:p>
+            <w:pPr>
+              <w:pStyle w:val="Default"/>
+              <w:spacing w:line="360" w:lineRule="auto"/>
+              <w:jc w:val="both"/>
+              <w:rPr>
+                <w:rFonts w:asciiTheme="minorHAnsi" w:hAnsiTheme="minorHAnsi" w:cstheme="minorHAnsi"/>
+                <w:color w:val="000000" w:themeColor="text1"/>
+                <w:sz w:val="22"/>
+                <w:szCs w:val="22"/>
+              </w:rPr>
+            </w:pPr>
+            <w:r>
+              <w:rPr>
+                <w:rFonts w:asciiTheme="minorHAnsi" w:hAnsiTheme="minorHAnsi" w:cstheme="minorHAnsi"/>
+                <w:color w:val="000000" w:themeColor="text1"/>
+                <w:sz w:val="22"/>
+                <w:szCs w:val="22"/>
+              </w:rPr>
+              <w:t>Cuenta con mantenimiento a techo, lozas y azotea debe registrarse en bitácora, dando evidencia de limpieza en bajadas pluviales, aplicación de impermeabilizante, mantenimiento preventivo y correctivo</w:t>
+            </w:r>
+            <w:r>
+              <w:rPr>
+                <w:rFonts w:asciiTheme="minorHAnsi" w:hAnsiTheme="minorHAnsi" w:cstheme="minorHAnsi"/>
+                <w:noProof/>
+                <w:color w:val="000000" w:themeColor="text1"/>
+                <w:sz w:val="22"/>
+                <w:szCs w:val="22"/>
+                <w:lang w:eastAsia="es-MX"/>
+              </w:rPr>
+              <w:t>.  En techo cuenta con iluminación tipo LED y ahorradores de energía.</w:t>
+            </w:r>
+          </w:p>
+        </w:tc>
+        <w:tc>
+          <w:tcPr>
+            <w:tcW w:w="4417" w:type="dxa"/>
+            <w:vAlign w:val="center"/>
+          </w:tcPr>
+          <w:p>
+            <w:pPr>
+              <w:pStyle w:val="Default"/>
+              <w:spacing w:line="360" w:lineRule="auto"/>
+              <w:jc w:val="center"/>
+              <w:rPr>
+                <w:rFonts w:asciiTheme="minorHAnsi" w:hAnsiTheme="minorHAnsi" w:cstheme="minorHAnsi"/>
+                <w:color w:val="000000" w:themeColor="text1"/>
+                <w:sz w:val="22"/>
+                <w:szCs w:val="22"/>
+              </w:rPr>
+            </w:pPr>
+            <w:r>
+              <w:rPr>
+                <w:rFonts w:asciiTheme="minorHAnsi" w:hAnsiTheme="minorHAnsi" w:cstheme="minorHAnsi"/>
+                <w:color w:val="000000" w:themeColor="text1"/>
+                <w:sz w:val="22"/>
+                <w:szCs w:val="22"/>
+              </w:rPr>
+              <w:t>{{ techo }}</w:t>
+            </w:r>
+          </w:p>
+        </w:tc>
+      </w:tr>
+      <w:tr>
+        <w:trPr>
+          <w:trHeight w:val="57"/>
+        </w:trPr>
+        <w:tc>
+          <w:tcPr>
+            <w:tcW w:w="4416" w:type="dxa"/>
+            <w:vAlign w:val="center"/>
+          </w:tcPr>
+          <w:p>
+            <w:pPr>
+              <w:pStyle w:val="Default"/>
+              <w:jc w:val="both"/>
+              <w:rPr>
+                <w:rFonts w:asciiTheme="minorHAnsi" w:hAnsiTheme="minorHAnsi" w:cstheme="minorHAnsi"/>
+                <w:color w:val="000000" w:themeColor="text1"/>
+                <w:sz w:val="20"/>
+                <w:szCs w:val="20"/>
+              </w:rPr>
+            </w:pPr>
+          </w:p>
+        </w:tc>
+        <w:tc>
+          <w:tcPr>
+            <w:tcW w:w="4417" w:type="dxa"/>
+            <w:vAlign w:val="center"/>
+          </w:tcPr>
+          <w:p>
+            <w:pPr>
+              <w:pStyle w:val="Default"/>
+              <w:jc w:val="center"/>
+              <w:rPr>
+                <w:rFonts w:asciiTheme="minorHAnsi" w:hAnsiTheme="minorHAnsi" w:cstheme="minorHAnsi"/>
+                <w:color w:val="000000" w:themeColor="text1"/>
+                <w:sz w:val="20"/>
+                <w:szCs w:val="20"/>
+              </w:rPr>
+            </w:pPr>
+          </w:p>
+        </w:tc>
+      </w:tr>
+      <w:tr>
+        <w:trPr>
+          <w:trHeight w:val="3288"/>
+        </w:trPr>
+        <w:tc>
+          <w:tcPr>
+            <w:tcW w:w="4416" w:type="dxa"/>
+            <w:vAlign w:val="center"/>
+          </w:tcPr>
+          <w:p>
+            <w:pPr>
+              <w:pStyle w:val="Default"/>
+              <w:spacing w:line="360" w:lineRule="auto"/>
+              <w:jc w:val="both"/>
+              <w:rPr>
+                <w:rFonts w:asciiTheme="minorHAnsi" w:hAnsiTheme="minorHAnsi" w:cstheme="minorHAnsi"/>
+                <w:color w:val="000000" w:themeColor="text1"/>
+                <w:sz w:val="22"/>
+                <w:szCs w:val="22"/>
+              </w:rPr>
+            </w:pPr>
+            <w:r>
+              <w:rPr>
+                <w:rFonts w:asciiTheme="minorHAnsi" w:hAnsiTheme="minorHAnsi" w:cstheme="minorHAnsi"/>
+                <w:color w:val="000000" w:themeColor="text1"/>
+                <w:sz w:val="22"/>
+                <w:szCs w:val="22"/>
+              </w:rPr>
+              <w:t>En el acceso y salida de emergencia se recomienda mantener libre el paso en caso de que se materialice un fenómeno perturbador y se pueda salir rápidamente sin obstrucciones.</w:t>
+            </w:r>
+          </w:p>
+        </w:tc>
+        <w:tc>
+          <w:tcPr>
+            <w:tcW w:w="4417" w:type="dxa"/>
+            <w:vAlign w:val="center"/>
+          </w:tcPr>
+          <w:p>
+            <w:pPr>
+              <w:pStyle w:val="Default"/>
+              <w:spacing w:line="360" w:lineRule="auto"/>
+              <w:jc w:val="center"/>
+              <w:rPr>
+                <w:rFonts w:asciiTheme="minorHAnsi" w:hAnsiTheme="minorHAnsi" w:cstheme="minorHAnsi"/>
+                <w:color w:val="000000" w:themeColor="text1"/>
+                <w:sz w:val="22"/>
+                <w:szCs w:val="22"/>
+              </w:rPr>
+            </w:pPr>
+            <w:r>
+              <w:rPr>
+                <w:rFonts w:asciiTheme="minorHAnsi" w:hAnsiTheme="minorHAnsi" w:cstheme="minorHAnsi"/>
+                <w:color w:val="000000" w:themeColor="text1"/>
+                <w:sz w:val="22"/>
+                <w:szCs w:val="22"/>
+              </w:rPr>
+              <w:t>{{ salida }}</w:t>
+            </w:r>
+          </w:p>
+        </w:tc>
+      </w:tr>
+    </w:tbl>
+    <w:p>
+      <w:pPr>
+        <w:rPr>
+          <w:rFonts w:cstheme="minorHAnsi"/>
+          <w:color w:val="000000" w:themeColor="text1"/>
+        </w:rPr>
+      </w:pPr>
+      <w:r>
+        <w:rPr>
+          <w:rFonts w:cstheme="minorHAnsi"/>
+          <w:color w:val="000000" w:themeColor="text1"/>
+        </w:rPr>
+        <w:br w:type="page"/>
+      </w:r>
+    </w:p>
+    <w:tbl>
+      <w:tblPr>
+        <w:tblStyle w:val="Tablaconcuadrcula"/>
+        <w:tblW w:w="0" w:type="auto"/>
+        <w:tblInd w:w="-5" w:type="dxa"/>
+        <w:tblBorders>
+          <w:top w:val="none" w:sz="0" w:space="0" w:color="auto"/>
+          <w:left w:val="none" w:sz="0" w:space="0" w:color="auto"/>
+          <w:bottom w:val="none" w:sz="0" w:space="0" w:color="auto"/>
+          <w:right w:val="none" w:sz="0" w:space="0" w:color="auto"/>
+          <w:insideH w:val="none" w:sz="0" w:space="0" w:color="auto"/>
+          <w:insideV w:val="none" w:sz="0" w:space="0" w:color="auto"/>
+        </w:tblBorders>
+        <w:tblLook w:val="04A0" w:firstRow="1" w:lastRow="0" w:firstColumn="1" w:lastColumn="0" w:noHBand="0" w:noVBand="1"/>
+      </w:tblPr>
+      <w:tblGrid>
+        <w:gridCol w:w="2977"/>
+        <w:gridCol w:w="2717"/>
+        <w:gridCol w:w="451"/>
+        <w:gridCol w:w="2688"/>
+      </w:tblGrid>
+      <w:tr>
+        <w:tc>
+          <w:tcPr>
+            <w:tcW w:w="8833" w:type="dxa"/>
+            <w:gridSpan w:val="4"/>
+          </w:tcPr>
+          <w:p>
+            <w:pPr>
+              <w:pStyle w:val="Default"/>
+              <w:spacing w:line="360" w:lineRule="auto"/>
+              <w:jc w:val="both"/>
+              <w:rPr>
+                <w:rFonts w:asciiTheme="minorHAnsi" w:hAnsiTheme="minorHAnsi" w:cstheme="minorHAnsi"/>
+                <w:color w:val="000000" w:themeColor="text1"/>
+                <w:sz w:val="22"/>
+                <w:szCs w:val="22"/>
+              </w:rPr>
+            </w:pPr>
+            <w:r>
+              <w:rPr>
+                <w:rFonts w:asciiTheme="minorHAnsi" w:hAnsiTheme="minorHAnsi" w:cstheme="minorHAnsi"/>
+                <w:color w:val="000000" w:themeColor="text1"/>
+                <w:sz w:val="22"/>
+                <w:szCs w:val="22"/>
+              </w:rPr>
+              <w:lastRenderedPageBreak/>
+              <w:t xml:space="preserve">Se cuenta con un plan de emergencia para casos de incendio, definido en el presente Programa interno de Protección civil, mismo que debe ser difundido y socializado con el personal de </w:t>
+            </w:r>
+            <w:r>
+              <w:rPr>
+                <w:rFonts w:asciiTheme="minorHAnsi" w:hAnsiTheme="minorHAnsi" w:cstheme="minorHAnsi"/>
+                <w:b/>
+                <w:bCs/>
+                <w:color w:val="000000" w:themeColor="text1"/>
+                <w:sz w:val="22"/>
+                <w:szCs w:val="22"/>
+              </w:rPr>
+              <w:t xml:space="preserve">{{ razon_social }} </w:t>
+            </w:r>
+            <w:r>
+              <w:rPr>
+                <w:rFonts w:asciiTheme="minorHAnsi" w:hAnsiTheme="minorHAnsi" w:cstheme="minorHAnsi"/>
+                <w:b/>
+                <w:color w:val="000000" w:themeColor="text1"/>
+                <w:sz w:val="22"/>
+                <w:szCs w:val="22"/>
+              </w:rPr>
+              <w:t>{{ nombre_comercial }}</w:t>
+            </w:r>
+            <w:r>
+              <w:rPr>
+                <w:rFonts w:asciiTheme="minorHAnsi" w:hAnsiTheme="minorHAnsi" w:cstheme="minorHAnsi"/>
+                <w:color w:val="000000" w:themeColor="text1"/>
+                <w:sz w:val="22"/>
+                <w:szCs w:val="22"/>
+              </w:rPr>
+              <w:t>, así como observar en el inmueble los requisitos de la NOM 002 STPS 2010 para centros de trabajo</w:t>
+            </w:r>
+          </w:p>
+        </w:tc>
+      </w:tr>
+      <w:tr>
+        <w:trPr>
+          <w:trHeight w:val="3062"/>
+        </w:trPr>
+        <w:tc>
+          <w:tcPr>
+            <w:tcW w:w="2977" w:type="dxa"/>
+            <w:vAlign w:val="center"/>
+          </w:tcPr>
+          <w:p>
+            <w:pPr>
+              <w:pStyle w:val="Default"/>
+              <w:spacing w:line="360" w:lineRule="auto"/>
+              <w:ind w:right="-110"/>
+              <w:jc w:val="center"/>
+              <w:rPr>
+                <w:rFonts w:asciiTheme="minorHAnsi" w:hAnsiTheme="minorHAnsi" w:cstheme="minorHAnsi"/>
+                <w:color w:val="000000" w:themeColor="text1"/>
+                <w:sz w:val="22"/>
+                <w:szCs w:val="22"/>
+              </w:rPr>
+            </w:pPr>
+            <w:r>
+              <w:rPr>
+                <w:rFonts w:asciiTheme="minorHAnsi" w:hAnsiTheme="minorHAnsi" w:cstheme="minorHAnsi"/>
+                <w:color w:val="000000" w:themeColor="text1"/>
+                <w:sz w:val="22"/>
+                <w:szCs w:val="22"/>
+              </w:rPr>
+              <w:t>{{ plan1 }}</w:t>
+            </w:r>
+          </w:p>
+        </w:tc>
+        <w:tc>
+          <w:tcPr>
+            <w:tcW w:w="2717" w:type="dxa"/>
+            <w:vAlign w:val="center"/>
+          </w:tcPr>
+          <w:p>
+            <w:pPr>
+              <w:pStyle w:val="Default"/>
+              <w:spacing w:line="360" w:lineRule="auto"/>
+              <w:ind w:right="-83"/>
+              <w:jc w:val="center"/>
+              <w:rPr>
+                <w:rFonts w:asciiTheme="minorHAnsi" w:hAnsiTheme="minorHAnsi" w:cstheme="minorHAnsi"/>
+                <w:color w:val="000000" w:themeColor="text1"/>
+                <w:sz w:val="22"/>
+                <w:szCs w:val="22"/>
+              </w:rPr>
+            </w:pPr>
+            <w:r>
+              <w:rPr>
+                <w:rFonts w:asciiTheme="minorHAnsi" w:hAnsiTheme="minorHAnsi" w:cstheme="minorHAnsi"/>
+                <w:color w:val="000000" w:themeColor="text1"/>
+                <w:sz w:val="22"/>
+                <w:szCs w:val="22"/>
+              </w:rPr>
+              <w:t>{{ plan2 }}</w:t>
+            </w:r>
+          </w:p>
+        </w:tc>
+        <w:tc>
+          <w:tcPr>
+            <w:tcW w:w="3139" w:type="dxa"/>
+            <w:gridSpan w:val="2"/>
+            <w:vAlign w:val="center"/>
+          </w:tcPr>
+          <w:p>
+            <w:pPr>
+              <w:pStyle w:val="Default"/>
+              <w:spacing w:line="360" w:lineRule="auto"/>
+              <w:ind w:right="-69"/>
+              <w:jc w:val="center"/>
+              <w:rPr>
+                <w:rFonts w:asciiTheme="minorHAnsi" w:hAnsiTheme="minorHAnsi" w:cstheme="minorHAnsi"/>
+                <w:color w:val="000000" w:themeColor="text1"/>
+                <w:sz w:val="22"/>
+                <w:szCs w:val="22"/>
+              </w:rPr>
+            </w:pPr>
+            <w:r>
+              <w:rPr>
+                <w:rFonts w:asciiTheme="minorHAnsi" w:hAnsiTheme="minorHAnsi" w:cstheme="minorHAnsi"/>
+                <w:color w:val="000000" w:themeColor="text1"/>
+                <w:sz w:val="22"/>
+                <w:szCs w:val="22"/>
+              </w:rPr>
+              <w:t>{{ plan3 }}</w:t>
+            </w:r>
+          </w:p>
+        </w:tc>
+      </w:tr>
+      <w:tr>
+        <w:trPr>
+          <w:trHeight w:val="3288"/>
+        </w:trPr>
+        <w:tc>
+          <w:tcPr>
+            <w:tcW w:w="6145" w:type="dxa"/>
+            <w:gridSpan w:val="3"/>
+            <w:vAlign w:val="center"/>
+          </w:tcPr>
+          <w:p>
+            <w:pPr>
+              <w:pStyle w:val="Default"/>
+              <w:spacing w:line="360" w:lineRule="auto"/>
+              <w:ind w:right="-60"/>
+              <w:rPr>
+                <w:rFonts w:asciiTheme="minorHAnsi" w:hAnsiTheme="minorHAnsi" w:cstheme="minorHAnsi"/>
+                <w:color w:val="000000" w:themeColor="text1"/>
+                <w:sz w:val="22"/>
+                <w:szCs w:val="22"/>
+              </w:rPr>
+            </w:pPr>
+            <w:r>
+              <w:rPr>
+                <w:rFonts w:asciiTheme="minorHAnsi" w:hAnsiTheme="minorHAnsi" w:cstheme="minorHAnsi"/>
+                <w:color w:val="000000" w:themeColor="text1"/>
+                <w:sz w:val="22"/>
+                <w:szCs w:val="22"/>
+              </w:rPr>
+              <w:t>Los pisos deben mantenerse limpios y libres de obstáculos permanentemente, evitar malas condiciones pudiendo propiciar un accidente como caídas, resbalones, golpes que amenace a los trabajadores o los usuarios y usuarios según la NOM 001 STPS 2008.</w:t>
+            </w:r>
+          </w:p>
+        </w:tc>
+        <w:tc>
+          <w:tcPr>
+            <w:tcW w:w="2688" w:type="dxa"/>
+            <w:vAlign w:val="center"/>
+          </w:tcPr>
+          <w:p>
+            <w:pPr>
+              <w:pStyle w:val="Default"/>
+              <w:spacing w:line="360" w:lineRule="auto"/>
+              <w:jc w:val="center"/>
+              <w:rPr>
+                <w:rFonts w:asciiTheme="minorHAnsi" w:hAnsiTheme="minorHAnsi" w:cstheme="minorHAnsi"/>
+                <w:color w:val="000000" w:themeColor="text1"/>
+                <w:sz w:val="22"/>
+                <w:szCs w:val="22"/>
+              </w:rPr>
+            </w:pPr>
+            <w:r>
+              <w:rPr>
+                <w:rFonts w:asciiTheme="minorHAnsi" w:hAnsiTheme="minorHAnsi" w:cstheme="minorHAnsi"/>
+                <w:color w:val="000000" w:themeColor="text1"/>
+                <w:sz w:val="22"/>
+                <w:szCs w:val="22"/>
+              </w:rPr>
+              <w:t>{{ pisos }}</w:t>
+            </w:r>
+          </w:p>
+        </w:tc>
+      </w:tr>
+      <w:tr>
+        <w:trPr>
+          <w:trHeight w:val="227"/>
+        </w:trPr>
+        <w:tc>
+          <w:tcPr>
+            <w:tcW w:w="6145" w:type="dxa"/>
+            <w:gridSpan w:val="3"/>
+            <w:vAlign w:val="center"/>
+          </w:tcPr>
+          <w:p>
+            <w:pPr>
+              <w:pStyle w:val="Default"/>
+              <w:ind w:right="-60"/>
+              <w:rPr>
+                <w:rFonts w:asciiTheme="minorHAnsi" w:hAnsiTheme="minorHAnsi" w:cstheme="minorHAnsi"/>
+                <w:color w:val="000000" w:themeColor="text1"/>
+                <w:sz w:val="20"/>
+                <w:szCs w:val="20"/>
+              </w:rPr>
+            </w:pPr>
+          </w:p>
+        </w:tc>
+        <w:tc>
+          <w:tcPr>
+            <w:tcW w:w="2688" w:type="dxa"/>
+            <w:vAlign w:val="center"/>
+          </w:tcPr>
+          <w:p>
+            <w:pPr>
+              <w:pStyle w:val="Default"/>
+              <w:jc w:val="center"/>
+              <w:rPr>
+                <w:rFonts w:asciiTheme="minorHAnsi" w:hAnsiTheme="minorHAnsi" w:cstheme="minorHAnsi"/>
+                <w:color w:val="000000" w:themeColor="text1"/>
+                <w:sz w:val="20"/>
+                <w:szCs w:val="20"/>
+              </w:rPr>
+            </w:pPr>
+          </w:p>
+        </w:tc>
+      </w:tr>
+      <w:tr>
+        <w:trPr>
+          <w:trHeight w:val="3288"/>
+        </w:trPr>
+        <w:tc>
+          <w:tcPr>
+            <w:tcW w:w="6145" w:type="dxa"/>
+            <w:gridSpan w:val="3"/>
+            <w:vAlign w:val="center"/>
+          </w:tcPr>
+          <w:p>
+            <w:pPr>
+              <w:pStyle w:val="Default"/>
+              <w:spacing w:line="360" w:lineRule="auto"/>
+              <w:ind w:right="-60"/>
+              <w:rPr>
+                <w:rFonts w:asciiTheme="minorHAnsi" w:hAnsiTheme="minorHAnsi" w:cstheme="minorHAnsi"/>
+                <w:color w:val="000000" w:themeColor="text1"/>
+                <w:sz w:val="22"/>
+                <w:szCs w:val="22"/>
+              </w:rPr>
+            </w:pPr>
+            <w:r>
+              <w:rPr>
+                <w:rFonts w:asciiTheme="minorHAnsi" w:hAnsiTheme="minorHAnsi" w:cstheme="minorHAnsi"/>
+                <w:color w:val="000000" w:themeColor="text1"/>
+                <w:sz w:val="22"/>
+                <w:szCs w:val="22"/>
+              </w:rPr>
+              <w:t>Instalación eléctrica maneja voltaje de 110 volts, se encuentran dentro de canaleta, no presenta cableado provisional,</w:t>
+            </w:r>
+            <w:r>
+              <w:rPr>
+                <w:rFonts w:asciiTheme="minorHAnsi" w:hAnsiTheme="minorHAnsi" w:cstheme="minorHAnsi"/>
+                <w:noProof/>
+                <w:color w:val="000000" w:themeColor="text1"/>
+                <w:sz w:val="22"/>
+                <w:szCs w:val="22"/>
+              </w:rPr>
+              <w:t xml:space="preserve"> </w:t>
+            </w:r>
+            <w:r>
+              <w:rPr>
+                <w:rFonts w:asciiTheme="minorHAnsi" w:hAnsiTheme="minorHAnsi" w:cstheme="minorHAnsi"/>
+                <w:color w:val="000000" w:themeColor="text1"/>
+                <w:sz w:val="22"/>
+                <w:szCs w:val="22"/>
+              </w:rPr>
+              <w:t xml:space="preserve">mismo que se realiza evitando riesgos.  </w:t>
+            </w:r>
+          </w:p>
+        </w:tc>
+        <w:tc>
+          <w:tcPr>
+            <w:tcW w:w="2688" w:type="dxa"/>
+            <w:vAlign w:val="center"/>
+          </w:tcPr>
+          <w:p>
+            <w:pPr>
+              <w:pStyle w:val="Default"/>
+              <w:spacing w:line="360" w:lineRule="auto"/>
+              <w:jc w:val="center"/>
+              <w:rPr>
+                <w:rFonts w:asciiTheme="minorHAnsi" w:hAnsiTheme="minorHAnsi" w:cstheme="minorHAnsi"/>
+                <w:color w:val="000000" w:themeColor="text1"/>
+                <w:sz w:val="22"/>
+                <w:szCs w:val="22"/>
+              </w:rPr>
+            </w:pPr>
+            <w:r>
+              <w:rPr>
+                <w:rFonts w:asciiTheme="minorHAnsi" w:hAnsiTheme="minorHAnsi" w:cstheme="minorHAnsi"/>
+                <w:color w:val="000000" w:themeColor="text1"/>
+                <w:sz w:val="22"/>
+                <w:szCs w:val="22"/>
+              </w:rPr>
+              <w:t>{{ electrico }}</w:t>
+            </w:r>
+          </w:p>
+        </w:tc>
+      </w:tr>
+    </w:tbl>
+    <w:p>
+      <w:pPr>
+        <w:rPr>
+          <w:rFonts w:cstheme="minorHAnsi"/>
+          <w:color w:val="000000" w:themeColor="text1"/>
+        </w:rPr>
+      </w:pPr>
+      <w:r>
+        <w:rPr>
+          <w:rFonts w:cstheme="minorHAnsi"/>
+          <w:color w:val="000000" w:themeColor="text1"/>
         </w:rPr>
         <w:br w:type="page"/>
       </w:r>
@@ -464,171 +1191,279 @@
         <w:tblLook w:val="04A0" w:firstRow="1" w:lastRow="0" w:firstColumn="1" w:lastColumn="0" w:noHBand="0" w:noVBand="1"/>
       </w:tblPr>
       <w:tblGrid>
-        <w:gridCol w:w="5754"/>
-        <w:gridCol w:w="3074"/>
+        <w:gridCol w:w="4414"/>
+        <w:gridCol w:w="4414"/>
       </w:tblGrid>
       <w:tr>
         <w:trPr>
-          <w:trHeight w:val="3685"/>
+          <w:trHeight w:val="3288"/>
         </w:trPr>
         <w:tc>
           <w:tcPr>
-            <w:tcW w:w="5754" w:type="dxa"/>
+            <w:tcW w:w="4414" w:type="dxa"/>
             <w:vAlign w:val="center"/>
           </w:tcPr>
           <w:p>
             <w:pPr>
+              <w:pStyle w:val="Prrafodelista"/>
+              <w:spacing w:line="360" w:lineRule="auto"/>
+              <w:ind w:left="0"/>
               <w:jc w:val="both"/>
               <w:rPr>
-                <w:rFonts w:ascii="Arial" w:hAnsi="Arial" w:cs="Arial"/>
-                <w:b/>
-                <w:bCs/>
+                <w:rFonts w:cstheme="minorHAnsi"/>
+                <w:color w:val="000000" w:themeColor="text1"/>
               </w:rPr>
             </w:pPr>
             <w:r>
-              <w:rPr>
-                <w:rFonts w:ascii="Arial" w:hAnsi="Arial" w:cs="Arial"/>
-                <w:bCs/>
-              </w:rPr>
               <w:lastRenderedPageBreak/>
-              <w:t>Los pisos deben mantenerse limpios y libres de obstáculos permanentemente, evitar malas condiciones pudiendo propiciar un accidente como caídas, resbalones, golpes que amenace a los trabajadores o los usuarios</w:t>
-            </w:r>
-            <w:r>
-              <w:rPr>
-                <w:rFonts w:ascii="Arial" w:hAnsi="Arial" w:cs="Arial"/>
-                <w:bCs/>
-              </w:rPr>
-              <w:t>.</w:t>
+              <w:t>Los sanitarios se encuentran higiénicos y sanitizados, con medidas acorde a la población usuarios. Evitar el transvase en productos de limpieza y preferentemente utilizar sustancias con las mismas propiedades químicas, pero menos peligrosas para la salud durante su aseo.</w:t>
             </w:r>
           </w:p>
         </w:tc>
         <w:tc>
           <w:tcPr>
-            <w:tcW w:w="3074" w:type="dxa"/>
+            <w:tcW w:w="4414" w:type="dxa"/>
             <w:vAlign w:val="center"/>
           </w:tcPr>
           <w:p>
             <w:pPr>
+              <w:pStyle w:val="Prrafodelista"/>
+              <w:spacing w:line="360" w:lineRule="auto"/>
+              <w:ind w:left="0"/>
               <w:jc w:val="center"/>
               <w:rPr>
-                <w:rFonts w:ascii="Arial" w:hAnsi="Arial" w:cs="Arial"/>
+                <w:rFonts w:cstheme="minorHAnsi"/>
+                <w:color w:val="000000" w:themeColor="text1"/>
               </w:rPr>
             </w:pPr>
             <w:r>
-              <w:rPr>
-                <w:rFonts w:ascii="Arial" w:hAnsi="Arial" w:cs="Arial"/>
-              </w:rPr>
-              <w:t>{{ pisos }}</w:t>
+              <w:t>{{ banio }}</w:t>
             </w:r>
           </w:p>
         </w:tc>
       </w:tr>
       <w:tr>
         <w:trPr>
-          <w:trHeight w:val="3685"/>
+          <w:trHeight w:val="20"/>
         </w:trPr>
         <w:tc>
           <w:tcPr>
-            <w:tcW w:w="5754" w:type="dxa"/>
+            <w:tcW w:w="4414" w:type="dxa"/>
             <w:vAlign w:val="center"/>
           </w:tcPr>
           <w:p>
             <w:pPr>
+              <w:pStyle w:val="Prrafodelista"/>
+              <w:ind w:left="0"/>
               <w:jc w:val="both"/>
               <w:rPr>
-                <w:rFonts w:ascii="Arial" w:hAnsi="Arial" w:cs="Arial"/>
-                <w:b/>
-                <w:bCs/>
+                <w:rFonts w:cstheme="minorHAnsi"/>
+                <w:noProof/>
+                <w:color w:val="000000" w:themeColor="text1"/>
+                <w:sz w:val="20"/>
+                <w:szCs w:val="20"/>
+                <w:lang w:eastAsia="es-MX"/>
               </w:rPr>
             </w:pPr>
-            <w:r>
-              <w:rPr>
-                <w:rFonts w:ascii="Arial" w:hAnsi="Arial" w:cs="Arial"/>
-                <w:bCs/>
-              </w:rPr>
-              <w:t>Ventanas se desconoce característica de intemperización de cristalería, los tramos de herrería se encuentran pintados sin presentar corrosión, incluido en programa de revisión en sujeciones y uniones para evitar piezas en mal estado que condicionen accidente laboral</w:t>
-            </w:r>
-            <w:r>
-              <w:rPr>
-                <w:rFonts w:ascii="Arial" w:hAnsi="Arial" w:cs="Arial"/>
-                <w:bCs/>
-              </w:rPr>
-              <w:t>.</w:t>
-            </w:r>
           </w:p>
         </w:tc>
         <w:tc>
           <w:tcPr>
-            <w:tcW w:w="3074" w:type="dxa"/>
+            <w:tcW w:w="4414" w:type="dxa"/>
             <w:vAlign w:val="center"/>
           </w:tcPr>
           <w:p>
             <w:pPr>
+              <w:pStyle w:val="Prrafodelista"/>
+              <w:ind w:left="0"/>
               <w:jc w:val="center"/>
               <w:rPr>
-                <w:rFonts w:ascii="Arial" w:hAnsi="Arial" w:cs="Arial"/>
+                <w:rFonts w:cstheme="minorHAnsi"/>
+                <w:color w:val="000000" w:themeColor="text1"/>
+                <w:sz w:val="20"/>
+                <w:szCs w:val="20"/>
               </w:rPr>
             </w:pPr>
-            <w:r>
-              <w:rPr>
-                <w:rFonts w:ascii="Arial" w:hAnsi="Arial" w:cs="Arial"/>
-              </w:rPr>
-              <w:t>{{ ventanas }}</w:t>
-            </w:r>
           </w:p>
         </w:tc>
       </w:tr>
       <w:tr>
         <w:trPr>
-          <w:trHeight w:val="3685"/>
+          <w:trHeight w:val="3288"/>
         </w:trPr>
         <w:tc>
           <w:tcPr>
-            <w:tcW w:w="5754" w:type="dxa"/>
+            <w:tcW w:w="4414" w:type="dxa"/>
             <w:vAlign w:val="center"/>
           </w:tcPr>
           <w:p>
             <w:pPr>
+              <w:pStyle w:val="Prrafodelista"/>
+              <w:spacing w:line="360" w:lineRule="auto"/>
+              <w:ind w:left="0"/>
               <w:jc w:val="both"/>
               <w:rPr>
-                <w:rFonts w:ascii="Arial" w:hAnsi="Arial" w:cs="Arial"/>
-                <w:b/>
-                <w:bCs/>
+                <w:rFonts w:cstheme="minorHAnsi"/>
+                <w:color w:val="000000" w:themeColor="text1"/>
               </w:rPr>
             </w:pPr>
             <w:r>
               <w:rPr>
-                <w:rFonts w:ascii="Arial" w:hAnsi="Arial" w:cs="Arial"/>
-                <w:bCs/>
-              </w:rPr>
-              <w:t>Cuenta con mantenimiento a techo, lozas y azotea debe registrarse en bitácora, dando evidencia de limpieza en bajadas pluviales, aplicación de impermeabilizante, mantenimiento preventivo y correctivo. Se realiza programa de impermeabilización durante el mes de mayo. En techo cuenta con iluminación tipo LED</w:t>
-            </w:r>
-            <w:r>
-              <w:rPr>
-                <w:rFonts w:ascii="Arial" w:hAnsi="Arial" w:cs="Arial"/>
-                <w:bCs/>
-              </w:rPr>
-              <w:t>.</w:t>
+                <w:rFonts w:cstheme="minorHAnsi"/>
+                <w:color w:val="000000" w:themeColor="text1"/>
+              </w:rPr>
+              <w:t xml:space="preserve">El botiquín cuenta con material de curación (NO DEBE CONTENER MEDICAMENTO DE ACUERDO </w:t>
+            </w:r>
+            <w:r>
+              <w:rPr>
+                <w:rFonts w:cstheme="minorHAnsi"/>
+                <w:color w:val="000000" w:themeColor="text1"/>
+              </w:rPr>
+              <w:t>CON</w:t>
+            </w:r>
+            <w:r>
+              <w:rPr>
+                <w:rFonts w:cstheme="minorHAnsi"/>
+                <w:color w:val="000000" w:themeColor="text1"/>
+              </w:rPr>
+              <w:t xml:space="preserve"> LA NOM-030-STPS-2009 Y NOM-020-STPS-1994) debe contar con bitácora de mantenimiento a cargo de la brigada de Primeros auxilios indicación actual.</w:t>
             </w:r>
           </w:p>
         </w:tc>
         <w:tc>
           <w:tcPr>
-            <w:tcW w:w="3074" w:type="dxa"/>
+            <w:tcW w:w="4414" w:type="dxa"/>
             <w:vAlign w:val="center"/>
           </w:tcPr>
           <w:p>
             <w:pPr>
+              <w:pStyle w:val="Prrafodelista"/>
+              <w:spacing w:line="360" w:lineRule="auto"/>
+              <w:ind w:left="0"/>
               <w:jc w:val="center"/>
               <w:rPr>
-                <w:rFonts w:ascii="Arial" w:hAnsi="Arial" w:cs="Arial"/>
+                <w:rFonts w:cstheme="minorHAnsi"/>
+                <w:color w:val="000000" w:themeColor="text1"/>
               </w:rPr>
             </w:pPr>
             <w:r>
               <w:rPr>
-                <w:rFonts w:ascii="Arial" w:hAnsi="Arial" w:cs="Arial"/>
-              </w:rPr>
-              <w:t>{{ techo }}</w:t>
+                <w:rFonts w:cstheme="minorHAnsi"/>
+                <w:color w:val="000000" w:themeColor="text1"/>
+              </w:rPr>
+              <w:t>{{ botiquin }}</w:t>
+            </w:r>
+          </w:p>
+        </w:tc>
+      </w:tr>
+      <w:tr>
+        <w:tc>
+          <w:tcPr>
+            <w:tcW w:w="4414" w:type="dxa"/>
+            <w:vAlign w:val="center"/>
+          </w:tcPr>
+          <w:p>
+            <w:pPr>
+              <w:pStyle w:val="Prrafodelista"/>
+              <w:ind w:left="0"/>
+              <w:jc w:val="both"/>
+              <w:rPr>
+                <w:sz w:val="20"/>
+                <w:szCs w:val="20"/>
+              </w:rPr>
+            </w:pPr>
+          </w:p>
+        </w:tc>
+        <w:tc>
+          <w:tcPr>
+            <w:tcW w:w="4414" w:type="dxa"/>
+            <w:vAlign w:val="center"/>
+          </w:tcPr>
+          <w:p>
+            <w:pPr>
+              <w:pStyle w:val="Prrafodelista"/>
+              <w:ind w:left="0"/>
+              <w:jc w:val="center"/>
+              <w:rPr>
+                <w:rFonts w:cstheme="minorHAnsi"/>
+                <w:color w:val="000000" w:themeColor="text1"/>
+                <w:sz w:val="20"/>
+                <w:szCs w:val="20"/>
+              </w:rPr>
+            </w:pPr>
+          </w:p>
+        </w:tc>
+      </w:tr>
+      <w:tr>
+        <w:trPr>
+          <w:trHeight w:val="3288"/>
+        </w:trPr>
+        <w:tc>
+          <w:tcPr>
+            <w:tcW w:w="4414" w:type="dxa"/>
+            <w:vAlign w:val="center"/>
+          </w:tcPr>
+          <w:p>
+            <w:pPr>
+              <w:pStyle w:val="Prrafodelista"/>
+              <w:spacing w:line="360" w:lineRule="auto"/>
+              <w:ind w:left="0"/>
+              <w:jc w:val="both"/>
+              <w:rPr>
+                <w:rFonts w:cstheme="minorHAnsi"/>
+                <w:color w:val="000000" w:themeColor="text1"/>
+              </w:rPr>
+            </w:pPr>
+            <w:r>
+              <w:rPr>
+                <w:rFonts w:cstheme="minorHAnsi"/>
+                <w:color w:val="000000" w:themeColor="text1"/>
+              </w:rPr>
+              <w:t xml:space="preserve">La señalización, se recomienda colocar a una altura de </w:t>
+            </w:r>
+            <w:smartTag w:uri="urn:schemas-microsoft-com:office:smarttags" w:element="metricconverter">
+              <w:smartTagPr>
+                <w:attr w:name="ProductID" w:val="1.50 metros"/>
+              </w:smartTagPr>
+              <w:r>
+                <w:rPr>
+                  <w:rFonts w:cstheme="minorHAnsi"/>
+                  <w:color w:val="000000" w:themeColor="text1"/>
+                </w:rPr>
+                <w:t>1.50 metros</w:t>
+              </w:r>
+            </w:smartTag>
+            <w:r>
+              <w:rPr>
+                <w:rFonts w:cstheme="minorHAnsi"/>
+                <w:color w:val="000000" w:themeColor="text1"/>
+              </w:rPr>
+              <w:t xml:space="preserve"> de acuerdo con NOM 003 SEGOB 2002 Señales y avisos, cuenta en cantidad y calidad óptima de acuerdo con usos de espacios para un mejor desarrollo del plan de evacuación.</w:t>
+            </w:r>
+          </w:p>
+        </w:tc>
+        <w:tc>
+          <w:tcPr>
+            <w:tcW w:w="4414" w:type="dxa"/>
+            <w:vAlign w:val="center"/>
+          </w:tcPr>
+          <w:p>
+            <w:pPr>
+              <w:pStyle w:val="Prrafodelista"/>
+              <w:spacing w:line="360" w:lineRule="auto"/>
+              <w:ind w:left="0"/>
+              <w:jc w:val="center"/>
+              <w:rPr>
+                <w:rFonts w:cstheme="minorHAnsi"/>
+                <w:color w:val="000000" w:themeColor="text1"/>
+              </w:rPr>
+            </w:pPr>
+            <w:r>
+              <w:rPr>
+                <w:rFonts w:cstheme="minorHAnsi"/>
+                <w:color w:val="000000" w:themeColor="text1"/>
+              </w:rPr>
+              <w:t>{{ ruta2 }}</w:t>
             </w:r>
           </w:p>
         </w:tc>
@@ -637,14 +1472,669 @@
     <w:p>
       <w:pPr>
         <w:rPr>
-          <w:rStyle w:val="Ttulo1Car"/>
-          <w:rFonts w:eastAsiaTheme="minorHAnsi"/>
+          <w:rFonts w:cstheme="minorHAnsi"/>
+          <w:color w:val="000000" w:themeColor="text1"/>
         </w:rPr>
       </w:pPr>
       <w:r>
         <w:rPr>
-          <w:rStyle w:val="Ttulo1Car"/>
-          <w:rFonts w:eastAsiaTheme="minorHAnsi"/>
+          <w:rFonts w:cstheme="minorHAnsi"/>
+          <w:color w:val="000000" w:themeColor="text1"/>
+        </w:rPr>
+        <w:br w:type="page"/>
+      </w:r>
+    </w:p>
+    <w:p>
+      <w:pPr>
+        <w:rPr>
+          <w:rFonts w:cstheme="minorHAnsi"/>
+          <w:color w:val="000000" w:themeColor="text1"/>
+        </w:rPr>
+      </w:pPr>
+    </w:p>
+    <w:tbl>
+      <w:tblPr>
+        <w:tblStyle w:val="Tablaconcuadrcula"/>
+        <w:tblW w:w="0" w:type="auto"/>
+        <w:tblBorders>
+          <w:top w:val="none" w:sz="0" w:space="0" w:color="auto"/>
+          <w:left w:val="none" w:sz="0" w:space="0" w:color="auto"/>
+          <w:bottom w:val="none" w:sz="0" w:space="0" w:color="auto"/>
+          <w:right w:val="none" w:sz="0" w:space="0" w:color="auto"/>
+          <w:insideH w:val="none" w:sz="0" w:space="0" w:color="auto"/>
+          <w:insideV w:val="none" w:sz="0" w:space="0" w:color="auto"/>
+        </w:tblBorders>
+        <w:tblLook w:val="04A0" w:firstRow="1" w:lastRow="0" w:firstColumn="1" w:lastColumn="0" w:noHBand="0" w:noVBand="1"/>
+      </w:tblPr>
+      <w:tblGrid>
+        <w:gridCol w:w="4414"/>
+        <w:gridCol w:w="4414"/>
+      </w:tblGrid>
+      <w:tr>
+        <w:trPr>
+          <w:trHeight w:val="3288"/>
+        </w:trPr>
+        <w:tc>
+          <w:tcPr>
+            <w:tcW w:w="4414" w:type="dxa"/>
+            <w:vAlign w:val="center"/>
+          </w:tcPr>
+          <w:p>
+            <w:pPr>
+              <w:pStyle w:val="Prrafodelista"/>
+              <w:spacing w:line="360" w:lineRule="auto"/>
+              <w:ind w:left="0"/>
+              <w:jc w:val="both"/>
+              <w:rPr>
+                <w:rFonts w:cstheme="minorHAnsi"/>
+                <w:color w:val="000000" w:themeColor="text1"/>
+              </w:rPr>
+            </w:pPr>
+            <w:r>
+              <w:rPr>
+                <w:rFonts w:cstheme="minorHAnsi"/>
+                <w:noProof/>
+                <w:color w:val="000000" w:themeColor="text1"/>
+                <w:lang w:eastAsia="es-MX"/>
+              </w:rPr>
+              <w:t>C</w:t>
+            </w:r>
+            <w:r>
+              <w:rPr>
+                <w:rFonts w:cstheme="minorHAnsi"/>
+                <w:noProof/>
+                <w:color w:val="000000" w:themeColor="text1"/>
+                <w:lang w:eastAsia="es-MX"/>
+              </w:rPr>
+              <w:t>uenta</w:t>
+            </w:r>
+            <w:r>
+              <w:rPr>
+                <w:rFonts w:cstheme="minorHAnsi"/>
+                <w:color w:val="000000" w:themeColor="text1"/>
+              </w:rPr>
+              <w:t xml:space="preserve"> con sistema de </w:t>
+            </w:r>
+            <w:r>
+              <w:rPr>
+                <w:rFonts w:cstheme="minorHAnsi"/>
+                <w:b/>
+                <w:color w:val="000000" w:themeColor="text1"/>
+              </w:rPr>
+              <w:t>al</w:t>
+            </w:r>
+            <w:r>
+              <w:rPr>
+                <w:rFonts w:cstheme="minorHAnsi"/>
+                <w:b/>
+                <w:color w:val="000000" w:themeColor="text1"/>
+              </w:rPr>
+              <w:t>a</w:t>
+            </w:r>
+            <w:r>
+              <w:rPr>
+                <w:rFonts w:cstheme="minorHAnsi"/>
+                <w:b/>
+                <w:color w:val="000000" w:themeColor="text1"/>
+              </w:rPr>
+              <w:t>r</w:t>
+            </w:r>
+            <w:r>
+              <w:rPr>
+                <w:rFonts w:cstheme="minorHAnsi"/>
+                <w:b/>
+                <w:color w:val="000000" w:themeColor="text1"/>
+              </w:rPr>
+              <w:t>ma</w:t>
+            </w:r>
+            <w:r>
+              <w:rPr>
+                <w:rFonts w:cstheme="minorHAnsi"/>
+                <w:color w:val="000000" w:themeColor="text1"/>
+              </w:rPr>
+              <w:t xml:space="preserve"> en caso de contingencia, se recomienda </w:t>
+            </w:r>
+            <w:r>
+              <w:rPr>
+                <w:rFonts w:cstheme="minorHAnsi"/>
+                <w:color w:val="000000" w:themeColor="text1"/>
+              </w:rPr>
+              <w:t>realizar inspección de manera regular para garantizar su buen funcionamiento</w:t>
+            </w:r>
+            <w:r>
+              <w:rPr>
+                <w:rFonts w:cstheme="minorHAnsi"/>
+                <w:color w:val="000000" w:themeColor="text1"/>
+              </w:rPr>
+              <w:t>.</w:t>
+            </w:r>
+          </w:p>
+        </w:tc>
+        <w:tc>
+          <w:tcPr>
+            <w:tcW w:w="4414" w:type="dxa"/>
+            <w:vAlign w:val="center"/>
+          </w:tcPr>
+          <w:p>
+            <w:pPr>
+              <w:pStyle w:val="Prrafodelista"/>
+              <w:spacing w:line="360" w:lineRule="auto"/>
+              <w:ind w:left="0"/>
+              <w:jc w:val="center"/>
+              <w:rPr>
+                <w:rFonts w:cstheme="minorHAnsi"/>
+                <w:color w:val="000000" w:themeColor="text1"/>
+              </w:rPr>
+            </w:pPr>
+            <w:r>
+              <w:rPr>
+                <w:rFonts w:cstheme="minorHAnsi"/>
+                <w:color w:val="000000" w:themeColor="text1"/>
+              </w:rPr>
+              <w:t>{{ alarma }}</w:t>
+            </w:r>
+          </w:p>
+        </w:tc>
+      </w:tr>
+      <w:tr>
+        <w:trPr>
+          <w:trHeight w:val="20"/>
+        </w:trPr>
+        <w:tc>
+          <w:tcPr>
+            <w:tcW w:w="4414" w:type="dxa"/>
+            <w:vAlign w:val="center"/>
+          </w:tcPr>
+          <w:p>
+            <w:pPr>
+              <w:pStyle w:val="Prrafodelista"/>
+              <w:ind w:left="0"/>
+              <w:jc w:val="both"/>
+              <w:rPr>
+                <w:rFonts w:cstheme="minorHAnsi"/>
+                <w:color w:val="000000" w:themeColor="text1"/>
+                <w:sz w:val="20"/>
+                <w:szCs w:val="20"/>
+              </w:rPr>
+            </w:pPr>
+          </w:p>
+        </w:tc>
+        <w:tc>
+          <w:tcPr>
+            <w:tcW w:w="4414" w:type="dxa"/>
+            <w:vAlign w:val="center"/>
+          </w:tcPr>
+          <w:p>
+            <w:pPr>
+              <w:pStyle w:val="Prrafodelista"/>
+              <w:ind w:left="0"/>
+              <w:jc w:val="center"/>
+              <w:rPr>
+                <w:rFonts w:cstheme="minorHAnsi"/>
+                <w:color w:val="000000" w:themeColor="text1"/>
+              </w:rPr>
+            </w:pPr>
+          </w:p>
+        </w:tc>
+      </w:tr>
+      <w:tr>
+        <w:trPr>
+          <w:trHeight w:val="3288"/>
+        </w:trPr>
+        <w:tc>
+          <w:tcPr>
+            <w:tcW w:w="4414" w:type="dxa"/>
+            <w:vAlign w:val="center"/>
+          </w:tcPr>
+          <w:p>
+            <w:pPr>
+              <w:pStyle w:val="Prrafodelista"/>
+              <w:spacing w:line="360" w:lineRule="auto"/>
+              <w:ind w:left="0"/>
+              <w:jc w:val="both"/>
+              <w:rPr>
+                <w:rFonts w:cstheme="minorHAnsi"/>
+                <w:color w:val="000000" w:themeColor="text1"/>
+              </w:rPr>
+            </w:pPr>
+            <w:r>
+              <w:t>Cuenta con detectores de humo fotoeléctrico de acuerdo con norma y área de riesgo se encuentran vigentes, se recomienda dar seguimiento al programa de mantenimiento anual.</w:t>
+            </w:r>
+          </w:p>
+        </w:tc>
+        <w:tc>
+          <w:tcPr>
+            <w:tcW w:w="4414" w:type="dxa"/>
+            <w:vAlign w:val="center"/>
+          </w:tcPr>
+          <w:p>
+            <w:pPr>
+              <w:pStyle w:val="Prrafodelista"/>
+              <w:spacing w:line="360" w:lineRule="auto"/>
+              <w:ind w:left="0"/>
+              <w:jc w:val="center"/>
+              <w:rPr>
+                <w:rFonts w:cstheme="minorHAnsi"/>
+                <w:color w:val="000000" w:themeColor="text1"/>
+              </w:rPr>
+            </w:pPr>
+            <w:r>
+              <w:t>{{ dh }}</w:t>
+            </w:r>
+          </w:p>
+        </w:tc>
+      </w:tr>
+      <w:tr>
+        <w:tc>
+          <w:tcPr>
+            <w:tcW w:w="4414" w:type="dxa"/>
+            <w:vAlign w:val="center"/>
+          </w:tcPr>
+          <w:p>
+            <w:pPr>
+              <w:pStyle w:val="Prrafodelista"/>
+              <w:ind w:left="0"/>
+              <w:jc w:val="both"/>
+              <w:rPr>
+                <w:sz w:val="20"/>
+                <w:szCs w:val="20"/>
+              </w:rPr>
+            </w:pPr>
+          </w:p>
+        </w:tc>
+        <w:tc>
+          <w:tcPr>
+            <w:tcW w:w="4414" w:type="dxa"/>
+            <w:vAlign w:val="center"/>
+          </w:tcPr>
+          <w:p>
+            <w:pPr>
+              <w:pStyle w:val="Prrafodelista"/>
+              <w:ind w:left="0"/>
+              <w:jc w:val="center"/>
+              <w:rPr>
+                <w:sz w:val="20"/>
+                <w:szCs w:val="20"/>
+              </w:rPr>
+            </w:pPr>
+          </w:p>
+        </w:tc>
+      </w:tr>
+      <w:tr>
+        <w:trPr>
+          <w:trHeight w:val="3288"/>
+        </w:trPr>
+        <w:tc>
+          <w:tcPr>
+            <w:tcW w:w="4414" w:type="dxa"/>
+            <w:vAlign w:val="center"/>
+          </w:tcPr>
+          <w:p>
+            <w:pPr>
+              <w:pStyle w:val="Prrafodelista"/>
+              <w:spacing w:line="360" w:lineRule="auto"/>
+              <w:ind w:left="0"/>
+              <w:jc w:val="both"/>
+            </w:pPr>
+            <w:r>
+              <w:t xml:space="preserve">Cuenta con </w:t>
+            </w:r>
+            <w:r>
+              <w:t>lámparas de emergencia</w:t>
+            </w:r>
+            <w:r>
+              <w:t xml:space="preserve"> de acuerdo con norma y área de riesgo se encuentran vigentes, se </w:t>
+            </w:r>
+            <w:r>
+              <w:t>recomienda</w:t>
+            </w:r>
+            <w:r>
+              <w:t xml:space="preserve"> </w:t>
+            </w:r>
+            <w:r>
+              <w:t>dar seguimiento al</w:t>
+            </w:r>
+            <w:r>
+              <w:t xml:space="preserve"> programa de mantenimiento anual.</w:t>
+            </w:r>
+          </w:p>
+        </w:tc>
+        <w:tc>
+          <w:tcPr>
+            <w:tcW w:w="4414" w:type="dxa"/>
+            <w:vAlign w:val="center"/>
+          </w:tcPr>
+          <w:p>
+            <w:pPr>
+              <w:pStyle w:val="Prrafodelista"/>
+              <w:spacing w:line="360" w:lineRule="auto"/>
+              <w:ind w:left="0"/>
+              <w:jc w:val="center"/>
+              <w:rPr>
+                <w:rFonts w:cstheme="minorHAnsi"/>
+                <w:color w:val="000000" w:themeColor="text1"/>
+              </w:rPr>
+            </w:pPr>
+            <w:r>
+              <w:rPr>
+                <w:rFonts w:cstheme="minorHAnsi"/>
+                <w:color w:val="000000" w:themeColor="text1"/>
+              </w:rPr>
+              <w:t xml:space="preserve">{{ </w:t>
+            </w:r>
+            <w:r>
+              <w:rPr>
+                <w:rFonts w:cstheme="minorHAnsi"/>
+                <w:color w:val="000000" w:themeColor="text1"/>
+              </w:rPr>
+              <w:t>lampara</w:t>
+            </w:r>
+            <w:r>
+              <w:rPr>
+                <w:rFonts w:cstheme="minorHAnsi"/>
+                <w:color w:val="000000" w:themeColor="text1"/>
+              </w:rPr>
+              <w:t xml:space="preserve"> }}</w:t>
+            </w:r>
+          </w:p>
+        </w:tc>
+      </w:tr>
+    </w:tbl>
+    <w:p/>
+    <w:p>
+      <w:r>
+        <w:br w:type="page"/>
+      </w:r>
+    </w:p>
+    <w:tbl>
+      <w:tblPr>
+        <w:tblStyle w:val="Tablaconcuadrcula"/>
+        <w:tblW w:w="0" w:type="auto"/>
+        <w:tblBorders>
+          <w:top w:val="none" w:sz="0" w:space="0" w:color="auto"/>
+          <w:left w:val="none" w:sz="0" w:space="0" w:color="auto"/>
+          <w:bottom w:val="none" w:sz="0" w:space="0" w:color="auto"/>
+          <w:right w:val="none" w:sz="0" w:space="0" w:color="auto"/>
+          <w:insideH w:val="none" w:sz="0" w:space="0" w:color="auto"/>
+          <w:insideV w:val="none" w:sz="0" w:space="0" w:color="auto"/>
+        </w:tblBorders>
+        <w:tblLook w:val="04A0" w:firstRow="1" w:lastRow="0" w:firstColumn="1" w:lastColumn="0" w:noHBand="0" w:noVBand="1"/>
+      </w:tblPr>
+      <w:tblGrid>
+        <w:gridCol w:w="4414"/>
+        <w:gridCol w:w="4414"/>
+      </w:tblGrid>
+      <w:tr>
+        <w:trPr>
+          <w:trHeight w:val="3288"/>
+        </w:trPr>
+        <w:tc>
+          <w:tcPr>
+            <w:tcW w:w="4414" w:type="dxa"/>
+            <w:vAlign w:val="center"/>
+          </w:tcPr>
+          <w:p>
+            <w:pPr>
+              <w:pStyle w:val="Prrafodelista"/>
+              <w:spacing w:line="360" w:lineRule="auto"/>
+              <w:ind w:left="0"/>
+              <w:jc w:val="both"/>
+              <w:rPr>
+                <w:rFonts w:cstheme="minorHAnsi"/>
+                <w:color w:val="000000" w:themeColor="text1"/>
+              </w:rPr>
+            </w:pPr>
+            <w:r>
+              <w:rPr>
+                <w:rFonts w:cstheme="minorHAnsi"/>
+                <w:color w:val="000000" w:themeColor="text1"/>
+              </w:rPr>
+              <w:lastRenderedPageBreak/>
+              <w:t>Ventanas se desconoce característica de intemperización de cristalería, los tramos de herrería se encuentran pintados sin presentar corrosión, incluido en programa de revisión en sujeciones y uniones para evitar piezas en mal estado que condicionen accidente laboral.</w:t>
+            </w:r>
+          </w:p>
+        </w:tc>
+        <w:tc>
+          <w:tcPr>
+            <w:tcW w:w="4414" w:type="dxa"/>
+            <w:vAlign w:val="center"/>
+          </w:tcPr>
+          <w:p>
+            <w:pPr>
+              <w:pStyle w:val="Prrafodelista"/>
+              <w:spacing w:line="360" w:lineRule="auto"/>
+              <w:ind w:left="0"/>
+              <w:jc w:val="center"/>
+              <w:rPr>
+                <w:rFonts w:cstheme="minorHAnsi"/>
+                <w:color w:val="000000" w:themeColor="text1"/>
+              </w:rPr>
+            </w:pPr>
+            <w:r>
+              <w:rPr>
+                <w:rFonts w:cstheme="minorHAnsi"/>
+                <w:color w:val="000000" w:themeColor="text1"/>
+              </w:rPr>
+              <w:t>{{ ventanas }}</w:t>
+            </w:r>
+          </w:p>
+        </w:tc>
+      </w:tr>
+      <w:tr>
+        <w:trPr>
+          <w:trHeight w:val="20"/>
+        </w:trPr>
+        <w:tc>
+          <w:tcPr>
+            <w:tcW w:w="4414" w:type="dxa"/>
+            <w:vAlign w:val="center"/>
+          </w:tcPr>
+          <w:p>
+            <w:pPr>
+              <w:pStyle w:val="Prrafodelista"/>
+              <w:ind w:left="0"/>
+              <w:jc w:val="both"/>
+              <w:rPr>
+                <w:rFonts w:cstheme="minorHAnsi"/>
+                <w:color w:val="000000" w:themeColor="text1"/>
+                <w:sz w:val="20"/>
+                <w:szCs w:val="20"/>
+              </w:rPr>
+            </w:pPr>
+          </w:p>
+        </w:tc>
+        <w:tc>
+          <w:tcPr>
+            <w:tcW w:w="4414" w:type="dxa"/>
+            <w:vAlign w:val="center"/>
+          </w:tcPr>
+          <w:p>
+            <w:pPr>
+              <w:pStyle w:val="Prrafodelista"/>
+              <w:ind w:left="0"/>
+              <w:jc w:val="center"/>
+              <w:rPr>
+                <w:rFonts w:cstheme="minorHAnsi"/>
+                <w:color w:val="000000" w:themeColor="text1"/>
+              </w:rPr>
+            </w:pPr>
+          </w:p>
+        </w:tc>
+      </w:tr>
+      <w:tr>
+        <w:trPr>
+          <w:trHeight w:val="3288"/>
+        </w:trPr>
+        <w:tc>
+          <w:tcPr>
+            <w:tcW w:w="4414" w:type="dxa"/>
+            <w:vAlign w:val="center"/>
+          </w:tcPr>
+          <w:p>
+            <w:pPr>
+              <w:pStyle w:val="Prrafodelista"/>
+              <w:spacing w:line="360" w:lineRule="auto"/>
+              <w:ind w:left="0"/>
+              <w:jc w:val="both"/>
+              <w:rPr>
+                <w:rFonts w:cstheme="minorHAnsi"/>
+                <w:color w:val="000000" w:themeColor="text1"/>
+              </w:rPr>
+            </w:pPr>
+            <w:r>
+              <w:rPr>
+                <w:rFonts w:cstheme="minorHAnsi"/>
+                <w:color w:val="000000" w:themeColor="text1"/>
+              </w:rPr>
+              <w:t>En las áreas de trabajo donde se almacenan sustancias químicas peligrosas, las instalaciones y cimentaciones deben ser de materiales resistentes al fuego.</w:t>
+            </w:r>
+          </w:p>
+        </w:tc>
+        <w:tc>
+          <w:tcPr>
+            <w:tcW w:w="4414" w:type="dxa"/>
+            <w:vAlign w:val="center"/>
+          </w:tcPr>
+          <w:p>
+            <w:pPr>
+              <w:pStyle w:val="Prrafodelista"/>
+              <w:spacing w:line="360" w:lineRule="auto"/>
+              <w:ind w:left="0"/>
+              <w:jc w:val="center"/>
+              <w:rPr>
+                <w:rFonts w:cstheme="minorHAnsi"/>
+                <w:color w:val="000000" w:themeColor="text1"/>
+              </w:rPr>
+            </w:pPr>
+            <w:r>
+              <w:rPr>
+                <w:rFonts w:cstheme="minorHAnsi"/>
+                <w:color w:val="000000" w:themeColor="text1"/>
+              </w:rPr>
+              <w:t>{{ quimicos }}</w:t>
+            </w:r>
+          </w:p>
+        </w:tc>
+      </w:tr>
+      <w:tr>
+        <w:tc>
+          <w:tcPr>
+            <w:tcW w:w="4414" w:type="dxa"/>
+            <w:vAlign w:val="center"/>
+          </w:tcPr>
+          <w:p>
+            <w:pPr>
+              <w:pStyle w:val="Prrafodelista"/>
+              <w:ind w:left="0"/>
+              <w:jc w:val="both"/>
+              <w:rPr>
+                <w:sz w:val="20"/>
+                <w:szCs w:val="20"/>
+              </w:rPr>
+            </w:pPr>
+          </w:p>
+        </w:tc>
+        <w:tc>
+          <w:tcPr>
+            <w:tcW w:w="4414" w:type="dxa"/>
+            <w:vAlign w:val="center"/>
+          </w:tcPr>
+          <w:p>
+            <w:pPr>
+              <w:pStyle w:val="Prrafodelista"/>
+              <w:ind w:left="0"/>
+              <w:jc w:val="center"/>
+              <w:rPr>
+                <w:sz w:val="20"/>
+                <w:szCs w:val="20"/>
+              </w:rPr>
+            </w:pPr>
+          </w:p>
+        </w:tc>
+      </w:tr>
+      <w:tr>
+        <w:trPr>
+          <w:trHeight w:val="3288"/>
+        </w:trPr>
+        <w:tc>
+          <w:tcPr>
+            <w:tcW w:w="4414" w:type="dxa"/>
+            <w:vAlign w:val="center"/>
+          </w:tcPr>
+          <w:p>
+            <w:pPr>
+              <w:pStyle w:val="Prrafodelista"/>
+              <w:spacing w:line="360" w:lineRule="auto"/>
+              <w:ind w:left="0"/>
+              <w:jc w:val="both"/>
+            </w:pPr>
+            <w:r>
+              <w:rPr>
+                <w:rFonts w:cstheme="minorHAnsi"/>
+                <w:color w:val="000000" w:themeColor="text1"/>
+              </w:rPr>
+              <w:t>Las vías de evacuación, tanto verticales y horizontales se encuentran calculadas para una correcta evacuación de la sucursal, debe mencionarse que deben permanecer libres de obstáculos permanentemente, aún en áreas de ingreso egreso en tiempo menor o provisional en el tramo de ingreso.</w:t>
+            </w:r>
+          </w:p>
+        </w:tc>
+        <w:tc>
+          <w:tcPr>
+            <w:tcW w:w="4414" w:type="dxa"/>
+            <w:vAlign w:val="center"/>
+          </w:tcPr>
+          <w:p>
+            <w:pPr>
+              <w:pStyle w:val="Prrafodelista"/>
+              <w:spacing w:line="360" w:lineRule="auto"/>
+              <w:ind w:left="0"/>
+              <w:jc w:val="center"/>
+              <w:rPr>
+                <w:rFonts w:cstheme="minorHAnsi"/>
+                <w:color w:val="000000" w:themeColor="text1"/>
+              </w:rPr>
+            </w:pPr>
+            <w:r>
+              <w:rPr>
+                <w:rFonts w:cstheme="minorHAnsi"/>
+                <w:color w:val="000000" w:themeColor="text1"/>
+              </w:rPr>
+              <w:t>{{ ruta</w:t>
+            </w:r>
+            <w:r>
+              <w:rPr>
+                <w:rFonts w:cstheme="minorHAnsi"/>
+                <w:color w:val="000000" w:themeColor="text1"/>
+              </w:rPr>
+              <w:t>1</w:t>
+            </w:r>
+            <w:r>
+              <w:rPr>
+                <w:rFonts w:cstheme="minorHAnsi"/>
+                <w:color w:val="000000" w:themeColor="text1"/>
+              </w:rPr>
+              <w:t xml:space="preserve"> }}</w:t>
+            </w:r>
+          </w:p>
+        </w:tc>
+      </w:tr>
+    </w:tbl>
+    <w:p>
+      <w:pPr>
+        <w:rPr>
+          <w:rFonts w:ascii="Arial" w:hAnsi="Arial" w:cs="Arial"/>
+          <w:b/>
+          <w:i/>
+          <w:iCs/>
+          <w:color w:val="000000"/>
+        </w:rPr>
+      </w:pPr>
+      <w:r>
+        <w:rPr>
+          <w:rFonts w:ascii="Arial" w:hAnsi="Arial" w:cs="Arial"/>
+          <w:b/>
+          <w:i/>
+          <w:iCs/>
+          <w:color w:val="000000"/>
         </w:rPr>
         <w:br w:type="page"/>
       </w:r>
@@ -664,164 +2154,262 @@
         <w:tblLook w:val="04A0" w:firstRow="1" w:lastRow="0" w:firstColumn="1" w:lastColumn="0" w:noHBand="0" w:noVBand="1"/>
       </w:tblPr>
       <w:tblGrid>
-        <w:gridCol w:w="5754"/>
-        <w:gridCol w:w="3074"/>
+        <w:gridCol w:w="4414"/>
+        <w:gridCol w:w="4414"/>
       </w:tblGrid>
       <w:tr>
         <w:trPr>
-          <w:trHeight w:val="3685"/>
+          <w:trHeight w:val="3288"/>
         </w:trPr>
         <w:tc>
           <w:tcPr>
-            <w:tcW w:w="5754" w:type="dxa"/>
+            <w:tcW w:w="4414" w:type="dxa"/>
             <w:vAlign w:val="center"/>
           </w:tcPr>
           <w:p>
             <w:pPr>
+              <w:pStyle w:val="Prrafodelista"/>
+              <w:spacing w:line="360" w:lineRule="auto"/>
+              <w:ind w:left="0"/>
               <w:jc w:val="both"/>
               <w:rPr>
-                <w:rFonts w:ascii="Arial" w:hAnsi="Arial" w:cs="Arial"/>
-                <w:b/>
-                <w:bCs/>
+                <w:rFonts w:cstheme="minorHAnsi"/>
+                <w:color w:val="000000" w:themeColor="text1"/>
               </w:rPr>
             </w:pPr>
             <w:r>
               <w:rPr>
-                <w:rFonts w:ascii="Arial" w:hAnsi="Arial" w:cs="Arial"/>
-                <w:bCs/>
+                <w:rFonts w:cstheme="minorHAnsi"/>
+                <w:color w:val="000000" w:themeColor="text1"/>
               </w:rPr>
               <w:lastRenderedPageBreak/>
-              <w:t>Los sanitarios se encuentran higiénicos y sanitizados, con medidas acorde a la población usuarios. Evitar el transvase en productos de limpieza y preferentemente utilizar sustancias menos peligrosas para la salud durante su aseo</w:t>
-            </w:r>
-            <w:r>
-              <w:rPr>
-                <w:rFonts w:ascii="Arial" w:hAnsi="Arial" w:cs="Arial"/>
-                <w:bCs/>
-              </w:rPr>
-              <w:t>.</w:t>
+              <w:t>El compresor de aire para gasolinera es un mecanismo que tiene la función de recoger el aire (o gas), retenerlo, oprimirlo, guardarlo en su interior, en un depósito, y usarlo como corriente para otras herramientas neumáticas. Siempre use protección para los ojos y oídos cuando su compresor de aire esté operando. El ruido de un compresor de aire puede causar serios daños auditivos.</w:t>
             </w:r>
           </w:p>
         </w:tc>
         <w:tc>
           <w:tcPr>
-            <w:tcW w:w="3074" w:type="dxa"/>
+            <w:tcW w:w="4414" w:type="dxa"/>
             <w:vAlign w:val="center"/>
           </w:tcPr>
           <w:p>
             <w:pPr>
+              <w:pStyle w:val="Prrafodelista"/>
+              <w:spacing w:line="360" w:lineRule="auto"/>
+              <w:ind w:left="0"/>
               <w:jc w:val="center"/>
               <w:rPr>
-                <w:rFonts w:ascii="Arial" w:hAnsi="Arial" w:cs="Arial"/>
+                <w:rFonts w:cstheme="minorHAnsi"/>
+                <w:color w:val="000000" w:themeColor="text1"/>
               </w:rPr>
             </w:pPr>
             <w:r>
               <w:rPr>
-                <w:rFonts w:ascii="Arial" w:hAnsi="Arial" w:cs="Arial"/>
-              </w:rPr>
-              <w:t>{{ banio }}</w:t>
+                <w:rFonts w:cstheme="minorHAnsi"/>
+                <w:color w:val="000000" w:themeColor="text1"/>
+              </w:rPr>
+              <w:t>{{ compresor }}</w:t>
             </w:r>
           </w:p>
         </w:tc>
       </w:tr>
       <w:tr>
         <w:trPr>
-          <w:trHeight w:val="3685"/>
+          <w:trHeight w:val="20"/>
         </w:trPr>
         <w:tc>
           <w:tcPr>
-            <w:tcW w:w="5754" w:type="dxa"/>
+            <w:tcW w:w="4414" w:type="dxa"/>
             <w:vAlign w:val="center"/>
           </w:tcPr>
           <w:p>
             <w:pPr>
+              <w:pStyle w:val="Prrafodelista"/>
+              <w:ind w:left="0"/>
               <w:jc w:val="both"/>
               <w:rPr>
-                <w:rFonts w:ascii="Arial" w:hAnsi="Arial" w:cs="Arial"/>
-                <w:b/>
-                <w:bCs/>
+                <w:rFonts w:cstheme="minorHAnsi"/>
+                <w:color w:val="000000" w:themeColor="text1"/>
+                <w:sz w:val="20"/>
+                <w:szCs w:val="20"/>
               </w:rPr>
             </w:pPr>
-            <w:r>
-              <w:rPr>
-                <w:rFonts w:ascii="Arial" w:hAnsi="Arial" w:cs="Arial"/>
-                <w:bCs/>
-              </w:rPr>
-              <w:t>El compresor de aire para gasolinera es un mecanismo que tiene la función de recoger el aire (o gas), retenerlo, oprimirlo, guardarlo en su interior, en un depósito, y usarlo como corriente para otras herramientas neumáticas. Siempre use protección para los ojos y oídos cuando su compresor de aire esté operando. El ruido de un compresor de aire puede causar serios daños auditivos.</w:t>
-            </w:r>
           </w:p>
         </w:tc>
         <w:tc>
           <w:tcPr>
-            <w:tcW w:w="3074" w:type="dxa"/>
+            <w:tcW w:w="4414" w:type="dxa"/>
             <w:vAlign w:val="center"/>
           </w:tcPr>
           <w:p>
             <w:pPr>
+              <w:pStyle w:val="Prrafodelista"/>
+              <w:ind w:left="0"/>
               <w:jc w:val="center"/>
               <w:rPr>
-                <w:rFonts w:ascii="Arial" w:hAnsi="Arial" w:cs="Arial"/>
+                <w:rFonts w:cstheme="minorHAnsi"/>
+                <w:color w:val="000000" w:themeColor="text1"/>
               </w:rPr>
             </w:pPr>
-            <w:r>
-              <w:rPr>
-                <w:rFonts w:ascii="Arial" w:hAnsi="Arial" w:cs="Arial"/>
-              </w:rPr>
-              <w:t>{{ compresor }}</w:t>
-            </w:r>
           </w:p>
         </w:tc>
       </w:tr>
       <w:tr>
         <w:trPr>
-          <w:trHeight w:val="3685"/>
+          <w:trHeight w:val="3288"/>
         </w:trPr>
         <w:tc>
           <w:tcPr>
-            <w:tcW w:w="5754" w:type="dxa"/>
+            <w:tcW w:w="4414" w:type="dxa"/>
             <w:vAlign w:val="center"/>
           </w:tcPr>
           <w:p>
             <w:pPr>
+              <w:pStyle w:val="Prrafodelista"/>
+              <w:spacing w:line="360" w:lineRule="auto"/>
+              <w:ind w:left="0"/>
               <w:jc w:val="both"/>
               <w:rPr>
-                <w:rFonts w:ascii="Arial" w:hAnsi="Arial" w:cs="Arial"/>
-                <w:b/>
-                <w:bCs/>
+                <w:rFonts w:cstheme="minorHAnsi"/>
+                <w:color w:val="000000" w:themeColor="text1"/>
               </w:rPr>
             </w:pPr>
             <w:r>
               <w:rPr>
-                <w:rFonts w:ascii="Arial" w:hAnsi="Arial" w:cs="Arial"/>
-                <w:bCs/>
-              </w:rPr>
-              <w:t>Botiquín cuenta con material de curación y con bitácora de mantenimiento a cargo de la brigada de Primeros auxilios indicación actual</w:t>
-            </w:r>
-            <w:r>
-              <w:rPr>
-                <w:rFonts w:ascii="Arial" w:hAnsi="Arial" w:cs="Arial"/>
-                <w:bCs/>
-              </w:rPr>
-              <w:t>.</w:t>
+                <w:rFonts w:cstheme="minorHAnsi"/>
+                <w:color w:val="000000" w:themeColor="text1"/>
+              </w:rPr>
+              <w:t>Cuenta con {{ tanques }} tanques de almacenamiento para Gasolina de {{ tanque_1 }}, {{ tanque_2 }}, {{ tanque_3 }} litros cada uno.</w:t>
             </w:r>
           </w:p>
         </w:tc>
         <w:tc>
           <w:tcPr>
-            <w:tcW w:w="3074" w:type="dxa"/>
+            <w:tcW w:w="4414" w:type="dxa"/>
             <w:vAlign w:val="center"/>
           </w:tcPr>
           <w:p>
             <w:pPr>
+              <w:pStyle w:val="Prrafodelista"/>
+              <w:spacing w:line="360" w:lineRule="auto"/>
+              <w:ind w:left="0"/>
               <w:jc w:val="center"/>
               <w:rPr>
-                <w:rFonts w:ascii="Arial" w:hAnsi="Arial" w:cs="Arial"/>
+                <w:rFonts w:cstheme="minorHAnsi"/>
+                <w:color w:val="000000" w:themeColor="text1"/>
               </w:rPr>
             </w:pPr>
             <w:r>
               <w:rPr>
-                <w:rFonts w:ascii="Arial" w:hAnsi="Arial" w:cs="Arial"/>
-              </w:rPr>
-              <w:t>{{ botiquin }}</w:t>
+                <w:rFonts w:cstheme="minorHAnsi"/>
+                <w:color w:val="000000" w:themeColor="text1"/>
+              </w:rPr>
+              <w:t>{{ tanques_gaso }}</w:t>
+            </w:r>
+          </w:p>
+        </w:tc>
+      </w:tr>
+      <w:tr>
+        <w:tc>
+          <w:tcPr>
+            <w:tcW w:w="4414" w:type="dxa"/>
+            <w:vAlign w:val="center"/>
+          </w:tcPr>
+          <w:p>
+            <w:pPr>
+              <w:pStyle w:val="Prrafodelista"/>
+              <w:ind w:left="0"/>
+              <w:jc w:val="both"/>
+              <w:rPr>
+                <w:sz w:val="20"/>
+                <w:szCs w:val="20"/>
+              </w:rPr>
+            </w:pPr>
+          </w:p>
+        </w:tc>
+        <w:tc>
+          <w:tcPr>
+            <w:tcW w:w="4414" w:type="dxa"/>
+            <w:vAlign w:val="center"/>
+          </w:tcPr>
+          <w:p>
+            <w:pPr>
+              <w:pStyle w:val="Prrafodelista"/>
+              <w:ind w:left="0"/>
+              <w:jc w:val="center"/>
+              <w:rPr>
+                <w:sz w:val="20"/>
+                <w:szCs w:val="20"/>
+              </w:rPr>
+            </w:pPr>
+          </w:p>
+        </w:tc>
+      </w:tr>
+      <w:tr>
+        <w:trPr>
+          <w:trHeight w:val="3288"/>
+        </w:trPr>
+        <w:tc>
+          <w:tcPr>
+            <w:tcW w:w="4414" w:type="dxa"/>
+            <w:vAlign w:val="center"/>
+          </w:tcPr>
+          <w:p>
+            <w:pPr>
+              <w:pStyle w:val="Prrafodelista"/>
+              <w:spacing w:line="360" w:lineRule="auto"/>
+              <w:ind w:left="0"/>
+              <w:jc w:val="both"/>
+              <w:rPr>
+                <w:rFonts w:cstheme="minorHAnsi"/>
+                <w:color w:val="000000" w:themeColor="text1"/>
+              </w:rPr>
+            </w:pPr>
+            <w:r>
+              <w:rPr>
+                <w:rFonts w:cstheme="minorHAnsi"/>
+                <w:color w:val="000000" w:themeColor="text1"/>
+              </w:rPr>
+              <w:t>Paros de emergencia</w:t>
+            </w:r>
+            <w:r>
+              <w:rPr>
+                <w:rFonts w:cstheme="minorHAnsi"/>
+                <w:color w:val="000000" w:themeColor="text1"/>
+              </w:rPr>
+              <w:t xml:space="preserve">. </w:t>
+            </w:r>
+            <w:r>
+              <w:rPr>
+                <w:rFonts w:cstheme="minorHAnsi"/>
+                <w:color w:val="000000" w:themeColor="text1"/>
+              </w:rPr>
+              <w:t>Según la norma EN ISO 13850, la función de parada de emergencia sirve para prevenir situaciones que puedan poner en peligro a las personas, para evitar daños en la máquina o en trabajos en curso o para minimizar los riesgos ya existentes, y ha de activarse con una sola maniobra de una persona, la estación cuenta con {{ paros_emergencia }} paros de emergencia distribuidos en el inmueble.</w:t>
+            </w:r>
+          </w:p>
+        </w:tc>
+        <w:tc>
+          <w:tcPr>
+            <w:tcW w:w="4414" w:type="dxa"/>
+            <w:vAlign w:val="center"/>
+          </w:tcPr>
+          <w:p>
+            <w:pPr>
+              <w:pStyle w:val="Prrafodelista"/>
+              <w:spacing w:line="360" w:lineRule="auto"/>
+              <w:ind w:left="0"/>
+              <w:jc w:val="center"/>
+              <w:rPr>
+                <w:rFonts w:cstheme="minorHAnsi"/>
+                <w:color w:val="000000" w:themeColor="text1"/>
+              </w:rPr>
+            </w:pPr>
+            <w:r>
+              <w:rPr>
+                <w:rFonts w:cstheme="minorHAnsi"/>
+                <w:color w:val="000000" w:themeColor="text1"/>
+              </w:rPr>
+              <w:t>{{ paro }}</w:t>
             </w:r>
           </w:p>
         </w:tc>
@@ -830,16 +2418,20 @@
     <w:p>
       <w:pPr>
         <w:rPr>
-          <w:rFonts w:ascii="Arial" w:eastAsia="Calibri" w:hAnsi="Arial" w:cs="Times New Roman"/>
+          <w:rFonts w:ascii="Arial" w:hAnsi="Arial" w:cs="Arial"/>
           <w:b/>
-          <w:bCs/>
-          <w:color w:val="000000" w:themeColor="text1"/>
-          <w:szCs w:val="28"/>
+          <w:i/>
+          <w:iCs/>
+          <w:color w:val="000000"/>
         </w:rPr>
       </w:pPr>
       <w:r>
         <w:rPr>
-          <w:rFonts w:eastAsia="Calibri"/>
+          <w:rFonts w:ascii="Arial" w:hAnsi="Arial" w:cs="Arial"/>
+          <w:b/>
+          <w:i/>
+          <w:iCs/>
+          <w:color w:val="000000"/>
         </w:rPr>
         <w:br w:type="page"/>
       </w:r>
@@ -859,278 +2451,194 @@
         <w:tblLook w:val="04A0" w:firstRow="1" w:lastRow="0" w:firstColumn="1" w:lastColumn="0" w:noHBand="0" w:noVBand="1"/>
       </w:tblPr>
       <w:tblGrid>
-        <w:gridCol w:w="5754"/>
-        <w:gridCol w:w="3074"/>
+        <w:gridCol w:w="4414"/>
+        <w:gridCol w:w="4414"/>
       </w:tblGrid>
       <w:tr>
         <w:trPr>
-          <w:trHeight w:val="3685"/>
+          <w:trHeight w:val="3288"/>
         </w:trPr>
         <w:tc>
           <w:tcPr>
-            <w:tcW w:w="5754" w:type="dxa"/>
+            <w:tcW w:w="4414" w:type="dxa"/>
             <w:vAlign w:val="center"/>
           </w:tcPr>
           <w:p>
             <w:pPr>
+              <w:pStyle w:val="Prrafodelista"/>
+              <w:spacing w:line="360" w:lineRule="auto"/>
+              <w:ind w:left="0"/>
               <w:jc w:val="both"/>
               <w:rPr>
-                <w:rFonts w:ascii="Arial" w:hAnsi="Arial" w:cs="Arial"/>
-                <w:b/>
-                <w:bCs/>
+                <w:rFonts w:cstheme="minorHAnsi"/>
+                <w:color w:val="000000" w:themeColor="text1"/>
               </w:rPr>
             </w:pPr>
             <w:r>
               <w:rPr>
-                <w:rFonts w:ascii="Arial" w:hAnsi="Arial" w:cs="Arial"/>
-                <w:bCs/>
+                <w:rFonts w:cstheme="minorHAnsi"/>
+                <w:color w:val="000000" w:themeColor="text1"/>
               </w:rPr>
               <w:lastRenderedPageBreak/>
-              <w:t>Cuenta con sistema de alertamiento en caso de contingencia, uso en caso de incendio, mismo que está identificado para beneficio de empleados y usuarios</w:t>
-            </w:r>
-            <w:r>
-              <w:rPr>
-                <w:rFonts w:ascii="Arial" w:hAnsi="Arial" w:cs="Arial"/>
-                <w:bCs/>
-              </w:rPr>
-              <w:t>.</w:t>
+              <w:t>El site se encuentra restringido en su acceso, limpio de almacenaje de combustibles sólidos y otros, con detector de humo vigente, toda la instalación eléctrica bajo resguardo tubo conduit, señalizado en sus tableros de control, con sistema de ventilación adecuado.</w:t>
             </w:r>
           </w:p>
         </w:tc>
         <w:tc>
           <w:tcPr>
-            <w:tcW w:w="3074" w:type="dxa"/>
+            <w:tcW w:w="4414" w:type="dxa"/>
             <w:vAlign w:val="center"/>
           </w:tcPr>
           <w:p>
             <w:pPr>
+              <w:pStyle w:val="Prrafodelista"/>
+              <w:spacing w:line="360" w:lineRule="auto"/>
+              <w:ind w:left="0"/>
               <w:jc w:val="center"/>
               <w:rPr>
-                <w:rFonts w:ascii="Arial" w:hAnsi="Arial" w:cs="Arial"/>
+                <w:rFonts w:cstheme="minorHAnsi"/>
+                <w:color w:val="000000" w:themeColor="text1"/>
               </w:rPr>
             </w:pPr>
             <w:r>
               <w:rPr>
-                <w:rFonts w:ascii="Arial" w:hAnsi="Arial" w:cs="Arial"/>
-              </w:rPr>
-              <w:t>{{ alarma }}</w:t>
+                <w:rFonts w:cstheme="minorHAnsi"/>
+                <w:color w:val="000000" w:themeColor="text1"/>
+              </w:rPr>
+              <w:t>{{ site }}</w:t>
             </w:r>
           </w:p>
         </w:tc>
       </w:tr>
       <w:tr>
         <w:trPr>
-          <w:trHeight w:val="3685"/>
+          <w:trHeight w:val="20"/>
         </w:trPr>
         <w:tc>
           <w:tcPr>
-            <w:tcW w:w="5754" w:type="dxa"/>
+            <w:tcW w:w="4414" w:type="dxa"/>
             <w:vAlign w:val="center"/>
           </w:tcPr>
           <w:p>
             <w:pPr>
+              <w:pStyle w:val="Prrafodelista"/>
+              <w:ind w:left="0"/>
               <w:jc w:val="both"/>
               <w:rPr>
-                <w:rFonts w:ascii="Arial" w:hAnsi="Arial" w:cs="Arial"/>
-                <w:b/>
-                <w:bCs/>
+                <w:rFonts w:cstheme="minorHAnsi"/>
+                <w:color w:val="000000" w:themeColor="text1"/>
+                <w:sz w:val="20"/>
+                <w:szCs w:val="20"/>
               </w:rPr>
             </w:pPr>
-            <w:r>
-              <w:rPr>
-                <w:rFonts w:ascii="Arial" w:hAnsi="Arial" w:cs="Arial"/>
-                <w:bCs/>
-              </w:rPr>
-              <w:t>En las áreas de trabajo donde se almacenan sustancias químicas peligrosas, las instalaciones y cimentaciones deben ser de materiales resistentes al fuego</w:t>
-            </w:r>
-            <w:r>
-              <w:rPr>
-                <w:rFonts w:ascii="Arial" w:hAnsi="Arial" w:cs="Arial"/>
-                <w:bCs/>
-              </w:rPr>
-              <w:t>.</w:t>
-            </w:r>
           </w:p>
         </w:tc>
         <w:tc>
           <w:tcPr>
-            <w:tcW w:w="3074" w:type="dxa"/>
+            <w:tcW w:w="4414" w:type="dxa"/>
             <w:vAlign w:val="center"/>
           </w:tcPr>
           <w:p>
             <w:pPr>
+              <w:pStyle w:val="Prrafodelista"/>
+              <w:ind w:left="0"/>
               <w:jc w:val="center"/>
               <w:rPr>
-                <w:rFonts w:ascii="Arial" w:hAnsi="Arial" w:cs="Arial"/>
+                <w:rFonts w:cstheme="minorHAnsi"/>
+                <w:color w:val="000000" w:themeColor="text1"/>
               </w:rPr>
             </w:pPr>
-            <w:r>
-              <w:rPr>
-                <w:rFonts w:ascii="Arial" w:hAnsi="Arial" w:cs="Arial"/>
-              </w:rPr>
-              <w:t>{{ quimicos }}</w:t>
-            </w:r>
           </w:p>
         </w:tc>
       </w:tr>
       <w:tr>
         <w:trPr>
-          <w:trHeight w:val="3685"/>
+          <w:trHeight w:val="3288"/>
         </w:trPr>
         <w:tc>
           <w:tcPr>
-            <w:tcW w:w="5754" w:type="dxa"/>
+            <w:tcW w:w="4414" w:type="dxa"/>
             <w:vAlign w:val="center"/>
           </w:tcPr>
           <w:p>
             <w:pPr>
+              <w:pStyle w:val="Prrafodelista"/>
+              <w:spacing w:line="360" w:lineRule="auto"/>
+              <w:ind w:left="0"/>
               <w:jc w:val="both"/>
               <w:rPr>
-                <w:rFonts w:ascii="Arial" w:hAnsi="Arial" w:cs="Arial"/>
-                <w:b/>
-                <w:bCs/>
+                <w:rFonts w:cstheme="minorHAnsi"/>
+                <w:color w:val="000000" w:themeColor="text1"/>
               </w:rPr>
             </w:pPr>
             <w:r>
               <w:rPr>
-                <w:rFonts w:ascii="Arial" w:hAnsi="Arial" w:cs="Arial"/>
-                <w:bCs/>
-              </w:rPr>
-              <w:t xml:space="preserve">Cuenta con </w:t>
-            </w:r>
-            <w:r>
-              <w:rPr>
-                <w:rFonts w:ascii="Arial" w:hAnsi="Arial" w:cs="Arial"/>
-                <w:bCs/>
-                <w:noProof/>
-              </w:rPr>
-              <w:t>{{ tanques }}</w:t>
-            </w:r>
-            <w:r>
-              <w:rPr>
-                <w:rFonts w:ascii="Arial" w:hAnsi="Arial" w:cs="Arial"/>
-                <w:bCs/>
-              </w:rPr>
-              <w:t xml:space="preserve"> tanques de almacenamiento para</w:t>
-            </w:r>
-            <w:r>
-              <w:rPr>
-                <w:rFonts w:ascii="Arial" w:hAnsi="Arial" w:cs="Arial"/>
-                <w:bCs/>
-              </w:rPr>
-              <w:t xml:space="preserve"> </w:t>
-            </w:r>
-            <w:r>
-              <w:rPr>
-                <w:rFonts w:ascii="Arial" w:hAnsi="Arial" w:cs="Arial"/>
-                <w:bCs/>
-              </w:rPr>
-              <w:t xml:space="preserve">Gasolina de </w:t>
-            </w:r>
-            <w:r>
-              <w:rPr>
-                <w:rFonts w:ascii="Arial" w:hAnsi="Arial" w:cs="Arial"/>
-                <w:bCs/>
-                <w:noProof/>
-              </w:rPr>
-              <w:t>{{ tanque_1 }}</w:t>
-            </w:r>
-            <w:r>
-              <w:rPr>
-                <w:rFonts w:ascii="Arial" w:hAnsi="Arial" w:cs="Arial"/>
-                <w:bCs/>
-              </w:rPr>
-              <w:t xml:space="preserve">, </w:t>
-            </w:r>
-            <w:r>
-              <w:rPr>
-                <w:rFonts w:ascii="Arial" w:hAnsi="Arial" w:cs="Arial"/>
-                <w:bCs/>
-                <w:noProof/>
-              </w:rPr>
-              <w:t>{{ tanque_</w:t>
-            </w:r>
-            <w:r>
-              <w:rPr>
-                <w:rFonts w:ascii="Arial" w:hAnsi="Arial" w:cs="Arial"/>
-                <w:bCs/>
-                <w:noProof/>
-              </w:rPr>
-              <w:t>2</w:t>
-            </w:r>
-            <w:r>
-              <w:rPr>
-                <w:rFonts w:ascii="Arial" w:hAnsi="Arial" w:cs="Arial"/>
-                <w:bCs/>
-                <w:noProof/>
-              </w:rPr>
-              <w:t xml:space="preserve"> }}</w:t>
-            </w:r>
-            <w:r>
-              <w:rPr>
-                <w:rFonts w:ascii="Arial" w:hAnsi="Arial" w:cs="Arial"/>
-                <w:bCs/>
-              </w:rPr>
-              <w:t xml:space="preserve">, </w:t>
-            </w:r>
-            <w:r>
-              <w:rPr>
-                <w:rFonts w:ascii="Arial" w:hAnsi="Arial" w:cs="Arial"/>
-                <w:bCs/>
-                <w:noProof/>
-              </w:rPr>
-              <w:t>{{ tanque_</w:t>
-            </w:r>
-            <w:r>
-              <w:rPr>
-                <w:rFonts w:ascii="Arial" w:hAnsi="Arial" w:cs="Arial"/>
-                <w:bCs/>
-                <w:noProof/>
-              </w:rPr>
-              <w:t>3</w:t>
-            </w:r>
-            <w:r>
-              <w:rPr>
-                <w:rFonts w:ascii="Arial" w:hAnsi="Arial" w:cs="Arial"/>
-                <w:bCs/>
-                <w:noProof/>
-              </w:rPr>
-              <w:t xml:space="preserve"> }}</w:t>
-            </w:r>
-            <w:r>
-              <w:rPr>
-                <w:rFonts w:ascii="Arial" w:hAnsi="Arial" w:cs="Arial"/>
-                <w:bCs/>
-              </w:rPr>
-              <w:t xml:space="preserve"> litros cada uno</w:t>
-            </w:r>
-            <w:r>
-              <w:rPr>
-                <w:rFonts w:ascii="Arial" w:hAnsi="Arial" w:cs="Arial"/>
-                <w:bCs/>
-              </w:rPr>
-              <w:t>.</w:t>
+                <w:rFonts w:cstheme="minorHAnsi"/>
+                <w:color w:val="000000" w:themeColor="text1"/>
+              </w:rPr>
+              <w:t>Trampa de grasas se encuentra limpia de residuos dando cumplimiento a la NOM-005-ASEA-2016.</w:t>
             </w:r>
           </w:p>
         </w:tc>
         <w:tc>
           <w:tcPr>
-            <w:tcW w:w="3074" w:type="dxa"/>
+            <w:tcW w:w="4414" w:type="dxa"/>
             <w:vAlign w:val="center"/>
           </w:tcPr>
           <w:p>
             <w:pPr>
+              <w:pStyle w:val="Prrafodelista"/>
+              <w:spacing w:line="360" w:lineRule="auto"/>
+              <w:ind w:left="0"/>
               <w:jc w:val="center"/>
               <w:rPr>
-                <w:rFonts w:ascii="Arial" w:hAnsi="Arial" w:cs="Arial"/>
+                <w:rFonts w:cstheme="minorHAnsi"/>
+                <w:color w:val="000000" w:themeColor="text1"/>
               </w:rPr>
             </w:pPr>
             <w:r>
               <w:rPr>
-                <w:rFonts w:ascii="Arial" w:hAnsi="Arial" w:cs="Arial"/>
-              </w:rPr>
-              <w:t>{{ tanques_gaso }}</w:t>
-            </w:r>
+                <w:rFonts w:cstheme="minorHAnsi"/>
+                <w:color w:val="000000" w:themeColor="text1"/>
+              </w:rPr>
+              <w:t>{{ trampa_grasa }}</w:t>
+            </w:r>
+          </w:p>
+        </w:tc>
+      </w:tr>
+      <w:tr>
+        <w:tc>
+          <w:tcPr>
+            <w:tcW w:w="4414" w:type="dxa"/>
+            <w:vAlign w:val="center"/>
+          </w:tcPr>
+          <w:p>
+            <w:pPr>
+              <w:pStyle w:val="Prrafodelista"/>
+              <w:ind w:left="0"/>
+              <w:jc w:val="both"/>
+              <w:rPr>
+                <w:sz w:val="20"/>
+                <w:szCs w:val="20"/>
+              </w:rPr>
+            </w:pPr>
+          </w:p>
+        </w:tc>
+        <w:tc>
+          <w:tcPr>
+            <w:tcW w:w="4414" w:type="dxa"/>
+            <w:vAlign w:val="center"/>
+          </w:tcPr>
+          <w:p>
+            <w:pPr>
+              <w:pStyle w:val="Prrafodelista"/>
+              <w:ind w:left="0"/>
+              <w:jc w:val="center"/>
+              <w:rPr>
+                <w:sz w:val="20"/>
+                <w:szCs w:val="20"/>
+              </w:rPr>
+            </w:pPr>
           </w:p>
         </w:tc>
       </w:tr>
@@ -1138,287 +2646,37 @@
     <w:p>
       <w:pPr>
         <w:rPr>
-          <w:rFonts w:ascii="Arial" w:eastAsia="Calibri" w:hAnsi="Arial" w:cs="Times New Roman"/>
+          <w:rFonts w:ascii="Arial" w:hAnsi="Arial" w:cs="Arial"/>
           <w:b/>
-          <w:bCs/>
-          <w:color w:val="000000" w:themeColor="text1"/>
-          <w:szCs w:val="28"/>
+          <w:i/>
+          <w:iCs/>
+          <w:color w:val="000000"/>
         </w:rPr>
       </w:pPr>
       <w:r>
         <w:rPr>
-          <w:rFonts w:eastAsia="Calibri"/>
+          <w:rFonts w:ascii="Arial" w:hAnsi="Arial" w:cs="Arial"/>
+          <w:b/>
+          <w:i/>
+          <w:iCs/>
+          <w:color w:val="000000"/>
         </w:rPr>
         <w:br w:type="page"/>
       </w:r>
     </w:p>
-    <w:tbl>
-      <w:tblPr>
-        <w:tblStyle w:val="Tablaconcuadrcula"/>
-        <w:tblW w:w="0" w:type="auto"/>
-        <w:tblBorders>
-          <w:top w:val="none" w:sz="0" w:space="0" w:color="auto"/>
-          <w:left w:val="none" w:sz="0" w:space="0" w:color="auto"/>
-          <w:bottom w:val="none" w:sz="0" w:space="0" w:color="auto"/>
-          <w:right w:val="none" w:sz="0" w:space="0" w:color="auto"/>
-          <w:insideH w:val="none" w:sz="0" w:space="0" w:color="auto"/>
-          <w:insideV w:val="none" w:sz="0" w:space="0" w:color="auto"/>
-        </w:tblBorders>
-        <w:tblLook w:val="04A0" w:firstRow="1" w:lastRow="0" w:firstColumn="1" w:lastColumn="0" w:noHBand="0" w:noVBand="1"/>
-      </w:tblPr>
-      <w:tblGrid>
-        <w:gridCol w:w="5754"/>
-        <w:gridCol w:w="3074"/>
-      </w:tblGrid>
-      <w:tr>
-        <w:trPr>
-          <w:trHeight w:val="3685"/>
-        </w:trPr>
-        <w:tc>
-          <w:tcPr>
-            <w:tcW w:w="5754" w:type="dxa"/>
-            <w:vAlign w:val="center"/>
-          </w:tcPr>
-          <w:p>
-            <w:pPr>
-              <w:jc w:val="both"/>
-              <w:rPr>
-                <w:rFonts w:ascii="Arial" w:hAnsi="Arial" w:cs="Arial"/>
-                <w:bCs/>
-              </w:rPr>
-            </w:pPr>
-            <w:r>
-              <w:rPr>
-                <w:rFonts w:ascii="Arial" w:hAnsi="Arial" w:cs="Arial"/>
-                <w:bCs/>
-              </w:rPr>
-              <w:lastRenderedPageBreak/>
-              <w:t>Paros de emergencia</w:t>
-            </w:r>
-          </w:p>
-          <w:p>
-            <w:pPr>
-              <w:jc w:val="both"/>
-              <w:rPr>
-                <w:rFonts w:ascii="Arial" w:hAnsi="Arial" w:cs="Arial"/>
-                <w:b/>
-                <w:bCs/>
-              </w:rPr>
-            </w:pPr>
-            <w:r>
-              <w:rPr>
-                <w:rFonts w:ascii="Arial" w:hAnsi="Arial" w:cs="Arial"/>
-                <w:bCs/>
-              </w:rPr>
-              <w:t xml:space="preserve">Según la norma EN ISO 13850, la función de parada de emergencia sirve para prevenir situaciones que puedan poner en peligro a las personas, para evitar daños en la máquina o en trabajos en curso o para minimizar los riesgos ya existentes, y ha de activarse con una sola maniobra de una persona, la estación cuenta con </w:t>
-            </w:r>
-            <w:r>
-              <w:rPr>
-                <w:rFonts w:ascii="Arial" w:hAnsi="Arial" w:cs="Arial"/>
-                <w:bCs/>
-                <w:noProof/>
-              </w:rPr>
-              <w:t>{{ paros_emergencia }}</w:t>
-            </w:r>
-            <w:r>
-              <w:rPr>
-                <w:rFonts w:ascii="Arial" w:hAnsi="Arial" w:cs="Arial"/>
-                <w:bCs/>
-              </w:rPr>
-              <w:t xml:space="preserve"> paros de emergencia distribuidos en el inmueble</w:t>
-            </w:r>
-            <w:r>
-              <w:rPr>
-                <w:rFonts w:ascii="Arial" w:hAnsi="Arial" w:cs="Arial"/>
-                <w:bCs/>
-              </w:rPr>
-              <w:t>.</w:t>
-            </w:r>
-          </w:p>
-        </w:tc>
-        <w:tc>
-          <w:tcPr>
-            <w:tcW w:w="3074" w:type="dxa"/>
-            <w:vAlign w:val="center"/>
-          </w:tcPr>
-          <w:p>
-            <w:pPr>
-              <w:jc w:val="center"/>
-              <w:rPr>
-                <w:rFonts w:ascii="Arial" w:hAnsi="Arial" w:cs="Arial"/>
-              </w:rPr>
-            </w:pPr>
-            <w:r>
-              <w:rPr>
-                <w:rFonts w:ascii="Arial" w:hAnsi="Arial" w:cs="Arial"/>
-              </w:rPr>
-              <w:t>{{ paro }}</w:t>
-            </w:r>
-          </w:p>
-        </w:tc>
-      </w:tr>
-      <w:tr>
-        <w:trPr>
-          <w:trHeight w:val="3685"/>
-        </w:trPr>
-        <w:tc>
-          <w:tcPr>
-            <w:tcW w:w="5754" w:type="dxa"/>
-            <w:vAlign w:val="center"/>
-          </w:tcPr>
-          <w:p>
-            <w:pPr>
-              <w:jc w:val="both"/>
-              <w:rPr>
-                <w:rFonts w:ascii="Arial" w:hAnsi="Arial" w:cs="Arial"/>
-                <w:b/>
-                <w:bCs/>
-              </w:rPr>
-            </w:pPr>
-            <w:r>
-              <w:rPr>
-                <w:rFonts w:ascii="Arial" w:hAnsi="Arial" w:cs="Arial"/>
-                <w:bCs/>
-              </w:rPr>
-              <w:t>Trampa de grasas se encuentra limpia de residuos dando cumplimiento a la NOM-005-ASEA-2016</w:t>
-            </w:r>
-            <w:r>
-              <w:rPr>
-                <w:rFonts w:ascii="Arial" w:hAnsi="Arial" w:cs="Arial"/>
-                <w:bCs/>
-              </w:rPr>
-              <w:t>.</w:t>
-            </w:r>
-          </w:p>
-        </w:tc>
-        <w:tc>
-          <w:tcPr>
-            <w:tcW w:w="3074" w:type="dxa"/>
-            <w:vAlign w:val="center"/>
-          </w:tcPr>
-          <w:p>
-            <w:pPr>
-              <w:jc w:val="center"/>
-              <w:rPr>
-                <w:rFonts w:ascii="Arial" w:hAnsi="Arial" w:cs="Arial"/>
-              </w:rPr>
-            </w:pPr>
-            <w:r>
-              <w:rPr>
-                <w:rFonts w:ascii="Arial" w:hAnsi="Arial" w:cs="Arial"/>
-              </w:rPr>
-              <w:t>{{ trampa_grasa }}</w:t>
-            </w:r>
-          </w:p>
-        </w:tc>
-      </w:tr>
-      <w:tr>
-        <w:trPr>
-          <w:trHeight w:val="3685"/>
-        </w:trPr>
-        <w:tc>
-          <w:tcPr>
-            <w:tcW w:w="5754" w:type="dxa"/>
-            <w:vAlign w:val="center"/>
-          </w:tcPr>
-          <w:p>
-            <w:pPr>
-              <w:jc w:val="both"/>
-              <w:rPr>
-                <w:rFonts w:ascii="Arial" w:hAnsi="Arial" w:cs="Arial"/>
-                <w:b/>
-                <w:bCs/>
-              </w:rPr>
-            </w:pPr>
-            <w:r>
-              <w:rPr>
-                <w:rFonts w:ascii="Arial" w:hAnsi="Arial" w:cs="Arial"/>
-                <w:bCs/>
-              </w:rPr>
-              <w:t>SITE</w:t>
-            </w:r>
-            <w:r>
-              <w:rPr>
-                <w:rFonts w:ascii="Arial" w:hAnsi="Arial" w:cs="Arial"/>
-                <w:bCs/>
-              </w:rPr>
-              <w:t xml:space="preserve"> se encuentra restringido en su acceso, limpio de almacenaje de combustibles sólidos y otros, con detector de humo vigente, extintor </w:t>
-            </w:r>
-            <w:r>
-              <w:rPr>
-                <w:rFonts w:ascii="Arial" w:hAnsi="Arial" w:cs="Arial"/>
-                <w:bCs/>
-              </w:rPr>
-              <w:t xml:space="preserve">de </w:t>
-            </w:r>
-            <w:r>
-              <w:rPr>
-                <w:rFonts w:ascii="Arial" w:hAnsi="Arial" w:cs="Arial"/>
-                <w:bCs/>
-              </w:rPr>
-              <w:t>C</w:t>
-            </w:r>
-            <w:r>
-              <w:rPr>
-                <w:rFonts w:ascii="Arial" w:hAnsi="Arial" w:cs="Arial"/>
-                <w:bCs/>
-              </w:rPr>
-              <w:t>O</w:t>
-            </w:r>
-            <w:r>
-              <w:rPr>
-                <w:rFonts w:ascii="Arial" w:hAnsi="Arial" w:cs="Arial"/>
-                <w:bCs/>
-              </w:rPr>
-              <w:t>2, toda la instalación eléctrica bajo resguardo tubo conduit, señalizado en sus tableros de control, con sistema de ventilación adecuado</w:t>
-            </w:r>
-            <w:r>
-              <w:rPr>
-                <w:rFonts w:ascii="Arial" w:hAnsi="Arial" w:cs="Arial"/>
-                <w:bCs/>
-              </w:rPr>
-              <w:t>.</w:t>
-            </w:r>
-          </w:p>
-        </w:tc>
-        <w:tc>
-          <w:tcPr>
-            <w:tcW w:w="3074" w:type="dxa"/>
-            <w:vAlign w:val="center"/>
-          </w:tcPr>
-          <w:p>
-            <w:pPr>
-              <w:jc w:val="center"/>
-              <w:rPr>
-                <w:rFonts w:ascii="Arial" w:hAnsi="Arial" w:cs="Arial"/>
-              </w:rPr>
-            </w:pPr>
-            <w:r>
-              <w:rPr>
-                <w:rFonts w:ascii="Arial" w:hAnsi="Arial" w:cs="Arial"/>
-              </w:rPr>
-              <w:t>{{ site }}</w:t>
-            </w:r>
-          </w:p>
-        </w:tc>
-      </w:tr>
-    </w:tbl>
     <w:p>
       <w:pPr>
         <w:rPr>
-          <w:rFonts w:ascii="Arial" w:eastAsia="Calibri" w:hAnsi="Arial" w:cs="Times New Roman"/>
+          <w:rFonts w:ascii="Arial" w:eastAsia="Times New Roman" w:hAnsi="Arial" w:cs="Arial"/>
           <w:b/>
-          <w:bCs/>
-          <w:color w:val="000000" w:themeColor="text1"/>
-          <w:szCs w:val="28"/>
+          <w:i/>
+          <w:iCs/>
+          <w:color w:val="000000"/>
+          <w:sz w:val="24"/>
+          <w:szCs w:val="24"/>
+          <w:lang w:eastAsia="es-ES"/>
         </w:rPr>
       </w:pPr>
-      <w:r>
-        <w:rPr>
-          <w:rFonts w:eastAsia="Calibri"/>
-        </w:rPr>
-        <w:br w:type="page"/>
-      </w:r>
     </w:p>
     <w:p>
       <w:pPr>
@@ -1443,7 +2701,6 @@
           <w:bCs/>
           <w:noProof/>
         </w:rPr>
-        <w:lastRenderedPageBreak/>
         <w:t>LAYOUT</w:t>
       </w:r>
       <w:r>
@@ -1592,6 +2849,13 @@
       </w:r>
     </w:p>
   </w:endnote>
+  <w:endnote w:type="continuationNotice" w:id="1">
+    <w:p>
+      <w:pPr>
+        <w:spacing w:after="0" w:line="240" w:lineRule="auto"/>
+      </w:pPr>
+    </w:p>
+  </w:endnote>
 </w:endnotes>
 </file>
 
@@ -1638,7 +2902,7 @@
                 <w:lang w:eastAsia="es-MX"/>
               </w:rPr>
               <w:drawing>
-                <wp:anchor distT="0" distB="0" distL="114300" distR="114300" simplePos="0" relativeHeight="251666432" behindDoc="1" locked="0" layoutInCell="1" allowOverlap="1" wp14:anchorId="11A72402" wp14:editId="541D2A3B">
+                <wp:anchor distT="0" distB="0" distL="114300" distR="114300" simplePos="0" relativeHeight="251658246" behindDoc="1" locked="0" layoutInCell="1" allowOverlap="1" wp14:anchorId="11A72402" wp14:editId="541D2A3B">
                   <wp:simplePos x="0" y="0"/>
                   <wp:positionH relativeFrom="column">
                     <wp:posOffset>5461000</wp:posOffset>
@@ -1824,7 +3088,7 @@
         <w:lang w:eastAsia="es-MX"/>
       </w:rPr>
       <w:drawing>
-        <wp:anchor distT="0" distB="0" distL="114300" distR="114300" simplePos="0" relativeHeight="251665408" behindDoc="1" locked="0" layoutInCell="1" allowOverlap="1" wp14:anchorId="7DE9FA8A" wp14:editId="143D698F">
+        <wp:anchor distT="0" distB="0" distL="114300" distR="114300" simplePos="0" relativeHeight="251658245" behindDoc="1" locked="0" layoutInCell="1" allowOverlap="1" wp14:anchorId="7DE9FA8A" wp14:editId="143D698F">
           <wp:simplePos x="0" y="0"/>
           <wp:positionH relativeFrom="margin">
             <wp:align>center</wp:align>
@@ -2002,7 +3266,7 @@
                 <w:lang w:eastAsia="es-MX"/>
               </w:rPr>
               <w:drawing>
-                <wp:anchor distT="0" distB="0" distL="114300" distR="114300" simplePos="0" relativeHeight="251661312" behindDoc="1" locked="0" layoutInCell="1" allowOverlap="1" wp14:anchorId="6230506E" wp14:editId="728A8498">
+                <wp:anchor distT="0" distB="0" distL="114300" distR="114300" simplePos="0" relativeHeight="251658242" behindDoc="1" locked="0" layoutInCell="1" allowOverlap="1" wp14:anchorId="6230506E" wp14:editId="728A8498">
                   <wp:simplePos x="0" y="0"/>
                   <wp:positionH relativeFrom="column">
                     <wp:posOffset>5461000</wp:posOffset>
@@ -2188,7 +3452,7 @@
         <w:lang w:eastAsia="es-MX"/>
       </w:rPr>
       <w:drawing>
-        <wp:anchor distT="0" distB="0" distL="114300" distR="114300" simplePos="0" relativeHeight="251660288" behindDoc="1" locked="0" layoutInCell="1" allowOverlap="1" wp14:anchorId="470DA5FE" wp14:editId="71A5D4F7">
+        <wp:anchor distT="0" distB="0" distL="114300" distR="114300" simplePos="0" relativeHeight="251658241" behindDoc="1" locked="0" layoutInCell="1" allowOverlap="1" wp14:anchorId="470DA5FE" wp14:editId="71A5D4F7">
           <wp:simplePos x="0" y="0"/>
           <wp:positionH relativeFrom="margin">
             <wp:align>center</wp:align>
@@ -2343,6 +3607,13 @@
       <w:r>
         <w:continuationSeparator/>
       </w:r>
+    </w:p>
+  </w:footnote>
+  <w:footnote w:type="continuationNotice" w:id="1">
+    <w:p>
+      <w:pPr>
+        <w:spacing w:after="0" w:line="240" w:lineRule="auto"/>
+      </w:pPr>
     </w:p>
   </w:footnote>
 </w:footnotes>
@@ -2516,7 +3787,7 @@
         <w:noProof/>
       </w:rPr>
       <w:drawing>
-        <wp:anchor distT="0" distB="0" distL="114300" distR="114300" simplePos="0" relativeHeight="251664384" behindDoc="0" locked="0" layoutInCell="1" allowOverlap="1" wp14:anchorId="13075C4F" wp14:editId="1C6CEF82">
+        <wp:anchor distT="0" distB="0" distL="114300" distR="114300" simplePos="0" relativeHeight="251658244" behindDoc="0" locked="0" layoutInCell="1" allowOverlap="1" wp14:anchorId="13075C4F" wp14:editId="1C6CEF82">
           <wp:simplePos x="0" y="0"/>
           <wp:positionH relativeFrom="margin">
             <wp:align>right</wp:align>
@@ -2652,7 +3923,7 @@
         <w:noProof/>
       </w:rPr>
       <w:drawing>
-        <wp:anchor distT="0" distB="0" distL="114300" distR="114300" simplePos="0" relativeHeight="251662336" behindDoc="0" locked="0" layoutInCell="1" allowOverlap="1" wp14:anchorId="1A2D1988" wp14:editId="4F393EF0">
+        <wp:anchor distT="0" distB="0" distL="114300" distR="114300" simplePos="0" relativeHeight="251658243" behindDoc="0" locked="0" layoutInCell="1" allowOverlap="1" wp14:anchorId="1A2D1988" wp14:editId="4F393EF0">
           <wp:simplePos x="0" y="0"/>
           <wp:positionH relativeFrom="margin">
             <wp:posOffset>4593016</wp:posOffset>
@@ -2787,7 +4058,7 @@
         <w:noProof/>
       </w:rPr>
       <w:drawing>
-        <wp:anchor distT="0" distB="0" distL="114300" distR="114300" simplePos="0" relativeHeight="251659264" behindDoc="0" locked="0" layoutInCell="1" allowOverlap="1" wp14:anchorId="01E803D1" wp14:editId="3CE7149C">
+        <wp:anchor distT="0" distB="0" distL="114300" distR="114300" simplePos="0" relativeHeight="251658240" behindDoc="0" locked="0" layoutInCell="1" allowOverlap="1" wp14:anchorId="01E803D1" wp14:editId="3CE7149C">
           <wp:simplePos x="0" y="0"/>
           <wp:positionH relativeFrom="margin">
             <wp:align>right</wp:align>
@@ -3443,6 +4714,30 @@
       <w:color w:val="243F60" w:themeColor="accent1" w:themeShade="7F"/>
     </w:rPr>
   </w:style>
+  <w:style w:type="paragraph" w:styleId="Ttulo7">
+    <w:name w:val="heading 7"/>
+    <w:basedOn w:val="Normal"/>
+    <w:next w:val="Normal"/>
+    <w:link w:val="Ttulo7Car"/>
+    <w:uiPriority w:val="9"/>
+    <w:semiHidden/>
+    <w:unhideWhenUsed/>
+    <w:qFormat/>
+    <w:rsid w:val="00221265"/>
+    <w:pPr>
+      <w:keepNext/>
+      <w:keepLines/>
+      <w:spacing w:before="40" w:after="0" w:line="259" w:lineRule="auto"/>
+      <w:outlineLvl w:val="6"/>
+    </w:pPr>
+    <w:rPr>
+      <w:rFonts w:eastAsiaTheme="majorEastAsia" w:cstheme="majorBidi"/>
+      <w:color w:val="595959" w:themeColor="text1" w:themeTint="A6"/>
+      <w:kern w:val="2"/>
+      <w:lang w:val="es-ES"/>
+      <w14:ligatures w14:val="standardContextual"/>
+    </w:rPr>
+  </w:style>
   <w:style w:type="paragraph" w:styleId="Ttulo9">
     <w:name w:val="heading 9"/>
     <w:basedOn w:val="Normal"/>
@@ -6634,6 +7929,37 @@
       <w:spacing w:after="100"/>
       <w:ind w:left="440"/>
     </w:pPr>
+  </w:style>
+  <w:style w:type="paragraph" w:customStyle="1" w:styleId="Default">
+    <w:name w:val="Default"/>
+    <w:rsid w:val="001B2B21"/>
+    <w:pPr>
+      <w:autoSpaceDE w:val="0"/>
+      <w:autoSpaceDN w:val="0"/>
+      <w:adjustRightInd w:val="0"/>
+      <w:spacing w:after="0" w:line="240" w:lineRule="auto"/>
+    </w:pPr>
+    <w:rPr>
+      <w:rFonts w:ascii="Bookman Old Style" w:hAnsi="Bookman Old Style" w:cs="Bookman Old Style"/>
+      <w:color w:val="000000"/>
+      <w:sz w:val="24"/>
+      <w:szCs w:val="24"/>
+    </w:rPr>
+  </w:style>
+  <w:style w:type="character" w:customStyle="1" w:styleId="Ttulo7Car">
+    <w:name w:val="Título 7 Car"/>
+    <w:basedOn w:val="Fuentedeprrafopredeter"/>
+    <w:link w:val="Ttulo7"/>
+    <w:uiPriority w:val="9"/>
+    <w:semiHidden/>
+    <w:rsid w:val="00221265"/>
+    <w:rPr>
+      <w:rFonts w:eastAsiaTheme="majorEastAsia" w:cstheme="majorBidi"/>
+      <w:color w:val="595959" w:themeColor="text1" w:themeTint="A6"/>
+      <w:kern w:val="2"/>
+      <w:lang w:val="es-ES"/>
+      <w14:ligatures w14:val="standardContextual"/>
+    </w:rPr>
   </w:style>
 </w:styles>
 </file>

--- a/Inputs/Templates/MF Gasolinera.docx
+++ b/Inputs/Templates/MF Gasolinera.docx
@@ -48,13 +48,41 @@
         </w:rPr>
         <w:t xml:space="preserve"> </w:t>
       </w:r>
+      <w:proofErr w:type="gramStart"/>
       <w:r>
         <w:rPr>
           <w:rFonts w:cstheme="minorHAnsi"/>
           <w:b/>
           <w:color w:val="000000" w:themeColor="text1"/>
         </w:rPr>
-        <w:t>{{ razon_social }}</w:t>
+        <w:t xml:space="preserve">{{ </w:t>
+      </w:r>
+      <w:proofErr w:type="spellStart"/>
+      <w:r>
+        <w:rPr>
+          <w:rFonts w:cstheme="minorHAnsi"/>
+          <w:b/>
+          <w:color w:val="000000" w:themeColor="text1"/>
+        </w:rPr>
+        <w:t>razon</w:t>
+      </w:r>
+      <w:proofErr w:type="gramEnd"/>
+      <w:r>
+        <w:rPr>
+          <w:rFonts w:cstheme="minorHAnsi"/>
+          <w:b/>
+          <w:color w:val="000000" w:themeColor="text1"/>
+        </w:rPr>
+        <w:t>_social</w:t>
+      </w:r>
+      <w:proofErr w:type="spellEnd"/>
+      <w:r>
+        <w:rPr>
+          <w:rFonts w:cstheme="minorHAnsi"/>
+          <w:b/>
+          <w:color w:val="000000" w:themeColor="text1"/>
+        </w:rPr>
+        <w:t xml:space="preserve"> }}</w:t>
       </w:r>
       <w:r>
         <w:rPr>
@@ -70,7 +98,25 @@
           <w:b/>
           <w:color w:val="000000" w:themeColor="text1"/>
         </w:rPr>
-        <w:t>{{ nombre_comercial }}</w:t>
+        <w:t xml:space="preserve">{{ </w:t>
+      </w:r>
+      <w:proofErr w:type="spellStart"/>
+      <w:r>
+        <w:rPr>
+          <w:rFonts w:cstheme="minorHAnsi"/>
+          <w:b/>
+          <w:color w:val="000000" w:themeColor="text1"/>
+        </w:rPr>
+        <w:t>nombre_comercial</w:t>
+      </w:r>
+      <w:proofErr w:type="spellEnd"/>
+      <w:r>
+        <w:rPr>
+          <w:rFonts w:cstheme="minorHAnsi"/>
+          <w:b/>
+          <w:color w:val="000000" w:themeColor="text1"/>
+        </w:rPr>
+        <w:t xml:space="preserve"> }}</w:t>
       </w:r>
       <w:r>
         <w:rPr>
@@ -139,12 +185,30 @@
         </w:rPr>
         <w:t xml:space="preserve">El horario de atención es de </w:t>
       </w:r>
+      <w:proofErr w:type="gramStart"/>
       <w:r>
         <w:rPr>
           <w:rFonts w:cstheme="minorHAnsi"/>
           <w:color w:val="000000" w:themeColor="text1"/>
         </w:rPr>
-        <w:t>{{ dias }}</w:t>
+        <w:t xml:space="preserve">{{ </w:t>
+      </w:r>
+      <w:proofErr w:type="spellStart"/>
+      <w:r>
+        <w:rPr>
+          <w:rFonts w:cstheme="minorHAnsi"/>
+          <w:color w:val="000000" w:themeColor="text1"/>
+        </w:rPr>
+        <w:t>dias</w:t>
+      </w:r>
+      <w:proofErr w:type="spellEnd"/>
+      <w:proofErr w:type="gramEnd"/>
+      <w:r>
+        <w:rPr>
+          <w:rFonts w:cstheme="minorHAnsi"/>
+          <w:color w:val="000000" w:themeColor="text1"/>
+        </w:rPr>
+        <w:t xml:space="preserve"> }}</w:t>
       </w:r>
       <w:r>
         <w:rPr>
@@ -184,12 +248,21 @@
         </w:rPr>
         <w:t xml:space="preserve"> Cuenta con </w:t>
       </w:r>
+      <w:proofErr w:type="gramStart"/>
       <w:r>
         <w:rPr>
           <w:rFonts w:cstheme="minorHAnsi"/>
           <w:color w:val="000000" w:themeColor="text1"/>
         </w:rPr>
-        <w:t>{{ trabajadores }}</w:t>
+        <w:t>{{ trabajadores</w:t>
+      </w:r>
+      <w:proofErr w:type="gramEnd"/>
+      <w:r>
+        <w:rPr>
+          <w:rFonts w:cstheme="minorHAnsi"/>
+          <w:color w:val="000000" w:themeColor="text1"/>
+        </w:rPr>
+        <w:t xml:space="preserve"> }}</w:t>
       </w:r>
       <w:r>
         <w:rPr>
@@ -324,6 +397,7 @@
                 <w:szCs w:val="22"/>
               </w:rPr>
             </w:pPr>
+            <w:proofErr w:type="gramStart"/>
             <w:r>
               <w:rPr>
                 <w:rFonts w:asciiTheme="minorHAnsi" w:hAnsiTheme="minorHAnsi" w:cstheme="minorHAnsi"/>
@@ -333,6 +407,7 @@
               </w:rPr>
               <w:t>{{ fachada</w:t>
             </w:r>
+            <w:proofErr w:type="gramEnd"/>
             <w:r>
               <w:rPr>
                 <w:rFonts w:asciiTheme="minorHAnsi" w:hAnsiTheme="minorHAnsi" w:cstheme="minorHAnsi"/>
@@ -444,6 +519,7 @@
                 <w:szCs w:val="22"/>
               </w:rPr>
             </w:pPr>
+            <w:proofErr w:type="gramStart"/>
             <w:r>
               <w:rPr>
                 <w:rFonts w:asciiTheme="minorHAnsi" w:hAnsiTheme="minorHAnsi" w:cstheme="minorHAnsi"/>
@@ -451,7 +527,17 @@
                 <w:sz w:val="22"/>
                 <w:szCs w:val="22"/>
               </w:rPr>
-              <w:t>{{ mueble1 }}</w:t>
+              <w:t>{{ mueble</w:t>
+            </w:r>
+            <w:proofErr w:type="gramEnd"/>
+            <w:r>
+              <w:rPr>
+                <w:rFonts w:asciiTheme="minorHAnsi" w:hAnsiTheme="minorHAnsi" w:cstheme="minorHAnsi"/>
+                <w:color w:val="000000" w:themeColor="text1"/>
+                <w:sz w:val="22"/>
+                <w:szCs w:val="22"/>
+              </w:rPr>
+              <w:t>1 }}</w:t>
             </w:r>
           </w:p>
         </w:tc>
@@ -552,6 +638,7 @@
                 <w:szCs w:val="22"/>
               </w:rPr>
             </w:pPr>
+            <w:proofErr w:type="gramStart"/>
             <w:r>
               <w:rPr>
                 <w:rFonts w:asciiTheme="minorHAnsi" w:hAnsiTheme="minorHAnsi" w:cstheme="minorHAnsi"/>
@@ -559,7 +646,17 @@
                 <w:sz w:val="22"/>
                 <w:szCs w:val="22"/>
               </w:rPr>
-              <w:t>{{ ext1 }}</w:t>
+              <w:t>{{ ext</w:t>
+            </w:r>
+            <w:proofErr w:type="gramEnd"/>
+            <w:r>
+              <w:rPr>
+                <w:rFonts w:asciiTheme="minorHAnsi" w:hAnsiTheme="minorHAnsi" w:cstheme="minorHAnsi"/>
+                <w:color w:val="000000" w:themeColor="text1"/>
+                <w:sz w:val="22"/>
+                <w:szCs w:val="22"/>
+              </w:rPr>
+              <w:t>1 }}</w:t>
             </w:r>
           </w:p>
         </w:tc>
@@ -580,6 +677,7 @@
                 <w:szCs w:val="22"/>
               </w:rPr>
             </w:pPr>
+            <w:proofErr w:type="gramStart"/>
             <w:r>
               <w:rPr>
                 <w:rFonts w:asciiTheme="minorHAnsi" w:hAnsiTheme="minorHAnsi" w:cstheme="minorHAnsi"/>
@@ -589,6 +687,7 @@
               </w:rPr>
               <w:t>{{ ext</w:t>
             </w:r>
+            <w:proofErr w:type="gramEnd"/>
             <w:r>
               <w:rPr>
                 <w:rFonts w:asciiTheme="minorHAnsi" w:hAnsiTheme="minorHAnsi" w:cstheme="minorHAnsi"/>
@@ -670,6 +769,7 @@
                 <w:szCs w:val="22"/>
               </w:rPr>
             </w:pPr>
+            <w:proofErr w:type="gramStart"/>
             <w:r>
               <w:rPr>
                 <w:rFonts w:asciiTheme="minorHAnsi" w:hAnsiTheme="minorHAnsi" w:cstheme="minorHAnsi"/>
@@ -677,7 +777,17 @@
                 <w:sz w:val="22"/>
                 <w:szCs w:val="22"/>
               </w:rPr>
-              <w:t>{{ techo }}</w:t>
+              <w:t>{{ techo</w:t>
+            </w:r>
+            <w:proofErr w:type="gramEnd"/>
+            <w:r>
+              <w:rPr>
+                <w:rFonts w:asciiTheme="minorHAnsi" w:hAnsiTheme="minorHAnsi" w:cstheme="minorHAnsi"/>
+                <w:color w:val="000000" w:themeColor="text1"/>
+                <w:sz w:val="22"/>
+                <w:szCs w:val="22"/>
+              </w:rPr>
+              <w:t xml:space="preserve"> }}</w:t>
             </w:r>
           </w:p>
         </w:tc>
@@ -772,6 +882,7 @@
                 <w:szCs w:val="22"/>
               </w:rPr>
             </w:pPr>
+            <w:proofErr w:type="gramStart"/>
             <w:r>
               <w:rPr>
                 <w:rFonts w:asciiTheme="minorHAnsi" w:hAnsiTheme="minorHAnsi" w:cstheme="minorHAnsi"/>
@@ -779,7 +890,17 @@
                 <w:sz w:val="22"/>
                 <w:szCs w:val="22"/>
               </w:rPr>
-              <w:t>{{ salida }}</w:t>
+              <w:t>{{ salida</w:t>
+            </w:r>
+            <w:proofErr w:type="gramEnd"/>
+            <w:r>
+              <w:rPr>
+                <w:rFonts w:asciiTheme="minorHAnsi" w:hAnsiTheme="minorHAnsi" w:cstheme="minorHAnsi"/>
+                <w:color w:val="000000" w:themeColor="text1"/>
+                <w:sz w:val="22"/>
+                <w:szCs w:val="22"/>
+              </w:rPr>
+              <w:t xml:space="preserve"> }}</w:t>
             </w:r>
           </w:p>
         </w:tc>
@@ -849,6 +970,7 @@
               <w:lastRenderedPageBreak/>
               <w:t xml:space="preserve">Se cuenta con un plan de emergencia para casos de incendio, definido en el presente Programa interno de Protección civil, mismo que debe ser difundido y socializado con el personal de </w:t>
             </w:r>
+            <w:proofErr w:type="gramStart"/>
             <w:r>
               <w:rPr>
                 <w:rFonts w:asciiTheme="minorHAnsi" w:hAnsiTheme="minorHAnsi" w:cstheme="minorHAnsi"/>
@@ -858,17 +980,75 @@
                 <w:sz w:val="22"/>
                 <w:szCs w:val="22"/>
               </w:rPr>
-              <w:t xml:space="preserve">{{ razon_social }} </w:t>
-            </w:r>
+              <w:t xml:space="preserve">{{ </w:t>
+            </w:r>
+            <w:proofErr w:type="spellStart"/>
             <w:r>
               <w:rPr>
                 <w:rFonts w:asciiTheme="minorHAnsi" w:hAnsiTheme="minorHAnsi" w:cstheme="minorHAnsi"/>
                 <w:b/>
+                <w:bCs/>
                 <w:color w:val="000000" w:themeColor="text1"/>
                 <w:sz w:val="22"/>
                 <w:szCs w:val="22"/>
               </w:rPr>
-              <w:t>{{ nombre_comercial }}</w:t>
+              <w:t>razon</w:t>
+            </w:r>
+            <w:proofErr w:type="gramEnd"/>
+            <w:r>
+              <w:rPr>
+                <w:rFonts w:asciiTheme="minorHAnsi" w:hAnsiTheme="minorHAnsi" w:cstheme="minorHAnsi"/>
+                <w:b/>
+                <w:bCs/>
+                <w:color w:val="000000" w:themeColor="text1"/>
+                <w:sz w:val="22"/>
+                <w:szCs w:val="22"/>
+              </w:rPr>
+              <w:t>_social</w:t>
+            </w:r>
+            <w:proofErr w:type="spellEnd"/>
+            <w:r>
+              <w:rPr>
+                <w:rFonts w:asciiTheme="minorHAnsi" w:hAnsiTheme="minorHAnsi" w:cstheme="minorHAnsi"/>
+                <w:b/>
+                <w:bCs/>
+                <w:color w:val="000000" w:themeColor="text1"/>
+                <w:sz w:val="22"/>
+                <w:szCs w:val="22"/>
+              </w:rPr>
+              <w:t xml:space="preserve"> }} </w:t>
+            </w:r>
+            <w:r>
+              <w:rPr>
+                <w:rFonts w:asciiTheme="minorHAnsi" w:hAnsiTheme="minorHAnsi" w:cstheme="minorHAnsi"/>
+                <w:b/>
+                <w:color w:val="000000" w:themeColor="text1"/>
+                <w:sz w:val="22"/>
+                <w:szCs w:val="22"/>
+              </w:rPr>
+              <w:t xml:space="preserve">{{ </w:t>
+            </w:r>
+            <w:proofErr w:type="spellStart"/>
+            <w:r>
+              <w:rPr>
+                <w:rFonts w:asciiTheme="minorHAnsi" w:hAnsiTheme="minorHAnsi" w:cstheme="minorHAnsi"/>
+                <w:b/>
+                <w:color w:val="000000" w:themeColor="text1"/>
+                <w:sz w:val="22"/>
+                <w:szCs w:val="22"/>
+              </w:rPr>
+              <w:t>nombre_comercial</w:t>
+            </w:r>
+            <w:proofErr w:type="spellEnd"/>
+            <w:r>
+              <w:rPr>
+                <w:rFonts w:asciiTheme="minorHAnsi" w:hAnsiTheme="minorHAnsi" w:cstheme="minorHAnsi"/>
+                <w:b/>
+                <w:color w:val="000000" w:themeColor="text1"/>
+                <w:sz w:val="22"/>
+                <w:szCs w:val="22"/>
+              </w:rPr>
+              <w:t xml:space="preserve"> }}</w:t>
             </w:r>
             <w:r>
               <w:rPr>
@@ -904,6 +1084,7 @@
                 <w:szCs w:val="22"/>
               </w:rPr>
             </w:pPr>
+            <w:proofErr w:type="gramStart"/>
             <w:r>
               <w:rPr>
                 <w:rFonts w:asciiTheme="minorHAnsi" w:hAnsiTheme="minorHAnsi" w:cstheme="minorHAnsi"/>
@@ -911,7 +1092,17 @@
                 <w:sz w:val="22"/>
                 <w:szCs w:val="22"/>
               </w:rPr>
-              <w:t>{{ plan1 }}</w:t>
+              <w:t>{{ plan</w:t>
+            </w:r>
+            <w:proofErr w:type="gramEnd"/>
+            <w:r>
+              <w:rPr>
+                <w:rFonts w:asciiTheme="minorHAnsi" w:hAnsiTheme="minorHAnsi" w:cstheme="minorHAnsi"/>
+                <w:color w:val="000000" w:themeColor="text1"/>
+                <w:sz w:val="22"/>
+                <w:szCs w:val="22"/>
+              </w:rPr>
+              <w:t>1 }}</w:t>
             </w:r>
           </w:p>
         </w:tc>
@@ -933,6 +1124,7 @@
                 <w:szCs w:val="22"/>
               </w:rPr>
             </w:pPr>
+            <w:proofErr w:type="gramStart"/>
             <w:r>
               <w:rPr>
                 <w:rFonts w:asciiTheme="minorHAnsi" w:hAnsiTheme="minorHAnsi" w:cstheme="minorHAnsi"/>
@@ -940,7 +1132,17 @@
                 <w:sz w:val="22"/>
                 <w:szCs w:val="22"/>
               </w:rPr>
-              <w:t>{{ plan2 }}</w:t>
+              <w:t>{{ plan</w:t>
+            </w:r>
+            <w:proofErr w:type="gramEnd"/>
+            <w:r>
+              <w:rPr>
+                <w:rFonts w:asciiTheme="minorHAnsi" w:hAnsiTheme="minorHAnsi" w:cstheme="minorHAnsi"/>
+                <w:color w:val="000000" w:themeColor="text1"/>
+                <w:sz w:val="22"/>
+                <w:szCs w:val="22"/>
+              </w:rPr>
+              <w:t>2 }}</w:t>
             </w:r>
           </w:p>
         </w:tc>
@@ -963,6 +1165,7 @@
                 <w:szCs w:val="22"/>
               </w:rPr>
             </w:pPr>
+            <w:proofErr w:type="gramStart"/>
             <w:r>
               <w:rPr>
                 <w:rFonts w:asciiTheme="minorHAnsi" w:hAnsiTheme="minorHAnsi" w:cstheme="minorHAnsi"/>
@@ -970,7 +1173,17 @@
                 <w:sz w:val="22"/>
                 <w:szCs w:val="22"/>
               </w:rPr>
-              <w:t>{{ plan3 }}</w:t>
+              <w:t>{{ plan</w:t>
+            </w:r>
+            <w:proofErr w:type="gramEnd"/>
+            <w:r>
+              <w:rPr>
+                <w:rFonts w:asciiTheme="minorHAnsi" w:hAnsiTheme="minorHAnsi" w:cstheme="minorHAnsi"/>
+                <w:color w:val="000000" w:themeColor="text1"/>
+                <w:sz w:val="22"/>
+                <w:szCs w:val="22"/>
+              </w:rPr>
+              <w:t>3 }}</w:t>
             </w:r>
           </w:p>
         </w:tc>
@@ -1025,6 +1238,7 @@
                 <w:szCs w:val="22"/>
               </w:rPr>
             </w:pPr>
+            <w:proofErr w:type="gramStart"/>
             <w:r>
               <w:rPr>
                 <w:rFonts w:asciiTheme="minorHAnsi" w:hAnsiTheme="minorHAnsi" w:cstheme="minorHAnsi"/>
@@ -1032,7 +1246,17 @@
                 <w:sz w:val="22"/>
                 <w:szCs w:val="22"/>
               </w:rPr>
-              <w:t>{{ pisos }}</w:t>
+              <w:t>{{ pisos</w:t>
+            </w:r>
+            <w:proofErr w:type="gramEnd"/>
+            <w:r>
+              <w:rPr>
+                <w:rFonts w:asciiTheme="minorHAnsi" w:hAnsiTheme="minorHAnsi" w:cstheme="minorHAnsi"/>
+                <w:color w:val="000000" w:themeColor="text1"/>
+                <w:sz w:val="22"/>
+                <w:szCs w:val="22"/>
+              </w:rPr>
+              <w:t xml:space="preserve"> }}</w:t>
             </w:r>
           </w:p>
         </w:tc>
@@ -1148,6 +1372,7 @@
                 <w:szCs w:val="22"/>
               </w:rPr>
             </w:pPr>
+            <w:proofErr w:type="gramStart"/>
             <w:r>
               <w:rPr>
                 <w:rFonts w:asciiTheme="minorHAnsi" w:hAnsiTheme="minorHAnsi" w:cstheme="minorHAnsi"/>
@@ -1155,7 +1380,28 @@
                 <w:sz w:val="22"/>
                 <w:szCs w:val="22"/>
               </w:rPr>
-              <w:t>{{ electrico }}</w:t>
+              <w:t xml:space="preserve">{{ </w:t>
+            </w:r>
+            <w:proofErr w:type="spellStart"/>
+            <w:r>
+              <w:rPr>
+                <w:rFonts w:asciiTheme="minorHAnsi" w:hAnsiTheme="minorHAnsi" w:cstheme="minorHAnsi"/>
+                <w:color w:val="000000" w:themeColor="text1"/>
+                <w:sz w:val="22"/>
+                <w:szCs w:val="22"/>
+              </w:rPr>
+              <w:t>electrico</w:t>
+            </w:r>
+            <w:proofErr w:type="spellEnd"/>
+            <w:proofErr w:type="gramEnd"/>
+            <w:r>
+              <w:rPr>
+                <w:rFonts w:asciiTheme="minorHAnsi" w:hAnsiTheme="minorHAnsi" w:cstheme="minorHAnsi"/>
+                <w:color w:val="000000" w:themeColor="text1"/>
+                <w:sz w:val="22"/>
+                <w:szCs w:val="22"/>
+              </w:rPr>
+              <w:t xml:space="preserve"> }}</w:t>
             </w:r>
           </w:p>
         </w:tc>
@@ -1236,8 +1482,18 @@
                 <w:color w:val="000000" w:themeColor="text1"/>
               </w:rPr>
             </w:pPr>
-            <w:r>
-              <w:t>{{ banio }}</w:t>
+            <w:proofErr w:type="gramStart"/>
+            <w:r>
+              <w:t xml:space="preserve">{{ </w:t>
+            </w:r>
+            <w:proofErr w:type="spellStart"/>
+            <w:r>
+              <w:t>banio</w:t>
+            </w:r>
+            <w:proofErr w:type="spellEnd"/>
+            <w:proofErr w:type="gramEnd"/>
+            <w:r>
+              <w:t xml:space="preserve"> }}</w:t>
             </w:r>
           </w:p>
         </w:tc>
@@ -1346,12 +1602,30 @@
                 <w:color w:val="000000" w:themeColor="text1"/>
               </w:rPr>
             </w:pPr>
+            <w:proofErr w:type="gramStart"/>
             <w:r>
               <w:rPr>
                 <w:rFonts w:cstheme="minorHAnsi"/>
                 <w:color w:val="000000" w:themeColor="text1"/>
               </w:rPr>
-              <w:t>{{ botiquin }}</w:t>
+              <w:t xml:space="preserve">{{ </w:t>
+            </w:r>
+            <w:proofErr w:type="spellStart"/>
+            <w:r>
+              <w:rPr>
+                <w:rFonts w:cstheme="minorHAnsi"/>
+                <w:color w:val="000000" w:themeColor="text1"/>
+              </w:rPr>
+              <w:t>botiquin</w:t>
+            </w:r>
+            <w:proofErr w:type="spellEnd"/>
+            <w:proofErr w:type="gramEnd"/>
+            <w:r>
+              <w:rPr>
+                <w:rFonts w:cstheme="minorHAnsi"/>
+                <w:color w:val="000000" w:themeColor="text1"/>
+              </w:rPr>
+              <w:t xml:space="preserve"> }}</w:t>
             </w:r>
           </w:p>
         </w:tc>
@@ -1719,7 +1993,15 @@
               </w:rPr>
             </w:pPr>
             <w:r>
-              <w:t>{{ dh }}</w:t>
+              <w:t xml:space="preserve">{{ </w:t>
+            </w:r>
+            <w:proofErr w:type="spellStart"/>
+            <w:r>
+              <w:t>dh</w:t>
+            </w:r>
+            <w:proofErr w:type="spellEnd"/>
+            <w:r>
+              <w:t xml:space="preserve"> }}</w:t>
             </w:r>
           </w:p>
         </w:tc>
@@ -1841,6 +2123,226 @@
       </w:tr>
     </w:tbl>
     <w:p/>
+    <w:p>
+      <w:r>
+        <w:br w:type="page"/>
+      </w:r>
+    </w:p>
+    <w:p/>
+    <w:tbl>
+      <w:tblPr>
+        <w:tblStyle w:val="Tablaconcuadrcula"/>
+        <w:tblW w:w="0" w:type="auto"/>
+        <w:tblBorders>
+          <w:top w:val="none" w:sz="0" w:space="0" w:color="auto"/>
+          <w:left w:val="none" w:sz="0" w:space="0" w:color="auto"/>
+          <w:bottom w:val="none" w:sz="0" w:space="0" w:color="auto"/>
+          <w:right w:val="none" w:sz="0" w:space="0" w:color="auto"/>
+          <w:insideH w:val="none" w:sz="0" w:space="0" w:color="auto"/>
+          <w:insideV w:val="none" w:sz="0" w:space="0" w:color="auto"/>
+        </w:tblBorders>
+        <w:tblLook w:val="04A0" w:firstRow="1" w:lastRow="0" w:firstColumn="1" w:lastColumn="0" w:noHBand="0" w:noVBand="1"/>
+      </w:tblPr>
+      <w:tblGrid>
+        <w:gridCol w:w="4414"/>
+        <w:gridCol w:w="4414"/>
+      </w:tblGrid>
+      <w:tr>
+        <w:trPr>
+          <w:trHeight w:val="3288"/>
+        </w:trPr>
+        <w:tc>
+          <w:tcPr>
+            <w:tcW w:w="4414" w:type="dxa"/>
+            <w:vAlign w:val="center"/>
+            <w:hideMark/>
+          </w:tcPr>
+          <w:p>
+            <w:pPr>
+              <w:spacing w:after="200" w:line="276" w:lineRule="auto"/>
+            </w:pPr>
+            <w:r>
+              <w:t>Cuenta con señales informativas de que hacer en caso de sismo e incendio con instrucciones claras sobre procedimientos de seguridad en caso de sismo o incendio, se sugiere mantener su correcta ubicación.</w:t>
+            </w:r>
+          </w:p>
+        </w:tc>
+        <w:tc>
+          <w:tcPr>
+            <w:tcW w:w="4414" w:type="dxa"/>
+            <w:vAlign w:val="center"/>
+            <w:hideMark/>
+          </w:tcPr>
+          <w:p>
+            <w:pPr>
+              <w:spacing w:after="200" w:line="276" w:lineRule="auto"/>
+            </w:pPr>
+            <w:proofErr w:type="gramStart"/>
+            <w:r>
+              <w:t xml:space="preserve">{{ </w:t>
+            </w:r>
+            <w:proofErr w:type="spellStart"/>
+            <w:r>
+              <w:t>sis</w:t>
+            </w:r>
+            <w:proofErr w:type="gramEnd"/>
+            <w:r>
+              <w:t>_inc</w:t>
+            </w:r>
+            <w:proofErr w:type="spellEnd"/>
+            <w:r>
+              <w:t xml:space="preserve"> }}</w:t>
+            </w:r>
+          </w:p>
+        </w:tc>
+      </w:tr>
+      <w:tr>
+        <w:trPr>
+          <w:trHeight w:val="20"/>
+        </w:trPr>
+        <w:tc>
+          <w:tcPr>
+            <w:tcW w:w="4414" w:type="dxa"/>
+            <w:vAlign w:val="center"/>
+          </w:tcPr>
+          <w:p>
+            <w:pPr>
+              <w:spacing w:after="200" w:line="276" w:lineRule="auto"/>
+            </w:pPr>
+          </w:p>
+        </w:tc>
+        <w:tc>
+          <w:tcPr>
+            <w:tcW w:w="4414" w:type="dxa"/>
+            <w:vAlign w:val="center"/>
+          </w:tcPr>
+          <w:p>
+            <w:pPr>
+              <w:spacing w:after="200" w:line="276" w:lineRule="auto"/>
+            </w:pPr>
+          </w:p>
+        </w:tc>
+      </w:tr>
+      <w:tr>
+        <w:trPr>
+          <w:trHeight w:val="3288"/>
+        </w:trPr>
+        <w:tc>
+          <w:tcPr>
+            <w:tcW w:w="4414" w:type="dxa"/>
+            <w:vAlign w:val="center"/>
+            <w:hideMark/>
+          </w:tcPr>
+          <w:p>
+            <w:pPr>
+              <w:spacing w:after="200" w:line="276" w:lineRule="auto"/>
+            </w:pPr>
+            <w:r>
+              <w:t>Cuenta con señalización de punto de reunión visible que indica un área segura designada para concentrar al personal después de la evacuación en caso de emergencia, se recomienda verificar su accesibilidad y mantener libre de obstáculos de acuerdo con el plan de seguridad establecido.</w:t>
+            </w:r>
+          </w:p>
+        </w:tc>
+        <w:tc>
+          <w:tcPr>
+            <w:tcW w:w="4414" w:type="dxa"/>
+            <w:vAlign w:val="center"/>
+            <w:hideMark/>
+          </w:tcPr>
+          <w:p>
+            <w:pPr>
+              <w:spacing w:after="200" w:line="276" w:lineRule="auto"/>
+            </w:pPr>
+            <w:proofErr w:type="gramStart"/>
+            <w:r>
+              <w:t xml:space="preserve">{{ </w:t>
+            </w:r>
+            <w:proofErr w:type="spellStart"/>
+            <w:r>
+              <w:t>punto</w:t>
+            </w:r>
+            <w:proofErr w:type="gramEnd"/>
+            <w:r>
+              <w:t>_reun</w:t>
+            </w:r>
+            <w:proofErr w:type="spellEnd"/>
+            <w:r>
+              <w:t xml:space="preserve"> }}</w:t>
+            </w:r>
+          </w:p>
+        </w:tc>
+      </w:tr>
+      <w:tr>
+        <w:tc>
+          <w:tcPr>
+            <w:tcW w:w="4414" w:type="dxa"/>
+            <w:vAlign w:val="center"/>
+          </w:tcPr>
+          <w:p>
+            <w:pPr>
+              <w:spacing w:after="200" w:line="276" w:lineRule="auto"/>
+            </w:pPr>
+          </w:p>
+        </w:tc>
+        <w:tc>
+          <w:tcPr>
+            <w:tcW w:w="4414" w:type="dxa"/>
+            <w:vAlign w:val="center"/>
+          </w:tcPr>
+          <w:p>
+            <w:pPr>
+              <w:spacing w:after="200" w:line="276" w:lineRule="auto"/>
+            </w:pPr>
+          </w:p>
+        </w:tc>
+      </w:tr>
+      <w:tr>
+        <w:trPr>
+          <w:trHeight w:val="3288"/>
+        </w:trPr>
+        <w:tc>
+          <w:tcPr>
+            <w:tcW w:w="4414" w:type="dxa"/>
+            <w:vAlign w:val="center"/>
+            <w:hideMark/>
+          </w:tcPr>
+          <w:p>
+            <w:pPr>
+              <w:spacing w:after="200" w:line="276" w:lineRule="auto"/>
+            </w:pPr>
+            <w:r>
+              <w:t>Cuenta con un área específica identificada como zona de menor riesgo para proporcionar resguardo temporal durante eventos peligrosos como sismos, se recomienda asegurar su visibilidad y accesibilidad conforme a los planes de emergencia establecidos.</w:t>
+            </w:r>
+          </w:p>
+        </w:tc>
+        <w:tc>
+          <w:tcPr>
+            <w:tcW w:w="4414" w:type="dxa"/>
+            <w:vAlign w:val="center"/>
+            <w:hideMark/>
+          </w:tcPr>
+          <w:p>
+            <w:pPr>
+              <w:spacing w:after="200" w:line="276" w:lineRule="auto"/>
+            </w:pPr>
+            <w:proofErr w:type="gramStart"/>
+            <w:r>
+              <w:t xml:space="preserve">{{ </w:t>
+            </w:r>
+            <w:proofErr w:type="spellStart"/>
+            <w:r>
+              <w:t>zona</w:t>
+            </w:r>
+            <w:proofErr w:type="gramEnd"/>
+            <w:r>
+              <w:t>_sec</w:t>
+            </w:r>
+            <w:proofErr w:type="spellEnd"/>
+            <w:r>
+              <w:t xml:space="preserve"> }}</w:t>
+            </w:r>
+          </w:p>
+        </w:tc>
+      </w:tr>
+    </w:tbl>
     <w:p>
       <w:r>
         <w:br w:type="page"/>
@@ -2011,7 +2513,23 @@
                 <w:rFonts w:cstheme="minorHAnsi"/>
                 <w:color w:val="000000" w:themeColor="text1"/>
               </w:rPr>
-              <w:t>{{ quimicos }}</w:t>
+              <w:t xml:space="preserve">{{ </w:t>
+            </w:r>
+            <w:proofErr w:type="spellStart"/>
+            <w:r>
+              <w:rPr>
+                <w:rFonts w:cstheme="minorHAnsi"/>
+                <w:color w:val="000000" w:themeColor="text1"/>
+              </w:rPr>
+              <w:t>quimicos</w:t>
+            </w:r>
+            <w:proofErr w:type="spellEnd"/>
+            <w:r>
+              <w:rPr>
+                <w:rFonts w:cstheme="minorHAnsi"/>
+                <w:color w:val="000000" w:themeColor="text1"/>
+              </w:rPr>
+              <w:t xml:space="preserve"> }}</w:t>
             </w:r>
           </w:p>
         </w:tc>
@@ -2304,7 +2822,23 @@
                 <w:rFonts w:cstheme="minorHAnsi"/>
                 <w:color w:val="000000" w:themeColor="text1"/>
               </w:rPr>
-              <w:t>{{ tanques_gaso }}</w:t>
+              <w:t xml:space="preserve">{{ </w:t>
+            </w:r>
+            <w:proofErr w:type="spellStart"/>
+            <w:r>
+              <w:rPr>
+                <w:rFonts w:cstheme="minorHAnsi"/>
+                <w:color w:val="000000" w:themeColor="text1"/>
+              </w:rPr>
+              <w:t>tanques_gaso</w:t>
+            </w:r>
+            <w:proofErr w:type="spellEnd"/>
+            <w:r>
+              <w:rPr>
+                <w:rFonts w:cstheme="minorHAnsi"/>
+                <w:color w:val="000000" w:themeColor="text1"/>
+              </w:rPr>
+              <w:t xml:space="preserve"> }}</w:t>
             </w:r>
           </w:p>
         </w:tc>
@@ -2370,21 +2904,23 @@
                 <w:rFonts w:cstheme="minorHAnsi"/>
                 <w:color w:val="000000" w:themeColor="text1"/>
               </w:rPr>
-              <w:t>Paros de emergencia</w:t>
-            </w:r>
+              <w:t xml:space="preserve">Paros de emergencia. Según la norma EN ISO 13850, la función de parada de emergencia sirve para prevenir situaciones que puedan poner en peligro a las personas, para evitar daños en la máquina o en trabajos en curso o para minimizar los riesgos ya existentes, y ha de activarse con una sola maniobra de una persona, la estación cuenta con {{ </w:t>
+            </w:r>
+            <w:proofErr w:type="spellStart"/>
             <w:r>
               <w:rPr>
                 <w:rFonts w:cstheme="minorHAnsi"/>
                 <w:color w:val="000000" w:themeColor="text1"/>
               </w:rPr>
-              <w:t xml:space="preserve">. </w:t>
-            </w:r>
+              <w:t>paros_emergencia</w:t>
+            </w:r>
+            <w:proofErr w:type="spellEnd"/>
             <w:r>
               <w:rPr>
                 <w:rFonts w:cstheme="minorHAnsi"/>
                 <w:color w:val="000000" w:themeColor="text1"/>
               </w:rPr>
-              <w:t>Según la norma EN ISO 13850, la función de parada de emergencia sirve para prevenir situaciones que puedan poner en peligro a las personas, para evitar daños en la máquina o en trabajos en curso o para minimizar los riesgos ya existentes, y ha de activarse con una sola maniobra de una persona, la estación cuenta con {{ paros_emergencia }} paros de emergencia distribuidos en el inmueble.</w:t>
+              <w:t xml:space="preserve"> }} paros de emergencia distribuidos en el inmueble.</w:t>
             </w:r>
           </w:p>
         </w:tc>
@@ -2480,7 +3016,23 @@
                 <w:color w:val="000000" w:themeColor="text1"/>
               </w:rPr>
               <w:lastRenderedPageBreak/>
-              <w:t>El site se encuentra restringido en su acceso, limpio de almacenaje de combustibles sólidos y otros, con detector de humo vigente, toda la instalación eléctrica bajo resguardo tubo conduit, señalizado en sus tableros de control, con sistema de ventilación adecuado.</w:t>
+              <w:t xml:space="preserve">El site se encuentra restringido en su acceso, limpio de almacenaje de combustibles sólidos y otros, con detector de humo vigente, toda la instalación eléctrica bajo resguardo tubo </w:t>
+            </w:r>
+            <w:proofErr w:type="spellStart"/>
+            <w:r>
+              <w:rPr>
+                <w:rFonts w:cstheme="minorHAnsi"/>
+                <w:color w:val="000000" w:themeColor="text1"/>
+              </w:rPr>
+              <w:t>conduit</w:t>
+            </w:r>
+            <w:proofErr w:type="spellEnd"/>
+            <w:r>
+              <w:rPr>
+                <w:rFonts w:cstheme="minorHAnsi"/>
+                <w:color w:val="000000" w:themeColor="text1"/>
+              </w:rPr>
+              <w:t>, señalizado en sus tableros de control, con sistema de ventilación adecuado.</w:t>
             </w:r>
           </w:p>
         </w:tc>
@@ -2601,7 +3153,23 @@
                 <w:rFonts w:cstheme="minorHAnsi"/>
                 <w:color w:val="000000" w:themeColor="text1"/>
               </w:rPr>
-              <w:t>{{ trampa_grasa }}</w:t>
+              <w:t xml:space="preserve">{{ </w:t>
+            </w:r>
+            <w:proofErr w:type="spellStart"/>
+            <w:r>
+              <w:rPr>
+                <w:rFonts w:cstheme="minorHAnsi"/>
+                <w:color w:val="000000" w:themeColor="text1"/>
+              </w:rPr>
+              <w:t>trampa_grasa</w:t>
+            </w:r>
+            <w:proofErr w:type="spellEnd"/>
+            <w:r>
+              <w:rPr>
+                <w:rFonts w:cstheme="minorHAnsi"/>
+                <w:color w:val="000000" w:themeColor="text1"/>
+              </w:rPr>
+              <w:t xml:space="preserve"> }}</w:t>
             </w:r>
           </w:p>
         </w:tc>
@@ -2748,7 +3316,23 @@
           <w:rFonts w:ascii="Arial" w:eastAsia="Times New Roman" w:hAnsi="Arial" w:cs="Arial"/>
           <w:lang w:eastAsia="es-MX"/>
         </w:rPr>
-        <w:t>{{ layout }}</w:t>
+        <w:t xml:space="preserve">{{ </w:t>
+      </w:r>
+      <w:proofErr w:type="spellStart"/>
+      <w:r>
+        <w:rPr>
+          <w:rFonts w:ascii="Arial" w:eastAsia="Times New Roman" w:hAnsi="Arial" w:cs="Arial"/>
+          <w:lang w:eastAsia="es-MX"/>
+        </w:rPr>
+        <w:t>layout</w:t>
+      </w:r>
+      <w:proofErr w:type="spellEnd"/>
+      <w:r>
+        <w:rPr>
+          <w:rFonts w:ascii="Arial" w:eastAsia="Times New Roman" w:hAnsi="Arial" w:cs="Arial"/>
+          <w:lang w:eastAsia="es-MX"/>
+        </w:rPr>
+        <w:t xml:space="preserve"> }}</w:t>
       </w:r>
     </w:p>
     <w:p>
@@ -2789,7 +3373,7 @@
           <w:headerReference w:type="first" r:id="rId13"/>
           <w:footerReference w:type="first" r:id="rId14"/>
           <w:pgSz w:w="12240" w:h="15840"/>
-          <w:pgMar w:top="1500" w:right="1701" w:bottom="1417" w:left="1701" w:header="568" w:footer="370" w:gutter="0"/>
+          <w:pgMar w:top="1500" w:right="1701" w:bottom="1843" w:left="1701" w:header="568" w:footer="112" w:gutter="0"/>
           <w:pgNumType w:start="1"/>
           <w:cols w:space="708"/>
           <w:docGrid w:linePitch="360"/>
@@ -2871,215 +3455,17 @@
 
 <file path=word/footer2.xml><?xml version="1.0" encoding="utf-8"?>
 <w:ftr xmlns:wpc="http://schemas.microsoft.com/office/word/2010/wordprocessingCanvas" xmlns:cx="http://schemas.microsoft.com/office/drawing/2014/chartex" xmlns:cx1="http://schemas.microsoft.com/office/drawing/2015/9/8/chartex" xmlns:cx2="http://schemas.microsoft.com/office/drawing/2015/10/21/chartex" xmlns:cx3="http://schemas.microsoft.com/office/drawing/2016/5/9/chartex" xmlns:cx4="http://schemas.microsoft.com/office/drawing/2016/5/10/chartex" xmlns:cx5="http://schemas.microsoft.com/office/drawing/2016/5/11/chartex" xmlns:cx6="http://schemas.microsoft.com/office/drawing/2016/5/12/chartex" xmlns:cx7="http://schemas.microsoft.com/office/drawing/2016/5/13/chartex" xmlns:cx8="http://schemas.microsoft.com/office/drawing/2016/5/14/chartex" xmlns:mc="http://schemas.openxmlformats.org/markup-compatibility/2006" xmlns:aink="http://schemas.microsoft.com/office/drawing/2016/ink" xmlns:am3d="http://schemas.microsoft.com/office/drawing/2017/model3d" xmlns:o="urn:schemas-microsoft-com:office:office" xmlns:oel="http://schemas.microsoft.com/office/2019/extlst" xmlns:r="http://schemas.openxmlformats.org/officeDocument/2006/relationships" xmlns:m="http://schemas.openxmlformats.org/officeDocument/2006/math" xmlns:v="urn:schemas-microsoft-com:vml" xmlns:wp14="http://schemas.microsoft.com/office/word/2010/wordprocessingDrawing" xmlns:wp="http://schemas.openxmlformats.org/drawingml/2006/wordprocessingDrawing" xmlns:w10="urn:schemas-microsoft-com:office:word" xmlns:w="http://schemas.openxmlformats.org/wordprocessingml/2006/main" xmlns:w14="http://schemas.microsoft.com/office/word/2010/wordml" xmlns:w15="http://schemas.microsoft.com/office/word/2012/wordml" xmlns:w16cex="http://schemas.microsoft.com/office/word/2018/wordml/cex" xmlns:w16cid="http://schemas.microsoft.com/office/word/2016/wordml/cid" xmlns:w16="http://schemas.microsoft.com/office/word/2018/wordml" xmlns:w16du="http://schemas.microsoft.com/office/word/2023/wordml/word16du" xmlns:w16sdtdh="http://schemas.microsoft.com/office/word/2020/wordml/sdtdatahash" xmlns:w16sdtfl="http://schemas.microsoft.com/office/word/2024/wordml/sdtformatlock" xmlns:w16se="http://schemas.microsoft.com/office/word/2015/wordml/symex" xmlns:wpg="http://schemas.microsoft.com/office/word/2010/wordprocessingGroup" xmlns:wpi="http://schemas.microsoft.com/office/word/2010/wordprocessingInk" xmlns:wne="http://schemas.microsoft.com/office/word/2006/wordml" xmlns:wps="http://schemas.microsoft.com/office/word/2010/wordprocessingShape" mc:Ignorable="w14 w15 w16se w16cid w16 w16cex w16sdtdh w16sdtfl w16du wp14">
-  <w:sdt>
-    <w:sdtPr>
-      <w:id w:val="740374177"/>
-      <w:docPartObj>
-        <w:docPartGallery w:val="Page Numbers (Bottom of Page)"/>
-        <w:docPartUnique/>
-      </w:docPartObj>
-    </w:sdtPr>
-    <w:sdtEndPr/>
-    <w:sdtContent>
-      <w:sdt>
-        <w:sdtPr>
-          <w:id w:val="-3512502"/>
-          <w:docPartObj>
-            <w:docPartGallery w:val="Page Numbers (Top of Page)"/>
-            <w:docPartUnique/>
-          </w:docPartObj>
-        </w:sdtPr>
-        <w:sdtEndPr/>
-        <w:sdtContent>
-          <w:p>
-            <w:pPr>
-              <w:pStyle w:val="Piedepgina"/>
-            </w:pPr>
-            <w:r>
-              <w:rPr>
-                <w:rFonts w:ascii="Calibri" w:eastAsia="Times New Roman" w:hAnsi="Calibri" w:cs="Times New Roman"/>
-                <w:noProof/>
-                <w:lang w:eastAsia="es-MX"/>
-              </w:rPr>
-              <w:drawing>
-                <wp:anchor distT="0" distB="0" distL="114300" distR="114300" simplePos="0" relativeHeight="251658246" behindDoc="1" locked="0" layoutInCell="1" allowOverlap="1" wp14:anchorId="11A72402" wp14:editId="541D2A3B">
-                  <wp:simplePos x="0" y="0"/>
-                  <wp:positionH relativeFrom="column">
-                    <wp:posOffset>5461000</wp:posOffset>
-                  </wp:positionH>
-                  <wp:positionV relativeFrom="paragraph">
-                    <wp:posOffset>128270</wp:posOffset>
-                  </wp:positionV>
-                  <wp:extent cx="742950" cy="468630"/>
-                  <wp:effectExtent l="0" t="0" r="0" b="7620"/>
-                  <wp:wrapNone/>
-                  <wp:docPr id="1439580648" name="Imagen 1439580648"/>
-                  <wp:cNvGraphicFramePr>
-                    <a:graphicFrameLocks xmlns:a="http://schemas.openxmlformats.org/drawingml/2006/main" noChangeAspect="1"/>
-                  </wp:cNvGraphicFramePr>
-                  <a:graphic xmlns:a="http://schemas.openxmlformats.org/drawingml/2006/main">
-                    <a:graphicData uri="http://schemas.openxmlformats.org/drawingml/2006/picture">
-                      <pic:pic xmlns:pic="http://schemas.openxmlformats.org/drawingml/2006/picture">
-                        <pic:nvPicPr>
-                          <pic:cNvPr id="0" name="0 Imagen"/>
-                          <pic:cNvPicPr>
-                            <a:picLocks noChangeAspect="1" noChangeArrowheads="1"/>
-                          </pic:cNvPicPr>
-                        </pic:nvPicPr>
-                        <pic:blipFill>
-                          <a:blip r:embed="rId1">
-                            <a:extLst>
-                              <a:ext uri="{28A0092B-C50C-407E-A947-70E740481C1C}">
-                                <a14:useLocalDpi xmlns:a14="http://schemas.microsoft.com/office/drawing/2010/main" val="0"/>
-                              </a:ext>
-                            </a:extLst>
-                          </a:blip>
-                          <a:srcRect/>
-                          <a:stretch>
-                            <a:fillRect/>
-                          </a:stretch>
-                        </pic:blipFill>
-                        <pic:spPr bwMode="auto">
-                          <a:xfrm>
-                            <a:off x="0" y="0"/>
-                            <a:ext cx="742950" cy="468630"/>
-                          </a:xfrm>
-                          <a:prstGeom prst="rect">
-                            <a:avLst/>
-                          </a:prstGeom>
-                          <a:noFill/>
-                          <a:ln>
-                            <a:noFill/>
-                          </a:ln>
-                        </pic:spPr>
-                      </pic:pic>
-                    </a:graphicData>
-                  </a:graphic>
-                  <wp14:sizeRelH relativeFrom="page">
-                    <wp14:pctWidth>0</wp14:pctWidth>
-                  </wp14:sizeRelH>
-                  <wp14:sizeRelV relativeFrom="page">
-                    <wp14:pctHeight>0</wp14:pctHeight>
-                  </wp14:sizeRelV>
-                </wp:anchor>
-              </w:drawing>
-            </w:r>
-            <w:r>
-              <w:rPr>
-                <w:lang w:val="es-ES"/>
-              </w:rPr>
-              <w:t xml:space="preserve">Página </w:t>
-            </w:r>
-            <w:r>
-              <w:rPr>
-                <w:b/>
-                <w:bCs/>
-                <w:sz w:val="24"/>
-                <w:szCs w:val="24"/>
-              </w:rPr>
-              <w:fldChar w:fldCharType="begin"/>
-            </w:r>
-            <w:r>
-              <w:rPr>
-                <w:b/>
-                <w:bCs/>
-              </w:rPr>
-              <w:instrText>PAGE</w:instrText>
-            </w:r>
-            <w:r>
-              <w:rPr>
-                <w:b/>
-                <w:bCs/>
-                <w:sz w:val="24"/>
-                <w:szCs w:val="24"/>
-              </w:rPr>
-              <w:fldChar w:fldCharType="separate"/>
-            </w:r>
-            <w:r>
-              <w:rPr>
-                <w:b/>
-                <w:bCs/>
-                <w:noProof/>
-              </w:rPr>
-              <w:t>5</w:t>
-            </w:r>
-            <w:r>
-              <w:rPr>
-                <w:b/>
-                <w:bCs/>
-                <w:sz w:val="24"/>
-                <w:szCs w:val="24"/>
-              </w:rPr>
-              <w:fldChar w:fldCharType="end"/>
-            </w:r>
-            <w:r>
-              <w:rPr>
-                <w:lang w:val="es-ES"/>
-              </w:rPr>
-              <w:t xml:space="preserve"> de </w:t>
-            </w:r>
-            <w:r>
-              <w:rPr>
-                <w:b/>
-                <w:bCs/>
-                <w:sz w:val="24"/>
-                <w:szCs w:val="24"/>
-              </w:rPr>
-              <w:fldChar w:fldCharType="begin"/>
-            </w:r>
-            <w:r>
-              <w:rPr>
-                <w:b/>
-                <w:bCs/>
-              </w:rPr>
-              <w:instrText>NUMPAGES</w:instrText>
-            </w:r>
-            <w:r>
-              <w:rPr>
-                <w:b/>
-                <w:bCs/>
-                <w:sz w:val="24"/>
-                <w:szCs w:val="24"/>
-              </w:rPr>
-              <w:fldChar w:fldCharType="separate"/>
-            </w:r>
-            <w:r>
-              <w:rPr>
-                <w:b/>
-                <w:bCs/>
-                <w:noProof/>
-              </w:rPr>
-              <w:t>178</w:t>
-            </w:r>
-            <w:r>
-              <w:rPr>
-                <w:b/>
-                <w:bCs/>
-                <w:sz w:val="24"/>
-                <w:szCs w:val="24"/>
-              </w:rPr>
-              <w:fldChar w:fldCharType="end"/>
-            </w:r>
-          </w:p>
-        </w:sdtContent>
-      </w:sdt>
-    </w:sdtContent>
-  </w:sdt>
   <w:p>
     <w:pPr>
       <w:tabs>
-        <w:tab w:val="center" w:pos="4419"/>
-        <w:tab w:val="right" w:pos="7655"/>
-        <w:tab w:val="left" w:pos="9639"/>
+        <w:tab w:val="center" w:pos="4550"/>
+        <w:tab w:val="left" w:pos="5818"/>
       </w:tabs>
-      <w:spacing w:after="0" w:line="240" w:lineRule="auto"/>
-      <w:ind w:right="474"/>
-      <w:jc w:val="right"/>
-      <w:rPr>
-        <w:rFonts w:ascii="Calibri" w:eastAsia="Times New Roman" w:hAnsi="Calibri" w:cs="Times New Roman"/>
-        <w:b/>
+      <w:ind w:right="260"/>
+      <w:rPr>
+        <w:color w:val="0F243E" w:themeColor="text2" w:themeShade="80"/>
         <w:sz w:val="20"/>
-        <w:lang w:eastAsia="es-MX"/>
+        <w:szCs w:val="20"/>
       </w:rPr>
     </w:pPr>
     <w:r>
@@ -3087,19 +3473,197 @@
         <w:noProof/>
         <w:lang w:eastAsia="es-MX"/>
       </w:rPr>
+      <mc:AlternateContent>
+        <mc:Choice Requires="wps">
+          <w:drawing>
+            <wp:anchor distT="0" distB="0" distL="114300" distR="114300" simplePos="0" relativeHeight="251662340" behindDoc="0" locked="0" layoutInCell="1" allowOverlap="1" wp14:anchorId="615E5661" wp14:editId="1EC8DE3C">
+              <wp:simplePos x="0" y="0"/>
+              <wp:positionH relativeFrom="column">
+                <wp:posOffset>2630805</wp:posOffset>
+              </wp:positionH>
+              <wp:positionV relativeFrom="paragraph">
+                <wp:posOffset>6985</wp:posOffset>
+              </wp:positionV>
+              <wp:extent cx="2072640" cy="533400"/>
+              <wp:effectExtent l="0" t="0" r="0" b="0"/>
+              <wp:wrapNone/>
+              <wp:docPr id="1448439813" name="Cuadro de texto 4"/>
+              <wp:cNvGraphicFramePr/>
+              <a:graphic xmlns:a="http://schemas.openxmlformats.org/drawingml/2006/main">
+                <a:graphicData uri="http://schemas.microsoft.com/office/word/2010/wordprocessingShape">
+                  <wps:wsp>
+                    <wps:cNvSpPr txBox="1"/>
+                    <wps:spPr>
+                      <a:xfrm>
+                        <a:off x="0" y="0"/>
+                        <a:ext cx="2072640" cy="533400"/>
+                      </a:xfrm>
+                      <a:prstGeom prst="rect">
+                        <a:avLst/>
+                      </a:prstGeom>
+                      <a:noFill/>
+                      <a:ln w="6350">
+                        <a:noFill/>
+                      </a:ln>
+                    </wps:spPr>
+                    <wps:txbx>
+                      <w:txbxContent>
+                        <w:p>
+                          <w:pPr>
+                            <w:spacing w:after="0" w:line="240" w:lineRule="auto"/>
+                            <w:jc w:val="right"/>
+                            <w:rPr>
+                              <w:sz w:val="18"/>
+                              <w:szCs w:val="18"/>
+                            </w:rPr>
+                          </w:pPr>
+                          <w:r>
+                            <w:rPr>
+                              <w:sz w:val="18"/>
+                              <w:szCs w:val="18"/>
+                            </w:rPr>
+                            <w:t>CONSULTOR: NOE MORA RAMIREZ</w:t>
+                          </w:r>
+                        </w:p>
+                        <w:p>
+                          <w:pPr>
+                            <w:spacing w:after="0" w:line="240" w:lineRule="auto"/>
+                            <w:jc w:val="right"/>
+                            <w:rPr>
+                              <w:sz w:val="18"/>
+                              <w:szCs w:val="18"/>
+                            </w:rPr>
+                          </w:pPr>
+                          <w:r>
+                            <w:rPr>
+                              <w:sz w:val="18"/>
+                              <w:szCs w:val="18"/>
+                            </w:rPr>
+                            <w:t>TELEFONO CELULAR: 2454504055</w:t>
+                          </w:r>
+                        </w:p>
+                        <w:p>
+                          <w:pPr>
+                            <w:spacing w:after="0" w:line="240" w:lineRule="auto"/>
+                            <w:jc w:val="right"/>
+                            <w:rPr>
+                              <w:sz w:val="18"/>
+                              <w:szCs w:val="18"/>
+                            </w:rPr>
+                          </w:pPr>
+                          <w:r>
+                            <w:rPr>
+                              <w:sz w:val="18"/>
+                              <w:szCs w:val="18"/>
+                            </w:rPr>
+                            <w:t>CORREO: halcon_noe@yahoo.com.mx</w:t>
+                          </w:r>
+                        </w:p>
+                      </w:txbxContent>
+                    </wps:txbx>
+                    <wps:bodyPr rot="0" spcFirstLastPara="0" vertOverflow="overflow" horzOverflow="overflow" vert="horz" wrap="square" lIns="91440" tIns="45720" rIns="91440" bIns="45720" numCol="1" spcCol="0" rtlCol="0" fromWordArt="0" anchor="t" anchorCtr="0" forceAA="0" compatLnSpc="1">
+                      <a:prstTxWarp prst="textNoShape">
+                        <a:avLst/>
+                      </a:prstTxWarp>
+                      <a:noAutofit/>
+                    </wps:bodyPr>
+                  </wps:wsp>
+                </a:graphicData>
+              </a:graphic>
+              <wp14:sizeRelH relativeFrom="margin">
+                <wp14:pctWidth>0</wp14:pctWidth>
+              </wp14:sizeRelH>
+              <wp14:sizeRelV relativeFrom="margin">
+                <wp14:pctHeight>0</wp14:pctHeight>
+              </wp14:sizeRelV>
+            </wp:anchor>
+          </w:drawing>
+        </mc:Choice>
+        <mc:Fallback>
+          <w:pict>
+            <v:shapetype w14:anchorId="615E5661" id="_x0000_t202" coordsize="21600,21600" o:spt="202" path="m,l,21600r21600,l21600,xe">
+              <v:stroke joinstyle="miter"/>
+              <v:path gradientshapeok="t" o:connecttype="rect"/>
+            </v:shapetype>
+            <v:shape id="Cuadro de texto 4" o:spid="_x0000_s1026" type="#_x0000_t202" style="position:absolute;margin-left:207.15pt;margin-top:.55pt;width:163.2pt;height:42pt;z-index:251662340;visibility:visible;mso-wrap-style:square;mso-width-percent:0;mso-height-percent:0;mso-wrap-distance-left:9pt;mso-wrap-distance-top:0;mso-wrap-distance-right:9pt;mso-wrap-distance-bottom:0;mso-position-horizontal:absolute;mso-position-horizontal-relative:text;mso-position-vertical:absolute;mso-position-vertical-relative:text;mso-width-percent:0;mso-height-percent:0;mso-width-relative:margin;mso-height-relative:margin;v-text-anchor:top" o:gfxdata="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" filled="f" stroked="f" strokeweight=".5pt">
+              <v:textbox>
+                <w:txbxContent>
+                  <w:p>
+                    <w:pPr>
+                      <w:spacing w:after="0" w:line="240" w:lineRule="auto"/>
+                      <w:jc w:val="right"/>
+                      <w:rPr>
+                        <w:sz w:val="18"/>
+                        <w:szCs w:val="18"/>
+                      </w:rPr>
+                    </w:pPr>
+                    <w:r>
+                      <w:rPr>
+                        <w:sz w:val="18"/>
+                        <w:szCs w:val="18"/>
+                      </w:rPr>
+                      <w:t>CONSULTOR: NOE MORA RAMIREZ</w:t>
+                    </w:r>
+                  </w:p>
+                  <w:p>
+                    <w:pPr>
+                      <w:spacing w:after="0" w:line="240" w:lineRule="auto"/>
+                      <w:jc w:val="right"/>
+                      <w:rPr>
+                        <w:sz w:val="18"/>
+                        <w:szCs w:val="18"/>
+                      </w:rPr>
+                    </w:pPr>
+                    <w:r>
+                      <w:rPr>
+                        <w:sz w:val="18"/>
+                        <w:szCs w:val="18"/>
+                      </w:rPr>
+                      <w:t>TELEFONO CELULAR: 2454504055</w:t>
+                    </w:r>
+                  </w:p>
+                  <w:p>
+                    <w:pPr>
+                      <w:spacing w:after="0" w:line="240" w:lineRule="auto"/>
+                      <w:jc w:val="right"/>
+                      <w:rPr>
+                        <w:sz w:val="18"/>
+                        <w:szCs w:val="18"/>
+                      </w:rPr>
+                    </w:pPr>
+                    <w:r>
+                      <w:rPr>
+                        <w:sz w:val="18"/>
+                        <w:szCs w:val="18"/>
+                      </w:rPr>
+                      <w:t>CORREO: halcon_noe@yahoo.com.mx</w:t>
+                    </w:r>
+                  </w:p>
+                </w:txbxContent>
+              </v:textbox>
+            </v:shape>
+          </w:pict>
+        </mc:Fallback>
+      </mc:AlternateContent>
+    </w:r>
+    <w:r>
+      <w:rPr>
+        <w:noProof/>
+        <w:lang w:eastAsia="es-MX"/>
+      </w:rPr>
       <w:drawing>
-        <wp:anchor distT="0" distB="0" distL="114300" distR="114300" simplePos="0" relativeHeight="251658245" behindDoc="1" locked="0" layoutInCell="1" allowOverlap="1" wp14:anchorId="7DE9FA8A" wp14:editId="143D698F">
+        <wp:anchor distT="0" distB="0" distL="114300" distR="114300" simplePos="0" relativeHeight="251660292" behindDoc="1" locked="0" layoutInCell="1" allowOverlap="1" wp14:anchorId="4B633E79" wp14:editId="6098CF16">
           <wp:simplePos x="0" y="0"/>
           <wp:positionH relativeFrom="margin">
             <wp:align>center</wp:align>
           </wp:positionH>
           <wp:positionV relativeFrom="paragraph">
-            <wp:posOffset>280670</wp:posOffset>
+            <wp:posOffset>136525</wp:posOffset>
           </wp:positionV>
-          <wp:extent cx="7781925" cy="1066800"/>
+          <wp:extent cx="7781925" cy="914400"/>
           <wp:effectExtent l="0" t="0" r="9525" b="0"/>
           <wp:wrapNone/>
-          <wp:docPr id="418173269" name="Imagen 418173269" descr="H:\GRUPO MILANO\FRANJA-03-03.png"/>
+          <wp:docPr id="572054972" name="Imagen 572054972" descr="H:\GRUPO MILANO\FRANJA-03-03.png"/>
           <wp:cNvGraphicFramePr>
             <a:graphicFrameLocks xmlns:a="http://schemas.openxmlformats.org/drawingml/2006/main" noChangeAspect="1"/>
           </wp:cNvGraphicFramePr>
@@ -3113,7 +3677,7 @@
                   </pic:cNvPicPr>
                 </pic:nvPicPr>
                 <pic:blipFill rotWithShape="1">
-                  <a:blip r:embed="rId2" cstate="print">
+                  <a:blip r:embed="rId1" cstate="print">
                     <a:extLst>
                       <a:ext uri="{28A0092B-C50C-407E-A947-70E740481C1C}">
                         <a14:useLocalDpi xmlns:a14="http://schemas.microsoft.com/office/drawing/2010/main" val="0"/>
@@ -3126,7 +3690,7 @@
                 <pic:spPr bwMode="auto">
                   <a:xfrm>
                     <a:off x="0" y="0"/>
-                    <a:ext cx="7781925" cy="1066800"/>
+                    <a:ext cx="7781925" cy="914400"/>
                   </a:xfrm>
                   <a:prstGeom prst="rect">
                     <a:avLst/>
@@ -3156,69 +3720,162 @@
     <w:r>
       <w:rPr>
         <w:rFonts w:ascii="Calibri" w:eastAsia="Times New Roman" w:hAnsi="Calibri" w:cs="Times New Roman"/>
-        <w:b/>
-        <w:sz w:val="20"/>
+        <w:noProof/>
         <w:lang w:eastAsia="es-MX"/>
       </w:rPr>
-      <w:t>CONSULTOR: NOE MORA RAMIREZ</w:t>
+      <w:drawing>
+        <wp:anchor distT="0" distB="0" distL="114300" distR="114300" simplePos="0" relativeHeight="251661316" behindDoc="1" locked="0" layoutInCell="1" allowOverlap="1" wp14:anchorId="49A1DB47" wp14:editId="61660656">
+          <wp:simplePos x="0" y="0"/>
+          <wp:positionH relativeFrom="margin">
+            <wp:posOffset>4715510</wp:posOffset>
+          </wp:positionH>
+          <wp:positionV relativeFrom="paragraph">
+            <wp:posOffset>12065</wp:posOffset>
+          </wp:positionV>
+          <wp:extent cx="684530" cy="431800"/>
+          <wp:effectExtent l="0" t="0" r="1270" b="6350"/>
+          <wp:wrapNone/>
+          <wp:docPr id="957757910" name="Imagen 957757910" descr="Logotipo&#10;&#10;Descripción generada automáticamente"/>
+          <wp:cNvGraphicFramePr>
+            <a:graphicFrameLocks xmlns:a="http://schemas.openxmlformats.org/drawingml/2006/main" noChangeAspect="1"/>
+          </wp:cNvGraphicFramePr>
+          <a:graphic xmlns:a="http://schemas.openxmlformats.org/drawingml/2006/main">
+            <a:graphicData uri="http://schemas.openxmlformats.org/drawingml/2006/picture">
+              <pic:pic xmlns:pic="http://schemas.openxmlformats.org/drawingml/2006/picture">
+                <pic:nvPicPr>
+                  <pic:cNvPr id="1099352104" name="Imagen 1099352104" descr="Logotipo&#10;&#10;Descripción generada automáticamente"/>
+                  <pic:cNvPicPr>
+                    <a:picLocks noChangeAspect="1" noChangeArrowheads="1"/>
+                  </pic:cNvPicPr>
+                </pic:nvPicPr>
+                <pic:blipFill>
+                  <a:blip r:embed="rId2">
+                    <a:extLst>
+                      <a:ext uri="{28A0092B-C50C-407E-A947-70E740481C1C}">
+                        <a14:useLocalDpi xmlns:a14="http://schemas.microsoft.com/office/drawing/2010/main" val="0"/>
+                      </a:ext>
+                    </a:extLst>
+                  </a:blip>
+                  <a:srcRect/>
+                  <a:stretch>
+                    <a:fillRect/>
+                  </a:stretch>
+                </pic:blipFill>
+                <pic:spPr bwMode="auto">
+                  <a:xfrm>
+                    <a:off x="0" y="0"/>
+                    <a:ext cx="684530" cy="431800"/>
+                  </a:xfrm>
+                  <a:prstGeom prst="rect">
+                    <a:avLst/>
+                  </a:prstGeom>
+                  <a:noFill/>
+                  <a:ln>
+                    <a:noFill/>
+                  </a:ln>
+                </pic:spPr>
+              </pic:pic>
+            </a:graphicData>
+          </a:graphic>
+          <wp14:sizeRelH relativeFrom="page">
+            <wp14:pctWidth>0</wp14:pctWidth>
+          </wp14:sizeRelH>
+          <wp14:sizeRelV relativeFrom="page">
+            <wp14:pctHeight>0</wp14:pctHeight>
+          </wp14:sizeRelV>
+        </wp:anchor>
+      </w:drawing>
+    </w:r>
+    <w:r>
+      <w:rPr>
+        <w:color w:val="548DD4" w:themeColor="text2" w:themeTint="99"/>
+        <w:spacing w:val="60"/>
+      </w:rPr>
+      <w:t>Página</w:t>
+    </w:r>
+    <w:r>
+      <w:rPr>
+        <w:color w:val="548DD4" w:themeColor="text2" w:themeTint="99"/>
+      </w:rPr>
+      <w:t xml:space="preserve"> </w:t>
+    </w:r>
+    <w:r>
+      <w:rPr>
+        <w:color w:val="17365D" w:themeColor="text2" w:themeShade="BF"/>
+      </w:rPr>
+      <w:fldChar w:fldCharType="begin"/>
+    </w:r>
+    <w:r>
+      <w:rPr>
+        <w:color w:val="17365D" w:themeColor="text2" w:themeShade="BF"/>
+      </w:rPr>
+      <w:instrText>PAGE   \* MERGEFORMAT</w:instrText>
+    </w:r>
+    <w:r>
+      <w:rPr>
+        <w:color w:val="17365D" w:themeColor="text2" w:themeShade="BF"/>
+      </w:rPr>
+      <w:fldChar w:fldCharType="separate"/>
+    </w:r>
+    <w:r>
+      <w:rPr>
+        <w:color w:val="17365D" w:themeColor="text2" w:themeShade="BF"/>
+      </w:rPr>
+      <w:t>1</w:t>
+    </w:r>
+    <w:r>
+      <w:rPr>
+        <w:color w:val="17365D" w:themeColor="text2" w:themeShade="BF"/>
+      </w:rPr>
+      <w:fldChar w:fldCharType="end"/>
+    </w:r>
+    <w:r>
+      <w:rPr>
+        <w:color w:val="17365D" w:themeColor="text2" w:themeShade="BF"/>
+      </w:rPr>
+      <w:t xml:space="preserve"> | </w:t>
+    </w:r>
+    <w:r>
+      <w:rPr>
+        <w:color w:val="17365D" w:themeColor="text2" w:themeShade="BF"/>
+      </w:rPr>
+      <w:fldChar w:fldCharType="begin"/>
+    </w:r>
+    <w:r>
+      <w:rPr>
+        <w:color w:val="17365D" w:themeColor="text2" w:themeShade="BF"/>
+      </w:rPr>
+      <w:instrText>NUMPAGES  \* Arabic  \* MERGEFORMAT</w:instrText>
+    </w:r>
+    <w:r>
+      <w:rPr>
+        <w:color w:val="17365D" w:themeColor="text2" w:themeShade="BF"/>
+      </w:rPr>
+      <w:fldChar w:fldCharType="separate"/>
+    </w:r>
+    <w:r>
+      <w:rPr>
+        <w:color w:val="17365D" w:themeColor="text2" w:themeShade="BF"/>
+      </w:rPr>
+      <w:t>19</w:t>
+    </w:r>
+    <w:r>
+      <w:rPr>
+        <w:color w:val="17365D" w:themeColor="text2" w:themeShade="BF"/>
+      </w:rPr>
+      <w:fldChar w:fldCharType="end"/>
     </w:r>
   </w:p>
   <w:p>
     <w:pPr>
-      <w:tabs>
-        <w:tab w:val="center" w:pos="4419"/>
-        <w:tab w:val="right" w:pos="7655"/>
-        <w:tab w:val="left" w:pos="9639"/>
-      </w:tabs>
-      <w:spacing w:after="0" w:line="240" w:lineRule="auto"/>
-      <w:ind w:right="474"/>
-      <w:jc w:val="right"/>
-      <w:rPr>
-        <w:rFonts w:ascii="Calibri" w:eastAsia="Times New Roman" w:hAnsi="Calibri" w:cs="Times New Roman"/>
-        <w:b/>
-        <w:sz w:val="20"/>
-        <w:lang w:eastAsia="es-MX"/>
-      </w:rPr>
-    </w:pPr>
-    <w:r>
-      <w:rPr>
-        <w:rFonts w:ascii="Calibri" w:eastAsia="Times New Roman" w:hAnsi="Calibri" w:cs="Times New Roman"/>
-        <w:b/>
-        <w:sz w:val="20"/>
-        <w:lang w:eastAsia="es-MX"/>
-      </w:rPr>
-      <w:t>TELEFONO CELULAR: 2454504055</w:t>
-    </w:r>
+      <w:pStyle w:val="Piedepgina"/>
+    </w:pPr>
   </w:p>
   <w:p>
     <w:pPr>
-      <w:tabs>
-        <w:tab w:val="left" w:pos="3960"/>
-        <w:tab w:val="right" w:pos="7655"/>
-        <w:tab w:val="left" w:pos="9639"/>
-      </w:tabs>
-      <w:spacing w:after="0" w:line="240" w:lineRule="auto"/>
-      <w:ind w:right="474"/>
-      <w:jc w:val="right"/>
-      <w:rPr>
-        <w:rFonts w:ascii="Calibri" w:eastAsia="Times New Roman" w:hAnsi="Calibri" w:cs="Times New Roman"/>
-        <w:b/>
-        <w:sz w:val="20"/>
-        <w:u w:val="single"/>
-        <w:lang w:eastAsia="es-MX"/>
-      </w:rPr>
-    </w:pPr>
-    <w:r>
-      <w:rPr>
-        <w:rFonts w:ascii="Calibri" w:eastAsia="Times New Roman" w:hAnsi="Calibri" w:cs="Times New Roman"/>
-        <w:b/>
-        <w:sz w:val="20"/>
-        <w:lang w:eastAsia="es-MX"/>
-      </w:rPr>
-      <w:t>CORREO: halcon_noe@yahoo.com.mx</w:t>
-    </w:r>
+      <w:pStyle w:val="Piedepgina"/>
+    </w:pPr>
   </w:p>
-  <w:p/>
   <w:p/>
 </w:ftr>
 </file>
@@ -3798,7 +4455,7 @@
           <wp:extent cx="1013460" cy="1013460"/>
           <wp:effectExtent l="0" t="0" r="0" b="0"/>
           <wp:wrapNone/>
-          <wp:docPr id="64510022" name="Imagen 64510022" descr="Logotipo, nombre de la empresa&#10;&#10;Descripción generada automáticamente"/>
+          <wp:docPr id="1423358386" name="Imagen 1423358386" descr="Logotipo, nombre de la empresa&#10;&#10;Descripción generada automáticamente"/>
           <wp:cNvGraphicFramePr>
             <a:graphicFrameLocks xmlns:a="http://schemas.openxmlformats.org/drawingml/2006/main" noChangeAspect="1"/>
           </wp:cNvGraphicFramePr>

--- a/Inputs/Templates/MF Gasolinera.docx
+++ b/Inputs/Templates/MF Gasolinera.docx
@@ -2160,6 +2160,7 @@
           <w:p>
             <w:pPr>
               <w:spacing w:after="200" w:line="276" w:lineRule="auto"/>
+              <w:jc w:val="both"/>
             </w:pPr>
             <w:r>
               <w:t>Cuenta con señales informativas de que hacer en caso de sismo e incendio con instrucciones claras sobre procedimientos de seguridad en caso de sismo o incendio, se sugiere mantener su correcta ubicación.</w:t>
@@ -2175,6 +2176,7 @@
           <w:p>
             <w:pPr>
               <w:spacing w:after="200" w:line="276" w:lineRule="auto"/>
+              <w:jc w:val="center"/>
             </w:pPr>
             <w:proofErr w:type="gramStart"/>
             <w:r>
@@ -2207,6 +2209,7 @@
           <w:p>
             <w:pPr>
               <w:spacing w:after="200" w:line="276" w:lineRule="auto"/>
+              <w:jc w:val="both"/>
             </w:pPr>
           </w:p>
         </w:tc>
@@ -2218,6 +2221,7 @@
           <w:p>
             <w:pPr>
               <w:spacing w:after="200" w:line="276" w:lineRule="auto"/>
+              <w:jc w:val="center"/>
             </w:pPr>
           </w:p>
         </w:tc>
@@ -2235,6 +2239,7 @@
           <w:p>
             <w:pPr>
               <w:spacing w:after="200" w:line="276" w:lineRule="auto"/>
+              <w:jc w:val="both"/>
             </w:pPr>
             <w:r>
               <w:t>Cuenta con señalización de punto de reunión visible que indica un área segura designada para concentrar al personal después de la evacuación en caso de emergencia, se recomienda verificar su accesibilidad y mantener libre de obstáculos de acuerdo con el plan de seguridad establecido.</w:t>
@@ -2250,6 +2255,7 @@
           <w:p>
             <w:pPr>
               <w:spacing w:after="200" w:line="276" w:lineRule="auto"/>
+              <w:jc w:val="center"/>
             </w:pPr>
             <w:proofErr w:type="gramStart"/>
             <w:r>
@@ -2279,6 +2285,7 @@
           <w:p>
             <w:pPr>
               <w:spacing w:after="200" w:line="276" w:lineRule="auto"/>
+              <w:jc w:val="both"/>
             </w:pPr>
           </w:p>
         </w:tc>
@@ -2290,6 +2297,7 @@
           <w:p>
             <w:pPr>
               <w:spacing w:after="200" w:line="276" w:lineRule="auto"/>
+              <w:jc w:val="center"/>
             </w:pPr>
           </w:p>
         </w:tc>
@@ -2307,6 +2315,7 @@
           <w:p>
             <w:pPr>
               <w:spacing w:after="200" w:line="276" w:lineRule="auto"/>
+              <w:jc w:val="both"/>
             </w:pPr>
             <w:r>
               <w:t>Cuenta con un área específica identificada como zona de menor riesgo para proporcionar resguardo temporal durante eventos peligrosos como sismos, se recomienda asegurar su visibilidad y accesibilidad conforme a los planes de emergencia establecidos.</w:t>
@@ -2322,6 +2331,7 @@
           <w:p>
             <w:pPr>
               <w:spacing w:after="200" w:line="276" w:lineRule="auto"/>
+              <w:jc w:val="center"/>
             </w:pPr>
             <w:proofErr w:type="gramStart"/>
             <w:r>
@@ -3900,7 +3910,6 @@
         <w:docPartUnique/>
       </w:docPartObj>
     </w:sdtPr>
-    <w:sdtEndPr/>
     <w:sdtContent>
       <w:sdt>
         <w:sdtPr>
@@ -3910,7 +3919,6 @@
             <w:docPartUnique/>
           </w:docPartObj>
         </w:sdtPr>
-        <w:sdtEndPr/>
         <w:sdtContent>
           <w:p>
             <w:pPr>
